--- a/Ecosphere_Comment_Hagan_SupportingInfo.docx
+++ b/Ecosphere_Comment_Hagan_SupportingInfo.docx
@@ -63,7 +63,7 @@
           <w:sz w:val="21"/>
           <w:szCs w:val="21"/>
         </w:rPr>
-        <w:t xml:space="preserve">Cross-map comparison. Three wall-to-wall classifications were placed on a common 100 m grid: the reproduced Hagan classifier; a logistic model of the FIA field class on Potapov (GEDI-calibrated) canopy height (calibrated to the FIA plot prevalence); and the USFS TreeMap 2022 imputation of FIA structural class. Pairwise Cohen kappa and Jaccard, three-way concordance, and the overlap of top-priority protected sets were computed. The privately held Seven Islands classification was reproduced and compared at plot and pixel scale (Table S4).</w:t>
+        <w:t xml:space="preserve">Cross-map comparison. Three wall-to-wall classifications were placed on a common 100 m grid: the reproduced Hagan classifier; a logistic model of the FIA field class on Potapov (GEDI-calibrated) canopy height (calibrated to the FIA plot prevalence); and the USFS TreeMap 2022 imputation of FIA structural class. Pairwise Cohen kappa and Jaccard, three-way concordance, and the overlap of top-priority protected sets were computed.</w:t>
       </w:r>
     </w:p>
     <w:p>
@@ -76,7 +76,7 @@
           <w:sz w:val="21"/>
           <w:szCs w:val="21"/>
         </w:rPr>
-        <w:t xml:space="preserve">Accuracy on the training plots. Cross-validated AUC (repeated stratified five-fold, 40 repeats) was estimated for three predictor sets (8 LiDAR metrics; canopy height only; ground structure) against three targets, under random forest and logistic regression (Table S1). The capacity of the LiDAR metrics to predict the ground structural attributes that define old growth was assessed by cross-validated R-squared (Table S7).</w:t>
+        <w:t xml:space="preserve">Accuracy on the training plots. Cross-validated AUC (repeated stratified five-fold, 40 repeats) was estimated for three predictor sets (8 LiDAR metrics; canopy height only; ground structure) against three targets, under random forest and logistic regression (Table S1). The capacity of the LiDAR metrics to predict the ground structural attributes that define old growth was assessed by cross-validated R-squared (Table S6).</w:t>
       </w:r>
     </w:p>
     <w:p>
@@ -7154,508 +7154,7 @@
         <w:pStyle w:val="Heading1"/>
       </w:pPr>
       <w:r>
-        <w:t xml:space="preserve">Table S4. Seven Islands (SILC) vs reproduced published model</w:t>
-      </w:r>
-    </w:p>
-    <w:tbl>
-      <w:tblPr>
-        <w:tblW w:type="dxa" w:w="9360"/>
-        <w:tblBorders>
-          <w:top w:val="single" w:color="auto" w:sz="4"/>
-          <w:left w:val="single" w:color="auto" w:sz="4"/>
-          <w:bottom w:val="single" w:color="auto" w:sz="4"/>
-          <w:right w:val="single" w:color="auto" w:sz="4"/>
-          <w:insideH w:val="single" w:color="auto" w:sz="4"/>
-          <w:insideV w:val="single" w:color="auto" w:sz="4"/>
-        </w:tblBorders>
-      </w:tblPr>
-      <w:tblGrid>
-        <w:gridCol w:w="3120"/>
-        <w:gridCol w:w="3120"/>
-        <w:gridCol w:w="3120"/>
-      </w:tblGrid>
-      <w:tr>
-        <w:tc>
-          <w:tcPr>
-            <w:tcW w:type="dxa" w:w="3120"/>
-            <w:tcBorders>
-              <w:top w:val="single" w:color="BBBBBB" w:sz="1"/>
-              <w:left w:val="single" w:color="BBBBBB" w:sz="1"/>
-              <w:bottom w:val="single" w:color="BBBBBB" w:sz="1"/>
-              <w:right w:val="single" w:color="BBBBBB" w:sz="1"/>
-            </w:tcBorders>
-            <w:shd w:fill="1A3D28" w:val="clear"/>
-            <w:tcMar>
-              <w:top w:type="dxa" w:w="40"/>
-              <w:left w:type="dxa" w:w="80"/>
-              <w:bottom w:type="dxa" w:w="40"/>
-              <w:right w:type="dxa" w:w="80"/>
-            </w:tcMar>
-          </w:tcPr>
-          <w:p>
-            <w:r>
-              <w:rPr>
-                <w:b/>
-                <w:bCs/>
-                <w:color w:val="FFFFFF"/>
-                <w:sz w:val="16"/>
-                <w:szCs w:val="16"/>
-              </w:rPr>
-              <w:t xml:space="preserve">comparison</w:t>
-            </w:r>
-          </w:p>
-        </w:tc>
-        <w:tc>
-          <w:tcPr>
-            <w:tcW w:type="dxa" w:w="3120"/>
-            <w:tcBorders>
-              <w:top w:val="single" w:color="BBBBBB" w:sz="1"/>
-              <w:left w:val="single" w:color="BBBBBB" w:sz="1"/>
-              <w:bottom w:val="single" w:color="BBBBBB" w:sz="1"/>
-              <w:right w:val="single" w:color="BBBBBB" w:sz="1"/>
-            </w:tcBorders>
-            <w:shd w:fill="1A3D28" w:val="clear"/>
-            <w:tcMar>
-              <w:top w:type="dxa" w:w="40"/>
-              <w:left w:type="dxa" w:w="80"/>
-              <w:bottom w:type="dxa" w:w="40"/>
-              <w:right w:type="dxa" w:w="80"/>
-            </w:tcMar>
-          </w:tcPr>
-          <w:p>
-            <w:r>
-              <w:rPr>
-                <w:b/>
-                <w:bCs/>
-                <w:color w:val="FFFFFF"/>
-                <w:sz w:val="16"/>
-                <w:szCs w:val="16"/>
-              </w:rPr>
-              <w:t xml:space="preserve">n</w:t>
-            </w:r>
-          </w:p>
-        </w:tc>
-        <w:tc>
-          <w:tcPr>
-            <w:tcW w:type="dxa" w:w="3120"/>
-            <w:tcBorders>
-              <w:top w:val="single" w:color="BBBBBB" w:sz="1"/>
-              <w:left w:val="single" w:color="BBBBBB" w:sz="1"/>
-              <w:bottom w:val="single" w:color="BBBBBB" w:sz="1"/>
-              <w:right w:val="single" w:color="BBBBBB" w:sz="1"/>
-            </w:tcBorders>
-            <w:shd w:fill="1A3D28" w:val="clear"/>
-            <w:tcMar>
-              <w:top w:type="dxa" w:w="40"/>
-              <w:left w:type="dxa" w:w="80"/>
-              <w:bottom w:type="dxa" w:w="40"/>
-              <w:right w:type="dxa" w:w="80"/>
-            </w:tcMar>
-          </w:tcPr>
-          <w:p>
-            <w:r>
-              <w:rPr>
-                <w:b/>
-                <w:bCs/>
-                <w:color w:val="FFFFFF"/>
-                <w:sz w:val="16"/>
-                <w:szCs w:val="16"/>
-              </w:rPr>
-              <w:t xml:space="preserve">kappa</w:t>
-            </w:r>
-          </w:p>
-        </w:tc>
-      </w:tr>
-      <w:tr>
-        <w:tc>
-          <w:tcPr>
-            <w:tcW w:type="dxa" w:w="3120"/>
-            <w:tcBorders>
-              <w:top w:val="single" w:color="BBBBBB" w:sz="1"/>
-              <w:left w:val="single" w:color="BBBBBB" w:sz="1"/>
-              <w:bottom w:val="single" w:color="BBBBBB" w:sz="1"/>
-              <w:right w:val="single" w:color="BBBBBB" w:sz="1"/>
-            </w:tcBorders>
-            <w:shd w:fill="FFFFFF" w:val="clear"/>
-            <w:tcMar>
-              <w:top w:type="dxa" w:w="40"/>
-              <w:left w:type="dxa" w:w="80"/>
-              <w:bottom w:type="dxa" w:w="40"/>
-              <w:right w:type="dxa" w:w="80"/>
-            </w:tcMar>
-          </w:tcPr>
-          <w:p>
-            <w:r>
-              <w:rPr>
-                <w:b w:val="false"/>
-                <w:bCs w:val="false"/>
-                <w:color w:val="000000"/>
-                <w:sz w:val="16"/>
-                <w:szCs w:val="16"/>
-              </w:rPr>
-              <w:t xml:space="preserve">SILC vs Reproduced-Hagan (any-LSOG)</w:t>
-            </w:r>
-          </w:p>
-        </w:tc>
-        <w:tc>
-          <w:tcPr>
-            <w:tcW w:type="dxa" w:w="3120"/>
-            <w:tcBorders>
-              <w:top w:val="single" w:color="BBBBBB" w:sz="1"/>
-              <w:left w:val="single" w:color="BBBBBB" w:sz="1"/>
-              <w:bottom w:val="single" w:color="BBBBBB" w:sz="1"/>
-              <w:right w:val="single" w:color="BBBBBB" w:sz="1"/>
-            </w:tcBorders>
-            <w:shd w:fill="FFFFFF" w:val="clear"/>
-            <w:tcMar>
-              <w:top w:type="dxa" w:w="40"/>
-              <w:left w:type="dxa" w:w="80"/>
-              <w:bottom w:type="dxa" w:w="40"/>
-              <w:right w:type="dxa" w:w="80"/>
-            </w:tcMar>
-          </w:tcPr>
-          <w:p>
-            <w:r>
-              <w:rPr>
-                <w:b w:val="false"/>
-                <w:bCs w:val="false"/>
-                <w:color w:val="000000"/>
-                <w:sz w:val="16"/>
-                <w:szCs w:val="16"/>
-              </w:rPr>
-              <w:t xml:space="preserve">124</w:t>
-            </w:r>
-          </w:p>
-        </w:tc>
-        <w:tc>
-          <w:tcPr>
-            <w:tcW w:type="dxa" w:w="3120"/>
-            <w:tcBorders>
-              <w:top w:val="single" w:color="BBBBBB" w:sz="1"/>
-              <w:left w:val="single" w:color="BBBBBB" w:sz="1"/>
-              <w:bottom w:val="single" w:color="BBBBBB" w:sz="1"/>
-              <w:right w:val="single" w:color="BBBBBB" w:sz="1"/>
-            </w:tcBorders>
-            <w:shd w:fill="FFFFFF" w:val="clear"/>
-            <w:tcMar>
-              <w:top w:type="dxa" w:w="40"/>
-              <w:left w:type="dxa" w:w="80"/>
-              <w:bottom w:type="dxa" w:w="40"/>
-              <w:right w:type="dxa" w:w="80"/>
-            </w:tcMar>
-          </w:tcPr>
-          <w:p>
-            <w:r>
-              <w:rPr>
-                <w:b w:val="false"/>
-                <w:bCs w:val="false"/>
-                <w:color w:val="000000"/>
-                <w:sz w:val="16"/>
-                <w:szCs w:val="16"/>
-              </w:rPr>
-              <w:t xml:space="preserve">0.951</w:t>
-            </w:r>
-          </w:p>
-        </w:tc>
-      </w:tr>
-      <w:tr>
-        <w:tc>
-          <w:tcPr>
-            <w:tcW w:type="dxa" w:w="3120"/>
-            <w:tcBorders>
-              <w:top w:val="single" w:color="BBBBBB" w:sz="1"/>
-              <w:left w:val="single" w:color="BBBBBB" w:sz="1"/>
-              <w:bottom w:val="single" w:color="BBBBBB" w:sz="1"/>
-              <w:right w:val="single" w:color="BBBBBB" w:sz="1"/>
-            </w:tcBorders>
-            <w:shd w:fill="FFFFFF" w:val="clear"/>
-            <w:tcMar>
-              <w:top w:type="dxa" w:w="40"/>
-              <w:left w:type="dxa" w:w="80"/>
-              <w:bottom w:type="dxa" w:w="40"/>
-              <w:right w:type="dxa" w:w="80"/>
-            </w:tcMar>
-          </w:tcPr>
-          <w:p>
-            <w:r>
-              <w:rPr>
-                <w:b w:val="false"/>
-                <w:bCs w:val="false"/>
-                <w:color w:val="000000"/>
-                <w:sz w:val="16"/>
-                <w:szCs w:val="16"/>
-              </w:rPr>
-              <w:t xml:space="preserve">SILC vs Reproduced-Hagan (LS+OG)</w:t>
-            </w:r>
-          </w:p>
-        </w:tc>
-        <w:tc>
-          <w:tcPr>
-            <w:tcW w:type="dxa" w:w="3120"/>
-            <w:tcBorders>
-              <w:top w:val="single" w:color="BBBBBB" w:sz="1"/>
-              <w:left w:val="single" w:color="BBBBBB" w:sz="1"/>
-              <w:bottom w:val="single" w:color="BBBBBB" w:sz="1"/>
-              <w:right w:val="single" w:color="BBBBBB" w:sz="1"/>
-            </w:tcBorders>
-            <w:shd w:fill="FFFFFF" w:val="clear"/>
-            <w:tcMar>
-              <w:top w:type="dxa" w:w="40"/>
-              <w:left w:type="dxa" w:w="80"/>
-              <w:bottom w:type="dxa" w:w="40"/>
-              <w:right w:type="dxa" w:w="80"/>
-            </w:tcMar>
-          </w:tcPr>
-          <w:p>
-            <w:r>
-              <w:rPr>
-                <w:b w:val="false"/>
-                <w:bCs w:val="false"/>
-                <w:color w:val="000000"/>
-                <w:sz w:val="16"/>
-                <w:szCs w:val="16"/>
-              </w:rPr>
-              <w:t xml:space="preserve">124</w:t>
-            </w:r>
-          </w:p>
-        </w:tc>
-        <w:tc>
-          <w:tcPr>
-            <w:tcW w:type="dxa" w:w="3120"/>
-            <w:tcBorders>
-              <w:top w:val="single" w:color="BBBBBB" w:sz="1"/>
-              <w:left w:val="single" w:color="BBBBBB" w:sz="1"/>
-              <w:bottom w:val="single" w:color="BBBBBB" w:sz="1"/>
-              <w:right w:val="single" w:color="BBBBBB" w:sz="1"/>
-            </w:tcBorders>
-            <w:shd w:fill="FFFFFF" w:val="clear"/>
-            <w:tcMar>
-              <w:top w:type="dxa" w:w="40"/>
-              <w:left w:type="dxa" w:w="80"/>
-              <w:bottom w:type="dxa" w:w="40"/>
-              <w:right w:type="dxa" w:w="80"/>
-            </w:tcMar>
-          </w:tcPr>
-          <w:p>
-            <w:r>
-              <w:rPr>
-                <w:b w:val="false"/>
-                <w:bCs w:val="false"/>
-                <w:color w:val="000000"/>
-                <w:sz w:val="16"/>
-                <w:szCs w:val="16"/>
-              </w:rPr>
-              <w:t xml:space="preserve">1</w:t>
-            </w:r>
-          </w:p>
-        </w:tc>
-      </w:tr>
-      <w:tr>
-        <w:tc>
-          <w:tcPr>
-            <w:tcW w:type="dxa" w:w="3120"/>
-            <w:tcBorders>
-              <w:top w:val="single" w:color="BBBBBB" w:sz="1"/>
-              <w:left w:val="single" w:color="BBBBBB" w:sz="1"/>
-              <w:bottom w:val="single" w:color="BBBBBB" w:sz="1"/>
-              <w:right w:val="single" w:color="BBBBBB" w:sz="1"/>
-            </w:tcBorders>
-            <w:shd w:fill="FFFFFF" w:val="clear"/>
-            <w:tcMar>
-              <w:top w:type="dxa" w:w="40"/>
-              <w:left w:type="dxa" w:w="80"/>
-              <w:bottom w:type="dxa" w:w="40"/>
-              <w:right w:type="dxa" w:w="80"/>
-            </w:tcMar>
-          </w:tcPr>
-          <w:p>
-            <w:r>
-              <w:rPr>
-                <w:b w:val="false"/>
-                <w:bCs w:val="false"/>
-                <w:color w:val="000000"/>
-                <w:sz w:val="16"/>
-                <w:szCs w:val="16"/>
-              </w:rPr>
-              <w:t xml:space="preserve">v5.1 vs SILC (any-LSOG)</w:t>
-            </w:r>
-          </w:p>
-        </w:tc>
-        <w:tc>
-          <w:tcPr>
-            <w:tcW w:type="dxa" w:w="3120"/>
-            <w:tcBorders>
-              <w:top w:val="single" w:color="BBBBBB" w:sz="1"/>
-              <w:left w:val="single" w:color="BBBBBB" w:sz="1"/>
-              <w:bottom w:val="single" w:color="BBBBBB" w:sz="1"/>
-              <w:right w:val="single" w:color="BBBBBB" w:sz="1"/>
-            </w:tcBorders>
-            <w:shd w:fill="FFFFFF" w:val="clear"/>
-            <w:tcMar>
-              <w:top w:type="dxa" w:w="40"/>
-              <w:left w:type="dxa" w:w="80"/>
-              <w:bottom w:type="dxa" w:w="40"/>
-              <w:right w:type="dxa" w:w="80"/>
-            </w:tcMar>
-          </w:tcPr>
-          <w:p>
-            <w:r>
-              <w:rPr>
-                <w:b w:val="false"/>
-                <w:bCs w:val="false"/>
-                <w:color w:val="000000"/>
-                <w:sz w:val="16"/>
-                <w:szCs w:val="16"/>
-              </w:rPr>
-              <w:t xml:space="preserve">125</w:t>
-            </w:r>
-          </w:p>
-        </w:tc>
-        <w:tc>
-          <w:tcPr>
-            <w:tcW w:type="dxa" w:w="3120"/>
-            <w:tcBorders>
-              <w:top w:val="single" w:color="BBBBBB" w:sz="1"/>
-              <w:left w:val="single" w:color="BBBBBB" w:sz="1"/>
-              <w:bottom w:val="single" w:color="BBBBBB" w:sz="1"/>
-              <w:right w:val="single" w:color="BBBBBB" w:sz="1"/>
-            </w:tcBorders>
-            <w:shd w:fill="FFFFFF" w:val="clear"/>
-            <w:tcMar>
-              <w:top w:type="dxa" w:w="40"/>
-              <w:left w:type="dxa" w:w="80"/>
-              <w:bottom w:type="dxa" w:w="40"/>
-              <w:right w:type="dxa" w:w="80"/>
-            </w:tcMar>
-          </w:tcPr>
-          <w:p>
-            <w:r>
-              <w:rPr>
-                <w:b w:val="false"/>
-                <w:bCs w:val="false"/>
-                <w:color w:val="000000"/>
-                <w:sz w:val="16"/>
-                <w:szCs w:val="16"/>
-              </w:rPr>
-              <w:t xml:space="preserve">0.065</w:t>
-            </w:r>
-          </w:p>
-        </w:tc>
-      </w:tr>
-      <w:tr>
-        <w:tc>
-          <w:tcPr>
-            <w:tcW w:type="dxa" w:w="3120"/>
-            <w:tcBorders>
-              <w:top w:val="single" w:color="BBBBBB" w:sz="1"/>
-              <w:left w:val="single" w:color="BBBBBB" w:sz="1"/>
-              <w:bottom w:val="single" w:color="BBBBBB" w:sz="1"/>
-              <w:right w:val="single" w:color="BBBBBB" w:sz="1"/>
-            </w:tcBorders>
-            <w:shd w:fill="FFFFFF" w:val="clear"/>
-            <w:tcMar>
-              <w:top w:type="dxa" w:w="40"/>
-              <w:left w:type="dxa" w:w="80"/>
-              <w:bottom w:type="dxa" w:w="40"/>
-              <w:right w:type="dxa" w:w="80"/>
-            </w:tcMar>
-          </w:tcPr>
-          <w:p>
-            <w:r>
-              <w:rPr>
-                <w:b w:val="false"/>
-                <w:bCs w:val="false"/>
-                <w:color w:val="000000"/>
-                <w:sz w:val="16"/>
-                <w:szCs w:val="16"/>
-              </w:rPr>
-              <w:t xml:space="preserve">v5.1 vs Reproduced-Hagan (any-LSOG)</w:t>
-            </w:r>
-          </w:p>
-        </w:tc>
-        <w:tc>
-          <w:tcPr>
-            <w:tcW w:type="dxa" w:w="3120"/>
-            <w:tcBorders>
-              <w:top w:val="single" w:color="BBBBBB" w:sz="1"/>
-              <w:left w:val="single" w:color="BBBBBB" w:sz="1"/>
-              <w:bottom w:val="single" w:color="BBBBBB" w:sz="1"/>
-              <w:right w:val="single" w:color="BBBBBB" w:sz="1"/>
-            </w:tcBorders>
-            <w:shd w:fill="FFFFFF" w:val="clear"/>
-            <w:tcMar>
-              <w:top w:type="dxa" w:w="40"/>
-              <w:left w:type="dxa" w:w="80"/>
-              <w:bottom w:type="dxa" w:w="40"/>
-              <w:right w:type="dxa" w:w="80"/>
-            </w:tcMar>
-          </w:tcPr>
-          <w:p>
-            <w:r>
-              <w:rPr>
-                <w:b w:val="false"/>
-                <w:bCs w:val="false"/>
-                <w:color w:val="000000"/>
-                <w:sz w:val="16"/>
-                <w:szCs w:val="16"/>
-              </w:rPr>
-              <w:t xml:space="preserve">124</w:t>
-            </w:r>
-          </w:p>
-        </w:tc>
-        <w:tc>
-          <w:tcPr>
-            <w:tcW w:type="dxa" w:w="3120"/>
-            <w:tcBorders>
-              <w:top w:val="single" w:color="BBBBBB" w:sz="1"/>
-              <w:left w:val="single" w:color="BBBBBB" w:sz="1"/>
-              <w:bottom w:val="single" w:color="BBBBBB" w:sz="1"/>
-              <w:right w:val="single" w:color="BBBBBB" w:sz="1"/>
-            </w:tcBorders>
-            <w:shd w:fill="FFFFFF" w:val="clear"/>
-            <w:tcMar>
-              <w:top w:type="dxa" w:w="40"/>
-              <w:left w:type="dxa" w:w="80"/>
-              <w:bottom w:type="dxa" w:w="40"/>
-              <w:right w:type="dxa" w:w="80"/>
-            </w:tcMar>
-          </w:tcPr>
-          <w:p>
-            <w:r>
-              <w:rPr>
-                <w:b w:val="false"/>
-                <w:bCs w:val="false"/>
-                <w:color w:val="000000"/>
-                <w:sz w:val="16"/>
-                <w:szCs w:val="16"/>
-              </w:rPr>
-              <w:t xml:space="preserve">0.05</w:t>
-            </w:r>
-          </w:p>
-        </w:tc>
-      </w:tr>
-    </w:tbl>
-    <w:p>
-      <w:pPr>
-        <w:spacing w:after="200" w:before="50"/>
-      </w:pPr>
-      <w:r>
-        <w:rPr>
-          <w:i/>
-          <w:iCs/>
-          <w:color w:val="555555"/>
-          <w:sz w:val="18"/>
-          <w:szCs w:val="18"/>
-        </w:rPr>
-        <w:t xml:space="preserve">Table S4. Agreement between the privately held Seven Islands classification and the reproduced published model, confirming they are effectively the same product.</w:t>
-      </w:r>
-    </w:p>
-    <w:p>
-      <w:pPr>
-        <w:pStyle w:val="Heading1"/>
-      </w:pPr>
-      <w:r>
-        <w:t xml:space="preserve">Table S5. Cross-method disagreement by owner class</w:t>
+        <w:t xml:space="preserve">Table S4. Cross-method disagreement by owner class</w:t>
       </w:r>
     </w:p>
     <w:tbl>
@@ -9362,7 +8861,7 @@
           <w:sz w:val="18"/>
           <w:szCs w:val="18"/>
         </w:rPr>
-        <w:t xml:space="preserve">Table S5. Of the LSOG flagged by any method, the share that is contested (flagged by one or two methods, not all) by owner class. Disagreement is pervasive across ownership.</w:t>
+        <w:t xml:space="preserve">Table S4. Of the LSOG flagged by any method, the share that is contested (flagged by one or two methods, not all) by owner class. Disagreement is pervasive across ownership.</w:t>
       </w:r>
     </w:p>
     <w:p>
@@ -9370,7 +8869,7 @@
         <w:pStyle w:val="Heading1"/>
       </w:pPr>
       <w:r>
-        <w:t xml:space="preserve">Table S6. TreeMap LSOG time series</w:t>
+        <w:t xml:space="preserve">Table S5. TreeMap LSOG time series</w:t>
       </w:r>
     </w:p>
     <w:tbl>
@@ -9892,7 +9391,7 @@
           <w:sz w:val="18"/>
           <w:szCs w:val="18"/>
         </w:rPr>
-        <w:t xml:space="preserve">Table S6. TreeMap-imputed LSOG area over 2016-2022 (native 30 m), Maine unorganized townships.</w:t>
+        <w:t xml:space="preserve">Table S5. TreeMap-imputed LSOG area over 2016-2022 (native 30 m), Maine unorganized townships.</w:t>
       </w:r>
     </w:p>
     <w:p>
@@ -9900,7 +9399,7 @@
         <w:pStyle w:val="Heading1"/>
       </w:pPr>
       <w:r>
-        <w:t xml:space="preserve">Table S7. LiDAR prediction of structure, and old-growth discriminators</w:t>
+        <w:t xml:space="preserve">Table S6. LiDAR prediction of structure, and old-growth discriminators</w:t>
       </w:r>
     </w:p>
     <w:tbl>
@@ -10666,7 +10165,7 @@
           <w:sz w:val="18"/>
           <w:szCs w:val="18"/>
         </w:rPr>
-        <w:t xml:space="preserve">Table S7a. Cross-validated R-squared for predicting ground structural attributes from the eight LiDAR metrics. Dead wood (CWD, snags) is poorly predicted.</w:t>
+        <w:t xml:space="preserve">Table S6a. Cross-validated R-squared for predicting ground structural attributes from the eight LiDAR metrics. Dead wood (CWD, snags) is poorly predicted.</w:t>
       </w:r>
     </w:p>
     <w:tbl>
@@ -12263,7 +11762,7 @@
           <w:sz w:val="18"/>
           <w:szCs w:val="18"/>
         </w:rPr>
-        <w:t xml:space="preserve">Table S7b. Old-growth discriminators (random forest variable importance) across LiDAR and ground-structure variables.</w:t>
+        <w:t xml:space="preserve">Table S6b. Old-growth discriminators (random forest variable importance) across LiDAR and ground-structure variables.</w:t>
       </w:r>
     </w:p>
     <w:p>

--- a/Ecosphere_Comment_Hagan_SupportingInfo.docx
+++ b/Ecosphere_Comment_Hagan_SupportingInfo.docx
@@ -126,6 +126,22 @@
         <w:t xml:space="preserve">Table S1. AUC by classifier and predictor set</w:t>
       </w:r>
     </w:p>
+    <w:p>
+      <w:pPr>
+        <w:keepNext/>
+        <w:spacing w:after="50" w:before="120"/>
+      </w:pPr>
+      <w:r>
+        <w:rPr>
+          <w:i/>
+          <w:iCs/>
+          <w:color w:val="555555"/>
+          <w:sz w:val="18"/>
+          <w:szCs w:val="18"/>
+        </w:rPr>
+        <w:t xml:space="preserve">Table S1. Cross-validated AUC (mean and 95% interval) by classifier (random forest, logistic regression), target, and predictor set. Canopy-height-only is weakest for old growth under both classifiers.</w:t>
+      </w:r>
+    </w:p>
     <w:tbl>
       <w:tblPr>
         <w:tblW w:type="dxa" w:w="9360"/>
@@ -147,6 +163,9 @@
         <w:gridCol w:w="1560"/>
       </w:tblGrid>
       <w:tr>
+        <w:trPr>
+          <w:cantSplit/>
+        </w:trPr>
         <w:tc>
           <w:tcPr>
             <w:tcW w:type="dxa" w:w="1560"/>
@@ -165,6 +184,9 @@
             </w:tcMar>
           </w:tcPr>
           <w:p>
+            <w:pPr>
+              <w:keepNext/>
+            </w:pPr>
             <w:r>
               <w:rPr>
                 <w:b/>
@@ -195,6 +217,9 @@
             </w:tcMar>
           </w:tcPr>
           <w:p>
+            <w:pPr>
+              <w:keepNext/>
+            </w:pPr>
             <w:r>
               <w:rPr>
                 <w:b/>
@@ -225,6 +250,9 @@
             </w:tcMar>
           </w:tcPr>
           <w:p>
+            <w:pPr>
+              <w:keepNext/>
+            </w:pPr>
             <w:r>
               <w:rPr>
                 <w:b/>
@@ -255,6 +283,9 @@
             </w:tcMar>
           </w:tcPr>
           <w:p>
+            <w:pPr>
+              <w:keepNext/>
+            </w:pPr>
             <w:r>
               <w:rPr>
                 <w:b/>
@@ -285,6 +316,9 @@
             </w:tcMar>
           </w:tcPr>
           <w:p>
+            <w:pPr>
+              <w:keepNext/>
+            </w:pPr>
             <w:r>
               <w:rPr>
                 <w:b/>
@@ -315,6 +349,9 @@
             </w:tcMar>
           </w:tcPr>
           <w:p>
+            <w:pPr>
+              <w:keepNext/>
+            </w:pPr>
             <w:r>
               <w:rPr>
                 <w:b/>
@@ -329,6 +366,9 @@
         </w:tc>
       </w:tr>
       <w:tr>
+        <w:trPr>
+          <w:cantSplit/>
+        </w:trPr>
         <w:tc>
           <w:tcPr>
             <w:tcW w:type="dxa" w:w="1560"/>
@@ -347,6 +387,9 @@
             </w:tcMar>
           </w:tcPr>
           <w:p>
+            <w:pPr>
+              <w:keepNext/>
+            </w:pPr>
             <w:r>
               <w:rPr>
                 <w:b w:val="false"/>
@@ -377,6 +420,9 @@
             </w:tcMar>
           </w:tcPr>
           <w:p>
+            <w:pPr>
+              <w:keepNext/>
+            </w:pPr>
             <w:r>
               <w:rPr>
                 <w:b w:val="false"/>
@@ -407,6 +453,9 @@
             </w:tcMar>
           </w:tcPr>
           <w:p>
+            <w:pPr>
+              <w:keepNext/>
+            </w:pPr>
             <w:r>
               <w:rPr>
                 <w:b w:val="false"/>
@@ -437,6 +486,9 @@
             </w:tcMar>
           </w:tcPr>
           <w:p>
+            <w:pPr>
+              <w:keepNext/>
+            </w:pPr>
             <w:r>
               <w:rPr>
                 <w:b w:val="false"/>
@@ -467,6 +519,9 @@
             </w:tcMar>
           </w:tcPr>
           <w:p>
+            <w:pPr>
+              <w:keepNext/>
+            </w:pPr>
             <w:r>
               <w:rPr>
                 <w:b w:val="false"/>
@@ -497,6 +552,9 @@
             </w:tcMar>
           </w:tcPr>
           <w:p>
+            <w:pPr>
+              <w:keepNext/>
+            </w:pPr>
             <w:r>
               <w:rPr>
                 <w:b w:val="false"/>
@@ -511,6 +569,9 @@
         </w:tc>
       </w:tr>
       <w:tr>
+        <w:trPr>
+          <w:cantSplit/>
+        </w:trPr>
         <w:tc>
           <w:tcPr>
             <w:tcW w:type="dxa" w:w="1560"/>
@@ -529,6 +590,9 @@
             </w:tcMar>
           </w:tcPr>
           <w:p>
+            <w:pPr>
+              <w:keepNext/>
+            </w:pPr>
             <w:r>
               <w:rPr>
                 <w:b w:val="false"/>
@@ -559,6 +623,9 @@
             </w:tcMar>
           </w:tcPr>
           <w:p>
+            <w:pPr>
+              <w:keepNext/>
+            </w:pPr>
             <w:r>
               <w:rPr>
                 <w:b w:val="false"/>
@@ -589,6 +656,9 @@
             </w:tcMar>
           </w:tcPr>
           <w:p>
+            <w:pPr>
+              <w:keepNext/>
+            </w:pPr>
             <w:r>
               <w:rPr>
                 <w:b w:val="false"/>
@@ -619,6 +689,9 @@
             </w:tcMar>
           </w:tcPr>
           <w:p>
+            <w:pPr>
+              <w:keepNext/>
+            </w:pPr>
             <w:r>
               <w:rPr>
                 <w:b w:val="false"/>
@@ -649,6 +722,9 @@
             </w:tcMar>
           </w:tcPr>
           <w:p>
+            <w:pPr>
+              <w:keepNext/>
+            </w:pPr>
             <w:r>
               <w:rPr>
                 <w:b w:val="false"/>
@@ -679,6 +755,9 @@
             </w:tcMar>
           </w:tcPr>
           <w:p>
+            <w:pPr>
+              <w:keepNext/>
+            </w:pPr>
             <w:r>
               <w:rPr>
                 <w:b w:val="false"/>
@@ -693,6 +772,9 @@
         </w:tc>
       </w:tr>
       <w:tr>
+        <w:trPr>
+          <w:cantSplit/>
+        </w:trPr>
         <w:tc>
           <w:tcPr>
             <w:tcW w:type="dxa" w:w="1560"/>
@@ -711,6 +793,9 @@
             </w:tcMar>
           </w:tcPr>
           <w:p>
+            <w:pPr>
+              <w:keepNext/>
+            </w:pPr>
             <w:r>
               <w:rPr>
                 <w:b w:val="false"/>
@@ -741,6 +826,9 @@
             </w:tcMar>
           </w:tcPr>
           <w:p>
+            <w:pPr>
+              <w:keepNext/>
+            </w:pPr>
             <w:r>
               <w:rPr>
                 <w:b w:val="false"/>
@@ -771,6 +859,9 @@
             </w:tcMar>
           </w:tcPr>
           <w:p>
+            <w:pPr>
+              <w:keepNext/>
+            </w:pPr>
             <w:r>
               <w:rPr>
                 <w:b w:val="false"/>
@@ -801,6 +892,9 @@
             </w:tcMar>
           </w:tcPr>
           <w:p>
+            <w:pPr>
+              <w:keepNext/>
+            </w:pPr>
             <w:r>
               <w:rPr>
                 <w:b w:val="false"/>
@@ -831,6 +925,9 @@
             </w:tcMar>
           </w:tcPr>
           <w:p>
+            <w:pPr>
+              <w:keepNext/>
+            </w:pPr>
             <w:r>
               <w:rPr>
                 <w:b w:val="false"/>
@@ -861,6 +958,9 @@
             </w:tcMar>
           </w:tcPr>
           <w:p>
+            <w:pPr>
+              <w:keepNext/>
+            </w:pPr>
             <w:r>
               <w:rPr>
                 <w:b w:val="false"/>
@@ -875,6 +975,9 @@
         </w:tc>
       </w:tr>
       <w:tr>
+        <w:trPr>
+          <w:cantSplit/>
+        </w:trPr>
         <w:tc>
           <w:tcPr>
             <w:tcW w:type="dxa" w:w="1560"/>
@@ -893,6 +996,9 @@
             </w:tcMar>
           </w:tcPr>
           <w:p>
+            <w:pPr>
+              <w:keepNext/>
+            </w:pPr>
             <w:r>
               <w:rPr>
                 <w:b w:val="false"/>
@@ -923,6 +1029,9 @@
             </w:tcMar>
           </w:tcPr>
           <w:p>
+            <w:pPr>
+              <w:keepNext/>
+            </w:pPr>
             <w:r>
               <w:rPr>
                 <w:b w:val="false"/>
@@ -953,6 +1062,9 @@
             </w:tcMar>
           </w:tcPr>
           <w:p>
+            <w:pPr>
+              <w:keepNext/>
+            </w:pPr>
             <w:r>
               <w:rPr>
                 <w:b w:val="false"/>
@@ -983,6 +1095,9 @@
             </w:tcMar>
           </w:tcPr>
           <w:p>
+            <w:pPr>
+              <w:keepNext/>
+            </w:pPr>
             <w:r>
               <w:rPr>
                 <w:b w:val="false"/>
@@ -1013,6 +1128,9 @@
             </w:tcMar>
           </w:tcPr>
           <w:p>
+            <w:pPr>
+              <w:keepNext/>
+            </w:pPr>
             <w:r>
               <w:rPr>
                 <w:b w:val="false"/>
@@ -1043,6 +1161,9 @@
             </w:tcMar>
           </w:tcPr>
           <w:p>
+            <w:pPr>
+              <w:keepNext/>
+            </w:pPr>
             <w:r>
               <w:rPr>
                 <w:b w:val="false"/>
@@ -1057,6 +1178,9 @@
         </w:tc>
       </w:tr>
       <w:tr>
+        <w:trPr>
+          <w:cantSplit/>
+        </w:trPr>
         <w:tc>
           <w:tcPr>
             <w:tcW w:type="dxa" w:w="1560"/>
@@ -1075,6 +1199,9 @@
             </w:tcMar>
           </w:tcPr>
           <w:p>
+            <w:pPr>
+              <w:keepNext/>
+            </w:pPr>
             <w:r>
               <w:rPr>
                 <w:b w:val="false"/>
@@ -1105,6 +1232,9 @@
             </w:tcMar>
           </w:tcPr>
           <w:p>
+            <w:pPr>
+              <w:keepNext/>
+            </w:pPr>
             <w:r>
               <w:rPr>
                 <w:b w:val="false"/>
@@ -1135,6 +1265,9 @@
             </w:tcMar>
           </w:tcPr>
           <w:p>
+            <w:pPr>
+              <w:keepNext/>
+            </w:pPr>
             <w:r>
               <w:rPr>
                 <w:b w:val="false"/>
@@ -1165,6 +1298,9 @@
             </w:tcMar>
           </w:tcPr>
           <w:p>
+            <w:pPr>
+              <w:keepNext/>
+            </w:pPr>
             <w:r>
               <w:rPr>
                 <w:b w:val="false"/>
@@ -1195,6 +1331,9 @@
             </w:tcMar>
           </w:tcPr>
           <w:p>
+            <w:pPr>
+              <w:keepNext/>
+            </w:pPr>
             <w:r>
               <w:rPr>
                 <w:b w:val="false"/>
@@ -1225,6 +1364,9 @@
             </w:tcMar>
           </w:tcPr>
           <w:p>
+            <w:pPr>
+              <w:keepNext/>
+            </w:pPr>
             <w:r>
               <w:rPr>
                 <w:b w:val="false"/>
@@ -1239,6 +1381,9 @@
         </w:tc>
       </w:tr>
       <w:tr>
+        <w:trPr>
+          <w:cantSplit/>
+        </w:trPr>
         <w:tc>
           <w:tcPr>
             <w:tcW w:type="dxa" w:w="1560"/>
@@ -1257,6 +1402,9 @@
             </w:tcMar>
           </w:tcPr>
           <w:p>
+            <w:pPr>
+              <w:keepNext/>
+            </w:pPr>
             <w:r>
               <w:rPr>
                 <w:b w:val="false"/>
@@ -1287,6 +1435,9 @@
             </w:tcMar>
           </w:tcPr>
           <w:p>
+            <w:pPr>
+              <w:keepNext/>
+            </w:pPr>
             <w:r>
               <w:rPr>
                 <w:b w:val="false"/>
@@ -1317,6 +1468,9 @@
             </w:tcMar>
           </w:tcPr>
           <w:p>
+            <w:pPr>
+              <w:keepNext/>
+            </w:pPr>
             <w:r>
               <w:rPr>
                 <w:b w:val="false"/>
@@ -1347,6 +1501,9 @@
             </w:tcMar>
           </w:tcPr>
           <w:p>
+            <w:pPr>
+              <w:keepNext/>
+            </w:pPr>
             <w:r>
               <w:rPr>
                 <w:b w:val="false"/>
@@ -1377,6 +1534,9 @@
             </w:tcMar>
           </w:tcPr>
           <w:p>
+            <w:pPr>
+              <w:keepNext/>
+            </w:pPr>
             <w:r>
               <w:rPr>
                 <w:b w:val="false"/>
@@ -1407,6 +1567,9 @@
             </w:tcMar>
           </w:tcPr>
           <w:p>
+            <w:pPr>
+              <w:keepNext/>
+            </w:pPr>
             <w:r>
               <w:rPr>
                 <w:b w:val="false"/>
@@ -1421,6 +1584,9 @@
         </w:tc>
       </w:tr>
       <w:tr>
+        <w:trPr>
+          <w:cantSplit/>
+        </w:trPr>
         <w:tc>
           <w:tcPr>
             <w:tcW w:type="dxa" w:w="1560"/>
@@ -1439,6 +1605,9 @@
             </w:tcMar>
           </w:tcPr>
           <w:p>
+            <w:pPr>
+              <w:keepNext/>
+            </w:pPr>
             <w:r>
               <w:rPr>
                 <w:b w:val="false"/>
@@ -1469,6 +1638,9 @@
             </w:tcMar>
           </w:tcPr>
           <w:p>
+            <w:pPr>
+              <w:keepNext/>
+            </w:pPr>
             <w:r>
               <w:rPr>
                 <w:b w:val="false"/>
@@ -1499,6 +1671,9 @@
             </w:tcMar>
           </w:tcPr>
           <w:p>
+            <w:pPr>
+              <w:keepNext/>
+            </w:pPr>
             <w:r>
               <w:rPr>
                 <w:b w:val="false"/>
@@ -1529,6 +1704,9 @@
             </w:tcMar>
           </w:tcPr>
           <w:p>
+            <w:pPr>
+              <w:keepNext/>
+            </w:pPr>
             <w:r>
               <w:rPr>
                 <w:b w:val="false"/>
@@ -1559,6 +1737,9 @@
             </w:tcMar>
           </w:tcPr>
           <w:p>
+            <w:pPr>
+              <w:keepNext/>
+            </w:pPr>
             <w:r>
               <w:rPr>
                 <w:b w:val="false"/>
@@ -1589,6 +1770,9 @@
             </w:tcMar>
           </w:tcPr>
           <w:p>
+            <w:pPr>
+              <w:keepNext/>
+            </w:pPr>
             <w:r>
               <w:rPr>
                 <w:b w:val="false"/>
@@ -1603,6 +1787,9 @@
         </w:tc>
       </w:tr>
       <w:tr>
+        <w:trPr>
+          <w:cantSplit/>
+        </w:trPr>
         <w:tc>
           <w:tcPr>
             <w:tcW w:type="dxa" w:w="1560"/>
@@ -1621,6 +1808,9 @@
             </w:tcMar>
           </w:tcPr>
           <w:p>
+            <w:pPr>
+              <w:keepNext/>
+            </w:pPr>
             <w:r>
               <w:rPr>
                 <w:b w:val="false"/>
@@ -1651,6 +1841,9 @@
             </w:tcMar>
           </w:tcPr>
           <w:p>
+            <w:pPr>
+              <w:keepNext/>
+            </w:pPr>
             <w:r>
               <w:rPr>
                 <w:b w:val="false"/>
@@ -1681,6 +1874,9 @@
             </w:tcMar>
           </w:tcPr>
           <w:p>
+            <w:pPr>
+              <w:keepNext/>
+            </w:pPr>
             <w:r>
               <w:rPr>
                 <w:b w:val="false"/>
@@ -1711,6 +1907,9 @@
             </w:tcMar>
           </w:tcPr>
           <w:p>
+            <w:pPr>
+              <w:keepNext/>
+            </w:pPr>
             <w:r>
               <w:rPr>
                 <w:b w:val="false"/>
@@ -1741,6 +1940,9 @@
             </w:tcMar>
           </w:tcPr>
           <w:p>
+            <w:pPr>
+              <w:keepNext/>
+            </w:pPr>
             <w:r>
               <w:rPr>
                 <w:b w:val="false"/>
@@ -1771,6 +1973,9 @@
             </w:tcMar>
           </w:tcPr>
           <w:p>
+            <w:pPr>
+              <w:keepNext/>
+            </w:pPr>
             <w:r>
               <w:rPr>
                 <w:b w:val="false"/>
@@ -1785,6 +1990,9 @@
         </w:tc>
       </w:tr>
       <w:tr>
+        <w:trPr>
+          <w:cantSplit/>
+        </w:trPr>
         <w:tc>
           <w:tcPr>
             <w:tcW w:type="dxa" w:w="1560"/>
@@ -1803,6 +2011,9 @@
             </w:tcMar>
           </w:tcPr>
           <w:p>
+            <w:pPr>
+              <w:keepNext/>
+            </w:pPr>
             <w:r>
               <w:rPr>
                 <w:b w:val="false"/>
@@ -1833,6 +2044,9 @@
             </w:tcMar>
           </w:tcPr>
           <w:p>
+            <w:pPr>
+              <w:keepNext/>
+            </w:pPr>
             <w:r>
               <w:rPr>
                 <w:b w:val="false"/>
@@ -1863,6 +2077,9 @@
             </w:tcMar>
           </w:tcPr>
           <w:p>
+            <w:pPr>
+              <w:keepNext/>
+            </w:pPr>
             <w:r>
               <w:rPr>
                 <w:b w:val="false"/>
@@ -1893,6 +2110,9 @@
             </w:tcMar>
           </w:tcPr>
           <w:p>
+            <w:pPr>
+              <w:keepNext/>
+            </w:pPr>
             <w:r>
               <w:rPr>
                 <w:b w:val="false"/>
@@ -1923,6 +2143,9 @@
             </w:tcMar>
           </w:tcPr>
           <w:p>
+            <w:pPr>
+              <w:keepNext/>
+            </w:pPr>
             <w:r>
               <w:rPr>
                 <w:b w:val="false"/>
@@ -1953,6 +2176,9 @@
             </w:tcMar>
           </w:tcPr>
           <w:p>
+            <w:pPr>
+              <w:keepNext/>
+            </w:pPr>
             <w:r>
               <w:rPr>
                 <w:b w:val="false"/>
@@ -1967,6 +2193,9 @@
         </w:tc>
       </w:tr>
       <w:tr>
+        <w:trPr>
+          <w:cantSplit/>
+        </w:trPr>
         <w:tc>
           <w:tcPr>
             <w:tcW w:type="dxa" w:w="1560"/>
@@ -1985,6 +2214,9 @@
             </w:tcMar>
           </w:tcPr>
           <w:p>
+            <w:pPr>
+              <w:keepNext/>
+            </w:pPr>
             <w:r>
               <w:rPr>
                 <w:b w:val="false"/>
@@ -2015,6 +2247,9 @@
             </w:tcMar>
           </w:tcPr>
           <w:p>
+            <w:pPr>
+              <w:keepNext/>
+            </w:pPr>
             <w:r>
               <w:rPr>
                 <w:b w:val="false"/>
@@ -2045,6 +2280,9 @@
             </w:tcMar>
           </w:tcPr>
           <w:p>
+            <w:pPr>
+              <w:keepNext/>
+            </w:pPr>
             <w:r>
               <w:rPr>
                 <w:b w:val="false"/>
@@ -2075,6 +2313,9 @@
             </w:tcMar>
           </w:tcPr>
           <w:p>
+            <w:pPr>
+              <w:keepNext/>
+            </w:pPr>
             <w:r>
               <w:rPr>
                 <w:b w:val="false"/>
@@ -2105,6 +2346,9 @@
             </w:tcMar>
           </w:tcPr>
           <w:p>
+            <w:pPr>
+              <w:keepNext/>
+            </w:pPr>
             <w:r>
               <w:rPr>
                 <w:b w:val="false"/>
@@ -2135,6 +2379,9 @@
             </w:tcMar>
           </w:tcPr>
           <w:p>
+            <w:pPr>
+              <w:keepNext/>
+            </w:pPr>
             <w:r>
               <w:rPr>
                 <w:b w:val="false"/>
@@ -2149,6 +2396,9 @@
         </w:tc>
       </w:tr>
       <w:tr>
+        <w:trPr>
+          <w:cantSplit/>
+        </w:trPr>
         <w:tc>
           <w:tcPr>
             <w:tcW w:type="dxa" w:w="1560"/>
@@ -2167,6 +2417,9 @@
             </w:tcMar>
           </w:tcPr>
           <w:p>
+            <w:pPr>
+              <w:keepNext/>
+            </w:pPr>
             <w:r>
               <w:rPr>
                 <w:b w:val="false"/>
@@ -2197,6 +2450,9 @@
             </w:tcMar>
           </w:tcPr>
           <w:p>
+            <w:pPr>
+              <w:keepNext/>
+            </w:pPr>
             <w:r>
               <w:rPr>
                 <w:b w:val="false"/>
@@ -2227,6 +2483,9 @@
             </w:tcMar>
           </w:tcPr>
           <w:p>
+            <w:pPr>
+              <w:keepNext/>
+            </w:pPr>
             <w:r>
               <w:rPr>
                 <w:b w:val="false"/>
@@ -2257,6 +2516,9 @@
             </w:tcMar>
           </w:tcPr>
           <w:p>
+            <w:pPr>
+              <w:keepNext/>
+            </w:pPr>
             <w:r>
               <w:rPr>
                 <w:b w:val="false"/>
@@ -2287,6 +2549,9 @@
             </w:tcMar>
           </w:tcPr>
           <w:p>
+            <w:pPr>
+              <w:keepNext/>
+            </w:pPr>
             <w:r>
               <w:rPr>
                 <w:b w:val="false"/>
@@ -2317,6 +2582,9 @@
             </w:tcMar>
           </w:tcPr>
           <w:p>
+            <w:pPr>
+              <w:keepNext/>
+            </w:pPr>
             <w:r>
               <w:rPr>
                 <w:b w:val="false"/>
@@ -2331,6 +2599,9 @@
         </w:tc>
       </w:tr>
       <w:tr>
+        <w:trPr>
+          <w:cantSplit/>
+        </w:trPr>
         <w:tc>
           <w:tcPr>
             <w:tcW w:type="dxa" w:w="1560"/>
@@ -2349,6 +2620,9 @@
             </w:tcMar>
           </w:tcPr>
           <w:p>
+            <w:pPr>
+              <w:keepNext/>
+            </w:pPr>
             <w:r>
               <w:rPr>
                 <w:b w:val="false"/>
@@ -2379,6 +2653,9 @@
             </w:tcMar>
           </w:tcPr>
           <w:p>
+            <w:pPr>
+              <w:keepNext/>
+            </w:pPr>
             <w:r>
               <w:rPr>
                 <w:b w:val="false"/>
@@ -2409,6 +2686,9 @@
             </w:tcMar>
           </w:tcPr>
           <w:p>
+            <w:pPr>
+              <w:keepNext/>
+            </w:pPr>
             <w:r>
               <w:rPr>
                 <w:b w:val="false"/>
@@ -2439,6 +2719,9 @@
             </w:tcMar>
           </w:tcPr>
           <w:p>
+            <w:pPr>
+              <w:keepNext/>
+            </w:pPr>
             <w:r>
               <w:rPr>
                 <w:b w:val="false"/>
@@ -2469,6 +2752,9 @@
             </w:tcMar>
           </w:tcPr>
           <w:p>
+            <w:pPr>
+              <w:keepNext/>
+            </w:pPr>
             <w:r>
               <w:rPr>
                 <w:b w:val="false"/>
@@ -2499,6 +2785,9 @@
             </w:tcMar>
           </w:tcPr>
           <w:p>
+            <w:pPr>
+              <w:keepNext/>
+            </w:pPr>
             <w:r>
               <w:rPr>
                 <w:b w:val="false"/>
@@ -2513,6 +2802,9 @@
         </w:tc>
       </w:tr>
       <w:tr>
+        <w:trPr>
+          <w:cantSplit/>
+        </w:trPr>
         <w:tc>
           <w:tcPr>
             <w:tcW w:type="dxa" w:w="1560"/>
@@ -2531,6 +2823,9 @@
             </w:tcMar>
           </w:tcPr>
           <w:p>
+            <w:pPr>
+              <w:keepNext/>
+            </w:pPr>
             <w:r>
               <w:rPr>
                 <w:b w:val="false"/>
@@ -2561,6 +2856,9 @@
             </w:tcMar>
           </w:tcPr>
           <w:p>
+            <w:pPr>
+              <w:keepNext/>
+            </w:pPr>
             <w:r>
               <w:rPr>
                 <w:b w:val="false"/>
@@ -2591,6 +2889,9 @@
             </w:tcMar>
           </w:tcPr>
           <w:p>
+            <w:pPr>
+              <w:keepNext/>
+            </w:pPr>
             <w:r>
               <w:rPr>
                 <w:b w:val="false"/>
@@ -2621,6 +2922,9 @@
             </w:tcMar>
           </w:tcPr>
           <w:p>
+            <w:pPr>
+              <w:keepNext/>
+            </w:pPr>
             <w:r>
               <w:rPr>
                 <w:b w:val="false"/>
@@ -2651,6 +2955,9 @@
             </w:tcMar>
           </w:tcPr>
           <w:p>
+            <w:pPr>
+              <w:keepNext/>
+            </w:pPr>
             <w:r>
               <w:rPr>
                 <w:b w:val="false"/>
@@ -2681,6 +2988,9 @@
             </w:tcMar>
           </w:tcPr>
           <w:p>
+            <w:pPr>
+              <w:keepNext/>
+            </w:pPr>
             <w:r>
               <w:rPr>
                 <w:b w:val="false"/>
@@ -2695,6 +3005,9 @@
         </w:tc>
       </w:tr>
       <w:tr>
+        <w:trPr>
+          <w:cantSplit/>
+        </w:trPr>
         <w:tc>
           <w:tcPr>
             <w:tcW w:type="dxa" w:w="1560"/>
@@ -2713,6 +3026,9 @@
             </w:tcMar>
           </w:tcPr>
           <w:p>
+            <w:pPr>
+              <w:keepNext/>
+            </w:pPr>
             <w:r>
               <w:rPr>
                 <w:b w:val="false"/>
@@ -2743,6 +3059,9 @@
             </w:tcMar>
           </w:tcPr>
           <w:p>
+            <w:pPr>
+              <w:keepNext/>
+            </w:pPr>
             <w:r>
               <w:rPr>
                 <w:b w:val="false"/>
@@ -2773,6 +3092,9 @@
             </w:tcMar>
           </w:tcPr>
           <w:p>
+            <w:pPr>
+              <w:keepNext/>
+            </w:pPr>
             <w:r>
               <w:rPr>
                 <w:b w:val="false"/>
@@ -2803,6 +3125,9 @@
             </w:tcMar>
           </w:tcPr>
           <w:p>
+            <w:pPr>
+              <w:keepNext/>
+            </w:pPr>
             <w:r>
               <w:rPr>
                 <w:b w:val="false"/>
@@ -2833,6 +3158,9 @@
             </w:tcMar>
           </w:tcPr>
           <w:p>
+            <w:pPr>
+              <w:keepNext/>
+            </w:pPr>
             <w:r>
               <w:rPr>
                 <w:b w:val="false"/>
@@ -2863,6 +3191,9 @@
             </w:tcMar>
           </w:tcPr>
           <w:p>
+            <w:pPr>
+              <w:keepNext/>
+            </w:pPr>
             <w:r>
               <w:rPr>
                 <w:b w:val="false"/>
@@ -2877,6 +3208,9 @@
         </w:tc>
       </w:tr>
       <w:tr>
+        <w:trPr>
+          <w:cantSplit/>
+        </w:trPr>
         <w:tc>
           <w:tcPr>
             <w:tcW w:type="dxa" w:w="1560"/>
@@ -2895,6 +3229,9 @@
             </w:tcMar>
           </w:tcPr>
           <w:p>
+            <w:pPr>
+              <w:keepNext/>
+            </w:pPr>
             <w:r>
               <w:rPr>
                 <w:b w:val="false"/>
@@ -2925,6 +3262,9 @@
             </w:tcMar>
           </w:tcPr>
           <w:p>
+            <w:pPr>
+              <w:keepNext/>
+            </w:pPr>
             <w:r>
               <w:rPr>
                 <w:b w:val="false"/>
@@ -2955,6 +3295,9 @@
             </w:tcMar>
           </w:tcPr>
           <w:p>
+            <w:pPr>
+              <w:keepNext/>
+            </w:pPr>
             <w:r>
               <w:rPr>
                 <w:b w:val="false"/>
@@ -2985,6 +3328,9 @@
             </w:tcMar>
           </w:tcPr>
           <w:p>
+            <w:pPr>
+              <w:keepNext/>
+            </w:pPr>
             <w:r>
               <w:rPr>
                 <w:b w:val="false"/>
@@ -3015,6 +3361,9 @@
             </w:tcMar>
           </w:tcPr>
           <w:p>
+            <w:pPr>
+              <w:keepNext/>
+            </w:pPr>
             <w:r>
               <w:rPr>
                 <w:b w:val="false"/>
@@ -3045,6 +3394,9 @@
             </w:tcMar>
           </w:tcPr>
           <w:p>
+            <w:pPr>
+              <w:keepNext/>
+            </w:pPr>
             <w:r>
               <w:rPr>
                 <w:b w:val="false"/>
@@ -3059,6 +3411,9 @@
         </w:tc>
       </w:tr>
       <w:tr>
+        <w:trPr>
+          <w:cantSplit/>
+        </w:trPr>
         <w:tc>
           <w:tcPr>
             <w:tcW w:type="dxa" w:w="1560"/>
@@ -3077,6 +3432,9 @@
             </w:tcMar>
           </w:tcPr>
           <w:p>
+            <w:pPr>
+              <w:keepNext/>
+            </w:pPr>
             <w:r>
               <w:rPr>
                 <w:b w:val="false"/>
@@ -3107,6 +3465,9 @@
             </w:tcMar>
           </w:tcPr>
           <w:p>
+            <w:pPr>
+              <w:keepNext/>
+            </w:pPr>
             <w:r>
               <w:rPr>
                 <w:b w:val="false"/>
@@ -3137,6 +3498,9 @@
             </w:tcMar>
           </w:tcPr>
           <w:p>
+            <w:pPr>
+              <w:keepNext/>
+            </w:pPr>
             <w:r>
               <w:rPr>
                 <w:b w:val="false"/>
@@ -3167,6 +3531,9 @@
             </w:tcMar>
           </w:tcPr>
           <w:p>
+            <w:pPr>
+              <w:keepNext/>
+            </w:pPr>
             <w:r>
               <w:rPr>
                 <w:b w:val="false"/>
@@ -3197,6 +3564,9 @@
             </w:tcMar>
           </w:tcPr>
           <w:p>
+            <w:pPr>
+              <w:keepNext/>
+            </w:pPr>
             <w:r>
               <w:rPr>
                 <w:b w:val="false"/>
@@ -3227,6 +3597,9 @@
             </w:tcMar>
           </w:tcPr>
           <w:p>
+            <w:pPr>
+              <w:keepNext/>
+            </w:pPr>
             <w:r>
               <w:rPr>
                 <w:b w:val="false"/>
@@ -3241,6 +3614,9 @@
         </w:tc>
       </w:tr>
       <w:tr>
+        <w:trPr>
+          <w:cantSplit/>
+        </w:trPr>
         <w:tc>
           <w:tcPr>
             <w:tcW w:type="dxa" w:w="1560"/>
@@ -3259,6 +3635,9 @@
             </w:tcMar>
           </w:tcPr>
           <w:p>
+            <w:pPr>
+              <w:keepNext/>
+            </w:pPr>
             <w:r>
               <w:rPr>
                 <w:b w:val="false"/>
@@ -3289,6 +3668,9 @@
             </w:tcMar>
           </w:tcPr>
           <w:p>
+            <w:pPr>
+              <w:keepNext/>
+            </w:pPr>
             <w:r>
               <w:rPr>
                 <w:b w:val="false"/>
@@ -3319,6 +3701,9 @@
             </w:tcMar>
           </w:tcPr>
           <w:p>
+            <w:pPr>
+              <w:keepNext/>
+            </w:pPr>
             <w:r>
               <w:rPr>
                 <w:b w:val="false"/>
@@ -3349,6 +3734,9 @@
             </w:tcMar>
           </w:tcPr>
           <w:p>
+            <w:pPr>
+              <w:keepNext/>
+            </w:pPr>
             <w:r>
               <w:rPr>
                 <w:b w:val="false"/>
@@ -3379,6 +3767,9 @@
             </w:tcMar>
           </w:tcPr>
           <w:p>
+            <w:pPr>
+              <w:keepNext/>
+            </w:pPr>
             <w:r>
               <w:rPr>
                 <w:b w:val="false"/>
@@ -3409,6 +3800,9 @@
             </w:tcMar>
           </w:tcPr>
           <w:p>
+            <w:pPr>
+              <w:keepNext/>
+            </w:pPr>
             <w:r>
               <w:rPr>
                 <w:b w:val="false"/>
@@ -3423,6 +3817,9 @@
         </w:tc>
       </w:tr>
       <w:tr>
+        <w:trPr>
+          <w:cantSplit/>
+        </w:trPr>
         <w:tc>
           <w:tcPr>
             <w:tcW w:type="dxa" w:w="1560"/>
@@ -3441,6 +3838,9 @@
             </w:tcMar>
           </w:tcPr>
           <w:p>
+            <w:pPr>
+              <w:keepNext w:val="false"/>
+            </w:pPr>
             <w:r>
               <w:rPr>
                 <w:b w:val="false"/>
@@ -3471,6 +3871,9 @@
             </w:tcMar>
           </w:tcPr>
           <w:p>
+            <w:pPr>
+              <w:keepNext w:val="false"/>
+            </w:pPr>
             <w:r>
               <w:rPr>
                 <w:b w:val="false"/>
@@ -3501,6 +3904,9 @@
             </w:tcMar>
           </w:tcPr>
           <w:p>
+            <w:pPr>
+              <w:keepNext w:val="false"/>
+            </w:pPr>
             <w:r>
               <w:rPr>
                 <w:b w:val="false"/>
@@ -3531,6 +3937,9 @@
             </w:tcMar>
           </w:tcPr>
           <w:p>
+            <w:pPr>
+              <w:keepNext w:val="false"/>
+            </w:pPr>
             <w:r>
               <w:rPr>
                 <w:b w:val="false"/>
@@ -3561,6 +3970,9 @@
             </w:tcMar>
           </w:tcPr>
           <w:p>
+            <w:pPr>
+              <w:keepNext w:val="false"/>
+            </w:pPr>
             <w:r>
               <w:rPr>
                 <w:b w:val="false"/>
@@ -3591,6 +4003,9 @@
             </w:tcMar>
           </w:tcPr>
           <w:p>
+            <w:pPr>
+              <w:keepNext w:val="false"/>
+            </w:pPr>
             <w:r>
               <w:rPr>
                 <w:b w:val="false"/>
@@ -3607,7 +4022,16 @@
     </w:tbl>
     <w:p>
       <w:pPr>
-        <w:spacing w:after="200" w:before="50"/>
+        <w:pStyle w:val="Heading1"/>
+      </w:pPr>
+      <w:r>
+        <w:t xml:space="preserve">Table S2. FIA design-based sensitivity to the large-tree threshold</w:t>
+      </w:r>
+    </w:p>
+    <w:p>
+      <w:pPr>
+        <w:keepNext/>
+        <w:spacing w:after="50" w:before="120"/>
       </w:pPr>
       <w:r>
         <w:rPr>
@@ -3617,15 +4041,7 @@
           <w:sz w:val="18"/>
           <w:szCs w:val="18"/>
         </w:rPr>
-        <w:t xml:space="preserve">Table S1. Cross-validated AUC (mean and 95% interval) by classifier (random forest, logistic regression), target, and predictor set. Canopy-height-only is weakest for old growth under both classifiers.</w:t>
-      </w:r>
-    </w:p>
-    <w:p>
-      <w:pPr>
-        <w:pStyle w:val="Heading1"/>
-      </w:pPr>
-      <w:r>
-        <w:t xml:space="preserve">Table S2. FIA design-based sensitivity to the large-tree threshold</w:t>
+        <w:t xml:space="preserve">Table S2. Design-based older-forest area (large-tree basal area domain) at three thresholds, with 95% CI and 2003-2024 trend. The increasing trend is robust to the threshold.</w:t>
       </w:r>
     </w:p>
     <w:tbl>
@@ -3651,6 +4067,9 @@
         <w:gridCol w:w="1170"/>
       </w:tblGrid>
       <w:tr>
+        <w:trPr>
+          <w:cantSplit/>
+        </w:trPr>
         <w:tc>
           <w:tcPr>
             <w:tcW w:type="dxa" w:w="1170"/>
@@ -3669,6 +4088,9 @@
             </w:tcMar>
           </w:tcPr>
           <w:p>
+            <w:pPr>
+              <w:keepNext/>
+            </w:pPr>
             <w:r>
               <w:rPr>
                 <w:b/>
@@ -3699,6 +4121,9 @@
             </w:tcMar>
           </w:tcPr>
           <w:p>
+            <w:pPr>
+              <w:keepNext/>
+            </w:pPr>
             <w:r>
               <w:rPr>
                 <w:b/>
@@ -3729,6 +4154,9 @@
             </w:tcMar>
           </w:tcPr>
           <w:p>
+            <w:pPr>
+              <w:keepNext/>
+            </w:pPr>
             <w:r>
               <w:rPr>
                 <w:b/>
@@ -3759,6 +4187,9 @@
             </w:tcMar>
           </w:tcPr>
           <w:p>
+            <w:pPr>
+              <w:keepNext/>
+            </w:pPr>
             <w:r>
               <w:rPr>
                 <w:b/>
@@ -3789,6 +4220,9 @@
             </w:tcMar>
           </w:tcPr>
           <w:p>
+            <w:pPr>
+              <w:keepNext/>
+            </w:pPr>
             <w:r>
               <w:rPr>
                 <w:b/>
@@ -3819,6 +4253,9 @@
             </w:tcMar>
           </w:tcPr>
           <w:p>
+            <w:pPr>
+              <w:keepNext/>
+            </w:pPr>
             <w:r>
               <w:rPr>
                 <w:b/>
@@ -3849,6 +4286,9 @@
             </w:tcMar>
           </w:tcPr>
           <w:p>
+            <w:pPr>
+              <w:keepNext/>
+            </w:pPr>
             <w:r>
               <w:rPr>
                 <w:b/>
@@ -3879,6 +4319,9 @@
             </w:tcMar>
           </w:tcPr>
           <w:p>
+            <w:pPr>
+              <w:keepNext/>
+            </w:pPr>
             <w:r>
               <w:rPr>
                 <w:b/>
@@ -3893,6 +4336,9 @@
         </w:tc>
       </w:tr>
       <w:tr>
+        <w:trPr>
+          <w:cantSplit/>
+        </w:trPr>
         <w:tc>
           <w:tcPr>
             <w:tcW w:type="dxa" w:w="1170"/>
@@ -3911,6 +4357,9 @@
             </w:tcMar>
           </w:tcPr>
           <w:p>
+            <w:pPr>
+              <w:keepNext/>
+            </w:pPr>
             <w:r>
               <w:rPr>
                 <w:b w:val="false"/>
@@ -3941,15 +4390,18 @@
             </w:tcMar>
           </w:tcPr>
           <w:p>
-            <w:r>
-              <w:rPr>
-                <w:b w:val="false"/>
-                <w:bCs w:val="false"/>
-                <w:color w:val="000000"/>
-                <w:sz w:val="16"/>
-                <w:szCs w:val="16"/>
-              </w:rPr>
-              <w:t xml:space="preserve">2,024</w:t>
+            <w:pPr>
+              <w:keepNext/>
+            </w:pPr>
+            <w:r>
+              <w:rPr>
+                <w:b w:val="false"/>
+                <w:bCs w:val="false"/>
+                <w:color w:val="000000"/>
+                <w:sz w:val="16"/>
+                <w:szCs w:val="16"/>
+              </w:rPr>
+              <w:t xml:space="preserve">2024</w:t>
             </w:r>
           </w:p>
         </w:tc>
@@ -3971,6 +4423,9 @@
             </w:tcMar>
           </w:tcPr>
           <w:p>
+            <w:pPr>
+              <w:keepNext/>
+            </w:pPr>
             <w:r>
               <w:rPr>
                 <w:b w:val="false"/>
@@ -4001,6 +4456,9 @@
             </w:tcMar>
           </w:tcPr>
           <w:p>
+            <w:pPr>
+              <w:keepNext/>
+            </w:pPr>
             <w:r>
               <w:rPr>
                 <w:b w:val="false"/>
@@ -4031,6 +4489,9 @@
             </w:tcMar>
           </w:tcPr>
           <w:p>
+            <w:pPr>
+              <w:keepNext/>
+            </w:pPr>
             <w:r>
               <w:rPr>
                 <w:b w:val="false"/>
@@ -4061,6 +4522,9 @@
             </w:tcMar>
           </w:tcPr>
           <w:p>
+            <w:pPr>
+              <w:keepNext/>
+            </w:pPr>
             <w:r>
               <w:rPr>
                 <w:b w:val="false"/>
@@ -4091,6 +4555,9 @@
             </w:tcMar>
           </w:tcPr>
           <w:p>
+            <w:pPr>
+              <w:keepNext/>
+            </w:pPr>
             <w:r>
               <w:rPr>
                 <w:b w:val="false"/>
@@ -4121,6 +4588,9 @@
             </w:tcMar>
           </w:tcPr>
           <w:p>
+            <w:pPr>
+              <w:keepNext/>
+            </w:pPr>
             <w:r>
               <w:rPr>
                 <w:b w:val="false"/>
@@ -4135,6 +4605,9 @@
         </w:tc>
       </w:tr>
       <w:tr>
+        <w:trPr>
+          <w:cantSplit/>
+        </w:trPr>
         <w:tc>
           <w:tcPr>
             <w:tcW w:type="dxa" w:w="1170"/>
@@ -4153,6 +4626,9 @@
             </w:tcMar>
           </w:tcPr>
           <w:p>
+            <w:pPr>
+              <w:keepNext/>
+            </w:pPr>
             <w:r>
               <w:rPr>
                 <w:b w:val="false"/>
@@ -4183,15 +4659,18 @@
             </w:tcMar>
           </w:tcPr>
           <w:p>
-            <w:r>
-              <w:rPr>
-                <w:b w:val="false"/>
-                <w:bCs w:val="false"/>
-                <w:color w:val="000000"/>
-                <w:sz w:val="16"/>
-                <w:szCs w:val="16"/>
-              </w:rPr>
-              <w:t xml:space="preserve">2,024</w:t>
+            <w:pPr>
+              <w:keepNext/>
+            </w:pPr>
+            <w:r>
+              <w:rPr>
+                <w:b w:val="false"/>
+                <w:bCs w:val="false"/>
+                <w:color w:val="000000"/>
+                <w:sz w:val="16"/>
+                <w:szCs w:val="16"/>
+              </w:rPr>
+              <w:t xml:space="preserve">2024</w:t>
             </w:r>
           </w:p>
         </w:tc>
@@ -4213,6 +4692,9 @@
             </w:tcMar>
           </w:tcPr>
           <w:p>
+            <w:pPr>
+              <w:keepNext/>
+            </w:pPr>
             <w:r>
               <w:rPr>
                 <w:b w:val="false"/>
@@ -4243,6 +4725,9 @@
             </w:tcMar>
           </w:tcPr>
           <w:p>
+            <w:pPr>
+              <w:keepNext/>
+            </w:pPr>
             <w:r>
               <w:rPr>
                 <w:b w:val="false"/>
@@ -4273,6 +4758,9 @@
             </w:tcMar>
           </w:tcPr>
           <w:p>
+            <w:pPr>
+              <w:keepNext/>
+            </w:pPr>
             <w:r>
               <w:rPr>
                 <w:b w:val="false"/>
@@ -4303,6 +4791,9 @@
             </w:tcMar>
           </w:tcPr>
           <w:p>
+            <w:pPr>
+              <w:keepNext/>
+            </w:pPr>
             <w:r>
               <w:rPr>
                 <w:b w:val="false"/>
@@ -4333,6 +4824,9 @@
             </w:tcMar>
           </w:tcPr>
           <w:p>
+            <w:pPr>
+              <w:keepNext/>
+            </w:pPr>
             <w:r>
               <w:rPr>
                 <w:b w:val="false"/>
@@ -4363,6 +4857,9 @@
             </w:tcMar>
           </w:tcPr>
           <w:p>
+            <w:pPr>
+              <w:keepNext/>
+            </w:pPr>
             <w:r>
               <w:rPr>
                 <w:b w:val="false"/>
@@ -4377,6 +4874,9 @@
         </w:tc>
       </w:tr>
       <w:tr>
+        <w:trPr>
+          <w:cantSplit/>
+        </w:trPr>
         <w:tc>
           <w:tcPr>
             <w:tcW w:type="dxa" w:w="1170"/>
@@ -4395,6 +4895,9 @@
             </w:tcMar>
           </w:tcPr>
           <w:p>
+            <w:pPr>
+              <w:keepNext w:val="false"/>
+            </w:pPr>
             <w:r>
               <w:rPr>
                 <w:b w:val="false"/>
@@ -4425,15 +4928,18 @@
             </w:tcMar>
           </w:tcPr>
           <w:p>
-            <w:r>
-              <w:rPr>
-                <w:b w:val="false"/>
-                <w:bCs w:val="false"/>
-                <w:color w:val="000000"/>
-                <w:sz w:val="16"/>
-                <w:szCs w:val="16"/>
-              </w:rPr>
-              <w:t xml:space="preserve">2,024</w:t>
+            <w:pPr>
+              <w:keepNext w:val="false"/>
+            </w:pPr>
+            <w:r>
+              <w:rPr>
+                <w:b w:val="false"/>
+                <w:bCs w:val="false"/>
+                <w:color w:val="000000"/>
+                <w:sz w:val="16"/>
+                <w:szCs w:val="16"/>
+              </w:rPr>
+              <w:t xml:space="preserve">2024</w:t>
             </w:r>
           </w:p>
         </w:tc>
@@ -4455,6 +4961,9 @@
             </w:tcMar>
           </w:tcPr>
           <w:p>
+            <w:pPr>
+              <w:keepNext w:val="false"/>
+            </w:pPr>
             <w:r>
               <w:rPr>
                 <w:b w:val="false"/>
@@ -4485,6 +4994,9 @@
             </w:tcMar>
           </w:tcPr>
           <w:p>
+            <w:pPr>
+              <w:keepNext w:val="false"/>
+            </w:pPr>
             <w:r>
               <w:rPr>
                 <w:b w:val="false"/>
@@ -4515,6 +5027,9 @@
             </w:tcMar>
           </w:tcPr>
           <w:p>
+            <w:pPr>
+              <w:keepNext w:val="false"/>
+            </w:pPr>
             <w:r>
               <w:rPr>
                 <w:b w:val="false"/>
@@ -4545,6 +5060,9 @@
             </w:tcMar>
           </w:tcPr>
           <w:p>
+            <w:pPr>
+              <w:keepNext w:val="false"/>
+            </w:pPr>
             <w:r>
               <w:rPr>
                 <w:b w:val="false"/>
@@ -4575,6 +5093,9 @@
             </w:tcMar>
           </w:tcPr>
           <w:p>
+            <w:pPr>
+              <w:keepNext w:val="false"/>
+            </w:pPr>
             <w:r>
               <w:rPr>
                 <w:b w:val="false"/>
@@ -4605,6 +5126,9 @@
             </w:tcMar>
           </w:tcPr>
           <w:p>
+            <w:pPr>
+              <w:keepNext w:val="false"/>
+            </w:pPr>
             <w:r>
               <w:rPr>
                 <w:b w:val="false"/>
@@ -4621,7 +5145,16 @@
     </w:tbl>
     <w:p>
       <w:pPr>
-        <w:spacing w:after="200" w:before="50"/>
+        <w:pStyle w:val="Heading1"/>
+      </w:pPr>
+      <w:r>
+        <w:t xml:space="preserve">Table S2b. FIA older forest by ownership (private commercial vs public)</w:t>
+      </w:r>
+    </w:p>
+    <w:p>
+      <w:pPr>
+        <w:keepNext/>
+        <w:spacing w:after="50" w:before="120"/>
       </w:pPr>
       <w:r>
         <w:rPr>
@@ -4631,15 +5164,7 @@
           <w:sz w:val="18"/>
           <w:szCs w:val="18"/>
         </w:rPr>
-        <w:t xml:space="preserve">Table S2. Design-based older-forest area (large-tree basal area domain) at three thresholds, with 95% CI and 2003-2024 trend. The increasing trend is robust to the threshold.</w:t>
-      </w:r>
-    </w:p>
-    <w:p>
-      <w:pPr>
-        <w:pStyle w:val="Heading1"/>
-      </w:pPr>
-      <w:r>
-        <w:t xml:space="preserve">Table S2b. FIA older forest by ownership (private commercial vs public)</w:t>
+        <w:t xml:space="preserve">Table S2b. Design-based older-forest area by ownership group with 95% CI and 2003-2024 trend. Older forest is rising on private commercial timberland as well as public land.</w:t>
       </w:r>
     </w:p>
     <w:tbl>
@@ -4665,6 +5190,9 @@
         <w:gridCol w:w="1170"/>
       </w:tblGrid>
       <w:tr>
+        <w:trPr>
+          <w:cantSplit/>
+        </w:trPr>
         <w:tc>
           <w:tcPr>
             <w:tcW w:type="dxa" w:w="1170"/>
@@ -4683,6 +5211,9 @@
             </w:tcMar>
           </w:tcPr>
           <w:p>
+            <w:pPr>
+              <w:keepNext/>
+            </w:pPr>
             <w:r>
               <w:rPr>
                 <w:b/>
@@ -4713,6 +5244,9 @@
             </w:tcMar>
           </w:tcPr>
           <w:p>
+            <w:pPr>
+              <w:keepNext/>
+            </w:pPr>
             <w:r>
               <w:rPr>
                 <w:b/>
@@ -4743,6 +5277,9 @@
             </w:tcMar>
           </w:tcPr>
           <w:p>
+            <w:pPr>
+              <w:keepNext/>
+            </w:pPr>
             <w:r>
               <w:rPr>
                 <w:b/>
@@ -4773,6 +5310,9 @@
             </w:tcMar>
           </w:tcPr>
           <w:p>
+            <w:pPr>
+              <w:keepNext/>
+            </w:pPr>
             <w:r>
               <w:rPr>
                 <w:b/>
@@ -4803,6 +5343,9 @@
             </w:tcMar>
           </w:tcPr>
           <w:p>
+            <w:pPr>
+              <w:keepNext/>
+            </w:pPr>
             <w:r>
               <w:rPr>
                 <w:b/>
@@ -4833,6 +5376,9 @@
             </w:tcMar>
           </w:tcPr>
           <w:p>
+            <w:pPr>
+              <w:keepNext/>
+            </w:pPr>
             <w:r>
               <w:rPr>
                 <w:b/>
@@ -4863,6 +5409,9 @@
             </w:tcMar>
           </w:tcPr>
           <w:p>
+            <w:pPr>
+              <w:keepNext/>
+            </w:pPr>
             <w:r>
               <w:rPr>
                 <w:b/>
@@ -4893,6 +5442,9 @@
             </w:tcMar>
           </w:tcPr>
           <w:p>
+            <w:pPr>
+              <w:keepNext/>
+            </w:pPr>
             <w:r>
               <w:rPr>
                 <w:b/>
@@ -4907,6 +5459,9 @@
         </w:tc>
       </w:tr>
       <w:tr>
+        <w:trPr>
+          <w:cantSplit/>
+        </w:trPr>
         <w:tc>
           <w:tcPr>
             <w:tcW w:type="dxa" w:w="1170"/>
@@ -4925,6 +5480,9 @@
             </w:tcMar>
           </w:tcPr>
           <w:p>
+            <w:pPr>
+              <w:keepNext/>
+            </w:pPr>
             <w:r>
               <w:rPr>
                 <w:b w:val="false"/>
@@ -4955,6 +5513,9 @@
             </w:tcMar>
           </w:tcPr>
           <w:p>
+            <w:pPr>
+              <w:keepNext/>
+            </w:pPr>
             <w:r>
               <w:rPr>
                 <w:b w:val="false"/>
@@ -4985,6 +5546,9 @@
             </w:tcMar>
           </w:tcPr>
           <w:p>
+            <w:pPr>
+              <w:keepNext/>
+            </w:pPr>
             <w:r>
               <w:rPr>
                 <w:b w:val="false"/>
@@ -5015,6 +5579,9 @@
             </w:tcMar>
           </w:tcPr>
           <w:p>
+            <w:pPr>
+              <w:keepNext/>
+            </w:pPr>
             <w:r>
               <w:rPr>
                 <w:b w:val="false"/>
@@ -5045,6 +5612,9 @@
             </w:tcMar>
           </w:tcPr>
           <w:p>
+            <w:pPr>
+              <w:keepNext/>
+            </w:pPr>
             <w:r>
               <w:rPr>
                 <w:b w:val="false"/>
@@ -5075,6 +5645,9 @@
             </w:tcMar>
           </w:tcPr>
           <w:p>
+            <w:pPr>
+              <w:keepNext/>
+            </w:pPr>
             <w:r>
               <w:rPr>
                 <w:b w:val="false"/>
@@ -5105,6 +5678,9 @@
             </w:tcMar>
           </w:tcPr>
           <w:p>
+            <w:pPr>
+              <w:keepNext/>
+            </w:pPr>
             <w:r>
               <w:rPr>
                 <w:b w:val="false"/>
@@ -5135,6 +5711,9 @@
             </w:tcMar>
           </w:tcPr>
           <w:p>
+            <w:pPr>
+              <w:keepNext/>
+            </w:pPr>
             <w:r>
               <w:rPr>
                 <w:b w:val="false"/>
@@ -5149,6 +5728,9 @@
         </w:tc>
       </w:tr>
       <w:tr>
+        <w:trPr>
+          <w:cantSplit/>
+        </w:trPr>
         <w:tc>
           <w:tcPr>
             <w:tcW w:type="dxa" w:w="1170"/>
@@ -5167,6 +5749,9 @@
             </w:tcMar>
           </w:tcPr>
           <w:p>
+            <w:pPr>
+              <w:keepNext/>
+            </w:pPr>
             <w:r>
               <w:rPr>
                 <w:b w:val="false"/>
@@ -5197,6 +5782,9 @@
             </w:tcMar>
           </w:tcPr>
           <w:p>
+            <w:pPr>
+              <w:keepNext/>
+            </w:pPr>
             <w:r>
               <w:rPr>
                 <w:b w:val="false"/>
@@ -5227,6 +5815,9 @@
             </w:tcMar>
           </w:tcPr>
           <w:p>
+            <w:pPr>
+              <w:keepNext/>
+            </w:pPr>
             <w:r>
               <w:rPr>
                 <w:b w:val="false"/>
@@ -5257,6 +5848,9 @@
             </w:tcMar>
           </w:tcPr>
           <w:p>
+            <w:pPr>
+              <w:keepNext/>
+            </w:pPr>
             <w:r>
               <w:rPr>
                 <w:b w:val="false"/>
@@ -5287,6 +5881,9 @@
             </w:tcMar>
           </w:tcPr>
           <w:p>
+            <w:pPr>
+              <w:keepNext/>
+            </w:pPr>
             <w:r>
               <w:rPr>
                 <w:b w:val="false"/>
@@ -5317,6 +5914,9 @@
             </w:tcMar>
           </w:tcPr>
           <w:p>
+            <w:pPr>
+              <w:keepNext/>
+            </w:pPr>
             <w:r>
               <w:rPr>
                 <w:b w:val="false"/>
@@ -5347,6 +5947,9 @@
             </w:tcMar>
           </w:tcPr>
           <w:p>
+            <w:pPr>
+              <w:keepNext/>
+            </w:pPr>
             <w:r>
               <w:rPr>
                 <w:b w:val="false"/>
@@ -5377,6 +5980,9 @@
             </w:tcMar>
           </w:tcPr>
           <w:p>
+            <w:pPr>
+              <w:keepNext/>
+            </w:pPr>
             <w:r>
               <w:rPr>
                 <w:b w:val="false"/>
@@ -5391,6 +5997,9 @@
         </w:tc>
       </w:tr>
       <w:tr>
+        <w:trPr>
+          <w:cantSplit/>
+        </w:trPr>
         <w:tc>
           <w:tcPr>
             <w:tcW w:type="dxa" w:w="1170"/>
@@ -5409,6 +6018,9 @@
             </w:tcMar>
           </w:tcPr>
           <w:p>
+            <w:pPr>
+              <w:keepNext/>
+            </w:pPr>
             <w:r>
               <w:rPr>
                 <w:b w:val="false"/>
@@ -5439,6 +6051,9 @@
             </w:tcMar>
           </w:tcPr>
           <w:p>
+            <w:pPr>
+              <w:keepNext/>
+            </w:pPr>
             <w:r>
               <w:rPr>
                 <w:b w:val="false"/>
@@ -5469,6 +6084,9 @@
             </w:tcMar>
           </w:tcPr>
           <w:p>
+            <w:pPr>
+              <w:keepNext/>
+            </w:pPr>
             <w:r>
               <w:rPr>
                 <w:b w:val="false"/>
@@ -5499,6 +6117,9 @@
             </w:tcMar>
           </w:tcPr>
           <w:p>
+            <w:pPr>
+              <w:keepNext/>
+            </w:pPr>
             <w:r>
               <w:rPr>
                 <w:b w:val="false"/>
@@ -5529,6 +6150,9 @@
             </w:tcMar>
           </w:tcPr>
           <w:p>
+            <w:pPr>
+              <w:keepNext/>
+            </w:pPr>
             <w:r>
               <w:rPr>
                 <w:b w:val="false"/>
@@ -5559,6 +6183,9 @@
             </w:tcMar>
           </w:tcPr>
           <w:p>
+            <w:pPr>
+              <w:keepNext/>
+            </w:pPr>
             <w:r>
               <w:rPr>
                 <w:b w:val="false"/>
@@ -5589,6 +6216,9 @@
             </w:tcMar>
           </w:tcPr>
           <w:p>
+            <w:pPr>
+              <w:keepNext/>
+            </w:pPr>
             <w:r>
               <w:rPr>
                 <w:b w:val="false"/>
@@ -5619,6 +6249,9 @@
             </w:tcMar>
           </w:tcPr>
           <w:p>
+            <w:pPr>
+              <w:keepNext/>
+            </w:pPr>
             <w:r>
               <w:rPr>
                 <w:b w:val="false"/>
@@ -5633,6 +6266,9 @@
         </w:tc>
       </w:tr>
       <w:tr>
+        <w:trPr>
+          <w:cantSplit/>
+        </w:trPr>
         <w:tc>
           <w:tcPr>
             <w:tcW w:type="dxa" w:w="1170"/>
@@ -5651,6 +6287,9 @@
             </w:tcMar>
           </w:tcPr>
           <w:p>
+            <w:pPr>
+              <w:keepNext w:val="false"/>
+            </w:pPr>
             <w:r>
               <w:rPr>
                 <w:b w:val="false"/>
@@ -5681,6 +6320,9 @@
             </w:tcMar>
           </w:tcPr>
           <w:p>
+            <w:pPr>
+              <w:keepNext w:val="false"/>
+            </w:pPr>
             <w:r>
               <w:rPr>
                 <w:b w:val="false"/>
@@ -5711,6 +6353,9 @@
             </w:tcMar>
           </w:tcPr>
           <w:p>
+            <w:pPr>
+              <w:keepNext w:val="false"/>
+            </w:pPr>
             <w:r>
               <w:rPr>
                 <w:b w:val="false"/>
@@ -5741,6 +6386,9 @@
             </w:tcMar>
           </w:tcPr>
           <w:p>
+            <w:pPr>
+              <w:keepNext w:val="false"/>
+            </w:pPr>
             <w:r>
               <w:rPr>
                 <w:b w:val="false"/>
@@ -5771,6 +6419,9 @@
             </w:tcMar>
           </w:tcPr>
           <w:p>
+            <w:pPr>
+              <w:keepNext w:val="false"/>
+            </w:pPr>
             <w:r>
               <w:rPr>
                 <w:b w:val="false"/>
@@ -5801,6 +6452,9 @@
             </w:tcMar>
           </w:tcPr>
           <w:p>
+            <w:pPr>
+              <w:keepNext w:val="false"/>
+            </w:pPr>
             <w:r>
               <w:rPr>
                 <w:b w:val="false"/>
@@ -5831,6 +6485,9 @@
             </w:tcMar>
           </w:tcPr>
           <w:p>
+            <w:pPr>
+              <w:keepNext w:val="false"/>
+            </w:pPr>
             <w:r>
               <w:rPr>
                 <w:b w:val="false"/>
@@ -5861,6 +6518,9 @@
             </w:tcMar>
           </w:tcPr>
           <w:p>
+            <w:pPr>
+              <w:keepNext w:val="false"/>
+            </w:pPr>
             <w:r>
               <w:rPr>
                 <w:b w:val="false"/>
@@ -5877,7 +6537,16 @@
     </w:tbl>
     <w:p>
       <w:pPr>
-        <w:spacing w:after="200" w:before="50"/>
+        <w:pStyle w:val="Heading1"/>
+      </w:pPr>
+      <w:r>
+        <w:t xml:space="preserve">Table S3. Random forest stochasticity (20-seed ensemble)</w:t>
+      </w:r>
+    </w:p>
+    <w:p>
+      <w:pPr>
+        <w:keepNext/>
+        <w:spacing w:after="50" w:before="120"/>
       </w:pPr>
       <w:r>
         <w:rPr>
@@ -5887,15 +6556,7 @@
           <w:sz w:val="18"/>
           <w:szCs w:val="18"/>
         </w:rPr>
-        <w:t xml:space="preserve">Table S2b. Design-based older-forest area by ownership group with 95% CI and 2003-2024 trend. Older forest is rising on private commercial timberland as well as public land.</w:t>
-      </w:r>
-    </w:p>
-    <w:p>
-      <w:pPr>
-        <w:pStyle w:val="Heading1"/>
-      </w:pPr>
-      <w:r>
-        <w:t xml:space="preserve">Table S3. Random forest stochasticity (20-seed ensemble)</w:t>
+        <w:t xml:space="preserve">Table S3. Mean, SD, and range across 20 random forest seeds for reproduced accuracy, wall-to-wall area, and cross-validation agreement.</w:t>
       </w:r>
     </w:p>
     <w:tbl>
@@ -5918,6 +6579,9 @@
         <w:gridCol w:w="1872"/>
       </w:tblGrid>
       <w:tr>
+        <w:trPr>
+          <w:cantSplit/>
+        </w:trPr>
         <w:tc>
           <w:tcPr>
             <w:tcW w:type="dxa" w:w="1872"/>
@@ -5936,6 +6600,9 @@
             </w:tcMar>
           </w:tcPr>
           <w:p>
+            <w:pPr>
+              <w:keepNext/>
+            </w:pPr>
             <w:r>
               <w:rPr>
                 <w:b/>
@@ -5966,6 +6633,9 @@
             </w:tcMar>
           </w:tcPr>
           <w:p>
+            <w:pPr>
+              <w:keepNext/>
+            </w:pPr>
             <w:r>
               <w:rPr>
                 <w:b/>
@@ -5996,6 +6666,9 @@
             </w:tcMar>
           </w:tcPr>
           <w:p>
+            <w:pPr>
+              <w:keepNext/>
+            </w:pPr>
             <w:r>
               <w:rPr>
                 <w:b/>
@@ -6026,6 +6699,9 @@
             </w:tcMar>
           </w:tcPr>
           <w:p>
+            <w:pPr>
+              <w:keepNext/>
+            </w:pPr>
             <w:r>
               <w:rPr>
                 <w:b/>
@@ -6056,6 +6732,9 @@
             </w:tcMar>
           </w:tcPr>
           <w:p>
+            <w:pPr>
+              <w:keepNext/>
+            </w:pPr>
             <w:r>
               <w:rPr>
                 <w:b/>
@@ -6070,6 +6749,9 @@
         </w:tc>
       </w:tr>
       <w:tr>
+        <w:trPr>
+          <w:cantSplit/>
+        </w:trPr>
         <w:tc>
           <w:tcPr>
             <w:tcW w:type="dxa" w:w="1872"/>
@@ -6088,6 +6770,9 @@
             </w:tcMar>
           </w:tcPr>
           <w:p>
+            <w:pPr>
+              <w:keepNext/>
+            </w:pPr>
             <w:r>
               <w:rPr>
                 <w:b w:val="false"/>
@@ -6118,6 +6803,9 @@
             </w:tcMar>
           </w:tcPr>
           <w:p>
+            <w:pPr>
+              <w:keepNext/>
+            </w:pPr>
             <w:r>
               <w:rPr>
                 <w:b w:val="false"/>
@@ -6148,6 +6836,9 @@
             </w:tcMar>
           </w:tcPr>
           <w:p>
+            <w:pPr>
+              <w:keepNext/>
+            </w:pPr>
             <w:r>
               <w:rPr>
                 <w:b w:val="false"/>
@@ -6178,6 +6869,9 @@
             </w:tcMar>
           </w:tcPr>
           <w:p>
+            <w:pPr>
+              <w:keepNext/>
+            </w:pPr>
             <w:r>
               <w:rPr>
                 <w:b w:val="false"/>
@@ -6208,6 +6902,9 @@
             </w:tcMar>
           </w:tcPr>
           <w:p>
+            <w:pPr>
+              <w:keepNext/>
+            </w:pPr>
             <w:r>
               <w:rPr>
                 <w:b w:val="false"/>
@@ -6222,6 +6919,9 @@
         </w:tc>
       </w:tr>
       <w:tr>
+        <w:trPr>
+          <w:cantSplit/>
+        </w:trPr>
         <w:tc>
           <w:tcPr>
             <w:tcW w:type="dxa" w:w="1872"/>
@@ -6240,6 +6940,9 @@
             </w:tcMar>
           </w:tcPr>
           <w:p>
+            <w:pPr>
+              <w:keepNext/>
+            </w:pPr>
             <w:r>
               <w:rPr>
                 <w:b w:val="false"/>
@@ -6270,6 +6973,9 @@
             </w:tcMar>
           </w:tcPr>
           <w:p>
+            <w:pPr>
+              <w:keepNext/>
+            </w:pPr>
             <w:r>
               <w:rPr>
                 <w:b w:val="false"/>
@@ -6300,6 +7006,9 @@
             </w:tcMar>
           </w:tcPr>
           <w:p>
+            <w:pPr>
+              <w:keepNext/>
+            </w:pPr>
             <w:r>
               <w:rPr>
                 <w:b w:val="false"/>
@@ -6330,6 +7039,9 @@
             </w:tcMar>
           </w:tcPr>
           <w:p>
+            <w:pPr>
+              <w:keepNext/>
+            </w:pPr>
             <w:r>
               <w:rPr>
                 <w:b w:val="false"/>
@@ -6360,6 +7072,9 @@
             </w:tcMar>
           </w:tcPr>
           <w:p>
+            <w:pPr>
+              <w:keepNext/>
+            </w:pPr>
             <w:r>
               <w:rPr>
                 <w:b w:val="false"/>
@@ -6374,6 +7089,9 @@
         </w:tc>
       </w:tr>
       <w:tr>
+        <w:trPr>
+          <w:cantSplit/>
+        </w:trPr>
         <w:tc>
           <w:tcPr>
             <w:tcW w:type="dxa" w:w="1872"/>
@@ -6392,6 +7110,9 @@
             </w:tcMar>
           </w:tcPr>
           <w:p>
+            <w:pPr>
+              <w:keepNext/>
+            </w:pPr>
             <w:r>
               <w:rPr>
                 <w:b w:val="false"/>
@@ -6422,6 +7143,9 @@
             </w:tcMar>
           </w:tcPr>
           <w:p>
+            <w:pPr>
+              <w:keepNext/>
+            </w:pPr>
             <w:r>
               <w:rPr>
                 <w:b w:val="false"/>
@@ -6452,6 +7176,9 @@
             </w:tcMar>
           </w:tcPr>
           <w:p>
+            <w:pPr>
+              <w:keepNext/>
+            </w:pPr>
             <w:r>
               <w:rPr>
                 <w:b w:val="false"/>
@@ -6482,6 +7209,9 @@
             </w:tcMar>
           </w:tcPr>
           <w:p>
+            <w:pPr>
+              <w:keepNext/>
+            </w:pPr>
             <w:r>
               <w:rPr>
                 <w:b w:val="false"/>
@@ -6512,6 +7242,9 @@
             </w:tcMar>
           </w:tcPr>
           <w:p>
+            <w:pPr>
+              <w:keepNext/>
+            </w:pPr>
             <w:r>
               <w:rPr>
                 <w:b w:val="false"/>
@@ -6526,6 +7259,9 @@
         </w:tc>
       </w:tr>
       <w:tr>
+        <w:trPr>
+          <w:cantSplit/>
+        </w:trPr>
         <w:tc>
           <w:tcPr>
             <w:tcW w:type="dxa" w:w="1872"/>
@@ -6544,6 +7280,9 @@
             </w:tcMar>
           </w:tcPr>
           <w:p>
+            <w:pPr>
+              <w:keepNext/>
+            </w:pPr>
             <w:r>
               <w:rPr>
                 <w:b w:val="false"/>
@@ -6574,6 +7313,9 @@
             </w:tcMar>
           </w:tcPr>
           <w:p>
+            <w:pPr>
+              <w:keepNext/>
+            </w:pPr>
             <w:r>
               <w:rPr>
                 <w:b w:val="false"/>
@@ -6604,6 +7346,9 @@
             </w:tcMar>
           </w:tcPr>
           <w:p>
+            <w:pPr>
+              <w:keepNext/>
+            </w:pPr>
             <w:r>
               <w:rPr>
                 <w:b w:val="false"/>
@@ -6634,6 +7379,9 @@
             </w:tcMar>
           </w:tcPr>
           <w:p>
+            <w:pPr>
+              <w:keepNext/>
+            </w:pPr>
             <w:r>
               <w:rPr>
                 <w:b w:val="false"/>
@@ -6664,6 +7412,9 @@
             </w:tcMar>
           </w:tcPr>
           <w:p>
+            <w:pPr>
+              <w:keepNext/>
+            </w:pPr>
             <w:r>
               <w:rPr>
                 <w:b w:val="false"/>
@@ -6678,6 +7429,9 @@
         </w:tc>
       </w:tr>
       <w:tr>
+        <w:trPr>
+          <w:cantSplit/>
+        </w:trPr>
         <w:tc>
           <w:tcPr>
             <w:tcW w:type="dxa" w:w="1872"/>
@@ -6696,6 +7450,9 @@
             </w:tcMar>
           </w:tcPr>
           <w:p>
+            <w:pPr>
+              <w:keepNext/>
+            </w:pPr>
             <w:r>
               <w:rPr>
                 <w:b w:val="false"/>
@@ -6726,6 +7483,9 @@
             </w:tcMar>
           </w:tcPr>
           <w:p>
+            <w:pPr>
+              <w:keepNext/>
+            </w:pPr>
             <w:r>
               <w:rPr>
                 <w:b w:val="false"/>
@@ -6756,6 +7516,9 @@
             </w:tcMar>
           </w:tcPr>
           <w:p>
+            <w:pPr>
+              <w:keepNext/>
+            </w:pPr>
             <w:r>
               <w:rPr>
                 <w:b w:val="false"/>
@@ -6786,6 +7549,9 @@
             </w:tcMar>
           </w:tcPr>
           <w:p>
+            <w:pPr>
+              <w:keepNext/>
+            </w:pPr>
             <w:r>
               <w:rPr>
                 <w:b w:val="false"/>
@@ -6816,6 +7582,9 @@
             </w:tcMar>
           </w:tcPr>
           <w:p>
+            <w:pPr>
+              <w:keepNext/>
+            </w:pPr>
             <w:r>
               <w:rPr>
                 <w:b w:val="false"/>
@@ -6830,6 +7599,9 @@
         </w:tc>
       </w:tr>
       <w:tr>
+        <w:trPr>
+          <w:cantSplit/>
+        </w:trPr>
         <w:tc>
           <w:tcPr>
             <w:tcW w:type="dxa" w:w="1872"/>
@@ -6848,6 +7620,9 @@
             </w:tcMar>
           </w:tcPr>
           <w:p>
+            <w:pPr>
+              <w:keepNext/>
+            </w:pPr>
             <w:r>
               <w:rPr>
                 <w:b w:val="false"/>
@@ -6878,6 +7653,9 @@
             </w:tcMar>
           </w:tcPr>
           <w:p>
+            <w:pPr>
+              <w:keepNext/>
+            </w:pPr>
             <w:r>
               <w:rPr>
                 <w:b w:val="false"/>
@@ -6908,6 +7686,9 @@
             </w:tcMar>
           </w:tcPr>
           <w:p>
+            <w:pPr>
+              <w:keepNext/>
+            </w:pPr>
             <w:r>
               <w:rPr>
                 <w:b w:val="false"/>
@@ -6938,6 +7719,9 @@
             </w:tcMar>
           </w:tcPr>
           <w:p>
+            <w:pPr>
+              <w:keepNext/>
+            </w:pPr>
             <w:r>
               <w:rPr>
                 <w:b w:val="false"/>
@@ -6968,6 +7752,9 @@
             </w:tcMar>
           </w:tcPr>
           <w:p>
+            <w:pPr>
+              <w:keepNext/>
+            </w:pPr>
             <w:r>
               <w:rPr>
                 <w:b w:val="false"/>
@@ -6982,6 +7769,9 @@
         </w:tc>
       </w:tr>
       <w:tr>
+        <w:trPr>
+          <w:cantSplit/>
+        </w:trPr>
         <w:tc>
           <w:tcPr>
             <w:tcW w:type="dxa" w:w="1872"/>
@@ -7000,6 +7790,9 @@
             </w:tcMar>
           </w:tcPr>
           <w:p>
+            <w:pPr>
+              <w:keepNext w:val="false"/>
+            </w:pPr>
             <w:r>
               <w:rPr>
                 <w:b w:val="false"/>
@@ -7030,6 +7823,9 @@
             </w:tcMar>
           </w:tcPr>
           <w:p>
+            <w:pPr>
+              <w:keepNext w:val="false"/>
+            </w:pPr>
             <w:r>
               <w:rPr>
                 <w:b w:val="false"/>
@@ -7060,6 +7856,9 @@
             </w:tcMar>
           </w:tcPr>
           <w:p>
+            <w:pPr>
+              <w:keepNext w:val="false"/>
+            </w:pPr>
             <w:r>
               <w:rPr>
                 <w:b w:val="false"/>
@@ -7090,6 +7889,9 @@
             </w:tcMar>
           </w:tcPr>
           <w:p>
+            <w:pPr>
+              <w:keepNext w:val="false"/>
+            </w:pPr>
             <w:r>
               <w:rPr>
                 <w:b w:val="false"/>
@@ -7120,6 +7922,9 @@
             </w:tcMar>
           </w:tcPr>
           <w:p>
+            <w:pPr>
+              <w:keepNext w:val="false"/>
+            </w:pPr>
             <w:r>
               <w:rPr>
                 <w:b w:val="false"/>
@@ -7136,7 +7941,16 @@
     </w:tbl>
     <w:p>
       <w:pPr>
-        <w:spacing w:after="200" w:before="50"/>
+        <w:pStyle w:val="Heading1"/>
+      </w:pPr>
+      <w:r>
+        <w:t xml:space="preserve">Table S4. Cross-method disagreement by owner class</w:t>
+      </w:r>
+    </w:p>
+    <w:p>
+      <w:pPr>
+        <w:keepNext/>
+        <w:spacing w:after="50" w:before="120"/>
       </w:pPr>
       <w:r>
         <w:rPr>
@@ -7146,15 +7960,7 @@
           <w:sz w:val="18"/>
           <w:szCs w:val="18"/>
         </w:rPr>
-        <w:t xml:space="preserve">Table S3. Mean, SD, and range across 20 random forest seeds for reproduced accuracy, wall-to-wall area, and cross-validation agreement.</w:t>
-      </w:r>
-    </w:p>
-    <w:p>
-      <w:pPr>
-        <w:pStyle w:val="Heading1"/>
-      </w:pPr>
-      <w:r>
-        <w:t xml:space="preserve">Table S4. Cross-method disagreement by owner class</w:t>
+        <w:t xml:space="preserve">Table S4. Of the LSOG flagged by any method, the share that is contested (flagged by one or two methods, not all) by owner class. Disagreement is pervasive across ownership.</w:t>
       </w:r>
     </w:p>
     <w:tbl>
@@ -7177,6 +7983,9 @@
         <w:gridCol w:w="1872"/>
       </w:tblGrid>
       <w:tr>
+        <w:trPr>
+          <w:cantSplit/>
+        </w:trPr>
         <w:tc>
           <w:tcPr>
             <w:tcW w:type="dxa" w:w="1872"/>
@@ -7195,6 +8004,9 @@
             </w:tcMar>
           </w:tcPr>
           <w:p>
+            <w:pPr>
+              <w:keepNext/>
+            </w:pPr>
             <w:r>
               <w:rPr>
                 <w:b/>
@@ -7225,6 +8037,9 @@
             </w:tcMar>
           </w:tcPr>
           <w:p>
+            <w:pPr>
+              <w:keepNext/>
+            </w:pPr>
             <w:r>
               <w:rPr>
                 <w:b/>
@@ -7255,6 +8070,9 @@
             </w:tcMar>
           </w:tcPr>
           <w:p>
+            <w:pPr>
+              <w:keepNext/>
+            </w:pPr>
             <w:r>
               <w:rPr>
                 <w:b/>
@@ -7285,6 +8103,9 @@
             </w:tcMar>
           </w:tcPr>
           <w:p>
+            <w:pPr>
+              <w:keepNext/>
+            </w:pPr>
             <w:r>
               <w:rPr>
                 <w:b/>
@@ -7315,6 +8136,9 @@
             </w:tcMar>
           </w:tcPr>
           <w:p>
+            <w:pPr>
+              <w:keepNext/>
+            </w:pPr>
             <w:r>
               <w:rPr>
                 <w:b/>
@@ -7329,6 +8153,9 @@
         </w:tc>
       </w:tr>
       <w:tr>
+        <w:trPr>
+          <w:cantSplit/>
+        </w:trPr>
         <w:tc>
           <w:tcPr>
             <w:tcW w:type="dxa" w:w="1872"/>
@@ -7347,6 +8174,9 @@
             </w:tcMar>
           </w:tcPr>
           <w:p>
+            <w:pPr>
+              <w:keepNext/>
+            </w:pPr>
             <w:r>
               <w:rPr>
                 <w:b w:val="false"/>
@@ -7377,6 +8207,9 @@
             </w:tcMar>
           </w:tcPr>
           <w:p>
+            <w:pPr>
+              <w:keepNext/>
+            </w:pPr>
             <w:r>
               <w:rPr>
                 <w:b w:val="false"/>
@@ -7407,6 +8240,9 @@
             </w:tcMar>
           </w:tcPr>
           <w:p>
+            <w:pPr>
+              <w:keepNext/>
+            </w:pPr>
             <w:r>
               <w:rPr>
                 <w:b w:val="false"/>
@@ -7437,6 +8273,9 @@
             </w:tcMar>
           </w:tcPr>
           <w:p>
+            <w:pPr>
+              <w:keepNext/>
+            </w:pPr>
             <w:r>
               <w:rPr>
                 <w:b w:val="false"/>
@@ -7467,6 +8306,9 @@
             </w:tcMar>
           </w:tcPr>
           <w:p>
+            <w:pPr>
+              <w:keepNext/>
+            </w:pPr>
             <w:r>
               <w:rPr>
                 <w:b w:val="false"/>
@@ -7481,6 +8323,9 @@
         </w:tc>
       </w:tr>
       <w:tr>
+        <w:trPr>
+          <w:cantSplit/>
+        </w:trPr>
         <w:tc>
           <w:tcPr>
             <w:tcW w:type="dxa" w:w="1872"/>
@@ -7499,6 +8344,9 @@
             </w:tcMar>
           </w:tcPr>
           <w:p>
+            <w:pPr>
+              <w:keepNext/>
+            </w:pPr>
             <w:r>
               <w:rPr>
                 <w:b w:val="false"/>
@@ -7529,6 +8377,9 @@
             </w:tcMar>
           </w:tcPr>
           <w:p>
+            <w:pPr>
+              <w:keepNext/>
+            </w:pPr>
             <w:r>
               <w:rPr>
                 <w:b w:val="false"/>
@@ -7559,6 +8410,9 @@
             </w:tcMar>
           </w:tcPr>
           <w:p>
+            <w:pPr>
+              <w:keepNext/>
+            </w:pPr>
             <w:r>
               <w:rPr>
                 <w:b w:val="false"/>
@@ -7589,6 +8443,9 @@
             </w:tcMar>
           </w:tcPr>
           <w:p>
+            <w:pPr>
+              <w:keepNext/>
+            </w:pPr>
             <w:r>
               <w:rPr>
                 <w:b w:val="false"/>
@@ -7619,6 +8476,9 @@
             </w:tcMar>
           </w:tcPr>
           <w:p>
+            <w:pPr>
+              <w:keepNext/>
+            </w:pPr>
             <w:r>
               <w:rPr>
                 <w:b w:val="false"/>
@@ -7633,6 +8493,9 @@
         </w:tc>
       </w:tr>
       <w:tr>
+        <w:trPr>
+          <w:cantSplit/>
+        </w:trPr>
         <w:tc>
           <w:tcPr>
             <w:tcW w:type="dxa" w:w="1872"/>
@@ -7651,6 +8514,9 @@
             </w:tcMar>
           </w:tcPr>
           <w:p>
+            <w:pPr>
+              <w:keepNext/>
+            </w:pPr>
             <w:r>
               <w:rPr>
                 <w:b w:val="false"/>
@@ -7681,6 +8547,9 @@
             </w:tcMar>
           </w:tcPr>
           <w:p>
+            <w:pPr>
+              <w:keepNext/>
+            </w:pPr>
             <w:r>
               <w:rPr>
                 <w:b w:val="false"/>
@@ -7711,6 +8580,9 @@
             </w:tcMar>
           </w:tcPr>
           <w:p>
+            <w:pPr>
+              <w:keepNext/>
+            </w:pPr>
             <w:r>
               <w:rPr>
                 <w:b w:val="false"/>
@@ -7741,6 +8613,9 @@
             </w:tcMar>
           </w:tcPr>
           <w:p>
+            <w:pPr>
+              <w:keepNext/>
+            </w:pPr>
             <w:r>
               <w:rPr>
                 <w:b w:val="false"/>
@@ -7771,6 +8646,9 @@
             </w:tcMar>
           </w:tcPr>
           <w:p>
+            <w:pPr>
+              <w:keepNext/>
+            </w:pPr>
             <w:r>
               <w:rPr>
                 <w:b w:val="false"/>
@@ -7785,6 +8663,9 @@
         </w:tc>
       </w:tr>
       <w:tr>
+        <w:trPr>
+          <w:cantSplit/>
+        </w:trPr>
         <w:tc>
           <w:tcPr>
             <w:tcW w:type="dxa" w:w="1872"/>
@@ -7803,6 +8684,9 @@
             </w:tcMar>
           </w:tcPr>
           <w:p>
+            <w:pPr>
+              <w:keepNext/>
+            </w:pPr>
             <w:r>
               <w:rPr>
                 <w:b w:val="false"/>
@@ -7833,6 +8717,9 @@
             </w:tcMar>
           </w:tcPr>
           <w:p>
+            <w:pPr>
+              <w:keepNext/>
+            </w:pPr>
             <w:r>
               <w:rPr>
                 <w:b w:val="false"/>
@@ -7863,6 +8750,9 @@
             </w:tcMar>
           </w:tcPr>
           <w:p>
+            <w:pPr>
+              <w:keepNext/>
+            </w:pPr>
             <w:r>
               <w:rPr>
                 <w:b w:val="false"/>
@@ -7893,6 +8783,9 @@
             </w:tcMar>
           </w:tcPr>
           <w:p>
+            <w:pPr>
+              <w:keepNext/>
+            </w:pPr>
             <w:r>
               <w:rPr>
                 <w:b w:val="false"/>
@@ -7923,6 +8816,9 @@
             </w:tcMar>
           </w:tcPr>
           <w:p>
+            <w:pPr>
+              <w:keepNext/>
+            </w:pPr>
             <w:r>
               <w:rPr>
                 <w:b w:val="false"/>
@@ -7937,6 +8833,9 @@
         </w:tc>
       </w:tr>
       <w:tr>
+        <w:trPr>
+          <w:cantSplit/>
+        </w:trPr>
         <w:tc>
           <w:tcPr>
             <w:tcW w:type="dxa" w:w="1872"/>
@@ -7955,6 +8854,9 @@
             </w:tcMar>
           </w:tcPr>
           <w:p>
+            <w:pPr>
+              <w:keepNext/>
+            </w:pPr>
             <w:r>
               <w:rPr>
                 <w:b w:val="false"/>
@@ -7985,6 +8887,9 @@
             </w:tcMar>
           </w:tcPr>
           <w:p>
+            <w:pPr>
+              <w:keepNext/>
+            </w:pPr>
             <w:r>
               <w:rPr>
                 <w:b w:val="false"/>
@@ -8015,6 +8920,9 @@
             </w:tcMar>
           </w:tcPr>
           <w:p>
+            <w:pPr>
+              <w:keepNext/>
+            </w:pPr>
             <w:r>
               <w:rPr>
                 <w:b w:val="false"/>
@@ -8045,6 +8953,9 @@
             </w:tcMar>
           </w:tcPr>
           <w:p>
+            <w:pPr>
+              <w:keepNext/>
+            </w:pPr>
             <w:r>
               <w:rPr>
                 <w:b w:val="false"/>
@@ -8075,6 +8986,9 @@
             </w:tcMar>
           </w:tcPr>
           <w:p>
+            <w:pPr>
+              <w:keepNext/>
+            </w:pPr>
             <w:r>
               <w:rPr>
                 <w:b w:val="false"/>
@@ -8089,6 +9003,9 @@
         </w:tc>
       </w:tr>
       <w:tr>
+        <w:trPr>
+          <w:cantSplit/>
+        </w:trPr>
         <w:tc>
           <w:tcPr>
             <w:tcW w:type="dxa" w:w="1872"/>
@@ -8107,6 +9024,9 @@
             </w:tcMar>
           </w:tcPr>
           <w:p>
+            <w:pPr>
+              <w:keepNext/>
+            </w:pPr>
             <w:r>
               <w:rPr>
                 <w:b w:val="false"/>
@@ -8137,6 +9057,9 @@
             </w:tcMar>
           </w:tcPr>
           <w:p>
+            <w:pPr>
+              <w:keepNext/>
+            </w:pPr>
             <w:r>
               <w:rPr>
                 <w:b w:val="false"/>
@@ -8167,6 +9090,9 @@
             </w:tcMar>
           </w:tcPr>
           <w:p>
+            <w:pPr>
+              <w:keepNext/>
+            </w:pPr>
             <w:r>
               <w:rPr>
                 <w:b w:val="false"/>
@@ -8197,6 +9123,9 @@
             </w:tcMar>
           </w:tcPr>
           <w:p>
+            <w:pPr>
+              <w:keepNext/>
+            </w:pPr>
             <w:r>
               <w:rPr>
                 <w:b w:val="false"/>
@@ -8227,6 +9156,9 @@
             </w:tcMar>
           </w:tcPr>
           <w:p>
+            <w:pPr>
+              <w:keepNext/>
+            </w:pPr>
             <w:r>
               <w:rPr>
                 <w:b w:val="false"/>
@@ -8241,6 +9173,9 @@
         </w:tc>
       </w:tr>
       <w:tr>
+        <w:trPr>
+          <w:cantSplit/>
+        </w:trPr>
         <w:tc>
           <w:tcPr>
             <w:tcW w:type="dxa" w:w="1872"/>
@@ -8259,6 +9194,9 @@
             </w:tcMar>
           </w:tcPr>
           <w:p>
+            <w:pPr>
+              <w:keepNext/>
+            </w:pPr>
             <w:r>
               <w:rPr>
                 <w:b w:val="false"/>
@@ -8289,6 +9227,9 @@
             </w:tcMar>
           </w:tcPr>
           <w:p>
+            <w:pPr>
+              <w:keepNext/>
+            </w:pPr>
             <w:r>
               <w:rPr>
                 <w:b w:val="false"/>
@@ -8319,6 +9260,9 @@
             </w:tcMar>
           </w:tcPr>
           <w:p>
+            <w:pPr>
+              <w:keepNext/>
+            </w:pPr>
             <w:r>
               <w:rPr>
                 <w:b w:val="false"/>
@@ -8349,6 +9293,9 @@
             </w:tcMar>
           </w:tcPr>
           <w:p>
+            <w:pPr>
+              <w:keepNext/>
+            </w:pPr>
             <w:r>
               <w:rPr>
                 <w:b w:val="false"/>
@@ -8379,6 +9326,9 @@
             </w:tcMar>
           </w:tcPr>
           <w:p>
+            <w:pPr>
+              <w:keepNext/>
+            </w:pPr>
             <w:r>
               <w:rPr>
                 <w:b w:val="false"/>
@@ -8393,6 +9343,9 @@
         </w:tc>
       </w:tr>
       <w:tr>
+        <w:trPr>
+          <w:cantSplit/>
+        </w:trPr>
         <w:tc>
           <w:tcPr>
             <w:tcW w:type="dxa" w:w="1872"/>
@@ -8411,6 +9364,9 @@
             </w:tcMar>
           </w:tcPr>
           <w:p>
+            <w:pPr>
+              <w:keepNext/>
+            </w:pPr>
             <w:r>
               <w:rPr>
                 <w:b w:val="false"/>
@@ -8441,6 +9397,9 @@
             </w:tcMar>
           </w:tcPr>
           <w:p>
+            <w:pPr>
+              <w:keepNext/>
+            </w:pPr>
             <w:r>
               <w:rPr>
                 <w:b w:val="false"/>
@@ -8471,6 +9430,9 @@
             </w:tcMar>
           </w:tcPr>
           <w:p>
+            <w:pPr>
+              <w:keepNext/>
+            </w:pPr>
             <w:r>
               <w:rPr>
                 <w:b w:val="false"/>
@@ -8501,6 +9463,9 @@
             </w:tcMar>
           </w:tcPr>
           <w:p>
+            <w:pPr>
+              <w:keepNext/>
+            </w:pPr>
             <w:r>
               <w:rPr>
                 <w:b w:val="false"/>
@@ -8531,6 +9496,9 @@
             </w:tcMar>
           </w:tcPr>
           <w:p>
+            <w:pPr>
+              <w:keepNext/>
+            </w:pPr>
             <w:r>
               <w:rPr>
                 <w:b w:val="false"/>
@@ -8545,6 +9513,9 @@
         </w:tc>
       </w:tr>
       <w:tr>
+        <w:trPr>
+          <w:cantSplit/>
+        </w:trPr>
         <w:tc>
           <w:tcPr>
             <w:tcW w:type="dxa" w:w="1872"/>
@@ -8563,6 +9534,9 @@
             </w:tcMar>
           </w:tcPr>
           <w:p>
+            <w:pPr>
+              <w:keepNext/>
+            </w:pPr>
             <w:r>
               <w:rPr>
                 <w:b w:val="false"/>
@@ -8593,6 +9567,9 @@
             </w:tcMar>
           </w:tcPr>
           <w:p>
+            <w:pPr>
+              <w:keepNext/>
+            </w:pPr>
             <w:r>
               <w:rPr>
                 <w:b w:val="false"/>
@@ -8623,6 +9600,9 @@
             </w:tcMar>
           </w:tcPr>
           <w:p>
+            <w:pPr>
+              <w:keepNext/>
+            </w:pPr>
             <w:r>
               <w:rPr>
                 <w:b w:val="false"/>
@@ -8653,6 +9633,9 @@
             </w:tcMar>
           </w:tcPr>
           <w:p>
+            <w:pPr>
+              <w:keepNext/>
+            </w:pPr>
             <w:r>
               <w:rPr>
                 <w:b w:val="false"/>
@@ -8683,6 +9666,9 @@
             </w:tcMar>
           </w:tcPr>
           <w:p>
+            <w:pPr>
+              <w:keepNext/>
+            </w:pPr>
             <w:r>
               <w:rPr>
                 <w:b w:val="false"/>
@@ -8697,6 +9683,9 @@
         </w:tc>
       </w:tr>
       <w:tr>
+        <w:trPr>
+          <w:cantSplit/>
+        </w:trPr>
         <w:tc>
           <w:tcPr>
             <w:tcW w:type="dxa" w:w="1872"/>
@@ -8715,6 +9704,9 @@
             </w:tcMar>
           </w:tcPr>
           <w:p>
+            <w:pPr>
+              <w:keepNext w:val="false"/>
+            </w:pPr>
             <w:r>
               <w:rPr>
                 <w:b w:val="false"/>
@@ -8745,6 +9737,9 @@
             </w:tcMar>
           </w:tcPr>
           <w:p>
+            <w:pPr>
+              <w:keepNext w:val="false"/>
+            </w:pPr>
             <w:r>
               <w:rPr>
                 <w:b w:val="false"/>
@@ -8775,6 +9770,9 @@
             </w:tcMar>
           </w:tcPr>
           <w:p>
+            <w:pPr>
+              <w:keepNext w:val="false"/>
+            </w:pPr>
             <w:r>
               <w:rPr>
                 <w:b w:val="false"/>
@@ -8805,6 +9803,9 @@
             </w:tcMar>
           </w:tcPr>
           <w:p>
+            <w:pPr>
+              <w:keepNext w:val="false"/>
+            </w:pPr>
             <w:r>
               <w:rPr>
                 <w:b w:val="false"/>
@@ -8835,6 +9836,9 @@
             </w:tcMar>
           </w:tcPr>
           <w:p>
+            <w:pPr>
+              <w:keepNext w:val="false"/>
+            </w:pPr>
             <w:r>
               <w:rPr>
                 <w:b w:val="false"/>
@@ -8851,7 +9855,16 @@
     </w:tbl>
     <w:p>
       <w:pPr>
-        <w:spacing w:after="200" w:before="50"/>
+        <w:pStyle w:val="Heading1"/>
+      </w:pPr>
+      <w:r>
+        <w:t xml:space="preserve">Table S5. TreeMap LSOG time series</w:t>
+      </w:r>
+    </w:p>
+    <w:p>
+      <w:pPr>
+        <w:keepNext/>
+        <w:spacing w:after="50" w:before="120"/>
       </w:pPr>
       <w:r>
         <w:rPr>
@@ -8861,15 +9874,7 @@
           <w:sz w:val="18"/>
           <w:szCs w:val="18"/>
         </w:rPr>
-        <w:t xml:space="preserve">Table S4. Of the LSOG flagged by any method, the share that is contested (flagged by one or two methods, not all) by owner class. Disagreement is pervasive across ownership.</w:t>
-      </w:r>
-    </w:p>
-    <w:p>
-      <w:pPr>
-        <w:pStyle w:val="Heading1"/>
-      </w:pPr>
-      <w:r>
-        <w:t xml:space="preserve">Table S5. TreeMap LSOG time series</w:t>
+        <w:t xml:space="preserve">Table S5. TreeMap-imputed LSOG area over 2016-2022 (native 30 m), Maine unorganized townships.</w:t>
       </w:r>
     </w:p>
     <w:tbl>
@@ -8891,6 +9896,9 @@
         <w:gridCol w:w="2340"/>
       </w:tblGrid>
       <w:tr>
+        <w:trPr>
+          <w:cantSplit/>
+        </w:trPr>
         <w:tc>
           <w:tcPr>
             <w:tcW w:type="dxa" w:w="2340"/>
@@ -8909,6 +9917,9 @@
             </w:tcMar>
           </w:tcPr>
           <w:p>
+            <w:pPr>
+              <w:keepNext/>
+            </w:pPr>
             <w:r>
               <w:rPr>
                 <w:b/>
@@ -8939,6 +9950,9 @@
             </w:tcMar>
           </w:tcPr>
           <w:p>
+            <w:pPr>
+              <w:keepNext/>
+            </w:pPr>
             <w:r>
               <w:rPr>
                 <w:b/>
@@ -8969,6 +9983,9 @@
             </w:tcMar>
           </w:tcPr>
           <w:p>
+            <w:pPr>
+              <w:keepNext/>
+            </w:pPr>
             <w:r>
               <w:rPr>
                 <w:b/>
@@ -8999,6 +10016,9 @@
             </w:tcMar>
           </w:tcPr>
           <w:p>
+            <w:pPr>
+              <w:keepNext/>
+            </w:pPr>
             <w:r>
               <w:rPr>
                 <w:b/>
@@ -9013,6 +10033,9 @@
         </w:tc>
       </w:tr>
       <w:tr>
+        <w:trPr>
+          <w:cantSplit/>
+        </w:trPr>
         <w:tc>
           <w:tcPr>
             <w:tcW w:type="dxa" w:w="2340"/>
@@ -9031,15 +10054,18 @@
             </w:tcMar>
           </w:tcPr>
           <w:p>
-            <w:r>
-              <w:rPr>
-                <w:b w:val="false"/>
-                <w:bCs w:val="false"/>
-                <w:color w:val="000000"/>
-                <w:sz w:val="16"/>
-                <w:szCs w:val="16"/>
-              </w:rPr>
-              <w:t xml:space="preserve">2,016</w:t>
+            <w:pPr>
+              <w:keepNext/>
+            </w:pPr>
+            <w:r>
+              <w:rPr>
+                <w:b w:val="false"/>
+                <w:bCs w:val="false"/>
+                <w:color w:val="000000"/>
+                <w:sz w:val="16"/>
+                <w:szCs w:val="16"/>
+              </w:rPr>
+              <w:t xml:space="preserve">2016</w:t>
             </w:r>
           </w:p>
         </w:tc>
@@ -9061,6 +10087,9 @@
             </w:tcMar>
           </w:tcPr>
           <w:p>
+            <w:pPr>
+              <w:keepNext/>
+            </w:pPr>
             <w:r>
               <w:rPr>
                 <w:b w:val="false"/>
@@ -9091,6 +10120,9 @@
             </w:tcMar>
           </w:tcPr>
           <w:p>
+            <w:pPr>
+              <w:keepNext/>
+            </w:pPr>
             <w:r>
               <w:rPr>
                 <w:b w:val="false"/>
@@ -9121,6 +10153,9 @@
             </w:tcMar>
           </w:tcPr>
           <w:p>
+            <w:pPr>
+              <w:keepNext/>
+            </w:pPr>
             <w:r>
               <w:rPr>
                 <w:b w:val="false"/>
@@ -9135,6 +10170,9 @@
         </w:tc>
       </w:tr>
       <w:tr>
+        <w:trPr>
+          <w:cantSplit/>
+        </w:trPr>
         <w:tc>
           <w:tcPr>
             <w:tcW w:type="dxa" w:w="2340"/>
@@ -9153,15 +10191,18 @@
             </w:tcMar>
           </w:tcPr>
           <w:p>
-            <w:r>
-              <w:rPr>
-                <w:b w:val="false"/>
-                <w:bCs w:val="false"/>
-                <w:color w:val="000000"/>
-                <w:sz w:val="16"/>
-                <w:szCs w:val="16"/>
-              </w:rPr>
-              <w:t xml:space="preserve">2,020</w:t>
+            <w:pPr>
+              <w:keepNext/>
+            </w:pPr>
+            <w:r>
+              <w:rPr>
+                <w:b w:val="false"/>
+                <w:bCs w:val="false"/>
+                <w:color w:val="000000"/>
+                <w:sz w:val="16"/>
+                <w:szCs w:val="16"/>
+              </w:rPr>
+              <w:t xml:space="preserve">2020</w:t>
             </w:r>
           </w:p>
         </w:tc>
@@ -9183,6 +10224,9 @@
             </w:tcMar>
           </w:tcPr>
           <w:p>
+            <w:pPr>
+              <w:keepNext/>
+            </w:pPr>
             <w:r>
               <w:rPr>
                 <w:b w:val="false"/>
@@ -9213,6 +10257,9 @@
             </w:tcMar>
           </w:tcPr>
           <w:p>
+            <w:pPr>
+              <w:keepNext/>
+            </w:pPr>
             <w:r>
               <w:rPr>
                 <w:b w:val="false"/>
@@ -9243,6 +10290,9 @@
             </w:tcMar>
           </w:tcPr>
           <w:p>
+            <w:pPr>
+              <w:keepNext/>
+            </w:pPr>
             <w:r>
               <w:rPr>
                 <w:b w:val="false"/>
@@ -9257,6 +10307,9 @@
         </w:tc>
       </w:tr>
       <w:tr>
+        <w:trPr>
+          <w:cantSplit/>
+        </w:trPr>
         <w:tc>
           <w:tcPr>
             <w:tcW w:type="dxa" w:w="2340"/>
@@ -9275,15 +10328,18 @@
             </w:tcMar>
           </w:tcPr>
           <w:p>
-            <w:r>
-              <w:rPr>
-                <w:b w:val="false"/>
-                <w:bCs w:val="false"/>
-                <w:color w:val="000000"/>
-                <w:sz w:val="16"/>
-                <w:szCs w:val="16"/>
-              </w:rPr>
-              <w:t xml:space="preserve">2,022</w:t>
+            <w:pPr>
+              <w:keepNext w:val="false"/>
+            </w:pPr>
+            <w:r>
+              <w:rPr>
+                <w:b w:val="false"/>
+                <w:bCs w:val="false"/>
+                <w:color w:val="000000"/>
+                <w:sz w:val="16"/>
+                <w:szCs w:val="16"/>
+              </w:rPr>
+              <w:t xml:space="preserve">2022</w:t>
             </w:r>
           </w:p>
         </w:tc>
@@ -9305,6 +10361,9 @@
             </w:tcMar>
           </w:tcPr>
           <w:p>
+            <w:pPr>
+              <w:keepNext w:val="false"/>
+            </w:pPr>
             <w:r>
               <w:rPr>
                 <w:b w:val="false"/>
@@ -9335,6 +10394,9 @@
             </w:tcMar>
           </w:tcPr>
           <w:p>
+            <w:pPr>
+              <w:keepNext w:val="false"/>
+            </w:pPr>
             <w:r>
               <w:rPr>
                 <w:b w:val="false"/>
@@ -9365,6 +10427,9 @@
             </w:tcMar>
           </w:tcPr>
           <w:p>
+            <w:pPr>
+              <w:keepNext w:val="false"/>
+            </w:pPr>
             <w:r>
               <w:rPr>
                 <w:b w:val="false"/>
@@ -9379,21 +10444,6 @@
         </w:tc>
       </w:tr>
     </w:tbl>
-    <w:p>
-      <w:pPr>
-        <w:spacing w:after="200" w:before="50"/>
-      </w:pPr>
-      <w:r>
-        <w:rPr>
-          <w:i/>
-          <w:iCs/>
-          <w:color w:val="555555"/>
-          <w:sz w:val="18"/>
-          <w:szCs w:val="18"/>
-        </w:rPr>
-        <w:t xml:space="preserve">Table S5. TreeMap-imputed LSOG area over 2016-2022 (native 30 m), Maine unorganized townships.</w:t>
-      </w:r>
-    </w:p>
     <w:p>
       <w:pPr>
         <w:pStyle w:val="Heading1"/>
@@ -9402,760 +10452,10 @@
         <w:t xml:space="preserve">Table S6. LiDAR prediction of structure, and old-growth discriminators</w:t>
       </w:r>
     </w:p>
-    <w:tbl>
-      <w:tblPr>
-        <w:tblW w:type="dxa" w:w="9360"/>
-        <w:tblBorders>
-          <w:top w:val="single" w:color="auto" w:sz="4"/>
-          <w:left w:val="single" w:color="auto" w:sz="4"/>
-          <w:bottom w:val="single" w:color="auto" w:sz="4"/>
-          <w:right w:val="single" w:color="auto" w:sz="4"/>
-          <w:insideH w:val="single" w:color="auto" w:sz="4"/>
-          <w:insideV w:val="single" w:color="auto" w:sz="4"/>
-        </w:tblBorders>
-      </w:tblPr>
-      <w:tblGrid>
-        <w:gridCol w:w="2340"/>
-        <w:gridCol w:w="2340"/>
-        <w:gridCol w:w="2340"/>
-        <w:gridCol w:w="2340"/>
-      </w:tblGrid>
-      <w:tr>
-        <w:tc>
-          <w:tcPr>
-            <w:tcW w:type="dxa" w:w="2340"/>
-            <w:tcBorders>
-              <w:top w:val="single" w:color="BBBBBB" w:sz="1"/>
-              <w:left w:val="single" w:color="BBBBBB" w:sz="1"/>
-              <w:bottom w:val="single" w:color="BBBBBB" w:sz="1"/>
-              <w:right w:val="single" w:color="BBBBBB" w:sz="1"/>
-            </w:tcBorders>
-            <w:shd w:fill="1A3D28" w:val="clear"/>
-            <w:tcMar>
-              <w:top w:type="dxa" w:w="40"/>
-              <w:left w:type="dxa" w:w="80"/>
-              <w:bottom w:type="dxa" w:w="40"/>
-              <w:right w:type="dxa" w:w="80"/>
-            </w:tcMar>
-          </w:tcPr>
-          <w:p>
-            <w:r>
-              <w:rPr>
-                <w:b/>
-                <w:bCs/>
-                <w:color w:val="FFFFFF"/>
-                <w:sz w:val="16"/>
-                <w:szCs w:val="16"/>
-              </w:rPr>
-              <w:t xml:space="preserve">structural attribute</w:t>
-            </w:r>
-          </w:p>
-        </w:tc>
-        <w:tc>
-          <w:tcPr>
-            <w:tcW w:type="dxa" w:w="2340"/>
-            <w:tcBorders>
-              <w:top w:val="single" w:color="BBBBBB" w:sz="1"/>
-              <w:left w:val="single" w:color="BBBBBB" w:sz="1"/>
-              <w:bottom w:val="single" w:color="BBBBBB" w:sz="1"/>
-              <w:right w:val="single" w:color="BBBBBB" w:sz="1"/>
-            </w:tcBorders>
-            <w:shd w:fill="1A3D28" w:val="clear"/>
-            <w:tcMar>
-              <w:top w:type="dxa" w:w="40"/>
-              <w:left w:type="dxa" w:w="80"/>
-              <w:bottom w:type="dxa" w:w="40"/>
-              <w:right w:type="dxa" w:w="80"/>
-            </w:tcMar>
-          </w:tcPr>
-          <w:p>
-            <w:r>
-              <w:rPr>
-                <w:b/>
-                <w:bCs/>
-                <w:color w:val="FFFFFF"/>
-                <w:sz w:val="16"/>
-                <w:szCs w:val="16"/>
-              </w:rPr>
-              <w:t xml:space="preserve">CV R-squared from LiDAR</w:t>
-            </w:r>
-          </w:p>
-        </w:tc>
-        <w:tc>
-          <w:tcPr>
-            <w:tcW w:type="dxa" w:w="2340"/>
-            <w:tcBorders>
-              <w:top w:val="single" w:color="BBBBBB" w:sz="1"/>
-              <w:left w:val="single" w:color="BBBBBB" w:sz="1"/>
-              <w:bottom w:val="single" w:color="BBBBBB" w:sz="1"/>
-              <w:right w:val="single" w:color="BBBBBB" w:sz="1"/>
-            </w:tcBorders>
-            <w:shd w:fill="1A3D28" w:val="clear"/>
-            <w:tcMar>
-              <w:top w:type="dxa" w:w="40"/>
-              <w:left w:type="dxa" w:w="80"/>
-              <w:bottom w:type="dxa" w:w="40"/>
-              <w:right w:type="dxa" w:w="80"/>
-            </w:tcMar>
-          </w:tcPr>
-          <w:p>
-            <w:r>
-              <w:rPr>
-                <w:b/>
-                <w:bCs/>
-                <w:color w:val="FFFFFF"/>
-                <w:sz w:val="16"/>
-                <w:szCs w:val="16"/>
-              </w:rPr>
-              <w:t xml:space="preserve">lo</w:t>
-            </w:r>
-          </w:p>
-        </w:tc>
-        <w:tc>
-          <w:tcPr>
-            <w:tcW w:type="dxa" w:w="2340"/>
-            <w:tcBorders>
-              <w:top w:val="single" w:color="BBBBBB" w:sz="1"/>
-              <w:left w:val="single" w:color="BBBBBB" w:sz="1"/>
-              <w:bottom w:val="single" w:color="BBBBBB" w:sz="1"/>
-              <w:right w:val="single" w:color="BBBBBB" w:sz="1"/>
-            </w:tcBorders>
-            <w:shd w:fill="1A3D28" w:val="clear"/>
-            <w:tcMar>
-              <w:top w:type="dxa" w:w="40"/>
-              <w:left w:type="dxa" w:w="80"/>
-              <w:bottom w:type="dxa" w:w="40"/>
-              <w:right w:type="dxa" w:w="80"/>
-            </w:tcMar>
-          </w:tcPr>
-          <w:p>
-            <w:r>
-              <w:rPr>
-                <w:b/>
-                <w:bCs/>
-                <w:color w:val="FFFFFF"/>
-                <w:sz w:val="16"/>
-                <w:szCs w:val="16"/>
-              </w:rPr>
-              <w:t xml:space="preserve">hi</w:t>
-            </w:r>
-          </w:p>
-        </w:tc>
-      </w:tr>
-      <w:tr>
-        <w:tc>
-          <w:tcPr>
-            <w:tcW w:type="dxa" w:w="2340"/>
-            <w:tcBorders>
-              <w:top w:val="single" w:color="BBBBBB" w:sz="1"/>
-              <w:left w:val="single" w:color="BBBBBB" w:sz="1"/>
-              <w:bottom w:val="single" w:color="BBBBBB" w:sz="1"/>
-              <w:right w:val="single" w:color="BBBBBB" w:sz="1"/>
-            </w:tcBorders>
-            <w:shd w:fill="FFFFFF" w:val="clear"/>
-            <w:tcMar>
-              <w:top w:type="dxa" w:w="40"/>
-              <w:left w:type="dxa" w:w="80"/>
-              <w:bottom w:type="dxa" w:w="40"/>
-              <w:right w:type="dxa" w:w="80"/>
-            </w:tcMar>
-          </w:tcPr>
-          <w:p>
-            <w:r>
-              <w:rPr>
-                <w:b w:val="false"/>
-                <w:bCs w:val="false"/>
-                <w:color w:val="000000"/>
-                <w:sz w:val="16"/>
-                <w:szCs w:val="16"/>
-              </w:rPr>
-              <w:t xml:space="preserve">basal_GE_40cmDBH</w:t>
-            </w:r>
-          </w:p>
-        </w:tc>
-        <w:tc>
-          <w:tcPr>
-            <w:tcW w:type="dxa" w:w="2340"/>
-            <w:tcBorders>
-              <w:top w:val="single" w:color="BBBBBB" w:sz="1"/>
-              <w:left w:val="single" w:color="BBBBBB" w:sz="1"/>
-              <w:bottom w:val="single" w:color="BBBBBB" w:sz="1"/>
-              <w:right w:val="single" w:color="BBBBBB" w:sz="1"/>
-            </w:tcBorders>
-            <w:shd w:fill="FFFFFF" w:val="clear"/>
-            <w:tcMar>
-              <w:top w:type="dxa" w:w="40"/>
-              <w:left w:type="dxa" w:w="80"/>
-              <w:bottom w:type="dxa" w:w="40"/>
-              <w:right w:type="dxa" w:w="80"/>
-            </w:tcMar>
-          </w:tcPr>
-          <w:p>
-            <w:r>
-              <w:rPr>
-                <w:b w:val="false"/>
-                <w:bCs w:val="false"/>
-                <w:color w:val="000000"/>
-                <w:sz w:val="16"/>
-                <w:szCs w:val="16"/>
-              </w:rPr>
-              <w:t xml:space="preserve">0.681</w:t>
-            </w:r>
-          </w:p>
-        </w:tc>
-        <w:tc>
-          <w:tcPr>
-            <w:tcW w:type="dxa" w:w="2340"/>
-            <w:tcBorders>
-              <w:top w:val="single" w:color="BBBBBB" w:sz="1"/>
-              <w:left w:val="single" w:color="BBBBBB" w:sz="1"/>
-              <w:bottom w:val="single" w:color="BBBBBB" w:sz="1"/>
-              <w:right w:val="single" w:color="BBBBBB" w:sz="1"/>
-            </w:tcBorders>
-            <w:shd w:fill="FFFFFF" w:val="clear"/>
-            <w:tcMar>
-              <w:top w:type="dxa" w:w="40"/>
-              <w:left w:type="dxa" w:w="80"/>
-              <w:bottom w:type="dxa" w:w="40"/>
-              <w:right w:type="dxa" w:w="80"/>
-            </w:tcMar>
-          </w:tcPr>
-          <w:p>
-            <w:r>
-              <w:rPr>
-                <w:b w:val="false"/>
-                <w:bCs w:val="false"/>
-                <w:color w:val="000000"/>
-                <w:sz w:val="16"/>
-                <w:szCs w:val="16"/>
-              </w:rPr>
-              <w:t xml:space="preserve">0.669</w:t>
-            </w:r>
-          </w:p>
-        </w:tc>
-        <w:tc>
-          <w:tcPr>
-            <w:tcW w:type="dxa" w:w="2340"/>
-            <w:tcBorders>
-              <w:top w:val="single" w:color="BBBBBB" w:sz="1"/>
-              <w:left w:val="single" w:color="BBBBBB" w:sz="1"/>
-              <w:bottom w:val="single" w:color="BBBBBB" w:sz="1"/>
-              <w:right w:val="single" w:color="BBBBBB" w:sz="1"/>
-            </w:tcBorders>
-            <w:shd w:fill="FFFFFF" w:val="clear"/>
-            <w:tcMar>
-              <w:top w:type="dxa" w:w="40"/>
-              <w:left w:type="dxa" w:w="80"/>
-              <w:bottom w:type="dxa" w:w="40"/>
-              <w:right w:type="dxa" w:w="80"/>
-            </w:tcMar>
-          </w:tcPr>
-          <w:p>
-            <w:r>
-              <w:rPr>
-                <w:b w:val="false"/>
-                <w:bCs w:val="false"/>
-                <w:color w:val="000000"/>
-                <w:sz w:val="16"/>
-                <w:szCs w:val="16"/>
-              </w:rPr>
-              <w:t xml:space="preserve">0.7</w:t>
-            </w:r>
-          </w:p>
-        </w:tc>
-      </w:tr>
-      <w:tr>
-        <w:tc>
-          <w:tcPr>
-            <w:tcW w:type="dxa" w:w="2340"/>
-            <w:tcBorders>
-              <w:top w:val="single" w:color="BBBBBB" w:sz="1"/>
-              <w:left w:val="single" w:color="BBBBBB" w:sz="1"/>
-              <w:bottom w:val="single" w:color="BBBBBB" w:sz="1"/>
-              <w:right w:val="single" w:color="BBBBBB" w:sz="1"/>
-            </w:tcBorders>
-            <w:shd w:fill="FFFFFF" w:val="clear"/>
-            <w:tcMar>
-              <w:top w:type="dxa" w:w="40"/>
-              <w:left w:type="dxa" w:w="80"/>
-              <w:bottom w:type="dxa" w:w="40"/>
-              <w:right w:type="dxa" w:w="80"/>
-            </w:tcMar>
-          </w:tcPr>
-          <w:p>
-            <w:r>
-              <w:rPr>
-                <w:b w:val="false"/>
-                <w:bCs w:val="false"/>
-                <w:color w:val="000000"/>
-                <w:sz w:val="16"/>
-                <w:szCs w:val="16"/>
-              </w:rPr>
-              <w:t xml:space="preserve">No_treesGE_40cmdbh</w:t>
-            </w:r>
-          </w:p>
-        </w:tc>
-        <w:tc>
-          <w:tcPr>
-            <w:tcW w:type="dxa" w:w="2340"/>
-            <w:tcBorders>
-              <w:top w:val="single" w:color="BBBBBB" w:sz="1"/>
-              <w:left w:val="single" w:color="BBBBBB" w:sz="1"/>
-              <w:bottom w:val="single" w:color="BBBBBB" w:sz="1"/>
-              <w:right w:val="single" w:color="BBBBBB" w:sz="1"/>
-            </w:tcBorders>
-            <w:shd w:fill="FFFFFF" w:val="clear"/>
-            <w:tcMar>
-              <w:top w:type="dxa" w:w="40"/>
-              <w:left w:type="dxa" w:w="80"/>
-              <w:bottom w:type="dxa" w:w="40"/>
-              <w:right w:type="dxa" w:w="80"/>
-            </w:tcMar>
-          </w:tcPr>
-          <w:p>
-            <w:r>
-              <w:rPr>
-                <w:b w:val="false"/>
-                <w:bCs w:val="false"/>
-                <w:color w:val="000000"/>
-                <w:sz w:val="16"/>
-                <w:szCs w:val="16"/>
-              </w:rPr>
-              <w:t xml:space="preserve">0.586</w:t>
-            </w:r>
-          </w:p>
-        </w:tc>
-        <w:tc>
-          <w:tcPr>
-            <w:tcW w:type="dxa" w:w="2340"/>
-            <w:tcBorders>
-              <w:top w:val="single" w:color="BBBBBB" w:sz="1"/>
-              <w:left w:val="single" w:color="BBBBBB" w:sz="1"/>
-              <w:bottom w:val="single" w:color="BBBBBB" w:sz="1"/>
-              <w:right w:val="single" w:color="BBBBBB" w:sz="1"/>
-            </w:tcBorders>
-            <w:shd w:fill="FFFFFF" w:val="clear"/>
-            <w:tcMar>
-              <w:top w:type="dxa" w:w="40"/>
-              <w:left w:type="dxa" w:w="80"/>
-              <w:bottom w:type="dxa" w:w="40"/>
-              <w:right w:type="dxa" w:w="80"/>
-            </w:tcMar>
-          </w:tcPr>
-          <w:p>
-            <w:r>
-              <w:rPr>
-                <w:b w:val="false"/>
-                <w:bCs w:val="false"/>
-                <w:color w:val="000000"/>
-                <w:sz w:val="16"/>
-                <w:szCs w:val="16"/>
-              </w:rPr>
-              <w:t xml:space="preserve">0.578</w:t>
-            </w:r>
-          </w:p>
-        </w:tc>
-        <w:tc>
-          <w:tcPr>
-            <w:tcW w:type="dxa" w:w="2340"/>
-            <w:tcBorders>
-              <w:top w:val="single" w:color="BBBBBB" w:sz="1"/>
-              <w:left w:val="single" w:color="BBBBBB" w:sz="1"/>
-              <w:bottom w:val="single" w:color="BBBBBB" w:sz="1"/>
-              <w:right w:val="single" w:color="BBBBBB" w:sz="1"/>
-            </w:tcBorders>
-            <w:shd w:fill="FFFFFF" w:val="clear"/>
-            <w:tcMar>
-              <w:top w:type="dxa" w:w="40"/>
-              <w:left w:type="dxa" w:w="80"/>
-              <w:bottom w:type="dxa" w:w="40"/>
-              <w:right w:type="dxa" w:w="80"/>
-            </w:tcMar>
-          </w:tcPr>
-          <w:p>
-            <w:r>
-              <w:rPr>
-                <w:b w:val="false"/>
-                <w:bCs w:val="false"/>
-                <w:color w:val="000000"/>
-                <w:sz w:val="16"/>
-                <w:szCs w:val="16"/>
-              </w:rPr>
-              <w:t xml:space="preserve">0.597</w:t>
-            </w:r>
-          </w:p>
-        </w:tc>
-      </w:tr>
-      <w:tr>
-        <w:tc>
-          <w:tcPr>
-            <w:tcW w:type="dxa" w:w="2340"/>
-            <w:tcBorders>
-              <w:top w:val="single" w:color="BBBBBB" w:sz="1"/>
-              <w:left w:val="single" w:color="BBBBBB" w:sz="1"/>
-              <w:bottom w:val="single" w:color="BBBBBB" w:sz="1"/>
-              <w:right w:val="single" w:color="BBBBBB" w:sz="1"/>
-            </w:tcBorders>
-            <w:shd w:fill="FFFFFF" w:val="clear"/>
-            <w:tcMar>
-              <w:top w:type="dxa" w:w="40"/>
-              <w:left w:type="dxa" w:w="80"/>
-              <w:bottom w:type="dxa" w:w="40"/>
-              <w:right w:type="dxa" w:w="80"/>
-            </w:tcMar>
-          </w:tcPr>
-          <w:p>
-            <w:r>
-              <w:rPr>
-                <w:b w:val="false"/>
-                <w:bCs w:val="false"/>
-                <w:color w:val="000000"/>
-                <w:sz w:val="16"/>
-                <w:szCs w:val="16"/>
-              </w:rPr>
-              <w:t xml:space="preserve">CWD_vol</w:t>
-            </w:r>
-          </w:p>
-        </w:tc>
-        <w:tc>
-          <w:tcPr>
-            <w:tcW w:type="dxa" w:w="2340"/>
-            <w:tcBorders>
-              <w:top w:val="single" w:color="BBBBBB" w:sz="1"/>
-              <w:left w:val="single" w:color="BBBBBB" w:sz="1"/>
-              <w:bottom w:val="single" w:color="BBBBBB" w:sz="1"/>
-              <w:right w:val="single" w:color="BBBBBB" w:sz="1"/>
-            </w:tcBorders>
-            <w:shd w:fill="FFFFFF" w:val="clear"/>
-            <w:tcMar>
-              <w:top w:type="dxa" w:w="40"/>
-              <w:left w:type="dxa" w:w="80"/>
-              <w:bottom w:type="dxa" w:w="40"/>
-              <w:right w:type="dxa" w:w="80"/>
-            </w:tcMar>
-          </w:tcPr>
-          <w:p>
-            <w:r>
-              <w:rPr>
-                <w:b w:val="false"/>
-                <w:bCs w:val="false"/>
-                <w:color w:val="000000"/>
-                <w:sz w:val="16"/>
-                <w:szCs w:val="16"/>
-              </w:rPr>
-              <w:t xml:space="preserve">0.201</w:t>
-            </w:r>
-          </w:p>
-        </w:tc>
-        <w:tc>
-          <w:tcPr>
-            <w:tcW w:type="dxa" w:w="2340"/>
-            <w:tcBorders>
-              <w:top w:val="single" w:color="BBBBBB" w:sz="1"/>
-              <w:left w:val="single" w:color="BBBBBB" w:sz="1"/>
-              <w:bottom w:val="single" w:color="BBBBBB" w:sz="1"/>
-              <w:right w:val="single" w:color="BBBBBB" w:sz="1"/>
-            </w:tcBorders>
-            <w:shd w:fill="FFFFFF" w:val="clear"/>
-            <w:tcMar>
-              <w:top w:type="dxa" w:w="40"/>
-              <w:left w:type="dxa" w:w="80"/>
-              <w:bottom w:type="dxa" w:w="40"/>
-              <w:right w:type="dxa" w:w="80"/>
-            </w:tcMar>
-          </w:tcPr>
-          <w:p>
-            <w:r>
-              <w:rPr>
-                <w:b w:val="false"/>
-                <w:bCs w:val="false"/>
-                <w:color w:val="000000"/>
-                <w:sz w:val="16"/>
-                <w:szCs w:val="16"/>
-              </w:rPr>
-              <w:t xml:space="preserve">0.175</w:t>
-            </w:r>
-          </w:p>
-        </w:tc>
-        <w:tc>
-          <w:tcPr>
-            <w:tcW w:type="dxa" w:w="2340"/>
-            <w:tcBorders>
-              <w:top w:val="single" w:color="BBBBBB" w:sz="1"/>
-              <w:left w:val="single" w:color="BBBBBB" w:sz="1"/>
-              <w:bottom w:val="single" w:color="BBBBBB" w:sz="1"/>
-              <w:right w:val="single" w:color="BBBBBB" w:sz="1"/>
-            </w:tcBorders>
-            <w:shd w:fill="FFFFFF" w:val="clear"/>
-            <w:tcMar>
-              <w:top w:type="dxa" w:w="40"/>
-              <w:left w:type="dxa" w:w="80"/>
-              <w:bottom w:type="dxa" w:w="40"/>
-              <w:right w:type="dxa" w:w="80"/>
-            </w:tcMar>
-          </w:tcPr>
-          <w:p>
-            <w:r>
-              <w:rPr>
-                <w:b w:val="false"/>
-                <w:bCs w:val="false"/>
-                <w:color w:val="000000"/>
-                <w:sz w:val="16"/>
-                <w:szCs w:val="16"/>
-              </w:rPr>
-              <w:t xml:space="preserve">0.23</w:t>
-            </w:r>
-          </w:p>
-        </w:tc>
-      </w:tr>
-      <w:tr>
-        <w:tc>
-          <w:tcPr>
-            <w:tcW w:type="dxa" w:w="2340"/>
-            <w:tcBorders>
-              <w:top w:val="single" w:color="BBBBBB" w:sz="1"/>
-              <w:left w:val="single" w:color="BBBBBB" w:sz="1"/>
-              <w:bottom w:val="single" w:color="BBBBBB" w:sz="1"/>
-              <w:right w:val="single" w:color="BBBBBB" w:sz="1"/>
-            </w:tcBorders>
-            <w:shd w:fill="FFFFFF" w:val="clear"/>
-            <w:tcMar>
-              <w:top w:type="dxa" w:w="40"/>
-              <w:left w:type="dxa" w:w="80"/>
-              <w:bottom w:type="dxa" w:w="40"/>
-              <w:right w:type="dxa" w:w="80"/>
-            </w:tcMar>
-          </w:tcPr>
-          <w:p>
-            <w:r>
-              <w:rPr>
-                <w:b w:val="false"/>
-                <w:bCs w:val="false"/>
-                <w:color w:val="000000"/>
-                <w:sz w:val="16"/>
-                <w:szCs w:val="16"/>
-              </w:rPr>
-              <w:t xml:space="preserve">sum_dead_basalarea</w:t>
-            </w:r>
-          </w:p>
-        </w:tc>
-        <w:tc>
-          <w:tcPr>
-            <w:tcW w:type="dxa" w:w="2340"/>
-            <w:tcBorders>
-              <w:top w:val="single" w:color="BBBBBB" w:sz="1"/>
-              <w:left w:val="single" w:color="BBBBBB" w:sz="1"/>
-              <w:bottom w:val="single" w:color="BBBBBB" w:sz="1"/>
-              <w:right w:val="single" w:color="BBBBBB" w:sz="1"/>
-            </w:tcBorders>
-            <w:shd w:fill="FFFFFF" w:val="clear"/>
-            <w:tcMar>
-              <w:top w:type="dxa" w:w="40"/>
-              <w:left w:type="dxa" w:w="80"/>
-              <w:bottom w:type="dxa" w:w="40"/>
-              <w:right w:type="dxa" w:w="80"/>
-            </w:tcMar>
-          </w:tcPr>
-          <w:p>
-            <w:r>
-              <w:rPr>
-                <w:b w:val="false"/>
-                <w:bCs w:val="false"/>
-                <w:color w:val="000000"/>
-                <w:sz w:val="16"/>
-                <w:szCs w:val="16"/>
-              </w:rPr>
-              <w:t xml:space="preserve">0.241</w:t>
-            </w:r>
-          </w:p>
-        </w:tc>
-        <w:tc>
-          <w:tcPr>
-            <w:tcW w:type="dxa" w:w="2340"/>
-            <w:tcBorders>
-              <w:top w:val="single" w:color="BBBBBB" w:sz="1"/>
-              <w:left w:val="single" w:color="BBBBBB" w:sz="1"/>
-              <w:bottom w:val="single" w:color="BBBBBB" w:sz="1"/>
-              <w:right w:val="single" w:color="BBBBBB" w:sz="1"/>
-            </w:tcBorders>
-            <w:shd w:fill="FFFFFF" w:val="clear"/>
-            <w:tcMar>
-              <w:top w:type="dxa" w:w="40"/>
-              <w:left w:type="dxa" w:w="80"/>
-              <w:bottom w:type="dxa" w:w="40"/>
-              <w:right w:type="dxa" w:w="80"/>
-            </w:tcMar>
-          </w:tcPr>
-          <w:p>
-            <w:r>
-              <w:rPr>
-                <w:b w:val="false"/>
-                <w:bCs w:val="false"/>
-                <w:color w:val="000000"/>
-                <w:sz w:val="16"/>
-                <w:szCs w:val="16"/>
-              </w:rPr>
-              <w:t xml:space="preserve">0.222</w:t>
-            </w:r>
-          </w:p>
-        </w:tc>
-        <w:tc>
-          <w:tcPr>
-            <w:tcW w:type="dxa" w:w="2340"/>
-            <w:tcBorders>
-              <w:top w:val="single" w:color="BBBBBB" w:sz="1"/>
-              <w:left w:val="single" w:color="BBBBBB" w:sz="1"/>
-              <w:bottom w:val="single" w:color="BBBBBB" w:sz="1"/>
-              <w:right w:val="single" w:color="BBBBBB" w:sz="1"/>
-            </w:tcBorders>
-            <w:shd w:fill="FFFFFF" w:val="clear"/>
-            <w:tcMar>
-              <w:top w:type="dxa" w:w="40"/>
-              <w:left w:type="dxa" w:w="80"/>
-              <w:bottom w:type="dxa" w:w="40"/>
-              <w:right w:type="dxa" w:w="80"/>
-            </w:tcMar>
-          </w:tcPr>
-          <w:p>
-            <w:r>
-              <w:rPr>
-                <w:b w:val="false"/>
-                <w:bCs w:val="false"/>
-                <w:color w:val="000000"/>
-                <w:sz w:val="16"/>
-                <w:szCs w:val="16"/>
-              </w:rPr>
-              <w:t xml:space="preserve">0.264</w:t>
-            </w:r>
-          </w:p>
-        </w:tc>
-      </w:tr>
-      <w:tr>
-        <w:tc>
-          <w:tcPr>
-            <w:tcW w:type="dxa" w:w="2340"/>
-            <w:tcBorders>
-              <w:top w:val="single" w:color="BBBBBB" w:sz="1"/>
-              <w:left w:val="single" w:color="BBBBBB" w:sz="1"/>
-              <w:bottom w:val="single" w:color="BBBBBB" w:sz="1"/>
-              <w:right w:val="single" w:color="BBBBBB" w:sz="1"/>
-            </w:tcBorders>
-            <w:shd w:fill="FFFFFF" w:val="clear"/>
-            <w:tcMar>
-              <w:top w:type="dxa" w:w="40"/>
-              <w:left w:type="dxa" w:w="80"/>
-              <w:bottom w:type="dxa" w:w="40"/>
-              <w:right w:type="dxa" w:w="80"/>
-            </w:tcMar>
-          </w:tcPr>
-          <w:p>
-            <w:r>
-              <w:rPr>
-                <w:b w:val="false"/>
-                <w:bCs w:val="false"/>
-                <w:color w:val="000000"/>
-                <w:sz w:val="16"/>
-                <w:szCs w:val="16"/>
-              </w:rPr>
-              <w:t xml:space="preserve">CV_livedbh</w:t>
-            </w:r>
-          </w:p>
-        </w:tc>
-        <w:tc>
-          <w:tcPr>
-            <w:tcW w:type="dxa" w:w="2340"/>
-            <w:tcBorders>
-              <w:top w:val="single" w:color="BBBBBB" w:sz="1"/>
-              <w:left w:val="single" w:color="BBBBBB" w:sz="1"/>
-              <w:bottom w:val="single" w:color="BBBBBB" w:sz="1"/>
-              <w:right w:val="single" w:color="BBBBBB" w:sz="1"/>
-            </w:tcBorders>
-            <w:shd w:fill="FFFFFF" w:val="clear"/>
-            <w:tcMar>
-              <w:top w:type="dxa" w:w="40"/>
-              <w:left w:type="dxa" w:w="80"/>
-              <w:bottom w:type="dxa" w:w="40"/>
-              <w:right w:type="dxa" w:w="80"/>
-            </w:tcMar>
-          </w:tcPr>
-          <w:p>
-            <w:r>
-              <w:rPr>
-                <w:b w:val="false"/>
-                <w:bCs w:val="false"/>
-                <w:color w:val="000000"/>
-                <w:sz w:val="16"/>
-                <w:szCs w:val="16"/>
-              </w:rPr>
-              <w:t xml:space="preserve">0.514</w:t>
-            </w:r>
-          </w:p>
-        </w:tc>
-        <w:tc>
-          <w:tcPr>
-            <w:tcW w:type="dxa" w:w="2340"/>
-            <w:tcBorders>
-              <w:top w:val="single" w:color="BBBBBB" w:sz="1"/>
-              <w:left w:val="single" w:color="BBBBBB" w:sz="1"/>
-              <w:bottom w:val="single" w:color="BBBBBB" w:sz="1"/>
-              <w:right w:val="single" w:color="BBBBBB" w:sz="1"/>
-            </w:tcBorders>
-            <w:shd w:fill="FFFFFF" w:val="clear"/>
-            <w:tcMar>
-              <w:top w:type="dxa" w:w="40"/>
-              <w:left w:type="dxa" w:w="80"/>
-              <w:bottom w:type="dxa" w:w="40"/>
-              <w:right w:type="dxa" w:w="80"/>
-            </w:tcMar>
-          </w:tcPr>
-          <w:p>
-            <w:r>
-              <w:rPr>
-                <w:b w:val="false"/>
-                <w:bCs w:val="false"/>
-                <w:color w:val="000000"/>
-                <w:sz w:val="16"/>
-                <w:szCs w:val="16"/>
-              </w:rPr>
-              <w:t xml:space="preserve">0.502</w:t>
-            </w:r>
-          </w:p>
-        </w:tc>
-        <w:tc>
-          <w:tcPr>
-            <w:tcW w:type="dxa" w:w="2340"/>
-            <w:tcBorders>
-              <w:top w:val="single" w:color="BBBBBB" w:sz="1"/>
-              <w:left w:val="single" w:color="BBBBBB" w:sz="1"/>
-              <w:bottom w:val="single" w:color="BBBBBB" w:sz="1"/>
-              <w:right w:val="single" w:color="BBBBBB" w:sz="1"/>
-            </w:tcBorders>
-            <w:shd w:fill="FFFFFF" w:val="clear"/>
-            <w:tcMar>
-              <w:top w:type="dxa" w:w="40"/>
-              <w:left w:type="dxa" w:w="80"/>
-              <w:bottom w:type="dxa" w:w="40"/>
-              <w:right w:type="dxa" w:w="80"/>
-            </w:tcMar>
-          </w:tcPr>
-          <w:p>
-            <w:r>
-              <w:rPr>
-                <w:b w:val="false"/>
-                <w:bCs w:val="false"/>
-                <w:color w:val="000000"/>
-                <w:sz w:val="16"/>
-                <w:szCs w:val="16"/>
-              </w:rPr>
-              <w:t xml:space="preserve">0.526</w:t>
-            </w:r>
-          </w:p>
-        </w:tc>
-      </w:tr>
-    </w:tbl>
     <w:p>
       <w:pPr>
-        <w:spacing w:after="200" w:before="50"/>
+        <w:keepNext/>
+        <w:spacing w:after="50" w:before="120"/>
       </w:pPr>
       <w:r>
         <w:rPr>
@@ -10181,14 +10481,18 @@
         </w:tblBorders>
       </w:tblPr>
       <w:tblGrid>
-        <w:gridCol w:w="3120"/>
-        <w:gridCol w:w="3120"/>
-        <w:gridCol w:w="3120"/>
+        <w:gridCol w:w="2340"/>
+        <w:gridCol w:w="2340"/>
+        <w:gridCol w:w="2340"/>
+        <w:gridCol w:w="2340"/>
       </w:tblGrid>
       <w:tr>
-        <w:tc>
-          <w:tcPr>
-            <w:tcW w:type="dxa" w:w="3120"/>
+        <w:trPr>
+          <w:cantSplit/>
+        </w:trPr>
+        <w:tc>
+          <w:tcPr>
+            <w:tcW w:type="dxa" w:w="2340"/>
             <w:tcBorders>
               <w:top w:val="single" w:color="BBBBBB" w:sz="1"/>
               <w:left w:val="single" w:color="BBBBBB" w:sz="1"/>
@@ -10204,6 +10508,9 @@
             </w:tcMar>
           </w:tcPr>
           <w:p>
+            <w:pPr>
+              <w:keepNext/>
+            </w:pPr>
             <w:r>
               <w:rPr>
                 <w:b/>
@@ -10212,13 +10519,13 @@
                 <w:sz w:val="16"/>
                 <w:szCs w:val="16"/>
               </w:rPr>
-              <w:t xml:space="preserve">variable</w:t>
-            </w:r>
-          </w:p>
-        </w:tc>
-        <w:tc>
-          <w:tcPr>
-            <w:tcW w:type="dxa" w:w="3120"/>
+              <w:t xml:space="preserve">structural attribute</w:t>
+            </w:r>
+          </w:p>
+        </w:tc>
+        <w:tc>
+          <w:tcPr>
+            <w:tcW w:type="dxa" w:w="2340"/>
             <w:tcBorders>
               <w:top w:val="single" w:color="BBBBBB" w:sz="1"/>
               <w:left w:val="single" w:color="BBBBBB" w:sz="1"/>
@@ -10234,6 +10541,9 @@
             </w:tcMar>
           </w:tcPr>
           <w:p>
+            <w:pPr>
+              <w:keepNext/>
+            </w:pPr>
             <w:r>
               <w:rPr>
                 <w:b/>
@@ -10242,13 +10552,13 @@
                 <w:sz w:val="16"/>
                 <w:szCs w:val="16"/>
               </w:rPr>
-              <w:t xml:space="preserve">set</w:t>
-            </w:r>
-          </w:p>
-        </w:tc>
-        <w:tc>
-          <w:tcPr>
-            <w:tcW w:type="dxa" w:w="3120"/>
+              <w:t xml:space="preserve">CV R-squared from LiDAR</w:t>
+            </w:r>
+          </w:p>
+        </w:tc>
+        <w:tc>
+          <w:tcPr>
+            <w:tcW w:type="dxa" w:w="2340"/>
             <w:tcBorders>
               <w:top w:val="single" w:color="BBBBBB" w:sz="1"/>
               <w:left w:val="single" w:color="BBBBBB" w:sz="1"/>
@@ -10264,6 +10574,9 @@
             </w:tcMar>
           </w:tcPr>
           <w:p>
+            <w:pPr>
+              <w:keepNext/>
+            </w:pPr>
             <w:r>
               <w:rPr>
                 <w:b/>
@@ -10272,398 +10585,617 @@
                 <w:sz w:val="16"/>
                 <w:szCs w:val="16"/>
               </w:rPr>
-              <w:t xml:space="preserve">importance (MDA)</w:t>
+              <w:t xml:space="preserve">lo</w:t>
+            </w:r>
+          </w:p>
+        </w:tc>
+        <w:tc>
+          <w:tcPr>
+            <w:tcW w:type="dxa" w:w="2340"/>
+            <w:tcBorders>
+              <w:top w:val="single" w:color="BBBBBB" w:sz="1"/>
+              <w:left w:val="single" w:color="BBBBBB" w:sz="1"/>
+              <w:bottom w:val="single" w:color="BBBBBB" w:sz="1"/>
+              <w:right w:val="single" w:color="BBBBBB" w:sz="1"/>
+            </w:tcBorders>
+            <w:shd w:fill="1A3D28" w:val="clear"/>
+            <w:tcMar>
+              <w:top w:type="dxa" w:w="40"/>
+              <w:left w:type="dxa" w:w="80"/>
+              <w:bottom w:type="dxa" w:w="40"/>
+              <w:right w:type="dxa" w:w="80"/>
+            </w:tcMar>
+          </w:tcPr>
+          <w:p>
+            <w:pPr>
+              <w:keepNext/>
+            </w:pPr>
+            <w:r>
+              <w:rPr>
+                <w:b/>
+                <w:bCs/>
+                <w:color w:val="FFFFFF"/>
+                <w:sz w:val="16"/>
+                <w:szCs w:val="16"/>
+              </w:rPr>
+              <w:t xml:space="preserve">hi</w:t>
             </w:r>
           </w:p>
         </w:tc>
       </w:tr>
       <w:tr>
-        <w:tc>
-          <w:tcPr>
-            <w:tcW w:type="dxa" w:w="3120"/>
-            <w:tcBorders>
-              <w:top w:val="single" w:color="BBBBBB" w:sz="1"/>
-              <w:left w:val="single" w:color="BBBBBB" w:sz="1"/>
-              <w:bottom w:val="single" w:color="BBBBBB" w:sz="1"/>
-              <w:right w:val="single" w:color="BBBBBB" w:sz="1"/>
-            </w:tcBorders>
-            <w:shd w:fill="FFFFFF" w:val="clear"/>
-            <w:tcMar>
-              <w:top w:type="dxa" w:w="40"/>
-              <w:left w:type="dxa" w:w="80"/>
-              <w:bottom w:type="dxa" w:w="40"/>
-              <w:right w:type="dxa" w:w="80"/>
-            </w:tcMar>
-          </w:tcPr>
-          <w:p>
-            <w:r>
-              <w:rPr>
-                <w:b w:val="false"/>
-                <w:bCs w:val="false"/>
-                <w:color w:val="000000"/>
-                <w:sz w:val="16"/>
-                <w:szCs w:val="16"/>
-              </w:rPr>
-              <w:t xml:space="preserve">sum_live_basalarea</w:t>
-            </w:r>
-          </w:p>
-        </w:tc>
-        <w:tc>
-          <w:tcPr>
-            <w:tcW w:type="dxa" w:w="3120"/>
-            <w:tcBorders>
-              <w:top w:val="single" w:color="BBBBBB" w:sz="1"/>
-              <w:left w:val="single" w:color="BBBBBB" w:sz="1"/>
-              <w:bottom w:val="single" w:color="BBBBBB" w:sz="1"/>
-              <w:right w:val="single" w:color="BBBBBB" w:sz="1"/>
-            </w:tcBorders>
-            <w:shd w:fill="FFFFFF" w:val="clear"/>
-            <w:tcMar>
-              <w:top w:type="dxa" w:w="40"/>
-              <w:left w:type="dxa" w:w="80"/>
-              <w:bottom w:type="dxa" w:w="40"/>
-              <w:right w:type="dxa" w:w="80"/>
-            </w:tcMar>
-          </w:tcPr>
-          <w:p>
-            <w:r>
-              <w:rPr>
-                <w:b w:val="false"/>
-                <w:bCs w:val="false"/>
-                <w:color w:val="000000"/>
-                <w:sz w:val="16"/>
-                <w:szCs w:val="16"/>
-              </w:rPr>
-              <w:t xml:space="preserve">ground structure</w:t>
-            </w:r>
-          </w:p>
-        </w:tc>
-        <w:tc>
-          <w:tcPr>
-            <w:tcW w:type="dxa" w:w="3120"/>
-            <w:tcBorders>
-              <w:top w:val="single" w:color="BBBBBB" w:sz="1"/>
-              <w:left w:val="single" w:color="BBBBBB" w:sz="1"/>
-              <w:bottom w:val="single" w:color="BBBBBB" w:sz="1"/>
-              <w:right w:val="single" w:color="BBBBBB" w:sz="1"/>
-            </w:tcBorders>
-            <w:shd w:fill="FFFFFF" w:val="clear"/>
-            <w:tcMar>
-              <w:top w:type="dxa" w:w="40"/>
-              <w:left w:type="dxa" w:w="80"/>
-              <w:bottom w:type="dxa" w:w="40"/>
-              <w:right w:type="dxa" w:w="80"/>
-            </w:tcMar>
-          </w:tcPr>
-          <w:p>
-            <w:r>
-              <w:rPr>
-                <w:b w:val="false"/>
-                <w:bCs w:val="false"/>
-                <w:color w:val="000000"/>
-                <w:sz w:val="16"/>
-                <w:szCs w:val="16"/>
-              </w:rPr>
-              <w:t xml:space="preserve">undefined</w:t>
+        <w:trPr>
+          <w:cantSplit/>
+        </w:trPr>
+        <w:tc>
+          <w:tcPr>
+            <w:tcW w:type="dxa" w:w="2340"/>
+            <w:tcBorders>
+              <w:top w:val="single" w:color="BBBBBB" w:sz="1"/>
+              <w:left w:val="single" w:color="BBBBBB" w:sz="1"/>
+              <w:bottom w:val="single" w:color="BBBBBB" w:sz="1"/>
+              <w:right w:val="single" w:color="BBBBBB" w:sz="1"/>
+            </w:tcBorders>
+            <w:shd w:fill="FFFFFF" w:val="clear"/>
+            <w:tcMar>
+              <w:top w:type="dxa" w:w="40"/>
+              <w:left w:type="dxa" w:w="80"/>
+              <w:bottom w:type="dxa" w:w="40"/>
+              <w:right w:type="dxa" w:w="80"/>
+            </w:tcMar>
+          </w:tcPr>
+          <w:p>
+            <w:pPr>
+              <w:keepNext/>
+            </w:pPr>
+            <w:r>
+              <w:rPr>
+                <w:b w:val="false"/>
+                <w:bCs w:val="false"/>
+                <w:color w:val="000000"/>
+                <w:sz w:val="16"/>
+                <w:szCs w:val="16"/>
+              </w:rPr>
+              <w:t xml:space="preserve">basal_GE_40cmDBH</w:t>
+            </w:r>
+          </w:p>
+        </w:tc>
+        <w:tc>
+          <w:tcPr>
+            <w:tcW w:type="dxa" w:w="2340"/>
+            <w:tcBorders>
+              <w:top w:val="single" w:color="BBBBBB" w:sz="1"/>
+              <w:left w:val="single" w:color="BBBBBB" w:sz="1"/>
+              <w:bottom w:val="single" w:color="BBBBBB" w:sz="1"/>
+              <w:right w:val="single" w:color="BBBBBB" w:sz="1"/>
+            </w:tcBorders>
+            <w:shd w:fill="FFFFFF" w:val="clear"/>
+            <w:tcMar>
+              <w:top w:type="dxa" w:w="40"/>
+              <w:left w:type="dxa" w:w="80"/>
+              <w:bottom w:type="dxa" w:w="40"/>
+              <w:right w:type="dxa" w:w="80"/>
+            </w:tcMar>
+          </w:tcPr>
+          <w:p>
+            <w:pPr>
+              <w:keepNext/>
+            </w:pPr>
+            <w:r>
+              <w:rPr>
+                <w:b w:val="false"/>
+                <w:bCs w:val="false"/>
+                <w:color w:val="000000"/>
+                <w:sz w:val="16"/>
+                <w:szCs w:val="16"/>
+              </w:rPr>
+              <w:t xml:space="preserve">0.681</w:t>
+            </w:r>
+          </w:p>
+        </w:tc>
+        <w:tc>
+          <w:tcPr>
+            <w:tcW w:type="dxa" w:w="2340"/>
+            <w:tcBorders>
+              <w:top w:val="single" w:color="BBBBBB" w:sz="1"/>
+              <w:left w:val="single" w:color="BBBBBB" w:sz="1"/>
+              <w:bottom w:val="single" w:color="BBBBBB" w:sz="1"/>
+              <w:right w:val="single" w:color="BBBBBB" w:sz="1"/>
+            </w:tcBorders>
+            <w:shd w:fill="FFFFFF" w:val="clear"/>
+            <w:tcMar>
+              <w:top w:type="dxa" w:w="40"/>
+              <w:left w:type="dxa" w:w="80"/>
+              <w:bottom w:type="dxa" w:w="40"/>
+              <w:right w:type="dxa" w:w="80"/>
+            </w:tcMar>
+          </w:tcPr>
+          <w:p>
+            <w:pPr>
+              <w:keepNext/>
+            </w:pPr>
+            <w:r>
+              <w:rPr>
+                <w:b w:val="false"/>
+                <w:bCs w:val="false"/>
+                <w:color w:val="000000"/>
+                <w:sz w:val="16"/>
+                <w:szCs w:val="16"/>
+              </w:rPr>
+              <w:t xml:space="preserve">0.669</w:t>
+            </w:r>
+          </w:p>
+        </w:tc>
+        <w:tc>
+          <w:tcPr>
+            <w:tcW w:type="dxa" w:w="2340"/>
+            <w:tcBorders>
+              <w:top w:val="single" w:color="BBBBBB" w:sz="1"/>
+              <w:left w:val="single" w:color="BBBBBB" w:sz="1"/>
+              <w:bottom w:val="single" w:color="BBBBBB" w:sz="1"/>
+              <w:right w:val="single" w:color="BBBBBB" w:sz="1"/>
+            </w:tcBorders>
+            <w:shd w:fill="FFFFFF" w:val="clear"/>
+            <w:tcMar>
+              <w:top w:type="dxa" w:w="40"/>
+              <w:left w:type="dxa" w:w="80"/>
+              <w:bottom w:type="dxa" w:w="40"/>
+              <w:right w:type="dxa" w:w="80"/>
+            </w:tcMar>
+          </w:tcPr>
+          <w:p>
+            <w:pPr>
+              <w:keepNext/>
+            </w:pPr>
+            <w:r>
+              <w:rPr>
+                <w:b w:val="false"/>
+                <w:bCs w:val="false"/>
+                <w:color w:val="000000"/>
+                <w:sz w:val="16"/>
+                <w:szCs w:val="16"/>
+              </w:rPr>
+              <w:t xml:space="preserve">0.7</w:t>
             </w:r>
           </w:p>
         </w:tc>
       </w:tr>
       <w:tr>
-        <w:tc>
-          <w:tcPr>
-            <w:tcW w:type="dxa" w:w="3120"/>
-            <w:tcBorders>
-              <w:top w:val="single" w:color="BBBBBB" w:sz="1"/>
-              <w:left w:val="single" w:color="BBBBBB" w:sz="1"/>
-              <w:bottom w:val="single" w:color="BBBBBB" w:sz="1"/>
-              <w:right w:val="single" w:color="BBBBBB" w:sz="1"/>
-            </w:tcBorders>
-            <w:shd w:fill="FFFFFF" w:val="clear"/>
-            <w:tcMar>
-              <w:top w:type="dxa" w:w="40"/>
-              <w:left w:type="dxa" w:w="80"/>
-              <w:bottom w:type="dxa" w:w="40"/>
-              <w:right w:type="dxa" w:w="80"/>
-            </w:tcMar>
-          </w:tcPr>
-          <w:p>
-            <w:r>
-              <w:rPr>
-                <w:b w:val="false"/>
-                <w:bCs w:val="false"/>
-                <w:color w:val="000000"/>
-                <w:sz w:val="16"/>
-                <w:szCs w:val="16"/>
-              </w:rPr>
-              <w:t xml:space="preserve">cano_cover_15</w:t>
-            </w:r>
-          </w:p>
-        </w:tc>
-        <w:tc>
-          <w:tcPr>
-            <w:tcW w:type="dxa" w:w="3120"/>
-            <w:tcBorders>
-              <w:top w:val="single" w:color="BBBBBB" w:sz="1"/>
-              <w:left w:val="single" w:color="BBBBBB" w:sz="1"/>
-              <w:bottom w:val="single" w:color="BBBBBB" w:sz="1"/>
-              <w:right w:val="single" w:color="BBBBBB" w:sz="1"/>
-            </w:tcBorders>
-            <w:shd w:fill="FFFFFF" w:val="clear"/>
-            <w:tcMar>
-              <w:top w:type="dxa" w:w="40"/>
-              <w:left w:type="dxa" w:w="80"/>
-              <w:bottom w:type="dxa" w:w="40"/>
-              <w:right w:type="dxa" w:w="80"/>
-            </w:tcMar>
-          </w:tcPr>
-          <w:p>
-            <w:r>
-              <w:rPr>
-                <w:b w:val="false"/>
-                <w:bCs w:val="false"/>
-                <w:color w:val="000000"/>
-                <w:sz w:val="16"/>
-                <w:szCs w:val="16"/>
-              </w:rPr>
-              <w:t xml:space="preserve">LiDAR canopy</w:t>
-            </w:r>
-          </w:p>
-        </w:tc>
-        <w:tc>
-          <w:tcPr>
-            <w:tcW w:type="dxa" w:w="3120"/>
-            <w:tcBorders>
-              <w:top w:val="single" w:color="BBBBBB" w:sz="1"/>
-              <w:left w:val="single" w:color="BBBBBB" w:sz="1"/>
-              <w:bottom w:val="single" w:color="BBBBBB" w:sz="1"/>
-              <w:right w:val="single" w:color="BBBBBB" w:sz="1"/>
-            </w:tcBorders>
-            <w:shd w:fill="FFFFFF" w:val="clear"/>
-            <w:tcMar>
-              <w:top w:type="dxa" w:w="40"/>
-              <w:left w:type="dxa" w:w="80"/>
-              <w:bottom w:type="dxa" w:w="40"/>
-              <w:right w:type="dxa" w:w="80"/>
-            </w:tcMar>
-          </w:tcPr>
-          <w:p>
-            <w:r>
-              <w:rPr>
-                <w:b w:val="false"/>
-                <w:bCs w:val="false"/>
-                <w:color w:val="000000"/>
-                <w:sz w:val="16"/>
-                <w:szCs w:val="16"/>
-              </w:rPr>
-              <w:t xml:space="preserve">undefined</w:t>
+        <w:trPr>
+          <w:cantSplit/>
+        </w:trPr>
+        <w:tc>
+          <w:tcPr>
+            <w:tcW w:type="dxa" w:w="2340"/>
+            <w:tcBorders>
+              <w:top w:val="single" w:color="BBBBBB" w:sz="1"/>
+              <w:left w:val="single" w:color="BBBBBB" w:sz="1"/>
+              <w:bottom w:val="single" w:color="BBBBBB" w:sz="1"/>
+              <w:right w:val="single" w:color="BBBBBB" w:sz="1"/>
+            </w:tcBorders>
+            <w:shd w:fill="FFFFFF" w:val="clear"/>
+            <w:tcMar>
+              <w:top w:type="dxa" w:w="40"/>
+              <w:left w:type="dxa" w:w="80"/>
+              <w:bottom w:type="dxa" w:w="40"/>
+              <w:right w:type="dxa" w:w="80"/>
+            </w:tcMar>
+          </w:tcPr>
+          <w:p>
+            <w:pPr>
+              <w:keepNext/>
+            </w:pPr>
+            <w:r>
+              <w:rPr>
+                <w:b w:val="false"/>
+                <w:bCs w:val="false"/>
+                <w:color w:val="000000"/>
+                <w:sz w:val="16"/>
+                <w:szCs w:val="16"/>
+              </w:rPr>
+              <w:t xml:space="preserve">No_treesGE_40cmdbh</w:t>
+            </w:r>
+          </w:p>
+        </w:tc>
+        <w:tc>
+          <w:tcPr>
+            <w:tcW w:type="dxa" w:w="2340"/>
+            <w:tcBorders>
+              <w:top w:val="single" w:color="BBBBBB" w:sz="1"/>
+              <w:left w:val="single" w:color="BBBBBB" w:sz="1"/>
+              <w:bottom w:val="single" w:color="BBBBBB" w:sz="1"/>
+              <w:right w:val="single" w:color="BBBBBB" w:sz="1"/>
+            </w:tcBorders>
+            <w:shd w:fill="FFFFFF" w:val="clear"/>
+            <w:tcMar>
+              <w:top w:type="dxa" w:w="40"/>
+              <w:left w:type="dxa" w:w="80"/>
+              <w:bottom w:type="dxa" w:w="40"/>
+              <w:right w:type="dxa" w:w="80"/>
+            </w:tcMar>
+          </w:tcPr>
+          <w:p>
+            <w:pPr>
+              <w:keepNext/>
+            </w:pPr>
+            <w:r>
+              <w:rPr>
+                <w:b w:val="false"/>
+                <w:bCs w:val="false"/>
+                <w:color w:val="000000"/>
+                <w:sz w:val="16"/>
+                <w:szCs w:val="16"/>
+              </w:rPr>
+              <w:t xml:space="preserve">0.586</w:t>
+            </w:r>
+          </w:p>
+        </w:tc>
+        <w:tc>
+          <w:tcPr>
+            <w:tcW w:type="dxa" w:w="2340"/>
+            <w:tcBorders>
+              <w:top w:val="single" w:color="BBBBBB" w:sz="1"/>
+              <w:left w:val="single" w:color="BBBBBB" w:sz="1"/>
+              <w:bottom w:val="single" w:color="BBBBBB" w:sz="1"/>
+              <w:right w:val="single" w:color="BBBBBB" w:sz="1"/>
+            </w:tcBorders>
+            <w:shd w:fill="FFFFFF" w:val="clear"/>
+            <w:tcMar>
+              <w:top w:type="dxa" w:w="40"/>
+              <w:left w:type="dxa" w:w="80"/>
+              <w:bottom w:type="dxa" w:w="40"/>
+              <w:right w:type="dxa" w:w="80"/>
+            </w:tcMar>
+          </w:tcPr>
+          <w:p>
+            <w:pPr>
+              <w:keepNext/>
+            </w:pPr>
+            <w:r>
+              <w:rPr>
+                <w:b w:val="false"/>
+                <w:bCs w:val="false"/>
+                <w:color w:val="000000"/>
+                <w:sz w:val="16"/>
+                <w:szCs w:val="16"/>
+              </w:rPr>
+              <w:t xml:space="preserve">0.578</w:t>
+            </w:r>
+          </w:p>
+        </w:tc>
+        <w:tc>
+          <w:tcPr>
+            <w:tcW w:type="dxa" w:w="2340"/>
+            <w:tcBorders>
+              <w:top w:val="single" w:color="BBBBBB" w:sz="1"/>
+              <w:left w:val="single" w:color="BBBBBB" w:sz="1"/>
+              <w:bottom w:val="single" w:color="BBBBBB" w:sz="1"/>
+              <w:right w:val="single" w:color="BBBBBB" w:sz="1"/>
+            </w:tcBorders>
+            <w:shd w:fill="FFFFFF" w:val="clear"/>
+            <w:tcMar>
+              <w:top w:type="dxa" w:w="40"/>
+              <w:left w:type="dxa" w:w="80"/>
+              <w:bottom w:type="dxa" w:w="40"/>
+              <w:right w:type="dxa" w:w="80"/>
+            </w:tcMar>
+          </w:tcPr>
+          <w:p>
+            <w:pPr>
+              <w:keepNext/>
+            </w:pPr>
+            <w:r>
+              <w:rPr>
+                <w:b w:val="false"/>
+                <w:bCs w:val="false"/>
+                <w:color w:val="000000"/>
+                <w:sz w:val="16"/>
+                <w:szCs w:val="16"/>
+              </w:rPr>
+              <w:t xml:space="preserve">0.597</w:t>
             </w:r>
           </w:p>
         </w:tc>
       </w:tr>
       <w:tr>
-        <w:tc>
-          <w:tcPr>
-            <w:tcW w:type="dxa" w:w="3120"/>
-            <w:tcBorders>
-              <w:top w:val="single" w:color="BBBBBB" w:sz="1"/>
-              <w:left w:val="single" w:color="BBBBBB" w:sz="1"/>
-              <w:bottom w:val="single" w:color="BBBBBB" w:sz="1"/>
-              <w:right w:val="single" w:color="BBBBBB" w:sz="1"/>
-            </w:tcBorders>
-            <w:shd w:fill="FFFFFF" w:val="clear"/>
-            <w:tcMar>
-              <w:top w:type="dxa" w:w="40"/>
-              <w:left w:type="dxa" w:w="80"/>
-              <w:bottom w:type="dxa" w:w="40"/>
-              <w:right w:type="dxa" w:w="80"/>
-            </w:tcMar>
-          </w:tcPr>
-          <w:p>
-            <w:r>
-              <w:rPr>
-                <w:b w:val="false"/>
-                <w:bCs w:val="false"/>
-                <w:color w:val="000000"/>
-                <w:sz w:val="16"/>
-                <w:szCs w:val="16"/>
-              </w:rPr>
-              <w:t xml:space="preserve">basal_GE_40cmDBH</w:t>
-            </w:r>
-          </w:p>
-        </w:tc>
-        <w:tc>
-          <w:tcPr>
-            <w:tcW w:type="dxa" w:w="3120"/>
-            <w:tcBorders>
-              <w:top w:val="single" w:color="BBBBBB" w:sz="1"/>
-              <w:left w:val="single" w:color="BBBBBB" w:sz="1"/>
-              <w:bottom w:val="single" w:color="BBBBBB" w:sz="1"/>
-              <w:right w:val="single" w:color="BBBBBB" w:sz="1"/>
-            </w:tcBorders>
-            <w:shd w:fill="FFFFFF" w:val="clear"/>
-            <w:tcMar>
-              <w:top w:type="dxa" w:w="40"/>
-              <w:left w:type="dxa" w:w="80"/>
-              <w:bottom w:type="dxa" w:w="40"/>
-              <w:right w:type="dxa" w:w="80"/>
-            </w:tcMar>
-          </w:tcPr>
-          <w:p>
-            <w:r>
-              <w:rPr>
-                <w:b w:val="false"/>
-                <w:bCs w:val="false"/>
-                <w:color w:val="000000"/>
-                <w:sz w:val="16"/>
-                <w:szCs w:val="16"/>
-              </w:rPr>
-              <w:t xml:space="preserve">ground structure</w:t>
-            </w:r>
-          </w:p>
-        </w:tc>
-        <w:tc>
-          <w:tcPr>
-            <w:tcW w:type="dxa" w:w="3120"/>
-            <w:tcBorders>
-              <w:top w:val="single" w:color="BBBBBB" w:sz="1"/>
-              <w:left w:val="single" w:color="BBBBBB" w:sz="1"/>
-              <w:bottom w:val="single" w:color="BBBBBB" w:sz="1"/>
-              <w:right w:val="single" w:color="BBBBBB" w:sz="1"/>
-            </w:tcBorders>
-            <w:shd w:fill="FFFFFF" w:val="clear"/>
-            <w:tcMar>
-              <w:top w:type="dxa" w:w="40"/>
-              <w:left w:type="dxa" w:w="80"/>
-              <w:bottom w:type="dxa" w:w="40"/>
-              <w:right w:type="dxa" w:w="80"/>
-            </w:tcMar>
-          </w:tcPr>
-          <w:p>
-            <w:r>
-              <w:rPr>
-                <w:b w:val="false"/>
-                <w:bCs w:val="false"/>
-                <w:color w:val="000000"/>
-                <w:sz w:val="16"/>
-                <w:szCs w:val="16"/>
-              </w:rPr>
-              <w:t xml:space="preserve">undefined</w:t>
+        <w:trPr>
+          <w:cantSplit/>
+        </w:trPr>
+        <w:tc>
+          <w:tcPr>
+            <w:tcW w:type="dxa" w:w="2340"/>
+            <w:tcBorders>
+              <w:top w:val="single" w:color="BBBBBB" w:sz="1"/>
+              <w:left w:val="single" w:color="BBBBBB" w:sz="1"/>
+              <w:bottom w:val="single" w:color="BBBBBB" w:sz="1"/>
+              <w:right w:val="single" w:color="BBBBBB" w:sz="1"/>
+            </w:tcBorders>
+            <w:shd w:fill="FFFFFF" w:val="clear"/>
+            <w:tcMar>
+              <w:top w:type="dxa" w:w="40"/>
+              <w:left w:type="dxa" w:w="80"/>
+              <w:bottom w:type="dxa" w:w="40"/>
+              <w:right w:type="dxa" w:w="80"/>
+            </w:tcMar>
+          </w:tcPr>
+          <w:p>
+            <w:pPr>
+              <w:keepNext/>
+            </w:pPr>
+            <w:r>
+              <w:rPr>
+                <w:b w:val="false"/>
+                <w:bCs w:val="false"/>
+                <w:color w:val="000000"/>
+                <w:sz w:val="16"/>
+                <w:szCs w:val="16"/>
+              </w:rPr>
+              <w:t xml:space="preserve">CWD_vol</w:t>
+            </w:r>
+          </w:p>
+        </w:tc>
+        <w:tc>
+          <w:tcPr>
+            <w:tcW w:type="dxa" w:w="2340"/>
+            <w:tcBorders>
+              <w:top w:val="single" w:color="BBBBBB" w:sz="1"/>
+              <w:left w:val="single" w:color="BBBBBB" w:sz="1"/>
+              <w:bottom w:val="single" w:color="BBBBBB" w:sz="1"/>
+              <w:right w:val="single" w:color="BBBBBB" w:sz="1"/>
+            </w:tcBorders>
+            <w:shd w:fill="FFFFFF" w:val="clear"/>
+            <w:tcMar>
+              <w:top w:type="dxa" w:w="40"/>
+              <w:left w:type="dxa" w:w="80"/>
+              <w:bottom w:type="dxa" w:w="40"/>
+              <w:right w:type="dxa" w:w="80"/>
+            </w:tcMar>
+          </w:tcPr>
+          <w:p>
+            <w:pPr>
+              <w:keepNext/>
+            </w:pPr>
+            <w:r>
+              <w:rPr>
+                <w:b w:val="false"/>
+                <w:bCs w:val="false"/>
+                <w:color w:val="000000"/>
+                <w:sz w:val="16"/>
+                <w:szCs w:val="16"/>
+              </w:rPr>
+              <w:t xml:space="preserve">0.201</w:t>
+            </w:r>
+          </w:p>
+        </w:tc>
+        <w:tc>
+          <w:tcPr>
+            <w:tcW w:type="dxa" w:w="2340"/>
+            <w:tcBorders>
+              <w:top w:val="single" w:color="BBBBBB" w:sz="1"/>
+              <w:left w:val="single" w:color="BBBBBB" w:sz="1"/>
+              <w:bottom w:val="single" w:color="BBBBBB" w:sz="1"/>
+              <w:right w:val="single" w:color="BBBBBB" w:sz="1"/>
+            </w:tcBorders>
+            <w:shd w:fill="FFFFFF" w:val="clear"/>
+            <w:tcMar>
+              <w:top w:type="dxa" w:w="40"/>
+              <w:left w:type="dxa" w:w="80"/>
+              <w:bottom w:type="dxa" w:w="40"/>
+              <w:right w:type="dxa" w:w="80"/>
+            </w:tcMar>
+          </w:tcPr>
+          <w:p>
+            <w:pPr>
+              <w:keepNext/>
+            </w:pPr>
+            <w:r>
+              <w:rPr>
+                <w:b w:val="false"/>
+                <w:bCs w:val="false"/>
+                <w:color w:val="000000"/>
+                <w:sz w:val="16"/>
+                <w:szCs w:val="16"/>
+              </w:rPr>
+              <w:t xml:space="preserve">0.175</w:t>
+            </w:r>
+          </w:p>
+        </w:tc>
+        <w:tc>
+          <w:tcPr>
+            <w:tcW w:type="dxa" w:w="2340"/>
+            <w:tcBorders>
+              <w:top w:val="single" w:color="BBBBBB" w:sz="1"/>
+              <w:left w:val="single" w:color="BBBBBB" w:sz="1"/>
+              <w:bottom w:val="single" w:color="BBBBBB" w:sz="1"/>
+              <w:right w:val="single" w:color="BBBBBB" w:sz="1"/>
+            </w:tcBorders>
+            <w:shd w:fill="FFFFFF" w:val="clear"/>
+            <w:tcMar>
+              <w:top w:type="dxa" w:w="40"/>
+              <w:left w:type="dxa" w:w="80"/>
+              <w:bottom w:type="dxa" w:w="40"/>
+              <w:right w:type="dxa" w:w="80"/>
+            </w:tcMar>
+          </w:tcPr>
+          <w:p>
+            <w:pPr>
+              <w:keepNext/>
+            </w:pPr>
+            <w:r>
+              <w:rPr>
+                <w:b w:val="false"/>
+                <w:bCs w:val="false"/>
+                <w:color w:val="000000"/>
+                <w:sz w:val="16"/>
+                <w:szCs w:val="16"/>
+              </w:rPr>
+              <w:t xml:space="preserve">0.23</w:t>
             </w:r>
           </w:p>
         </w:tc>
       </w:tr>
       <w:tr>
-        <w:tc>
-          <w:tcPr>
-            <w:tcW w:type="dxa" w:w="3120"/>
-            <w:tcBorders>
-              <w:top w:val="single" w:color="BBBBBB" w:sz="1"/>
-              <w:left w:val="single" w:color="BBBBBB" w:sz="1"/>
-              <w:bottom w:val="single" w:color="BBBBBB" w:sz="1"/>
-              <w:right w:val="single" w:color="BBBBBB" w:sz="1"/>
-            </w:tcBorders>
-            <w:shd w:fill="FFFFFF" w:val="clear"/>
-            <w:tcMar>
-              <w:top w:type="dxa" w:w="40"/>
-              <w:left w:type="dxa" w:w="80"/>
-              <w:bottom w:type="dxa" w:w="40"/>
-              <w:right w:type="dxa" w:w="80"/>
-            </w:tcMar>
-          </w:tcPr>
-          <w:p>
-            <w:r>
-              <w:rPr>
-                <w:b w:val="false"/>
-                <w:bCs w:val="false"/>
-                <w:color w:val="000000"/>
-                <w:sz w:val="16"/>
-                <w:szCs w:val="16"/>
-              </w:rPr>
-              <w:t xml:space="preserve">percentile_95th</w:t>
-            </w:r>
-          </w:p>
-        </w:tc>
-        <w:tc>
-          <w:tcPr>
-            <w:tcW w:type="dxa" w:w="3120"/>
-            <w:tcBorders>
-              <w:top w:val="single" w:color="BBBBBB" w:sz="1"/>
-              <w:left w:val="single" w:color="BBBBBB" w:sz="1"/>
-              <w:bottom w:val="single" w:color="BBBBBB" w:sz="1"/>
-              <w:right w:val="single" w:color="BBBBBB" w:sz="1"/>
-            </w:tcBorders>
-            <w:shd w:fill="FFFFFF" w:val="clear"/>
-            <w:tcMar>
-              <w:top w:type="dxa" w:w="40"/>
-              <w:left w:type="dxa" w:w="80"/>
-              <w:bottom w:type="dxa" w:w="40"/>
-              <w:right w:type="dxa" w:w="80"/>
-            </w:tcMar>
-          </w:tcPr>
-          <w:p>
-            <w:r>
-              <w:rPr>
-                <w:b w:val="false"/>
-                <w:bCs w:val="false"/>
-                <w:color w:val="000000"/>
-                <w:sz w:val="16"/>
-                <w:szCs w:val="16"/>
-              </w:rPr>
-              <w:t xml:space="preserve">LiDAR canopy</w:t>
-            </w:r>
-          </w:p>
-        </w:tc>
-        <w:tc>
-          <w:tcPr>
-            <w:tcW w:type="dxa" w:w="3120"/>
-            <w:tcBorders>
-              <w:top w:val="single" w:color="BBBBBB" w:sz="1"/>
-              <w:left w:val="single" w:color="BBBBBB" w:sz="1"/>
-              <w:bottom w:val="single" w:color="BBBBBB" w:sz="1"/>
-              <w:right w:val="single" w:color="BBBBBB" w:sz="1"/>
-            </w:tcBorders>
-            <w:shd w:fill="FFFFFF" w:val="clear"/>
-            <w:tcMar>
-              <w:top w:type="dxa" w:w="40"/>
-              <w:left w:type="dxa" w:w="80"/>
-              <w:bottom w:type="dxa" w:w="40"/>
-              <w:right w:type="dxa" w:w="80"/>
-            </w:tcMar>
-          </w:tcPr>
-          <w:p>
-            <w:r>
-              <w:rPr>
-                <w:b w:val="false"/>
-                <w:bCs w:val="false"/>
-                <w:color w:val="000000"/>
-                <w:sz w:val="16"/>
-                <w:szCs w:val="16"/>
-              </w:rPr>
-              <w:t xml:space="preserve">undefined</w:t>
+        <w:trPr>
+          <w:cantSplit/>
+        </w:trPr>
+        <w:tc>
+          <w:tcPr>
+            <w:tcW w:type="dxa" w:w="2340"/>
+            <w:tcBorders>
+              <w:top w:val="single" w:color="BBBBBB" w:sz="1"/>
+              <w:left w:val="single" w:color="BBBBBB" w:sz="1"/>
+              <w:bottom w:val="single" w:color="BBBBBB" w:sz="1"/>
+              <w:right w:val="single" w:color="BBBBBB" w:sz="1"/>
+            </w:tcBorders>
+            <w:shd w:fill="FFFFFF" w:val="clear"/>
+            <w:tcMar>
+              <w:top w:type="dxa" w:w="40"/>
+              <w:left w:type="dxa" w:w="80"/>
+              <w:bottom w:type="dxa" w:w="40"/>
+              <w:right w:type="dxa" w:w="80"/>
+            </w:tcMar>
+          </w:tcPr>
+          <w:p>
+            <w:pPr>
+              <w:keepNext/>
+            </w:pPr>
+            <w:r>
+              <w:rPr>
+                <w:b w:val="false"/>
+                <w:bCs w:val="false"/>
+                <w:color w:val="000000"/>
+                <w:sz w:val="16"/>
+                <w:szCs w:val="16"/>
+              </w:rPr>
+              <w:t xml:space="preserve">sum_dead_basalarea</w:t>
+            </w:r>
+          </w:p>
+        </w:tc>
+        <w:tc>
+          <w:tcPr>
+            <w:tcW w:type="dxa" w:w="2340"/>
+            <w:tcBorders>
+              <w:top w:val="single" w:color="BBBBBB" w:sz="1"/>
+              <w:left w:val="single" w:color="BBBBBB" w:sz="1"/>
+              <w:bottom w:val="single" w:color="BBBBBB" w:sz="1"/>
+              <w:right w:val="single" w:color="BBBBBB" w:sz="1"/>
+            </w:tcBorders>
+            <w:shd w:fill="FFFFFF" w:val="clear"/>
+            <w:tcMar>
+              <w:top w:type="dxa" w:w="40"/>
+              <w:left w:type="dxa" w:w="80"/>
+              <w:bottom w:type="dxa" w:w="40"/>
+              <w:right w:type="dxa" w:w="80"/>
+            </w:tcMar>
+          </w:tcPr>
+          <w:p>
+            <w:pPr>
+              <w:keepNext/>
+            </w:pPr>
+            <w:r>
+              <w:rPr>
+                <w:b w:val="false"/>
+                <w:bCs w:val="false"/>
+                <w:color w:val="000000"/>
+                <w:sz w:val="16"/>
+                <w:szCs w:val="16"/>
+              </w:rPr>
+              <w:t xml:space="preserve">0.241</w:t>
+            </w:r>
+          </w:p>
+        </w:tc>
+        <w:tc>
+          <w:tcPr>
+            <w:tcW w:type="dxa" w:w="2340"/>
+            <w:tcBorders>
+              <w:top w:val="single" w:color="BBBBBB" w:sz="1"/>
+              <w:left w:val="single" w:color="BBBBBB" w:sz="1"/>
+              <w:bottom w:val="single" w:color="BBBBBB" w:sz="1"/>
+              <w:right w:val="single" w:color="BBBBBB" w:sz="1"/>
+            </w:tcBorders>
+            <w:shd w:fill="FFFFFF" w:val="clear"/>
+            <w:tcMar>
+              <w:top w:type="dxa" w:w="40"/>
+              <w:left w:type="dxa" w:w="80"/>
+              <w:bottom w:type="dxa" w:w="40"/>
+              <w:right w:type="dxa" w:w="80"/>
+            </w:tcMar>
+          </w:tcPr>
+          <w:p>
+            <w:pPr>
+              <w:keepNext/>
+            </w:pPr>
+            <w:r>
+              <w:rPr>
+                <w:b w:val="false"/>
+                <w:bCs w:val="false"/>
+                <w:color w:val="000000"/>
+                <w:sz w:val="16"/>
+                <w:szCs w:val="16"/>
+              </w:rPr>
+              <w:t xml:space="preserve">0.222</w:t>
+            </w:r>
+          </w:p>
+        </w:tc>
+        <w:tc>
+          <w:tcPr>
+            <w:tcW w:type="dxa" w:w="2340"/>
+            <w:tcBorders>
+              <w:top w:val="single" w:color="BBBBBB" w:sz="1"/>
+              <w:left w:val="single" w:color="BBBBBB" w:sz="1"/>
+              <w:bottom w:val="single" w:color="BBBBBB" w:sz="1"/>
+              <w:right w:val="single" w:color="BBBBBB" w:sz="1"/>
+            </w:tcBorders>
+            <w:shd w:fill="FFFFFF" w:val="clear"/>
+            <w:tcMar>
+              <w:top w:type="dxa" w:w="40"/>
+              <w:left w:type="dxa" w:w="80"/>
+              <w:bottom w:type="dxa" w:w="40"/>
+              <w:right w:type="dxa" w:w="80"/>
+            </w:tcMar>
+          </w:tcPr>
+          <w:p>
+            <w:pPr>
+              <w:keepNext/>
+            </w:pPr>
+            <w:r>
+              <w:rPr>
+                <w:b w:val="false"/>
+                <w:bCs w:val="false"/>
+                <w:color w:val="000000"/>
+                <w:sz w:val="16"/>
+                <w:szCs w:val="16"/>
+              </w:rPr>
+              <w:t xml:space="preserve">0.264</w:t>
             </w:r>
           </w:p>
         </w:tc>
       </w:tr>
       <w:tr>
-        <w:tc>
-          <w:tcPr>
-            <w:tcW w:type="dxa" w:w="3120"/>
-            <w:tcBorders>
-              <w:top w:val="single" w:color="BBBBBB" w:sz="1"/>
-              <w:left w:val="single" w:color="BBBBBB" w:sz="1"/>
-              <w:bottom w:val="single" w:color="BBBBBB" w:sz="1"/>
-              <w:right w:val="single" w:color="BBBBBB" w:sz="1"/>
-            </w:tcBorders>
-            <w:shd w:fill="FFFFFF" w:val="clear"/>
-            <w:tcMar>
-              <w:top w:type="dxa" w:w="40"/>
-              <w:left w:type="dxa" w:w="80"/>
-              <w:bottom w:type="dxa" w:w="40"/>
-              <w:right w:type="dxa" w:w="80"/>
-            </w:tcMar>
-          </w:tcPr>
-          <w:p>
+        <w:trPr>
+          <w:cantSplit/>
+        </w:trPr>
+        <w:tc>
+          <w:tcPr>
+            <w:tcW w:type="dxa" w:w="2340"/>
+            <w:tcBorders>
+              <w:top w:val="single" w:color="BBBBBB" w:sz="1"/>
+              <w:left w:val="single" w:color="BBBBBB" w:sz="1"/>
+              <w:bottom w:val="single" w:color="BBBBBB" w:sz="1"/>
+              <w:right w:val="single" w:color="BBBBBB" w:sz="1"/>
+            </w:tcBorders>
+            <w:shd w:fill="FFFFFF" w:val="clear"/>
+            <w:tcMar>
+              <w:top w:type="dxa" w:w="40"/>
+              <w:left w:type="dxa" w:w="80"/>
+              <w:bottom w:type="dxa" w:w="40"/>
+              <w:right w:type="dxa" w:w="80"/>
+            </w:tcMar>
+          </w:tcPr>
+          <w:p>
+            <w:pPr>
+              <w:keepNext w:val="false"/>
+            </w:pPr>
             <w:r>
               <w:rPr>
                 <w:b w:val="false"/>
@@ -10678,1073 +11210,100 @@
         </w:tc>
         <w:tc>
           <w:tcPr>
-            <w:tcW w:type="dxa" w:w="3120"/>
-            <w:tcBorders>
-              <w:top w:val="single" w:color="BBBBBB" w:sz="1"/>
-              <w:left w:val="single" w:color="BBBBBB" w:sz="1"/>
-              <w:bottom w:val="single" w:color="BBBBBB" w:sz="1"/>
-              <w:right w:val="single" w:color="BBBBBB" w:sz="1"/>
-            </w:tcBorders>
-            <w:shd w:fill="FFFFFF" w:val="clear"/>
-            <w:tcMar>
-              <w:top w:type="dxa" w:w="40"/>
-              <w:left w:type="dxa" w:w="80"/>
-              <w:bottom w:type="dxa" w:w="40"/>
-              <w:right w:type="dxa" w:w="80"/>
-            </w:tcMar>
-          </w:tcPr>
-          <w:p>
-            <w:r>
-              <w:rPr>
-                <w:b w:val="false"/>
-                <w:bCs w:val="false"/>
-                <w:color w:val="000000"/>
-                <w:sz w:val="16"/>
-                <w:szCs w:val="16"/>
-              </w:rPr>
-              <w:t xml:space="preserve">ground structure</w:t>
-            </w:r>
-          </w:p>
-        </w:tc>
-        <w:tc>
-          <w:tcPr>
-            <w:tcW w:type="dxa" w:w="3120"/>
-            <w:tcBorders>
-              <w:top w:val="single" w:color="BBBBBB" w:sz="1"/>
-              <w:left w:val="single" w:color="BBBBBB" w:sz="1"/>
-              <w:bottom w:val="single" w:color="BBBBBB" w:sz="1"/>
-              <w:right w:val="single" w:color="BBBBBB" w:sz="1"/>
-            </w:tcBorders>
-            <w:shd w:fill="FFFFFF" w:val="clear"/>
-            <w:tcMar>
-              <w:top w:type="dxa" w:w="40"/>
-              <w:left w:type="dxa" w:w="80"/>
-              <w:bottom w:type="dxa" w:w="40"/>
-              <w:right w:type="dxa" w:w="80"/>
-            </w:tcMar>
-          </w:tcPr>
-          <w:p>
-            <w:r>
-              <w:rPr>
-                <w:b w:val="false"/>
-                <w:bCs w:val="false"/>
-                <w:color w:val="000000"/>
-                <w:sz w:val="16"/>
-                <w:szCs w:val="16"/>
-              </w:rPr>
-              <w:t xml:space="preserve">undefined</w:t>
-            </w:r>
-          </w:p>
-        </w:tc>
-      </w:tr>
-      <w:tr>
-        <w:tc>
-          <w:tcPr>
-            <w:tcW w:type="dxa" w:w="3120"/>
-            <w:tcBorders>
-              <w:top w:val="single" w:color="BBBBBB" w:sz="1"/>
-              <w:left w:val="single" w:color="BBBBBB" w:sz="1"/>
-              <w:bottom w:val="single" w:color="BBBBBB" w:sz="1"/>
-              <w:right w:val="single" w:color="BBBBBB" w:sz="1"/>
-            </w:tcBorders>
-            <w:shd w:fill="FFFFFF" w:val="clear"/>
-            <w:tcMar>
-              <w:top w:type="dxa" w:w="40"/>
-              <w:left w:type="dxa" w:w="80"/>
-              <w:bottom w:type="dxa" w:w="40"/>
-              <w:right w:type="dxa" w:w="80"/>
-            </w:tcMar>
-          </w:tcPr>
-          <w:p>
-            <w:r>
-              <w:rPr>
-                <w:b w:val="false"/>
-                <w:bCs w:val="false"/>
-                <w:color w:val="000000"/>
-                <w:sz w:val="16"/>
-                <w:szCs w:val="16"/>
-              </w:rPr>
-              <w:t xml:space="preserve">QMD_live</w:t>
-            </w:r>
-          </w:p>
-        </w:tc>
-        <w:tc>
-          <w:tcPr>
-            <w:tcW w:type="dxa" w:w="3120"/>
-            <w:tcBorders>
-              <w:top w:val="single" w:color="BBBBBB" w:sz="1"/>
-              <w:left w:val="single" w:color="BBBBBB" w:sz="1"/>
-              <w:bottom w:val="single" w:color="BBBBBB" w:sz="1"/>
-              <w:right w:val="single" w:color="BBBBBB" w:sz="1"/>
-            </w:tcBorders>
-            <w:shd w:fill="FFFFFF" w:val="clear"/>
-            <w:tcMar>
-              <w:top w:type="dxa" w:w="40"/>
-              <w:left w:type="dxa" w:w="80"/>
-              <w:bottom w:type="dxa" w:w="40"/>
-              <w:right w:type="dxa" w:w="80"/>
-            </w:tcMar>
-          </w:tcPr>
-          <w:p>
-            <w:r>
-              <w:rPr>
-                <w:b w:val="false"/>
-                <w:bCs w:val="false"/>
-                <w:color w:val="000000"/>
-                <w:sz w:val="16"/>
-                <w:szCs w:val="16"/>
-              </w:rPr>
-              <w:t xml:space="preserve">ground structure</w:t>
-            </w:r>
-          </w:p>
-        </w:tc>
-        <w:tc>
-          <w:tcPr>
-            <w:tcW w:type="dxa" w:w="3120"/>
-            <w:tcBorders>
-              <w:top w:val="single" w:color="BBBBBB" w:sz="1"/>
-              <w:left w:val="single" w:color="BBBBBB" w:sz="1"/>
-              <w:bottom w:val="single" w:color="BBBBBB" w:sz="1"/>
-              <w:right w:val="single" w:color="BBBBBB" w:sz="1"/>
-            </w:tcBorders>
-            <w:shd w:fill="FFFFFF" w:val="clear"/>
-            <w:tcMar>
-              <w:top w:type="dxa" w:w="40"/>
-              <w:left w:type="dxa" w:w="80"/>
-              <w:bottom w:type="dxa" w:w="40"/>
-              <w:right w:type="dxa" w:w="80"/>
-            </w:tcMar>
-          </w:tcPr>
-          <w:p>
-            <w:r>
-              <w:rPr>
-                <w:b w:val="false"/>
-                <w:bCs w:val="false"/>
-                <w:color w:val="000000"/>
-                <w:sz w:val="16"/>
-                <w:szCs w:val="16"/>
-              </w:rPr>
-              <w:t xml:space="preserve">undefined</w:t>
-            </w:r>
-          </w:p>
-        </w:tc>
-      </w:tr>
-      <w:tr>
-        <w:tc>
-          <w:tcPr>
-            <w:tcW w:type="dxa" w:w="3120"/>
-            <w:tcBorders>
-              <w:top w:val="single" w:color="BBBBBB" w:sz="1"/>
-              <w:left w:val="single" w:color="BBBBBB" w:sz="1"/>
-              <w:bottom w:val="single" w:color="BBBBBB" w:sz="1"/>
-              <w:right w:val="single" w:color="BBBBBB" w:sz="1"/>
-            </w:tcBorders>
-            <w:shd w:fill="FFFFFF" w:val="clear"/>
-            <w:tcMar>
-              <w:top w:type="dxa" w:w="40"/>
-              <w:left w:type="dxa" w:w="80"/>
-              <w:bottom w:type="dxa" w:w="40"/>
-              <w:right w:type="dxa" w:w="80"/>
-            </w:tcMar>
-          </w:tcPr>
-          <w:p>
-            <w:r>
-              <w:rPr>
-                <w:b w:val="false"/>
-                <w:bCs w:val="false"/>
-                <w:color w:val="000000"/>
-                <w:sz w:val="16"/>
-                <w:szCs w:val="16"/>
-              </w:rPr>
-              <w:t xml:space="preserve">mean_cano_ht</w:t>
-            </w:r>
-          </w:p>
-        </w:tc>
-        <w:tc>
-          <w:tcPr>
-            <w:tcW w:type="dxa" w:w="3120"/>
-            <w:tcBorders>
-              <w:top w:val="single" w:color="BBBBBB" w:sz="1"/>
-              <w:left w:val="single" w:color="BBBBBB" w:sz="1"/>
-              <w:bottom w:val="single" w:color="BBBBBB" w:sz="1"/>
-              <w:right w:val="single" w:color="BBBBBB" w:sz="1"/>
-            </w:tcBorders>
-            <w:shd w:fill="FFFFFF" w:val="clear"/>
-            <w:tcMar>
-              <w:top w:type="dxa" w:w="40"/>
-              <w:left w:type="dxa" w:w="80"/>
-              <w:bottom w:type="dxa" w:w="40"/>
-              <w:right w:type="dxa" w:w="80"/>
-            </w:tcMar>
-          </w:tcPr>
-          <w:p>
-            <w:r>
-              <w:rPr>
-                <w:b w:val="false"/>
-                <w:bCs w:val="false"/>
-                <w:color w:val="000000"/>
-                <w:sz w:val="16"/>
-                <w:szCs w:val="16"/>
-              </w:rPr>
-              <w:t xml:space="preserve">LiDAR canopy</w:t>
-            </w:r>
-          </w:p>
-        </w:tc>
-        <w:tc>
-          <w:tcPr>
-            <w:tcW w:type="dxa" w:w="3120"/>
-            <w:tcBorders>
-              <w:top w:val="single" w:color="BBBBBB" w:sz="1"/>
-              <w:left w:val="single" w:color="BBBBBB" w:sz="1"/>
-              <w:bottom w:val="single" w:color="BBBBBB" w:sz="1"/>
-              <w:right w:val="single" w:color="BBBBBB" w:sz="1"/>
-            </w:tcBorders>
-            <w:shd w:fill="FFFFFF" w:val="clear"/>
-            <w:tcMar>
-              <w:top w:type="dxa" w:w="40"/>
-              <w:left w:type="dxa" w:w="80"/>
-              <w:bottom w:type="dxa" w:w="40"/>
-              <w:right w:type="dxa" w:w="80"/>
-            </w:tcMar>
-          </w:tcPr>
-          <w:p>
-            <w:r>
-              <w:rPr>
-                <w:b w:val="false"/>
-                <w:bCs w:val="false"/>
-                <w:color w:val="000000"/>
-                <w:sz w:val="16"/>
-                <w:szCs w:val="16"/>
-              </w:rPr>
-              <w:t xml:space="preserve">undefined</w:t>
-            </w:r>
-          </w:p>
-        </w:tc>
-      </w:tr>
-      <w:tr>
-        <w:tc>
-          <w:tcPr>
-            <w:tcW w:type="dxa" w:w="3120"/>
-            <w:tcBorders>
-              <w:top w:val="single" w:color="BBBBBB" w:sz="1"/>
-              <w:left w:val="single" w:color="BBBBBB" w:sz="1"/>
-              <w:bottom w:val="single" w:color="BBBBBB" w:sz="1"/>
-              <w:right w:val="single" w:color="BBBBBB" w:sz="1"/>
-            </w:tcBorders>
-            <w:shd w:fill="FFFFFF" w:val="clear"/>
-            <w:tcMar>
-              <w:top w:type="dxa" w:w="40"/>
-              <w:left w:type="dxa" w:w="80"/>
-              <w:bottom w:type="dxa" w:w="40"/>
-              <w:right w:type="dxa" w:w="80"/>
-            </w:tcMar>
-          </w:tcPr>
-          <w:p>
-            <w:r>
-              <w:rPr>
-                <w:b w:val="false"/>
-                <w:bCs w:val="false"/>
-                <w:color w:val="000000"/>
-                <w:sz w:val="16"/>
-                <w:szCs w:val="16"/>
-              </w:rPr>
-              <w:t xml:space="preserve">sum_dead_basalarea</w:t>
-            </w:r>
-          </w:p>
-        </w:tc>
-        <w:tc>
-          <w:tcPr>
-            <w:tcW w:type="dxa" w:w="3120"/>
-            <w:tcBorders>
-              <w:top w:val="single" w:color="BBBBBB" w:sz="1"/>
-              <w:left w:val="single" w:color="BBBBBB" w:sz="1"/>
-              <w:bottom w:val="single" w:color="BBBBBB" w:sz="1"/>
-              <w:right w:val="single" w:color="BBBBBB" w:sz="1"/>
-            </w:tcBorders>
-            <w:shd w:fill="FFFFFF" w:val="clear"/>
-            <w:tcMar>
-              <w:top w:type="dxa" w:w="40"/>
-              <w:left w:type="dxa" w:w="80"/>
-              <w:bottom w:type="dxa" w:w="40"/>
-              <w:right w:type="dxa" w:w="80"/>
-            </w:tcMar>
-          </w:tcPr>
-          <w:p>
-            <w:r>
-              <w:rPr>
-                <w:b w:val="false"/>
-                <w:bCs w:val="false"/>
-                <w:color w:val="000000"/>
-                <w:sz w:val="16"/>
-                <w:szCs w:val="16"/>
-              </w:rPr>
-              <w:t xml:space="preserve">ground structure</w:t>
-            </w:r>
-          </w:p>
-        </w:tc>
-        <w:tc>
-          <w:tcPr>
-            <w:tcW w:type="dxa" w:w="3120"/>
-            <w:tcBorders>
-              <w:top w:val="single" w:color="BBBBBB" w:sz="1"/>
-              <w:left w:val="single" w:color="BBBBBB" w:sz="1"/>
-              <w:bottom w:val="single" w:color="BBBBBB" w:sz="1"/>
-              <w:right w:val="single" w:color="BBBBBB" w:sz="1"/>
-            </w:tcBorders>
-            <w:shd w:fill="FFFFFF" w:val="clear"/>
-            <w:tcMar>
-              <w:top w:type="dxa" w:w="40"/>
-              <w:left w:type="dxa" w:w="80"/>
-              <w:bottom w:type="dxa" w:w="40"/>
-              <w:right w:type="dxa" w:w="80"/>
-            </w:tcMar>
-          </w:tcPr>
-          <w:p>
-            <w:r>
-              <w:rPr>
-                <w:b w:val="false"/>
-                <w:bCs w:val="false"/>
-                <w:color w:val="000000"/>
-                <w:sz w:val="16"/>
-                <w:szCs w:val="16"/>
-              </w:rPr>
-              <w:t xml:space="preserve">undefined</w:t>
-            </w:r>
-          </w:p>
-        </w:tc>
-      </w:tr>
-      <w:tr>
-        <w:tc>
-          <w:tcPr>
-            <w:tcW w:type="dxa" w:w="3120"/>
-            <w:tcBorders>
-              <w:top w:val="single" w:color="BBBBBB" w:sz="1"/>
-              <w:left w:val="single" w:color="BBBBBB" w:sz="1"/>
-              <w:bottom w:val="single" w:color="BBBBBB" w:sz="1"/>
-              <w:right w:val="single" w:color="BBBBBB" w:sz="1"/>
-            </w:tcBorders>
-            <w:shd w:fill="FFFFFF" w:val="clear"/>
-            <w:tcMar>
-              <w:top w:type="dxa" w:w="40"/>
-              <w:left w:type="dxa" w:w="80"/>
-              <w:bottom w:type="dxa" w:w="40"/>
-              <w:right w:type="dxa" w:w="80"/>
-            </w:tcMar>
-          </w:tcPr>
-          <w:p>
-            <w:r>
-              <w:rPr>
-                <w:b w:val="false"/>
-                <w:bCs w:val="false"/>
-                <w:color w:val="000000"/>
-                <w:sz w:val="16"/>
-                <w:szCs w:val="16"/>
-              </w:rPr>
-              <w:t xml:space="preserve">cano_cover_2</w:t>
-            </w:r>
-          </w:p>
-        </w:tc>
-        <w:tc>
-          <w:tcPr>
-            <w:tcW w:type="dxa" w:w="3120"/>
-            <w:tcBorders>
-              <w:top w:val="single" w:color="BBBBBB" w:sz="1"/>
-              <w:left w:val="single" w:color="BBBBBB" w:sz="1"/>
-              <w:bottom w:val="single" w:color="BBBBBB" w:sz="1"/>
-              <w:right w:val="single" w:color="BBBBBB" w:sz="1"/>
-            </w:tcBorders>
-            <w:shd w:fill="FFFFFF" w:val="clear"/>
-            <w:tcMar>
-              <w:top w:type="dxa" w:w="40"/>
-              <w:left w:type="dxa" w:w="80"/>
-              <w:bottom w:type="dxa" w:w="40"/>
-              <w:right w:type="dxa" w:w="80"/>
-            </w:tcMar>
-          </w:tcPr>
-          <w:p>
-            <w:r>
-              <w:rPr>
-                <w:b w:val="false"/>
-                <w:bCs w:val="false"/>
-                <w:color w:val="000000"/>
-                <w:sz w:val="16"/>
-                <w:szCs w:val="16"/>
-              </w:rPr>
-              <w:t xml:space="preserve">LiDAR canopy</w:t>
-            </w:r>
-          </w:p>
-        </w:tc>
-        <w:tc>
-          <w:tcPr>
-            <w:tcW w:type="dxa" w:w="3120"/>
-            <w:tcBorders>
-              <w:top w:val="single" w:color="BBBBBB" w:sz="1"/>
-              <w:left w:val="single" w:color="BBBBBB" w:sz="1"/>
-              <w:bottom w:val="single" w:color="BBBBBB" w:sz="1"/>
-              <w:right w:val="single" w:color="BBBBBB" w:sz="1"/>
-            </w:tcBorders>
-            <w:shd w:fill="FFFFFF" w:val="clear"/>
-            <w:tcMar>
-              <w:top w:type="dxa" w:w="40"/>
-              <w:left w:type="dxa" w:w="80"/>
-              <w:bottom w:type="dxa" w:w="40"/>
-              <w:right w:type="dxa" w:w="80"/>
-            </w:tcMar>
-          </w:tcPr>
-          <w:p>
-            <w:r>
-              <w:rPr>
-                <w:b w:val="false"/>
-                <w:bCs w:val="false"/>
-                <w:color w:val="000000"/>
-                <w:sz w:val="16"/>
-                <w:szCs w:val="16"/>
-              </w:rPr>
-              <w:t xml:space="preserve">undefined</w:t>
-            </w:r>
-          </w:p>
-        </w:tc>
-      </w:tr>
-      <w:tr>
-        <w:tc>
-          <w:tcPr>
-            <w:tcW w:type="dxa" w:w="3120"/>
-            <w:tcBorders>
-              <w:top w:val="single" w:color="BBBBBB" w:sz="1"/>
-              <w:left w:val="single" w:color="BBBBBB" w:sz="1"/>
-              <w:bottom w:val="single" w:color="BBBBBB" w:sz="1"/>
-              <w:right w:val="single" w:color="BBBBBB" w:sz="1"/>
-            </w:tcBorders>
-            <w:shd w:fill="FFFFFF" w:val="clear"/>
-            <w:tcMar>
-              <w:top w:type="dxa" w:w="40"/>
-              <w:left w:type="dxa" w:w="80"/>
-              <w:bottom w:type="dxa" w:w="40"/>
-              <w:right w:type="dxa" w:w="80"/>
-            </w:tcMar>
-          </w:tcPr>
-          <w:p>
-            <w:r>
-              <w:rPr>
-                <w:b w:val="false"/>
-                <w:bCs w:val="false"/>
-                <w:color w:val="000000"/>
-                <w:sz w:val="16"/>
-                <w:szCs w:val="16"/>
-              </w:rPr>
-              <w:t xml:space="preserve">max_cano_ht</w:t>
-            </w:r>
-          </w:p>
-        </w:tc>
-        <w:tc>
-          <w:tcPr>
-            <w:tcW w:type="dxa" w:w="3120"/>
-            <w:tcBorders>
-              <w:top w:val="single" w:color="BBBBBB" w:sz="1"/>
-              <w:left w:val="single" w:color="BBBBBB" w:sz="1"/>
-              <w:bottom w:val="single" w:color="BBBBBB" w:sz="1"/>
-              <w:right w:val="single" w:color="BBBBBB" w:sz="1"/>
-            </w:tcBorders>
-            <w:shd w:fill="FFFFFF" w:val="clear"/>
-            <w:tcMar>
-              <w:top w:type="dxa" w:w="40"/>
-              <w:left w:type="dxa" w:w="80"/>
-              <w:bottom w:type="dxa" w:w="40"/>
-              <w:right w:type="dxa" w:w="80"/>
-            </w:tcMar>
-          </w:tcPr>
-          <w:p>
-            <w:r>
-              <w:rPr>
-                <w:b w:val="false"/>
-                <w:bCs w:val="false"/>
-                <w:color w:val="000000"/>
-                <w:sz w:val="16"/>
-                <w:szCs w:val="16"/>
-              </w:rPr>
-              <w:t xml:space="preserve">LiDAR canopy</w:t>
-            </w:r>
-          </w:p>
-        </w:tc>
-        <w:tc>
-          <w:tcPr>
-            <w:tcW w:type="dxa" w:w="3120"/>
-            <w:tcBorders>
-              <w:top w:val="single" w:color="BBBBBB" w:sz="1"/>
-              <w:left w:val="single" w:color="BBBBBB" w:sz="1"/>
-              <w:bottom w:val="single" w:color="BBBBBB" w:sz="1"/>
-              <w:right w:val="single" w:color="BBBBBB" w:sz="1"/>
-            </w:tcBorders>
-            <w:shd w:fill="FFFFFF" w:val="clear"/>
-            <w:tcMar>
-              <w:top w:type="dxa" w:w="40"/>
-              <w:left w:type="dxa" w:w="80"/>
-              <w:bottom w:type="dxa" w:w="40"/>
-              <w:right w:type="dxa" w:w="80"/>
-            </w:tcMar>
-          </w:tcPr>
-          <w:p>
-            <w:r>
-              <w:rPr>
-                <w:b w:val="false"/>
-                <w:bCs w:val="false"/>
-                <w:color w:val="000000"/>
-                <w:sz w:val="16"/>
-                <w:szCs w:val="16"/>
-              </w:rPr>
-              <w:t xml:space="preserve">undefined</w:t>
-            </w:r>
-          </w:p>
-        </w:tc>
-      </w:tr>
-      <w:tr>
-        <w:tc>
-          <w:tcPr>
-            <w:tcW w:type="dxa" w:w="3120"/>
-            <w:tcBorders>
-              <w:top w:val="single" w:color="BBBBBB" w:sz="1"/>
-              <w:left w:val="single" w:color="BBBBBB" w:sz="1"/>
-              <w:bottom w:val="single" w:color="BBBBBB" w:sz="1"/>
-              <w:right w:val="single" w:color="BBBBBB" w:sz="1"/>
-            </w:tcBorders>
-            <w:shd w:fill="FFFFFF" w:val="clear"/>
-            <w:tcMar>
-              <w:top w:type="dxa" w:w="40"/>
-              <w:left w:type="dxa" w:w="80"/>
-              <w:bottom w:type="dxa" w:w="40"/>
-              <w:right w:type="dxa" w:w="80"/>
-            </w:tcMar>
-          </w:tcPr>
-          <w:p>
-            <w:r>
-              <w:rPr>
-                <w:b w:val="false"/>
-                <w:bCs w:val="false"/>
-                <w:color w:val="000000"/>
-                <w:sz w:val="16"/>
-                <w:szCs w:val="16"/>
-              </w:rPr>
-              <w:t xml:space="preserve">No_treesGE_40cmdbh</w:t>
-            </w:r>
-          </w:p>
-        </w:tc>
-        <w:tc>
-          <w:tcPr>
-            <w:tcW w:type="dxa" w:w="3120"/>
-            <w:tcBorders>
-              <w:top w:val="single" w:color="BBBBBB" w:sz="1"/>
-              <w:left w:val="single" w:color="BBBBBB" w:sz="1"/>
-              <w:bottom w:val="single" w:color="BBBBBB" w:sz="1"/>
-              <w:right w:val="single" w:color="BBBBBB" w:sz="1"/>
-            </w:tcBorders>
-            <w:shd w:fill="FFFFFF" w:val="clear"/>
-            <w:tcMar>
-              <w:top w:type="dxa" w:w="40"/>
-              <w:left w:type="dxa" w:w="80"/>
-              <w:bottom w:type="dxa" w:w="40"/>
-              <w:right w:type="dxa" w:w="80"/>
-            </w:tcMar>
-          </w:tcPr>
-          <w:p>
-            <w:r>
-              <w:rPr>
-                <w:b w:val="false"/>
-                <w:bCs w:val="false"/>
-                <w:color w:val="000000"/>
-                <w:sz w:val="16"/>
-                <w:szCs w:val="16"/>
-              </w:rPr>
-              <w:t xml:space="preserve">ground structure</w:t>
-            </w:r>
-          </w:p>
-        </w:tc>
-        <w:tc>
-          <w:tcPr>
-            <w:tcW w:type="dxa" w:w="3120"/>
-            <w:tcBorders>
-              <w:top w:val="single" w:color="BBBBBB" w:sz="1"/>
-              <w:left w:val="single" w:color="BBBBBB" w:sz="1"/>
-              <w:bottom w:val="single" w:color="BBBBBB" w:sz="1"/>
-              <w:right w:val="single" w:color="BBBBBB" w:sz="1"/>
-            </w:tcBorders>
-            <w:shd w:fill="FFFFFF" w:val="clear"/>
-            <w:tcMar>
-              <w:top w:type="dxa" w:w="40"/>
-              <w:left w:type="dxa" w:w="80"/>
-              <w:bottom w:type="dxa" w:w="40"/>
-              <w:right w:type="dxa" w:w="80"/>
-            </w:tcMar>
-          </w:tcPr>
-          <w:p>
-            <w:r>
-              <w:rPr>
-                <w:b w:val="false"/>
-                <w:bCs w:val="false"/>
-                <w:color w:val="000000"/>
-                <w:sz w:val="16"/>
-                <w:szCs w:val="16"/>
-              </w:rPr>
-              <w:t xml:space="preserve">undefined</w:t>
-            </w:r>
-          </w:p>
-        </w:tc>
-      </w:tr>
-      <w:tr>
-        <w:tc>
-          <w:tcPr>
-            <w:tcW w:type="dxa" w:w="3120"/>
-            <w:tcBorders>
-              <w:top w:val="single" w:color="BBBBBB" w:sz="1"/>
-              <w:left w:val="single" w:color="BBBBBB" w:sz="1"/>
-              <w:bottom w:val="single" w:color="BBBBBB" w:sz="1"/>
-              <w:right w:val="single" w:color="BBBBBB" w:sz="1"/>
-            </w:tcBorders>
-            <w:shd w:fill="FFFFFF" w:val="clear"/>
-            <w:tcMar>
-              <w:top w:type="dxa" w:w="40"/>
-              <w:left w:type="dxa" w:w="80"/>
-              <w:bottom w:type="dxa" w:w="40"/>
-              <w:right w:type="dxa" w:w="80"/>
-            </w:tcMar>
-          </w:tcPr>
-          <w:p>
-            <w:r>
-              <w:rPr>
-                <w:b w:val="false"/>
-                <w:bCs w:val="false"/>
-                <w:color w:val="000000"/>
-                <w:sz w:val="16"/>
-                <w:szCs w:val="16"/>
-              </w:rPr>
-              <w:t xml:space="preserve">prop_basal_GE_40cmDBH</w:t>
-            </w:r>
-          </w:p>
-        </w:tc>
-        <w:tc>
-          <w:tcPr>
-            <w:tcW w:type="dxa" w:w="3120"/>
-            <w:tcBorders>
-              <w:top w:val="single" w:color="BBBBBB" w:sz="1"/>
-              <w:left w:val="single" w:color="BBBBBB" w:sz="1"/>
-              <w:bottom w:val="single" w:color="BBBBBB" w:sz="1"/>
-              <w:right w:val="single" w:color="BBBBBB" w:sz="1"/>
-            </w:tcBorders>
-            <w:shd w:fill="FFFFFF" w:val="clear"/>
-            <w:tcMar>
-              <w:top w:type="dxa" w:w="40"/>
-              <w:left w:type="dxa" w:w="80"/>
-              <w:bottom w:type="dxa" w:w="40"/>
-              <w:right w:type="dxa" w:w="80"/>
-            </w:tcMar>
-          </w:tcPr>
-          <w:p>
-            <w:r>
-              <w:rPr>
-                <w:b w:val="false"/>
-                <w:bCs w:val="false"/>
-                <w:color w:val="000000"/>
-                <w:sz w:val="16"/>
-                <w:szCs w:val="16"/>
-              </w:rPr>
-              <w:t xml:space="preserve">ground structure</w:t>
-            </w:r>
-          </w:p>
-        </w:tc>
-        <w:tc>
-          <w:tcPr>
-            <w:tcW w:type="dxa" w:w="3120"/>
-            <w:tcBorders>
-              <w:top w:val="single" w:color="BBBBBB" w:sz="1"/>
-              <w:left w:val="single" w:color="BBBBBB" w:sz="1"/>
-              <w:bottom w:val="single" w:color="BBBBBB" w:sz="1"/>
-              <w:right w:val="single" w:color="BBBBBB" w:sz="1"/>
-            </w:tcBorders>
-            <w:shd w:fill="FFFFFF" w:val="clear"/>
-            <w:tcMar>
-              <w:top w:type="dxa" w:w="40"/>
-              <w:left w:type="dxa" w:w="80"/>
-              <w:bottom w:type="dxa" w:w="40"/>
-              <w:right w:type="dxa" w:w="80"/>
-            </w:tcMar>
-          </w:tcPr>
-          <w:p>
-            <w:r>
-              <w:rPr>
-                <w:b w:val="false"/>
-                <w:bCs w:val="false"/>
-                <w:color w:val="000000"/>
-                <w:sz w:val="16"/>
-                <w:szCs w:val="16"/>
-              </w:rPr>
-              <w:t xml:space="preserve">undefined</w:t>
-            </w:r>
-          </w:p>
-        </w:tc>
-      </w:tr>
-      <w:tr>
-        <w:tc>
-          <w:tcPr>
-            <w:tcW w:type="dxa" w:w="3120"/>
-            <w:tcBorders>
-              <w:top w:val="single" w:color="BBBBBB" w:sz="1"/>
-              <w:left w:val="single" w:color="BBBBBB" w:sz="1"/>
-              <w:bottom w:val="single" w:color="BBBBBB" w:sz="1"/>
-              <w:right w:val="single" w:color="BBBBBB" w:sz="1"/>
-            </w:tcBorders>
-            <w:shd w:fill="FFFFFF" w:val="clear"/>
-            <w:tcMar>
-              <w:top w:type="dxa" w:w="40"/>
-              <w:left w:type="dxa" w:w="80"/>
-              <w:bottom w:type="dxa" w:w="40"/>
-              <w:right w:type="dxa" w:w="80"/>
-            </w:tcMar>
-          </w:tcPr>
-          <w:p>
-            <w:r>
-              <w:rPr>
-                <w:b w:val="false"/>
-                <w:bCs w:val="false"/>
-                <w:color w:val="000000"/>
-                <w:sz w:val="16"/>
-                <w:szCs w:val="16"/>
-              </w:rPr>
-              <w:t xml:space="preserve">top_rugosity</w:t>
-            </w:r>
-          </w:p>
-        </w:tc>
-        <w:tc>
-          <w:tcPr>
-            <w:tcW w:type="dxa" w:w="3120"/>
-            <w:tcBorders>
-              <w:top w:val="single" w:color="BBBBBB" w:sz="1"/>
-              <w:left w:val="single" w:color="BBBBBB" w:sz="1"/>
-              <w:bottom w:val="single" w:color="BBBBBB" w:sz="1"/>
-              <w:right w:val="single" w:color="BBBBBB" w:sz="1"/>
-            </w:tcBorders>
-            <w:shd w:fill="FFFFFF" w:val="clear"/>
-            <w:tcMar>
-              <w:top w:type="dxa" w:w="40"/>
-              <w:left w:type="dxa" w:w="80"/>
-              <w:bottom w:type="dxa" w:w="40"/>
-              <w:right w:type="dxa" w:w="80"/>
-            </w:tcMar>
-          </w:tcPr>
-          <w:p>
-            <w:r>
-              <w:rPr>
-                <w:b w:val="false"/>
-                <w:bCs w:val="false"/>
-                <w:color w:val="000000"/>
-                <w:sz w:val="16"/>
-                <w:szCs w:val="16"/>
-              </w:rPr>
-              <w:t xml:space="preserve">LiDAR canopy</w:t>
-            </w:r>
-          </w:p>
-        </w:tc>
-        <w:tc>
-          <w:tcPr>
-            <w:tcW w:type="dxa" w:w="3120"/>
-            <w:tcBorders>
-              <w:top w:val="single" w:color="BBBBBB" w:sz="1"/>
-              <w:left w:val="single" w:color="BBBBBB" w:sz="1"/>
-              <w:bottom w:val="single" w:color="BBBBBB" w:sz="1"/>
-              <w:right w:val="single" w:color="BBBBBB" w:sz="1"/>
-            </w:tcBorders>
-            <w:shd w:fill="FFFFFF" w:val="clear"/>
-            <w:tcMar>
-              <w:top w:type="dxa" w:w="40"/>
-              <w:left w:type="dxa" w:w="80"/>
-              <w:bottom w:type="dxa" w:w="40"/>
-              <w:right w:type="dxa" w:w="80"/>
-            </w:tcMar>
-          </w:tcPr>
-          <w:p>
-            <w:r>
-              <w:rPr>
-                <w:b w:val="false"/>
-                <w:bCs w:val="false"/>
-                <w:color w:val="000000"/>
-                <w:sz w:val="16"/>
-                <w:szCs w:val="16"/>
-              </w:rPr>
-              <w:t xml:space="preserve">undefined</w:t>
-            </w:r>
-          </w:p>
-        </w:tc>
-      </w:tr>
-      <w:tr>
-        <w:tc>
-          <w:tcPr>
-            <w:tcW w:type="dxa" w:w="3120"/>
-            <w:tcBorders>
-              <w:top w:val="single" w:color="BBBBBB" w:sz="1"/>
-              <w:left w:val="single" w:color="BBBBBB" w:sz="1"/>
-              <w:bottom w:val="single" w:color="BBBBBB" w:sz="1"/>
-              <w:right w:val="single" w:color="BBBBBB" w:sz="1"/>
-            </w:tcBorders>
-            <w:shd w:fill="FFFFFF" w:val="clear"/>
-            <w:tcMar>
-              <w:top w:type="dxa" w:w="40"/>
-              <w:left w:type="dxa" w:w="80"/>
-              <w:bottom w:type="dxa" w:w="40"/>
-              <w:right w:type="dxa" w:w="80"/>
-            </w:tcMar>
-          </w:tcPr>
-          <w:p>
-            <w:r>
-              <w:rPr>
-                <w:b w:val="false"/>
-                <w:bCs w:val="false"/>
-                <w:color w:val="000000"/>
-                <w:sz w:val="16"/>
-                <w:szCs w:val="16"/>
-              </w:rPr>
-              <w:t xml:space="preserve">cano_cover_6</w:t>
-            </w:r>
-          </w:p>
-        </w:tc>
-        <w:tc>
-          <w:tcPr>
-            <w:tcW w:type="dxa" w:w="3120"/>
-            <w:tcBorders>
-              <w:top w:val="single" w:color="BBBBBB" w:sz="1"/>
-              <w:left w:val="single" w:color="BBBBBB" w:sz="1"/>
-              <w:bottom w:val="single" w:color="BBBBBB" w:sz="1"/>
-              <w:right w:val="single" w:color="BBBBBB" w:sz="1"/>
-            </w:tcBorders>
-            <w:shd w:fill="FFFFFF" w:val="clear"/>
-            <w:tcMar>
-              <w:top w:type="dxa" w:w="40"/>
-              <w:left w:type="dxa" w:w="80"/>
-              <w:bottom w:type="dxa" w:w="40"/>
-              <w:right w:type="dxa" w:w="80"/>
-            </w:tcMar>
-          </w:tcPr>
-          <w:p>
-            <w:r>
-              <w:rPr>
-                <w:b w:val="false"/>
-                <w:bCs w:val="false"/>
-                <w:color w:val="000000"/>
-                <w:sz w:val="16"/>
-                <w:szCs w:val="16"/>
-              </w:rPr>
-              <w:t xml:space="preserve">LiDAR canopy</w:t>
-            </w:r>
-          </w:p>
-        </w:tc>
-        <w:tc>
-          <w:tcPr>
-            <w:tcW w:type="dxa" w:w="3120"/>
-            <w:tcBorders>
-              <w:top w:val="single" w:color="BBBBBB" w:sz="1"/>
-              <w:left w:val="single" w:color="BBBBBB" w:sz="1"/>
-              <w:bottom w:val="single" w:color="BBBBBB" w:sz="1"/>
-              <w:right w:val="single" w:color="BBBBBB" w:sz="1"/>
-            </w:tcBorders>
-            <w:shd w:fill="FFFFFF" w:val="clear"/>
-            <w:tcMar>
-              <w:top w:type="dxa" w:w="40"/>
-              <w:left w:type="dxa" w:w="80"/>
-              <w:bottom w:type="dxa" w:w="40"/>
-              <w:right w:type="dxa" w:w="80"/>
-            </w:tcMar>
-          </w:tcPr>
-          <w:p>
-            <w:r>
-              <w:rPr>
-                <w:b w:val="false"/>
-                <w:bCs w:val="false"/>
-                <w:color w:val="000000"/>
-                <w:sz w:val="16"/>
-                <w:szCs w:val="16"/>
-              </w:rPr>
-              <w:t xml:space="preserve">undefined</w:t>
-            </w:r>
-          </w:p>
-        </w:tc>
-      </w:tr>
-      <w:tr>
-        <w:tc>
-          <w:tcPr>
-            <w:tcW w:type="dxa" w:w="3120"/>
-            <w:tcBorders>
-              <w:top w:val="single" w:color="BBBBBB" w:sz="1"/>
-              <w:left w:val="single" w:color="BBBBBB" w:sz="1"/>
-              <w:bottom w:val="single" w:color="BBBBBB" w:sz="1"/>
-              <w:right w:val="single" w:color="BBBBBB" w:sz="1"/>
-            </w:tcBorders>
-            <w:shd w:fill="FFFFFF" w:val="clear"/>
-            <w:tcMar>
-              <w:top w:type="dxa" w:w="40"/>
-              <w:left w:type="dxa" w:w="80"/>
-              <w:bottom w:type="dxa" w:w="40"/>
-              <w:right w:type="dxa" w:w="80"/>
-            </w:tcMar>
-          </w:tcPr>
-          <w:p>
-            <w:r>
-              <w:rPr>
-                <w:b w:val="false"/>
-                <w:bCs w:val="false"/>
-                <w:color w:val="000000"/>
-                <w:sz w:val="16"/>
-                <w:szCs w:val="16"/>
-              </w:rPr>
-              <w:t xml:space="preserve">rumple</w:t>
-            </w:r>
-          </w:p>
-        </w:tc>
-        <w:tc>
-          <w:tcPr>
-            <w:tcW w:type="dxa" w:w="3120"/>
-            <w:tcBorders>
-              <w:top w:val="single" w:color="BBBBBB" w:sz="1"/>
-              <w:left w:val="single" w:color="BBBBBB" w:sz="1"/>
-              <w:bottom w:val="single" w:color="BBBBBB" w:sz="1"/>
-              <w:right w:val="single" w:color="BBBBBB" w:sz="1"/>
-            </w:tcBorders>
-            <w:shd w:fill="FFFFFF" w:val="clear"/>
-            <w:tcMar>
-              <w:top w:type="dxa" w:w="40"/>
-              <w:left w:type="dxa" w:w="80"/>
-              <w:bottom w:type="dxa" w:w="40"/>
-              <w:right w:type="dxa" w:w="80"/>
-            </w:tcMar>
-          </w:tcPr>
-          <w:p>
-            <w:r>
-              <w:rPr>
-                <w:b w:val="false"/>
-                <w:bCs w:val="false"/>
-                <w:color w:val="000000"/>
-                <w:sz w:val="16"/>
-                <w:szCs w:val="16"/>
-              </w:rPr>
-              <w:t xml:space="preserve">LiDAR canopy</w:t>
-            </w:r>
-          </w:p>
-        </w:tc>
-        <w:tc>
-          <w:tcPr>
-            <w:tcW w:type="dxa" w:w="3120"/>
-            <w:tcBorders>
-              <w:top w:val="single" w:color="BBBBBB" w:sz="1"/>
-              <w:left w:val="single" w:color="BBBBBB" w:sz="1"/>
-              <w:bottom w:val="single" w:color="BBBBBB" w:sz="1"/>
-              <w:right w:val="single" w:color="BBBBBB" w:sz="1"/>
-            </w:tcBorders>
-            <w:shd w:fill="FFFFFF" w:val="clear"/>
-            <w:tcMar>
-              <w:top w:type="dxa" w:w="40"/>
-              <w:left w:type="dxa" w:w="80"/>
-              <w:bottom w:type="dxa" w:w="40"/>
-              <w:right w:type="dxa" w:w="80"/>
-            </w:tcMar>
-          </w:tcPr>
-          <w:p>
-            <w:r>
-              <w:rPr>
-                <w:b w:val="false"/>
-                <w:bCs w:val="false"/>
-                <w:color w:val="000000"/>
-                <w:sz w:val="16"/>
-                <w:szCs w:val="16"/>
-              </w:rPr>
-              <w:t xml:space="preserve">undefined</w:t>
-            </w:r>
-          </w:p>
-        </w:tc>
-      </w:tr>
-      <w:tr>
-        <w:tc>
-          <w:tcPr>
-            <w:tcW w:type="dxa" w:w="3120"/>
-            <w:tcBorders>
-              <w:top w:val="single" w:color="BBBBBB" w:sz="1"/>
-              <w:left w:val="single" w:color="BBBBBB" w:sz="1"/>
-              <w:bottom w:val="single" w:color="BBBBBB" w:sz="1"/>
-              <w:right w:val="single" w:color="BBBBBB" w:sz="1"/>
-            </w:tcBorders>
-            <w:shd w:fill="FFFFFF" w:val="clear"/>
-            <w:tcMar>
-              <w:top w:type="dxa" w:w="40"/>
-              <w:left w:type="dxa" w:w="80"/>
-              <w:bottom w:type="dxa" w:w="40"/>
-              <w:right w:type="dxa" w:w="80"/>
-            </w:tcMar>
-          </w:tcPr>
-          <w:p>
-            <w:r>
-              <w:rPr>
-                <w:b w:val="false"/>
-                <w:bCs w:val="false"/>
-                <w:color w:val="000000"/>
-                <w:sz w:val="16"/>
-                <w:szCs w:val="16"/>
-              </w:rPr>
-              <w:t xml:space="preserve">CWD_vol</w:t>
-            </w:r>
-          </w:p>
-        </w:tc>
-        <w:tc>
-          <w:tcPr>
-            <w:tcW w:type="dxa" w:w="3120"/>
-            <w:tcBorders>
-              <w:top w:val="single" w:color="BBBBBB" w:sz="1"/>
-              <w:left w:val="single" w:color="BBBBBB" w:sz="1"/>
-              <w:bottom w:val="single" w:color="BBBBBB" w:sz="1"/>
-              <w:right w:val="single" w:color="BBBBBB" w:sz="1"/>
-            </w:tcBorders>
-            <w:shd w:fill="FFFFFF" w:val="clear"/>
-            <w:tcMar>
-              <w:top w:type="dxa" w:w="40"/>
-              <w:left w:type="dxa" w:w="80"/>
-              <w:bottom w:type="dxa" w:w="40"/>
-              <w:right w:type="dxa" w:w="80"/>
-            </w:tcMar>
-          </w:tcPr>
-          <w:p>
-            <w:r>
-              <w:rPr>
-                <w:b w:val="false"/>
-                <w:bCs w:val="false"/>
-                <w:color w:val="000000"/>
-                <w:sz w:val="16"/>
-                <w:szCs w:val="16"/>
-              </w:rPr>
-              <w:t xml:space="preserve">ground structure</w:t>
-            </w:r>
-          </w:p>
-        </w:tc>
-        <w:tc>
-          <w:tcPr>
-            <w:tcW w:type="dxa" w:w="3120"/>
-            <w:tcBorders>
-              <w:top w:val="single" w:color="BBBBBB" w:sz="1"/>
-              <w:left w:val="single" w:color="BBBBBB" w:sz="1"/>
-              <w:bottom w:val="single" w:color="BBBBBB" w:sz="1"/>
-              <w:right w:val="single" w:color="BBBBBB" w:sz="1"/>
-            </w:tcBorders>
-            <w:shd w:fill="FFFFFF" w:val="clear"/>
-            <w:tcMar>
-              <w:top w:type="dxa" w:w="40"/>
-              <w:left w:type="dxa" w:w="80"/>
-              <w:bottom w:type="dxa" w:w="40"/>
-              <w:right w:type="dxa" w:w="80"/>
-            </w:tcMar>
-          </w:tcPr>
-          <w:p>
-            <w:r>
-              <w:rPr>
-                <w:b w:val="false"/>
-                <w:bCs w:val="false"/>
-                <w:color w:val="000000"/>
-                <w:sz w:val="16"/>
-                <w:szCs w:val="16"/>
-              </w:rPr>
-              <w:t xml:space="preserve">undefined</w:t>
+            <w:tcW w:type="dxa" w:w="2340"/>
+            <w:tcBorders>
+              <w:top w:val="single" w:color="BBBBBB" w:sz="1"/>
+              <w:left w:val="single" w:color="BBBBBB" w:sz="1"/>
+              <w:bottom w:val="single" w:color="BBBBBB" w:sz="1"/>
+              <w:right w:val="single" w:color="BBBBBB" w:sz="1"/>
+            </w:tcBorders>
+            <w:shd w:fill="FFFFFF" w:val="clear"/>
+            <w:tcMar>
+              <w:top w:type="dxa" w:w="40"/>
+              <w:left w:type="dxa" w:w="80"/>
+              <w:bottom w:type="dxa" w:w="40"/>
+              <w:right w:type="dxa" w:w="80"/>
+            </w:tcMar>
+          </w:tcPr>
+          <w:p>
+            <w:pPr>
+              <w:keepNext w:val="false"/>
+            </w:pPr>
+            <w:r>
+              <w:rPr>
+                <w:b w:val="false"/>
+                <w:bCs w:val="false"/>
+                <w:color w:val="000000"/>
+                <w:sz w:val="16"/>
+                <w:szCs w:val="16"/>
+              </w:rPr>
+              <w:t xml:space="preserve">0.514</w:t>
+            </w:r>
+          </w:p>
+        </w:tc>
+        <w:tc>
+          <w:tcPr>
+            <w:tcW w:type="dxa" w:w="2340"/>
+            <w:tcBorders>
+              <w:top w:val="single" w:color="BBBBBB" w:sz="1"/>
+              <w:left w:val="single" w:color="BBBBBB" w:sz="1"/>
+              <w:bottom w:val="single" w:color="BBBBBB" w:sz="1"/>
+              <w:right w:val="single" w:color="BBBBBB" w:sz="1"/>
+            </w:tcBorders>
+            <w:shd w:fill="FFFFFF" w:val="clear"/>
+            <w:tcMar>
+              <w:top w:type="dxa" w:w="40"/>
+              <w:left w:type="dxa" w:w="80"/>
+              <w:bottom w:type="dxa" w:w="40"/>
+              <w:right w:type="dxa" w:w="80"/>
+            </w:tcMar>
+          </w:tcPr>
+          <w:p>
+            <w:pPr>
+              <w:keepNext w:val="false"/>
+            </w:pPr>
+            <w:r>
+              <w:rPr>
+                <w:b w:val="false"/>
+                <w:bCs w:val="false"/>
+                <w:color w:val="000000"/>
+                <w:sz w:val="16"/>
+                <w:szCs w:val="16"/>
+              </w:rPr>
+              <w:t xml:space="preserve">0.502</w:t>
+            </w:r>
+          </w:p>
+        </w:tc>
+        <w:tc>
+          <w:tcPr>
+            <w:tcW w:type="dxa" w:w="2340"/>
+            <w:tcBorders>
+              <w:top w:val="single" w:color="BBBBBB" w:sz="1"/>
+              <w:left w:val="single" w:color="BBBBBB" w:sz="1"/>
+              <w:bottom w:val="single" w:color="BBBBBB" w:sz="1"/>
+              <w:right w:val="single" w:color="BBBBBB" w:sz="1"/>
+            </w:tcBorders>
+            <w:shd w:fill="FFFFFF" w:val="clear"/>
+            <w:tcMar>
+              <w:top w:type="dxa" w:w="40"/>
+              <w:left w:type="dxa" w:w="80"/>
+              <w:bottom w:type="dxa" w:w="40"/>
+              <w:right w:type="dxa" w:w="80"/>
+            </w:tcMar>
+          </w:tcPr>
+          <w:p>
+            <w:pPr>
+              <w:keepNext w:val="false"/>
+            </w:pPr>
+            <w:r>
+              <w:rPr>
+                <w:b w:val="false"/>
+                <w:bCs w:val="false"/>
+                <w:color w:val="000000"/>
+                <w:sz w:val="16"/>
+                <w:szCs w:val="16"/>
+              </w:rPr>
+              <w:t xml:space="preserve">0.526</w:t>
             </w:r>
           </w:p>
         </w:tc>
@@ -11752,7 +11311,8 @@
     </w:tbl>
     <w:p>
       <w:pPr>
-        <w:spacing w:after="200" w:before="50"/>
+        <w:keepNext/>
+        <w:spacing w:after="50" w:before="120"/>
       </w:pPr>
       <w:r>
         <w:rPr>
@@ -11765,6 +11325,1792 @@
         <w:t xml:space="preserve">Table S6b. Old-growth discriminators (random forest variable importance) across LiDAR and ground-structure variables.</w:t>
       </w:r>
     </w:p>
+    <w:tbl>
+      <w:tblPr>
+        <w:tblW w:type="dxa" w:w="9360"/>
+        <w:tblBorders>
+          <w:top w:val="single" w:color="auto" w:sz="4"/>
+          <w:left w:val="single" w:color="auto" w:sz="4"/>
+          <w:bottom w:val="single" w:color="auto" w:sz="4"/>
+          <w:right w:val="single" w:color="auto" w:sz="4"/>
+          <w:insideH w:val="single" w:color="auto" w:sz="4"/>
+          <w:insideV w:val="single" w:color="auto" w:sz="4"/>
+        </w:tblBorders>
+      </w:tblPr>
+      <w:tblGrid>
+        <w:gridCol w:w="3120"/>
+        <w:gridCol w:w="3120"/>
+        <w:gridCol w:w="3120"/>
+      </w:tblGrid>
+      <w:tr>
+        <w:trPr>
+          <w:cantSplit/>
+        </w:trPr>
+        <w:tc>
+          <w:tcPr>
+            <w:tcW w:type="dxa" w:w="3120"/>
+            <w:tcBorders>
+              <w:top w:val="single" w:color="BBBBBB" w:sz="1"/>
+              <w:left w:val="single" w:color="BBBBBB" w:sz="1"/>
+              <w:bottom w:val="single" w:color="BBBBBB" w:sz="1"/>
+              <w:right w:val="single" w:color="BBBBBB" w:sz="1"/>
+            </w:tcBorders>
+            <w:shd w:fill="1A3D28" w:val="clear"/>
+            <w:tcMar>
+              <w:top w:type="dxa" w:w="40"/>
+              <w:left w:type="dxa" w:w="80"/>
+              <w:bottom w:type="dxa" w:w="40"/>
+              <w:right w:type="dxa" w:w="80"/>
+            </w:tcMar>
+          </w:tcPr>
+          <w:p>
+            <w:pPr>
+              <w:keepNext/>
+            </w:pPr>
+            <w:r>
+              <w:rPr>
+                <w:b/>
+                <w:bCs/>
+                <w:color w:val="FFFFFF"/>
+                <w:sz w:val="16"/>
+                <w:szCs w:val="16"/>
+              </w:rPr>
+              <w:t xml:space="preserve">variable</w:t>
+            </w:r>
+          </w:p>
+        </w:tc>
+        <w:tc>
+          <w:tcPr>
+            <w:tcW w:type="dxa" w:w="3120"/>
+            <w:tcBorders>
+              <w:top w:val="single" w:color="BBBBBB" w:sz="1"/>
+              <w:left w:val="single" w:color="BBBBBB" w:sz="1"/>
+              <w:bottom w:val="single" w:color="BBBBBB" w:sz="1"/>
+              <w:right w:val="single" w:color="BBBBBB" w:sz="1"/>
+            </w:tcBorders>
+            <w:shd w:fill="1A3D28" w:val="clear"/>
+            <w:tcMar>
+              <w:top w:type="dxa" w:w="40"/>
+              <w:left w:type="dxa" w:w="80"/>
+              <w:bottom w:type="dxa" w:w="40"/>
+              <w:right w:type="dxa" w:w="80"/>
+            </w:tcMar>
+          </w:tcPr>
+          <w:p>
+            <w:pPr>
+              <w:keepNext/>
+            </w:pPr>
+            <w:r>
+              <w:rPr>
+                <w:b/>
+                <w:bCs/>
+                <w:color w:val="FFFFFF"/>
+                <w:sz w:val="16"/>
+                <w:szCs w:val="16"/>
+              </w:rPr>
+              <w:t xml:space="preserve">set</w:t>
+            </w:r>
+          </w:p>
+        </w:tc>
+        <w:tc>
+          <w:tcPr>
+            <w:tcW w:type="dxa" w:w="3120"/>
+            <w:tcBorders>
+              <w:top w:val="single" w:color="BBBBBB" w:sz="1"/>
+              <w:left w:val="single" w:color="BBBBBB" w:sz="1"/>
+              <w:bottom w:val="single" w:color="BBBBBB" w:sz="1"/>
+              <w:right w:val="single" w:color="BBBBBB" w:sz="1"/>
+            </w:tcBorders>
+            <w:shd w:fill="1A3D28" w:val="clear"/>
+            <w:tcMar>
+              <w:top w:type="dxa" w:w="40"/>
+              <w:left w:type="dxa" w:w="80"/>
+              <w:bottom w:type="dxa" w:w="40"/>
+              <w:right w:type="dxa" w:w="80"/>
+            </w:tcMar>
+          </w:tcPr>
+          <w:p>
+            <w:pPr>
+              <w:keepNext/>
+            </w:pPr>
+            <w:r>
+              <w:rPr>
+                <w:b/>
+                <w:bCs/>
+                <w:color w:val="FFFFFF"/>
+                <w:sz w:val="16"/>
+                <w:szCs w:val="16"/>
+              </w:rPr>
+              <w:t xml:space="preserve">importance (MDA)</w:t>
+            </w:r>
+          </w:p>
+        </w:tc>
+      </w:tr>
+      <w:tr>
+        <w:trPr>
+          <w:cantSplit/>
+        </w:trPr>
+        <w:tc>
+          <w:tcPr>
+            <w:tcW w:type="dxa" w:w="3120"/>
+            <w:tcBorders>
+              <w:top w:val="single" w:color="BBBBBB" w:sz="1"/>
+              <w:left w:val="single" w:color="BBBBBB" w:sz="1"/>
+              <w:bottom w:val="single" w:color="BBBBBB" w:sz="1"/>
+              <w:right w:val="single" w:color="BBBBBB" w:sz="1"/>
+            </w:tcBorders>
+            <w:shd w:fill="FFFFFF" w:val="clear"/>
+            <w:tcMar>
+              <w:top w:type="dxa" w:w="40"/>
+              <w:left w:type="dxa" w:w="80"/>
+              <w:bottom w:type="dxa" w:w="40"/>
+              <w:right w:type="dxa" w:w="80"/>
+            </w:tcMar>
+          </w:tcPr>
+          <w:p>
+            <w:pPr>
+              <w:keepNext/>
+            </w:pPr>
+            <w:r>
+              <w:rPr>
+                <w:b w:val="false"/>
+                <w:bCs w:val="false"/>
+                <w:color w:val="000000"/>
+                <w:sz w:val="16"/>
+                <w:szCs w:val="16"/>
+              </w:rPr>
+              <w:t xml:space="preserve">sum_live_basalarea</w:t>
+            </w:r>
+          </w:p>
+        </w:tc>
+        <w:tc>
+          <w:tcPr>
+            <w:tcW w:type="dxa" w:w="3120"/>
+            <w:tcBorders>
+              <w:top w:val="single" w:color="BBBBBB" w:sz="1"/>
+              <w:left w:val="single" w:color="BBBBBB" w:sz="1"/>
+              <w:bottom w:val="single" w:color="BBBBBB" w:sz="1"/>
+              <w:right w:val="single" w:color="BBBBBB" w:sz="1"/>
+            </w:tcBorders>
+            <w:shd w:fill="FFFFFF" w:val="clear"/>
+            <w:tcMar>
+              <w:top w:type="dxa" w:w="40"/>
+              <w:left w:type="dxa" w:w="80"/>
+              <w:bottom w:type="dxa" w:w="40"/>
+              <w:right w:type="dxa" w:w="80"/>
+            </w:tcMar>
+          </w:tcPr>
+          <w:p>
+            <w:pPr>
+              <w:keepNext/>
+            </w:pPr>
+            <w:r>
+              <w:rPr>
+                <w:b w:val="false"/>
+                <w:bCs w:val="false"/>
+                <w:color w:val="000000"/>
+                <w:sz w:val="16"/>
+                <w:szCs w:val="16"/>
+              </w:rPr>
+              <w:t xml:space="preserve">ground structure</w:t>
+            </w:r>
+          </w:p>
+        </w:tc>
+        <w:tc>
+          <w:tcPr>
+            <w:tcW w:type="dxa" w:w="3120"/>
+            <w:tcBorders>
+              <w:top w:val="single" w:color="BBBBBB" w:sz="1"/>
+              <w:left w:val="single" w:color="BBBBBB" w:sz="1"/>
+              <w:bottom w:val="single" w:color="BBBBBB" w:sz="1"/>
+              <w:right w:val="single" w:color="BBBBBB" w:sz="1"/>
+            </w:tcBorders>
+            <w:shd w:fill="FFFFFF" w:val="clear"/>
+            <w:tcMar>
+              <w:top w:type="dxa" w:w="40"/>
+              <w:left w:type="dxa" w:w="80"/>
+              <w:bottom w:type="dxa" w:w="40"/>
+              <w:right w:type="dxa" w:w="80"/>
+            </w:tcMar>
+          </w:tcPr>
+          <w:p>
+            <w:pPr>
+              <w:keepNext/>
+            </w:pPr>
+            <w:r>
+              <w:rPr>
+                <w:b w:val="false"/>
+                <w:bCs w:val="false"/>
+                <w:color w:val="000000"/>
+                <w:sz w:val="16"/>
+                <w:szCs w:val="16"/>
+              </w:rPr>
+              <w:t xml:space="preserve">undefined</w:t>
+            </w:r>
+          </w:p>
+        </w:tc>
+      </w:tr>
+      <w:tr>
+        <w:trPr>
+          <w:cantSplit/>
+        </w:trPr>
+        <w:tc>
+          <w:tcPr>
+            <w:tcW w:type="dxa" w:w="3120"/>
+            <w:tcBorders>
+              <w:top w:val="single" w:color="BBBBBB" w:sz="1"/>
+              <w:left w:val="single" w:color="BBBBBB" w:sz="1"/>
+              <w:bottom w:val="single" w:color="BBBBBB" w:sz="1"/>
+              <w:right w:val="single" w:color="BBBBBB" w:sz="1"/>
+            </w:tcBorders>
+            <w:shd w:fill="FFFFFF" w:val="clear"/>
+            <w:tcMar>
+              <w:top w:type="dxa" w:w="40"/>
+              <w:left w:type="dxa" w:w="80"/>
+              <w:bottom w:type="dxa" w:w="40"/>
+              <w:right w:type="dxa" w:w="80"/>
+            </w:tcMar>
+          </w:tcPr>
+          <w:p>
+            <w:pPr>
+              <w:keepNext/>
+            </w:pPr>
+            <w:r>
+              <w:rPr>
+                <w:b w:val="false"/>
+                <w:bCs w:val="false"/>
+                <w:color w:val="000000"/>
+                <w:sz w:val="16"/>
+                <w:szCs w:val="16"/>
+              </w:rPr>
+              <w:t xml:space="preserve">cano_cover_15</w:t>
+            </w:r>
+          </w:p>
+        </w:tc>
+        <w:tc>
+          <w:tcPr>
+            <w:tcW w:type="dxa" w:w="3120"/>
+            <w:tcBorders>
+              <w:top w:val="single" w:color="BBBBBB" w:sz="1"/>
+              <w:left w:val="single" w:color="BBBBBB" w:sz="1"/>
+              <w:bottom w:val="single" w:color="BBBBBB" w:sz="1"/>
+              <w:right w:val="single" w:color="BBBBBB" w:sz="1"/>
+            </w:tcBorders>
+            <w:shd w:fill="FFFFFF" w:val="clear"/>
+            <w:tcMar>
+              <w:top w:type="dxa" w:w="40"/>
+              <w:left w:type="dxa" w:w="80"/>
+              <w:bottom w:type="dxa" w:w="40"/>
+              <w:right w:type="dxa" w:w="80"/>
+            </w:tcMar>
+          </w:tcPr>
+          <w:p>
+            <w:pPr>
+              <w:keepNext/>
+            </w:pPr>
+            <w:r>
+              <w:rPr>
+                <w:b w:val="false"/>
+                <w:bCs w:val="false"/>
+                <w:color w:val="000000"/>
+                <w:sz w:val="16"/>
+                <w:szCs w:val="16"/>
+              </w:rPr>
+              <w:t xml:space="preserve">LiDAR canopy</w:t>
+            </w:r>
+          </w:p>
+        </w:tc>
+        <w:tc>
+          <w:tcPr>
+            <w:tcW w:type="dxa" w:w="3120"/>
+            <w:tcBorders>
+              <w:top w:val="single" w:color="BBBBBB" w:sz="1"/>
+              <w:left w:val="single" w:color="BBBBBB" w:sz="1"/>
+              <w:bottom w:val="single" w:color="BBBBBB" w:sz="1"/>
+              <w:right w:val="single" w:color="BBBBBB" w:sz="1"/>
+            </w:tcBorders>
+            <w:shd w:fill="FFFFFF" w:val="clear"/>
+            <w:tcMar>
+              <w:top w:type="dxa" w:w="40"/>
+              <w:left w:type="dxa" w:w="80"/>
+              <w:bottom w:type="dxa" w:w="40"/>
+              <w:right w:type="dxa" w:w="80"/>
+            </w:tcMar>
+          </w:tcPr>
+          <w:p>
+            <w:pPr>
+              <w:keepNext/>
+            </w:pPr>
+            <w:r>
+              <w:rPr>
+                <w:b w:val="false"/>
+                <w:bCs w:val="false"/>
+                <w:color w:val="000000"/>
+                <w:sz w:val="16"/>
+                <w:szCs w:val="16"/>
+              </w:rPr>
+              <w:t xml:space="preserve">undefined</w:t>
+            </w:r>
+          </w:p>
+        </w:tc>
+      </w:tr>
+      <w:tr>
+        <w:trPr>
+          <w:cantSplit/>
+        </w:trPr>
+        <w:tc>
+          <w:tcPr>
+            <w:tcW w:type="dxa" w:w="3120"/>
+            <w:tcBorders>
+              <w:top w:val="single" w:color="BBBBBB" w:sz="1"/>
+              <w:left w:val="single" w:color="BBBBBB" w:sz="1"/>
+              <w:bottom w:val="single" w:color="BBBBBB" w:sz="1"/>
+              <w:right w:val="single" w:color="BBBBBB" w:sz="1"/>
+            </w:tcBorders>
+            <w:shd w:fill="FFFFFF" w:val="clear"/>
+            <w:tcMar>
+              <w:top w:type="dxa" w:w="40"/>
+              <w:left w:type="dxa" w:w="80"/>
+              <w:bottom w:type="dxa" w:w="40"/>
+              <w:right w:type="dxa" w:w="80"/>
+            </w:tcMar>
+          </w:tcPr>
+          <w:p>
+            <w:pPr>
+              <w:keepNext/>
+            </w:pPr>
+            <w:r>
+              <w:rPr>
+                <w:b w:val="false"/>
+                <w:bCs w:val="false"/>
+                <w:color w:val="000000"/>
+                <w:sz w:val="16"/>
+                <w:szCs w:val="16"/>
+              </w:rPr>
+              <w:t xml:space="preserve">basal_GE_40cmDBH</w:t>
+            </w:r>
+          </w:p>
+        </w:tc>
+        <w:tc>
+          <w:tcPr>
+            <w:tcW w:type="dxa" w:w="3120"/>
+            <w:tcBorders>
+              <w:top w:val="single" w:color="BBBBBB" w:sz="1"/>
+              <w:left w:val="single" w:color="BBBBBB" w:sz="1"/>
+              <w:bottom w:val="single" w:color="BBBBBB" w:sz="1"/>
+              <w:right w:val="single" w:color="BBBBBB" w:sz="1"/>
+            </w:tcBorders>
+            <w:shd w:fill="FFFFFF" w:val="clear"/>
+            <w:tcMar>
+              <w:top w:type="dxa" w:w="40"/>
+              <w:left w:type="dxa" w:w="80"/>
+              <w:bottom w:type="dxa" w:w="40"/>
+              <w:right w:type="dxa" w:w="80"/>
+            </w:tcMar>
+          </w:tcPr>
+          <w:p>
+            <w:pPr>
+              <w:keepNext/>
+            </w:pPr>
+            <w:r>
+              <w:rPr>
+                <w:b w:val="false"/>
+                <w:bCs w:val="false"/>
+                <w:color w:val="000000"/>
+                <w:sz w:val="16"/>
+                <w:szCs w:val="16"/>
+              </w:rPr>
+              <w:t xml:space="preserve">ground structure</w:t>
+            </w:r>
+          </w:p>
+        </w:tc>
+        <w:tc>
+          <w:tcPr>
+            <w:tcW w:type="dxa" w:w="3120"/>
+            <w:tcBorders>
+              <w:top w:val="single" w:color="BBBBBB" w:sz="1"/>
+              <w:left w:val="single" w:color="BBBBBB" w:sz="1"/>
+              <w:bottom w:val="single" w:color="BBBBBB" w:sz="1"/>
+              <w:right w:val="single" w:color="BBBBBB" w:sz="1"/>
+            </w:tcBorders>
+            <w:shd w:fill="FFFFFF" w:val="clear"/>
+            <w:tcMar>
+              <w:top w:type="dxa" w:w="40"/>
+              <w:left w:type="dxa" w:w="80"/>
+              <w:bottom w:type="dxa" w:w="40"/>
+              <w:right w:type="dxa" w:w="80"/>
+            </w:tcMar>
+          </w:tcPr>
+          <w:p>
+            <w:pPr>
+              <w:keepNext/>
+            </w:pPr>
+            <w:r>
+              <w:rPr>
+                <w:b w:val="false"/>
+                <w:bCs w:val="false"/>
+                <w:color w:val="000000"/>
+                <w:sz w:val="16"/>
+                <w:szCs w:val="16"/>
+              </w:rPr>
+              <w:t xml:space="preserve">undefined</w:t>
+            </w:r>
+          </w:p>
+        </w:tc>
+      </w:tr>
+      <w:tr>
+        <w:trPr>
+          <w:cantSplit/>
+        </w:trPr>
+        <w:tc>
+          <w:tcPr>
+            <w:tcW w:type="dxa" w:w="3120"/>
+            <w:tcBorders>
+              <w:top w:val="single" w:color="BBBBBB" w:sz="1"/>
+              <w:left w:val="single" w:color="BBBBBB" w:sz="1"/>
+              <w:bottom w:val="single" w:color="BBBBBB" w:sz="1"/>
+              <w:right w:val="single" w:color="BBBBBB" w:sz="1"/>
+            </w:tcBorders>
+            <w:shd w:fill="FFFFFF" w:val="clear"/>
+            <w:tcMar>
+              <w:top w:type="dxa" w:w="40"/>
+              <w:left w:type="dxa" w:w="80"/>
+              <w:bottom w:type="dxa" w:w="40"/>
+              <w:right w:type="dxa" w:w="80"/>
+            </w:tcMar>
+          </w:tcPr>
+          <w:p>
+            <w:pPr>
+              <w:keepNext/>
+            </w:pPr>
+            <w:r>
+              <w:rPr>
+                <w:b w:val="false"/>
+                <w:bCs w:val="false"/>
+                <w:color w:val="000000"/>
+                <w:sz w:val="16"/>
+                <w:szCs w:val="16"/>
+              </w:rPr>
+              <w:t xml:space="preserve">percentile_95th</w:t>
+            </w:r>
+          </w:p>
+        </w:tc>
+        <w:tc>
+          <w:tcPr>
+            <w:tcW w:type="dxa" w:w="3120"/>
+            <w:tcBorders>
+              <w:top w:val="single" w:color="BBBBBB" w:sz="1"/>
+              <w:left w:val="single" w:color="BBBBBB" w:sz="1"/>
+              <w:bottom w:val="single" w:color="BBBBBB" w:sz="1"/>
+              <w:right w:val="single" w:color="BBBBBB" w:sz="1"/>
+            </w:tcBorders>
+            <w:shd w:fill="FFFFFF" w:val="clear"/>
+            <w:tcMar>
+              <w:top w:type="dxa" w:w="40"/>
+              <w:left w:type="dxa" w:w="80"/>
+              <w:bottom w:type="dxa" w:w="40"/>
+              <w:right w:type="dxa" w:w="80"/>
+            </w:tcMar>
+          </w:tcPr>
+          <w:p>
+            <w:pPr>
+              <w:keepNext/>
+            </w:pPr>
+            <w:r>
+              <w:rPr>
+                <w:b w:val="false"/>
+                <w:bCs w:val="false"/>
+                <w:color w:val="000000"/>
+                <w:sz w:val="16"/>
+                <w:szCs w:val="16"/>
+              </w:rPr>
+              <w:t xml:space="preserve">LiDAR canopy</w:t>
+            </w:r>
+          </w:p>
+        </w:tc>
+        <w:tc>
+          <w:tcPr>
+            <w:tcW w:type="dxa" w:w="3120"/>
+            <w:tcBorders>
+              <w:top w:val="single" w:color="BBBBBB" w:sz="1"/>
+              <w:left w:val="single" w:color="BBBBBB" w:sz="1"/>
+              <w:bottom w:val="single" w:color="BBBBBB" w:sz="1"/>
+              <w:right w:val="single" w:color="BBBBBB" w:sz="1"/>
+            </w:tcBorders>
+            <w:shd w:fill="FFFFFF" w:val="clear"/>
+            <w:tcMar>
+              <w:top w:type="dxa" w:w="40"/>
+              <w:left w:type="dxa" w:w="80"/>
+              <w:bottom w:type="dxa" w:w="40"/>
+              <w:right w:type="dxa" w:w="80"/>
+            </w:tcMar>
+          </w:tcPr>
+          <w:p>
+            <w:pPr>
+              <w:keepNext/>
+            </w:pPr>
+            <w:r>
+              <w:rPr>
+                <w:b w:val="false"/>
+                <w:bCs w:val="false"/>
+                <w:color w:val="000000"/>
+                <w:sz w:val="16"/>
+                <w:szCs w:val="16"/>
+              </w:rPr>
+              <w:t xml:space="preserve">undefined</w:t>
+            </w:r>
+          </w:p>
+        </w:tc>
+      </w:tr>
+      <w:tr>
+        <w:trPr>
+          <w:cantSplit/>
+        </w:trPr>
+        <w:tc>
+          <w:tcPr>
+            <w:tcW w:type="dxa" w:w="3120"/>
+            <w:tcBorders>
+              <w:top w:val="single" w:color="BBBBBB" w:sz="1"/>
+              <w:left w:val="single" w:color="BBBBBB" w:sz="1"/>
+              <w:bottom w:val="single" w:color="BBBBBB" w:sz="1"/>
+              <w:right w:val="single" w:color="BBBBBB" w:sz="1"/>
+            </w:tcBorders>
+            <w:shd w:fill="FFFFFF" w:val="clear"/>
+            <w:tcMar>
+              <w:top w:type="dxa" w:w="40"/>
+              <w:left w:type="dxa" w:w="80"/>
+              <w:bottom w:type="dxa" w:w="40"/>
+              <w:right w:type="dxa" w:w="80"/>
+            </w:tcMar>
+          </w:tcPr>
+          <w:p>
+            <w:pPr>
+              <w:keepNext/>
+            </w:pPr>
+            <w:r>
+              <w:rPr>
+                <w:b w:val="false"/>
+                <w:bCs w:val="false"/>
+                <w:color w:val="000000"/>
+                <w:sz w:val="16"/>
+                <w:szCs w:val="16"/>
+              </w:rPr>
+              <w:t xml:space="preserve">CV_livedbh</w:t>
+            </w:r>
+          </w:p>
+        </w:tc>
+        <w:tc>
+          <w:tcPr>
+            <w:tcW w:type="dxa" w:w="3120"/>
+            <w:tcBorders>
+              <w:top w:val="single" w:color="BBBBBB" w:sz="1"/>
+              <w:left w:val="single" w:color="BBBBBB" w:sz="1"/>
+              <w:bottom w:val="single" w:color="BBBBBB" w:sz="1"/>
+              <w:right w:val="single" w:color="BBBBBB" w:sz="1"/>
+            </w:tcBorders>
+            <w:shd w:fill="FFFFFF" w:val="clear"/>
+            <w:tcMar>
+              <w:top w:type="dxa" w:w="40"/>
+              <w:left w:type="dxa" w:w="80"/>
+              <w:bottom w:type="dxa" w:w="40"/>
+              <w:right w:type="dxa" w:w="80"/>
+            </w:tcMar>
+          </w:tcPr>
+          <w:p>
+            <w:pPr>
+              <w:keepNext/>
+            </w:pPr>
+            <w:r>
+              <w:rPr>
+                <w:b w:val="false"/>
+                <w:bCs w:val="false"/>
+                <w:color w:val="000000"/>
+                <w:sz w:val="16"/>
+                <w:szCs w:val="16"/>
+              </w:rPr>
+              <w:t xml:space="preserve">ground structure</w:t>
+            </w:r>
+          </w:p>
+        </w:tc>
+        <w:tc>
+          <w:tcPr>
+            <w:tcW w:type="dxa" w:w="3120"/>
+            <w:tcBorders>
+              <w:top w:val="single" w:color="BBBBBB" w:sz="1"/>
+              <w:left w:val="single" w:color="BBBBBB" w:sz="1"/>
+              <w:bottom w:val="single" w:color="BBBBBB" w:sz="1"/>
+              <w:right w:val="single" w:color="BBBBBB" w:sz="1"/>
+            </w:tcBorders>
+            <w:shd w:fill="FFFFFF" w:val="clear"/>
+            <w:tcMar>
+              <w:top w:type="dxa" w:w="40"/>
+              <w:left w:type="dxa" w:w="80"/>
+              <w:bottom w:type="dxa" w:w="40"/>
+              <w:right w:type="dxa" w:w="80"/>
+            </w:tcMar>
+          </w:tcPr>
+          <w:p>
+            <w:pPr>
+              <w:keepNext/>
+            </w:pPr>
+            <w:r>
+              <w:rPr>
+                <w:b w:val="false"/>
+                <w:bCs w:val="false"/>
+                <w:color w:val="000000"/>
+                <w:sz w:val="16"/>
+                <w:szCs w:val="16"/>
+              </w:rPr>
+              <w:t xml:space="preserve">undefined</w:t>
+            </w:r>
+          </w:p>
+        </w:tc>
+      </w:tr>
+      <w:tr>
+        <w:trPr>
+          <w:cantSplit/>
+        </w:trPr>
+        <w:tc>
+          <w:tcPr>
+            <w:tcW w:type="dxa" w:w="3120"/>
+            <w:tcBorders>
+              <w:top w:val="single" w:color="BBBBBB" w:sz="1"/>
+              <w:left w:val="single" w:color="BBBBBB" w:sz="1"/>
+              <w:bottom w:val="single" w:color="BBBBBB" w:sz="1"/>
+              <w:right w:val="single" w:color="BBBBBB" w:sz="1"/>
+            </w:tcBorders>
+            <w:shd w:fill="FFFFFF" w:val="clear"/>
+            <w:tcMar>
+              <w:top w:type="dxa" w:w="40"/>
+              <w:left w:type="dxa" w:w="80"/>
+              <w:bottom w:type="dxa" w:w="40"/>
+              <w:right w:type="dxa" w:w="80"/>
+            </w:tcMar>
+          </w:tcPr>
+          <w:p>
+            <w:pPr>
+              <w:keepNext/>
+            </w:pPr>
+            <w:r>
+              <w:rPr>
+                <w:b w:val="false"/>
+                <w:bCs w:val="false"/>
+                <w:color w:val="000000"/>
+                <w:sz w:val="16"/>
+                <w:szCs w:val="16"/>
+              </w:rPr>
+              <w:t xml:space="preserve">QMD_live</w:t>
+            </w:r>
+          </w:p>
+        </w:tc>
+        <w:tc>
+          <w:tcPr>
+            <w:tcW w:type="dxa" w:w="3120"/>
+            <w:tcBorders>
+              <w:top w:val="single" w:color="BBBBBB" w:sz="1"/>
+              <w:left w:val="single" w:color="BBBBBB" w:sz="1"/>
+              <w:bottom w:val="single" w:color="BBBBBB" w:sz="1"/>
+              <w:right w:val="single" w:color="BBBBBB" w:sz="1"/>
+            </w:tcBorders>
+            <w:shd w:fill="FFFFFF" w:val="clear"/>
+            <w:tcMar>
+              <w:top w:type="dxa" w:w="40"/>
+              <w:left w:type="dxa" w:w="80"/>
+              <w:bottom w:type="dxa" w:w="40"/>
+              <w:right w:type="dxa" w:w="80"/>
+            </w:tcMar>
+          </w:tcPr>
+          <w:p>
+            <w:pPr>
+              <w:keepNext/>
+            </w:pPr>
+            <w:r>
+              <w:rPr>
+                <w:b w:val="false"/>
+                <w:bCs w:val="false"/>
+                <w:color w:val="000000"/>
+                <w:sz w:val="16"/>
+                <w:szCs w:val="16"/>
+              </w:rPr>
+              <w:t xml:space="preserve">ground structure</w:t>
+            </w:r>
+          </w:p>
+        </w:tc>
+        <w:tc>
+          <w:tcPr>
+            <w:tcW w:type="dxa" w:w="3120"/>
+            <w:tcBorders>
+              <w:top w:val="single" w:color="BBBBBB" w:sz="1"/>
+              <w:left w:val="single" w:color="BBBBBB" w:sz="1"/>
+              <w:bottom w:val="single" w:color="BBBBBB" w:sz="1"/>
+              <w:right w:val="single" w:color="BBBBBB" w:sz="1"/>
+            </w:tcBorders>
+            <w:shd w:fill="FFFFFF" w:val="clear"/>
+            <w:tcMar>
+              <w:top w:type="dxa" w:w="40"/>
+              <w:left w:type="dxa" w:w="80"/>
+              <w:bottom w:type="dxa" w:w="40"/>
+              <w:right w:type="dxa" w:w="80"/>
+            </w:tcMar>
+          </w:tcPr>
+          <w:p>
+            <w:pPr>
+              <w:keepNext/>
+            </w:pPr>
+            <w:r>
+              <w:rPr>
+                <w:b w:val="false"/>
+                <w:bCs w:val="false"/>
+                <w:color w:val="000000"/>
+                <w:sz w:val="16"/>
+                <w:szCs w:val="16"/>
+              </w:rPr>
+              <w:t xml:space="preserve">undefined</w:t>
+            </w:r>
+          </w:p>
+        </w:tc>
+      </w:tr>
+      <w:tr>
+        <w:trPr>
+          <w:cantSplit/>
+        </w:trPr>
+        <w:tc>
+          <w:tcPr>
+            <w:tcW w:type="dxa" w:w="3120"/>
+            <w:tcBorders>
+              <w:top w:val="single" w:color="BBBBBB" w:sz="1"/>
+              <w:left w:val="single" w:color="BBBBBB" w:sz="1"/>
+              <w:bottom w:val="single" w:color="BBBBBB" w:sz="1"/>
+              <w:right w:val="single" w:color="BBBBBB" w:sz="1"/>
+            </w:tcBorders>
+            <w:shd w:fill="FFFFFF" w:val="clear"/>
+            <w:tcMar>
+              <w:top w:type="dxa" w:w="40"/>
+              <w:left w:type="dxa" w:w="80"/>
+              <w:bottom w:type="dxa" w:w="40"/>
+              <w:right w:type="dxa" w:w="80"/>
+            </w:tcMar>
+          </w:tcPr>
+          <w:p>
+            <w:pPr>
+              <w:keepNext/>
+            </w:pPr>
+            <w:r>
+              <w:rPr>
+                <w:b w:val="false"/>
+                <w:bCs w:val="false"/>
+                <w:color w:val="000000"/>
+                <w:sz w:val="16"/>
+                <w:szCs w:val="16"/>
+              </w:rPr>
+              <w:t xml:space="preserve">mean_cano_ht</w:t>
+            </w:r>
+          </w:p>
+        </w:tc>
+        <w:tc>
+          <w:tcPr>
+            <w:tcW w:type="dxa" w:w="3120"/>
+            <w:tcBorders>
+              <w:top w:val="single" w:color="BBBBBB" w:sz="1"/>
+              <w:left w:val="single" w:color="BBBBBB" w:sz="1"/>
+              <w:bottom w:val="single" w:color="BBBBBB" w:sz="1"/>
+              <w:right w:val="single" w:color="BBBBBB" w:sz="1"/>
+            </w:tcBorders>
+            <w:shd w:fill="FFFFFF" w:val="clear"/>
+            <w:tcMar>
+              <w:top w:type="dxa" w:w="40"/>
+              <w:left w:type="dxa" w:w="80"/>
+              <w:bottom w:type="dxa" w:w="40"/>
+              <w:right w:type="dxa" w:w="80"/>
+            </w:tcMar>
+          </w:tcPr>
+          <w:p>
+            <w:pPr>
+              <w:keepNext/>
+            </w:pPr>
+            <w:r>
+              <w:rPr>
+                <w:b w:val="false"/>
+                <w:bCs w:val="false"/>
+                <w:color w:val="000000"/>
+                <w:sz w:val="16"/>
+                <w:szCs w:val="16"/>
+              </w:rPr>
+              <w:t xml:space="preserve">LiDAR canopy</w:t>
+            </w:r>
+          </w:p>
+        </w:tc>
+        <w:tc>
+          <w:tcPr>
+            <w:tcW w:type="dxa" w:w="3120"/>
+            <w:tcBorders>
+              <w:top w:val="single" w:color="BBBBBB" w:sz="1"/>
+              <w:left w:val="single" w:color="BBBBBB" w:sz="1"/>
+              <w:bottom w:val="single" w:color="BBBBBB" w:sz="1"/>
+              <w:right w:val="single" w:color="BBBBBB" w:sz="1"/>
+            </w:tcBorders>
+            <w:shd w:fill="FFFFFF" w:val="clear"/>
+            <w:tcMar>
+              <w:top w:type="dxa" w:w="40"/>
+              <w:left w:type="dxa" w:w="80"/>
+              <w:bottom w:type="dxa" w:w="40"/>
+              <w:right w:type="dxa" w:w="80"/>
+            </w:tcMar>
+          </w:tcPr>
+          <w:p>
+            <w:pPr>
+              <w:keepNext/>
+            </w:pPr>
+            <w:r>
+              <w:rPr>
+                <w:b w:val="false"/>
+                <w:bCs w:val="false"/>
+                <w:color w:val="000000"/>
+                <w:sz w:val="16"/>
+                <w:szCs w:val="16"/>
+              </w:rPr>
+              <w:t xml:space="preserve">undefined</w:t>
+            </w:r>
+          </w:p>
+        </w:tc>
+      </w:tr>
+      <w:tr>
+        <w:trPr>
+          <w:cantSplit/>
+        </w:trPr>
+        <w:tc>
+          <w:tcPr>
+            <w:tcW w:type="dxa" w:w="3120"/>
+            <w:tcBorders>
+              <w:top w:val="single" w:color="BBBBBB" w:sz="1"/>
+              <w:left w:val="single" w:color="BBBBBB" w:sz="1"/>
+              <w:bottom w:val="single" w:color="BBBBBB" w:sz="1"/>
+              <w:right w:val="single" w:color="BBBBBB" w:sz="1"/>
+            </w:tcBorders>
+            <w:shd w:fill="FFFFFF" w:val="clear"/>
+            <w:tcMar>
+              <w:top w:type="dxa" w:w="40"/>
+              <w:left w:type="dxa" w:w="80"/>
+              <w:bottom w:type="dxa" w:w="40"/>
+              <w:right w:type="dxa" w:w="80"/>
+            </w:tcMar>
+          </w:tcPr>
+          <w:p>
+            <w:pPr>
+              <w:keepNext/>
+            </w:pPr>
+            <w:r>
+              <w:rPr>
+                <w:b w:val="false"/>
+                <w:bCs w:val="false"/>
+                <w:color w:val="000000"/>
+                <w:sz w:val="16"/>
+                <w:szCs w:val="16"/>
+              </w:rPr>
+              <w:t xml:space="preserve">sum_dead_basalarea</w:t>
+            </w:r>
+          </w:p>
+        </w:tc>
+        <w:tc>
+          <w:tcPr>
+            <w:tcW w:type="dxa" w:w="3120"/>
+            <w:tcBorders>
+              <w:top w:val="single" w:color="BBBBBB" w:sz="1"/>
+              <w:left w:val="single" w:color="BBBBBB" w:sz="1"/>
+              <w:bottom w:val="single" w:color="BBBBBB" w:sz="1"/>
+              <w:right w:val="single" w:color="BBBBBB" w:sz="1"/>
+            </w:tcBorders>
+            <w:shd w:fill="FFFFFF" w:val="clear"/>
+            <w:tcMar>
+              <w:top w:type="dxa" w:w="40"/>
+              <w:left w:type="dxa" w:w="80"/>
+              <w:bottom w:type="dxa" w:w="40"/>
+              <w:right w:type="dxa" w:w="80"/>
+            </w:tcMar>
+          </w:tcPr>
+          <w:p>
+            <w:pPr>
+              <w:keepNext/>
+            </w:pPr>
+            <w:r>
+              <w:rPr>
+                <w:b w:val="false"/>
+                <w:bCs w:val="false"/>
+                <w:color w:val="000000"/>
+                <w:sz w:val="16"/>
+                <w:szCs w:val="16"/>
+              </w:rPr>
+              <w:t xml:space="preserve">ground structure</w:t>
+            </w:r>
+          </w:p>
+        </w:tc>
+        <w:tc>
+          <w:tcPr>
+            <w:tcW w:type="dxa" w:w="3120"/>
+            <w:tcBorders>
+              <w:top w:val="single" w:color="BBBBBB" w:sz="1"/>
+              <w:left w:val="single" w:color="BBBBBB" w:sz="1"/>
+              <w:bottom w:val="single" w:color="BBBBBB" w:sz="1"/>
+              <w:right w:val="single" w:color="BBBBBB" w:sz="1"/>
+            </w:tcBorders>
+            <w:shd w:fill="FFFFFF" w:val="clear"/>
+            <w:tcMar>
+              <w:top w:type="dxa" w:w="40"/>
+              <w:left w:type="dxa" w:w="80"/>
+              <w:bottom w:type="dxa" w:w="40"/>
+              <w:right w:type="dxa" w:w="80"/>
+            </w:tcMar>
+          </w:tcPr>
+          <w:p>
+            <w:pPr>
+              <w:keepNext/>
+            </w:pPr>
+            <w:r>
+              <w:rPr>
+                <w:b w:val="false"/>
+                <w:bCs w:val="false"/>
+                <w:color w:val="000000"/>
+                <w:sz w:val="16"/>
+                <w:szCs w:val="16"/>
+              </w:rPr>
+              <w:t xml:space="preserve">undefined</w:t>
+            </w:r>
+          </w:p>
+        </w:tc>
+      </w:tr>
+      <w:tr>
+        <w:trPr>
+          <w:cantSplit/>
+        </w:trPr>
+        <w:tc>
+          <w:tcPr>
+            <w:tcW w:type="dxa" w:w="3120"/>
+            <w:tcBorders>
+              <w:top w:val="single" w:color="BBBBBB" w:sz="1"/>
+              <w:left w:val="single" w:color="BBBBBB" w:sz="1"/>
+              <w:bottom w:val="single" w:color="BBBBBB" w:sz="1"/>
+              <w:right w:val="single" w:color="BBBBBB" w:sz="1"/>
+            </w:tcBorders>
+            <w:shd w:fill="FFFFFF" w:val="clear"/>
+            <w:tcMar>
+              <w:top w:type="dxa" w:w="40"/>
+              <w:left w:type="dxa" w:w="80"/>
+              <w:bottom w:type="dxa" w:w="40"/>
+              <w:right w:type="dxa" w:w="80"/>
+            </w:tcMar>
+          </w:tcPr>
+          <w:p>
+            <w:pPr>
+              <w:keepNext/>
+            </w:pPr>
+            <w:r>
+              <w:rPr>
+                <w:b w:val="false"/>
+                <w:bCs w:val="false"/>
+                <w:color w:val="000000"/>
+                <w:sz w:val="16"/>
+                <w:szCs w:val="16"/>
+              </w:rPr>
+              <w:t xml:space="preserve">cano_cover_2</w:t>
+            </w:r>
+          </w:p>
+        </w:tc>
+        <w:tc>
+          <w:tcPr>
+            <w:tcW w:type="dxa" w:w="3120"/>
+            <w:tcBorders>
+              <w:top w:val="single" w:color="BBBBBB" w:sz="1"/>
+              <w:left w:val="single" w:color="BBBBBB" w:sz="1"/>
+              <w:bottom w:val="single" w:color="BBBBBB" w:sz="1"/>
+              <w:right w:val="single" w:color="BBBBBB" w:sz="1"/>
+            </w:tcBorders>
+            <w:shd w:fill="FFFFFF" w:val="clear"/>
+            <w:tcMar>
+              <w:top w:type="dxa" w:w="40"/>
+              <w:left w:type="dxa" w:w="80"/>
+              <w:bottom w:type="dxa" w:w="40"/>
+              <w:right w:type="dxa" w:w="80"/>
+            </w:tcMar>
+          </w:tcPr>
+          <w:p>
+            <w:pPr>
+              <w:keepNext/>
+            </w:pPr>
+            <w:r>
+              <w:rPr>
+                <w:b w:val="false"/>
+                <w:bCs w:val="false"/>
+                <w:color w:val="000000"/>
+                <w:sz w:val="16"/>
+                <w:szCs w:val="16"/>
+              </w:rPr>
+              <w:t xml:space="preserve">LiDAR canopy</w:t>
+            </w:r>
+          </w:p>
+        </w:tc>
+        <w:tc>
+          <w:tcPr>
+            <w:tcW w:type="dxa" w:w="3120"/>
+            <w:tcBorders>
+              <w:top w:val="single" w:color="BBBBBB" w:sz="1"/>
+              <w:left w:val="single" w:color="BBBBBB" w:sz="1"/>
+              <w:bottom w:val="single" w:color="BBBBBB" w:sz="1"/>
+              <w:right w:val="single" w:color="BBBBBB" w:sz="1"/>
+            </w:tcBorders>
+            <w:shd w:fill="FFFFFF" w:val="clear"/>
+            <w:tcMar>
+              <w:top w:type="dxa" w:w="40"/>
+              <w:left w:type="dxa" w:w="80"/>
+              <w:bottom w:type="dxa" w:w="40"/>
+              <w:right w:type="dxa" w:w="80"/>
+            </w:tcMar>
+          </w:tcPr>
+          <w:p>
+            <w:pPr>
+              <w:keepNext/>
+            </w:pPr>
+            <w:r>
+              <w:rPr>
+                <w:b w:val="false"/>
+                <w:bCs w:val="false"/>
+                <w:color w:val="000000"/>
+                <w:sz w:val="16"/>
+                <w:szCs w:val="16"/>
+              </w:rPr>
+              <w:t xml:space="preserve">undefined</w:t>
+            </w:r>
+          </w:p>
+        </w:tc>
+      </w:tr>
+      <w:tr>
+        <w:trPr>
+          <w:cantSplit/>
+        </w:trPr>
+        <w:tc>
+          <w:tcPr>
+            <w:tcW w:type="dxa" w:w="3120"/>
+            <w:tcBorders>
+              <w:top w:val="single" w:color="BBBBBB" w:sz="1"/>
+              <w:left w:val="single" w:color="BBBBBB" w:sz="1"/>
+              <w:bottom w:val="single" w:color="BBBBBB" w:sz="1"/>
+              <w:right w:val="single" w:color="BBBBBB" w:sz="1"/>
+            </w:tcBorders>
+            <w:shd w:fill="FFFFFF" w:val="clear"/>
+            <w:tcMar>
+              <w:top w:type="dxa" w:w="40"/>
+              <w:left w:type="dxa" w:w="80"/>
+              <w:bottom w:type="dxa" w:w="40"/>
+              <w:right w:type="dxa" w:w="80"/>
+            </w:tcMar>
+          </w:tcPr>
+          <w:p>
+            <w:pPr>
+              <w:keepNext/>
+            </w:pPr>
+            <w:r>
+              <w:rPr>
+                <w:b w:val="false"/>
+                <w:bCs w:val="false"/>
+                <w:color w:val="000000"/>
+                <w:sz w:val="16"/>
+                <w:szCs w:val="16"/>
+              </w:rPr>
+              <w:t xml:space="preserve">max_cano_ht</w:t>
+            </w:r>
+          </w:p>
+        </w:tc>
+        <w:tc>
+          <w:tcPr>
+            <w:tcW w:type="dxa" w:w="3120"/>
+            <w:tcBorders>
+              <w:top w:val="single" w:color="BBBBBB" w:sz="1"/>
+              <w:left w:val="single" w:color="BBBBBB" w:sz="1"/>
+              <w:bottom w:val="single" w:color="BBBBBB" w:sz="1"/>
+              <w:right w:val="single" w:color="BBBBBB" w:sz="1"/>
+            </w:tcBorders>
+            <w:shd w:fill="FFFFFF" w:val="clear"/>
+            <w:tcMar>
+              <w:top w:type="dxa" w:w="40"/>
+              <w:left w:type="dxa" w:w="80"/>
+              <w:bottom w:type="dxa" w:w="40"/>
+              <w:right w:type="dxa" w:w="80"/>
+            </w:tcMar>
+          </w:tcPr>
+          <w:p>
+            <w:pPr>
+              <w:keepNext/>
+            </w:pPr>
+            <w:r>
+              <w:rPr>
+                <w:b w:val="false"/>
+                <w:bCs w:val="false"/>
+                <w:color w:val="000000"/>
+                <w:sz w:val="16"/>
+                <w:szCs w:val="16"/>
+              </w:rPr>
+              <w:t xml:space="preserve">LiDAR canopy</w:t>
+            </w:r>
+          </w:p>
+        </w:tc>
+        <w:tc>
+          <w:tcPr>
+            <w:tcW w:type="dxa" w:w="3120"/>
+            <w:tcBorders>
+              <w:top w:val="single" w:color="BBBBBB" w:sz="1"/>
+              <w:left w:val="single" w:color="BBBBBB" w:sz="1"/>
+              <w:bottom w:val="single" w:color="BBBBBB" w:sz="1"/>
+              <w:right w:val="single" w:color="BBBBBB" w:sz="1"/>
+            </w:tcBorders>
+            <w:shd w:fill="FFFFFF" w:val="clear"/>
+            <w:tcMar>
+              <w:top w:type="dxa" w:w="40"/>
+              <w:left w:type="dxa" w:w="80"/>
+              <w:bottom w:type="dxa" w:w="40"/>
+              <w:right w:type="dxa" w:w="80"/>
+            </w:tcMar>
+          </w:tcPr>
+          <w:p>
+            <w:pPr>
+              <w:keepNext/>
+            </w:pPr>
+            <w:r>
+              <w:rPr>
+                <w:b w:val="false"/>
+                <w:bCs w:val="false"/>
+                <w:color w:val="000000"/>
+                <w:sz w:val="16"/>
+                <w:szCs w:val="16"/>
+              </w:rPr>
+              <w:t xml:space="preserve">undefined</w:t>
+            </w:r>
+          </w:p>
+        </w:tc>
+      </w:tr>
+      <w:tr>
+        <w:trPr>
+          <w:cantSplit/>
+        </w:trPr>
+        <w:tc>
+          <w:tcPr>
+            <w:tcW w:type="dxa" w:w="3120"/>
+            <w:tcBorders>
+              <w:top w:val="single" w:color="BBBBBB" w:sz="1"/>
+              <w:left w:val="single" w:color="BBBBBB" w:sz="1"/>
+              <w:bottom w:val="single" w:color="BBBBBB" w:sz="1"/>
+              <w:right w:val="single" w:color="BBBBBB" w:sz="1"/>
+            </w:tcBorders>
+            <w:shd w:fill="FFFFFF" w:val="clear"/>
+            <w:tcMar>
+              <w:top w:type="dxa" w:w="40"/>
+              <w:left w:type="dxa" w:w="80"/>
+              <w:bottom w:type="dxa" w:w="40"/>
+              <w:right w:type="dxa" w:w="80"/>
+            </w:tcMar>
+          </w:tcPr>
+          <w:p>
+            <w:pPr>
+              <w:keepNext/>
+            </w:pPr>
+            <w:r>
+              <w:rPr>
+                <w:b w:val="false"/>
+                <w:bCs w:val="false"/>
+                <w:color w:val="000000"/>
+                <w:sz w:val="16"/>
+                <w:szCs w:val="16"/>
+              </w:rPr>
+              <w:t xml:space="preserve">No_treesGE_40cmdbh</w:t>
+            </w:r>
+          </w:p>
+        </w:tc>
+        <w:tc>
+          <w:tcPr>
+            <w:tcW w:type="dxa" w:w="3120"/>
+            <w:tcBorders>
+              <w:top w:val="single" w:color="BBBBBB" w:sz="1"/>
+              <w:left w:val="single" w:color="BBBBBB" w:sz="1"/>
+              <w:bottom w:val="single" w:color="BBBBBB" w:sz="1"/>
+              <w:right w:val="single" w:color="BBBBBB" w:sz="1"/>
+            </w:tcBorders>
+            <w:shd w:fill="FFFFFF" w:val="clear"/>
+            <w:tcMar>
+              <w:top w:type="dxa" w:w="40"/>
+              <w:left w:type="dxa" w:w="80"/>
+              <w:bottom w:type="dxa" w:w="40"/>
+              <w:right w:type="dxa" w:w="80"/>
+            </w:tcMar>
+          </w:tcPr>
+          <w:p>
+            <w:pPr>
+              <w:keepNext/>
+            </w:pPr>
+            <w:r>
+              <w:rPr>
+                <w:b w:val="false"/>
+                <w:bCs w:val="false"/>
+                <w:color w:val="000000"/>
+                <w:sz w:val="16"/>
+                <w:szCs w:val="16"/>
+              </w:rPr>
+              <w:t xml:space="preserve">ground structure</w:t>
+            </w:r>
+          </w:p>
+        </w:tc>
+        <w:tc>
+          <w:tcPr>
+            <w:tcW w:type="dxa" w:w="3120"/>
+            <w:tcBorders>
+              <w:top w:val="single" w:color="BBBBBB" w:sz="1"/>
+              <w:left w:val="single" w:color="BBBBBB" w:sz="1"/>
+              <w:bottom w:val="single" w:color="BBBBBB" w:sz="1"/>
+              <w:right w:val="single" w:color="BBBBBB" w:sz="1"/>
+            </w:tcBorders>
+            <w:shd w:fill="FFFFFF" w:val="clear"/>
+            <w:tcMar>
+              <w:top w:type="dxa" w:w="40"/>
+              <w:left w:type="dxa" w:w="80"/>
+              <w:bottom w:type="dxa" w:w="40"/>
+              <w:right w:type="dxa" w:w="80"/>
+            </w:tcMar>
+          </w:tcPr>
+          <w:p>
+            <w:pPr>
+              <w:keepNext/>
+            </w:pPr>
+            <w:r>
+              <w:rPr>
+                <w:b w:val="false"/>
+                <w:bCs w:val="false"/>
+                <w:color w:val="000000"/>
+                <w:sz w:val="16"/>
+                <w:szCs w:val="16"/>
+              </w:rPr>
+              <w:t xml:space="preserve">undefined</w:t>
+            </w:r>
+          </w:p>
+        </w:tc>
+      </w:tr>
+      <w:tr>
+        <w:trPr>
+          <w:cantSplit/>
+        </w:trPr>
+        <w:tc>
+          <w:tcPr>
+            <w:tcW w:type="dxa" w:w="3120"/>
+            <w:tcBorders>
+              <w:top w:val="single" w:color="BBBBBB" w:sz="1"/>
+              <w:left w:val="single" w:color="BBBBBB" w:sz="1"/>
+              <w:bottom w:val="single" w:color="BBBBBB" w:sz="1"/>
+              <w:right w:val="single" w:color="BBBBBB" w:sz="1"/>
+            </w:tcBorders>
+            <w:shd w:fill="FFFFFF" w:val="clear"/>
+            <w:tcMar>
+              <w:top w:type="dxa" w:w="40"/>
+              <w:left w:type="dxa" w:w="80"/>
+              <w:bottom w:type="dxa" w:w="40"/>
+              <w:right w:type="dxa" w:w="80"/>
+            </w:tcMar>
+          </w:tcPr>
+          <w:p>
+            <w:pPr>
+              <w:keepNext/>
+            </w:pPr>
+            <w:r>
+              <w:rPr>
+                <w:b w:val="false"/>
+                <w:bCs w:val="false"/>
+                <w:color w:val="000000"/>
+                <w:sz w:val="16"/>
+                <w:szCs w:val="16"/>
+              </w:rPr>
+              <w:t xml:space="preserve">prop_basal_GE_40cmDBH</w:t>
+            </w:r>
+          </w:p>
+        </w:tc>
+        <w:tc>
+          <w:tcPr>
+            <w:tcW w:type="dxa" w:w="3120"/>
+            <w:tcBorders>
+              <w:top w:val="single" w:color="BBBBBB" w:sz="1"/>
+              <w:left w:val="single" w:color="BBBBBB" w:sz="1"/>
+              <w:bottom w:val="single" w:color="BBBBBB" w:sz="1"/>
+              <w:right w:val="single" w:color="BBBBBB" w:sz="1"/>
+            </w:tcBorders>
+            <w:shd w:fill="FFFFFF" w:val="clear"/>
+            <w:tcMar>
+              <w:top w:type="dxa" w:w="40"/>
+              <w:left w:type="dxa" w:w="80"/>
+              <w:bottom w:type="dxa" w:w="40"/>
+              <w:right w:type="dxa" w:w="80"/>
+            </w:tcMar>
+          </w:tcPr>
+          <w:p>
+            <w:pPr>
+              <w:keepNext/>
+            </w:pPr>
+            <w:r>
+              <w:rPr>
+                <w:b w:val="false"/>
+                <w:bCs w:val="false"/>
+                <w:color w:val="000000"/>
+                <w:sz w:val="16"/>
+                <w:szCs w:val="16"/>
+              </w:rPr>
+              <w:t xml:space="preserve">ground structure</w:t>
+            </w:r>
+          </w:p>
+        </w:tc>
+        <w:tc>
+          <w:tcPr>
+            <w:tcW w:type="dxa" w:w="3120"/>
+            <w:tcBorders>
+              <w:top w:val="single" w:color="BBBBBB" w:sz="1"/>
+              <w:left w:val="single" w:color="BBBBBB" w:sz="1"/>
+              <w:bottom w:val="single" w:color="BBBBBB" w:sz="1"/>
+              <w:right w:val="single" w:color="BBBBBB" w:sz="1"/>
+            </w:tcBorders>
+            <w:shd w:fill="FFFFFF" w:val="clear"/>
+            <w:tcMar>
+              <w:top w:type="dxa" w:w="40"/>
+              <w:left w:type="dxa" w:w="80"/>
+              <w:bottom w:type="dxa" w:w="40"/>
+              <w:right w:type="dxa" w:w="80"/>
+            </w:tcMar>
+          </w:tcPr>
+          <w:p>
+            <w:pPr>
+              <w:keepNext/>
+            </w:pPr>
+            <w:r>
+              <w:rPr>
+                <w:b w:val="false"/>
+                <w:bCs w:val="false"/>
+                <w:color w:val="000000"/>
+                <w:sz w:val="16"/>
+                <w:szCs w:val="16"/>
+              </w:rPr>
+              <w:t xml:space="preserve">undefined</w:t>
+            </w:r>
+          </w:p>
+        </w:tc>
+      </w:tr>
+      <w:tr>
+        <w:trPr>
+          <w:cantSplit/>
+        </w:trPr>
+        <w:tc>
+          <w:tcPr>
+            <w:tcW w:type="dxa" w:w="3120"/>
+            <w:tcBorders>
+              <w:top w:val="single" w:color="BBBBBB" w:sz="1"/>
+              <w:left w:val="single" w:color="BBBBBB" w:sz="1"/>
+              <w:bottom w:val="single" w:color="BBBBBB" w:sz="1"/>
+              <w:right w:val="single" w:color="BBBBBB" w:sz="1"/>
+            </w:tcBorders>
+            <w:shd w:fill="FFFFFF" w:val="clear"/>
+            <w:tcMar>
+              <w:top w:type="dxa" w:w="40"/>
+              <w:left w:type="dxa" w:w="80"/>
+              <w:bottom w:type="dxa" w:w="40"/>
+              <w:right w:type="dxa" w:w="80"/>
+            </w:tcMar>
+          </w:tcPr>
+          <w:p>
+            <w:pPr>
+              <w:keepNext/>
+            </w:pPr>
+            <w:r>
+              <w:rPr>
+                <w:b w:val="false"/>
+                <w:bCs w:val="false"/>
+                <w:color w:val="000000"/>
+                <w:sz w:val="16"/>
+                <w:szCs w:val="16"/>
+              </w:rPr>
+              <w:t xml:space="preserve">top_rugosity</w:t>
+            </w:r>
+          </w:p>
+        </w:tc>
+        <w:tc>
+          <w:tcPr>
+            <w:tcW w:type="dxa" w:w="3120"/>
+            <w:tcBorders>
+              <w:top w:val="single" w:color="BBBBBB" w:sz="1"/>
+              <w:left w:val="single" w:color="BBBBBB" w:sz="1"/>
+              <w:bottom w:val="single" w:color="BBBBBB" w:sz="1"/>
+              <w:right w:val="single" w:color="BBBBBB" w:sz="1"/>
+            </w:tcBorders>
+            <w:shd w:fill="FFFFFF" w:val="clear"/>
+            <w:tcMar>
+              <w:top w:type="dxa" w:w="40"/>
+              <w:left w:type="dxa" w:w="80"/>
+              <w:bottom w:type="dxa" w:w="40"/>
+              <w:right w:type="dxa" w:w="80"/>
+            </w:tcMar>
+          </w:tcPr>
+          <w:p>
+            <w:pPr>
+              <w:keepNext/>
+            </w:pPr>
+            <w:r>
+              <w:rPr>
+                <w:b w:val="false"/>
+                <w:bCs w:val="false"/>
+                <w:color w:val="000000"/>
+                <w:sz w:val="16"/>
+                <w:szCs w:val="16"/>
+              </w:rPr>
+              <w:t xml:space="preserve">LiDAR canopy</w:t>
+            </w:r>
+          </w:p>
+        </w:tc>
+        <w:tc>
+          <w:tcPr>
+            <w:tcW w:type="dxa" w:w="3120"/>
+            <w:tcBorders>
+              <w:top w:val="single" w:color="BBBBBB" w:sz="1"/>
+              <w:left w:val="single" w:color="BBBBBB" w:sz="1"/>
+              <w:bottom w:val="single" w:color="BBBBBB" w:sz="1"/>
+              <w:right w:val="single" w:color="BBBBBB" w:sz="1"/>
+            </w:tcBorders>
+            <w:shd w:fill="FFFFFF" w:val="clear"/>
+            <w:tcMar>
+              <w:top w:type="dxa" w:w="40"/>
+              <w:left w:type="dxa" w:w="80"/>
+              <w:bottom w:type="dxa" w:w="40"/>
+              <w:right w:type="dxa" w:w="80"/>
+            </w:tcMar>
+          </w:tcPr>
+          <w:p>
+            <w:pPr>
+              <w:keepNext/>
+            </w:pPr>
+            <w:r>
+              <w:rPr>
+                <w:b w:val="false"/>
+                <w:bCs w:val="false"/>
+                <w:color w:val="000000"/>
+                <w:sz w:val="16"/>
+                <w:szCs w:val="16"/>
+              </w:rPr>
+              <w:t xml:space="preserve">undefined</w:t>
+            </w:r>
+          </w:p>
+        </w:tc>
+      </w:tr>
+      <w:tr>
+        <w:trPr>
+          <w:cantSplit/>
+        </w:trPr>
+        <w:tc>
+          <w:tcPr>
+            <w:tcW w:type="dxa" w:w="3120"/>
+            <w:tcBorders>
+              <w:top w:val="single" w:color="BBBBBB" w:sz="1"/>
+              <w:left w:val="single" w:color="BBBBBB" w:sz="1"/>
+              <w:bottom w:val="single" w:color="BBBBBB" w:sz="1"/>
+              <w:right w:val="single" w:color="BBBBBB" w:sz="1"/>
+            </w:tcBorders>
+            <w:shd w:fill="FFFFFF" w:val="clear"/>
+            <w:tcMar>
+              <w:top w:type="dxa" w:w="40"/>
+              <w:left w:type="dxa" w:w="80"/>
+              <w:bottom w:type="dxa" w:w="40"/>
+              <w:right w:type="dxa" w:w="80"/>
+            </w:tcMar>
+          </w:tcPr>
+          <w:p>
+            <w:pPr>
+              <w:keepNext/>
+            </w:pPr>
+            <w:r>
+              <w:rPr>
+                <w:b w:val="false"/>
+                <w:bCs w:val="false"/>
+                <w:color w:val="000000"/>
+                <w:sz w:val="16"/>
+                <w:szCs w:val="16"/>
+              </w:rPr>
+              <w:t xml:space="preserve">cano_cover_6</w:t>
+            </w:r>
+          </w:p>
+        </w:tc>
+        <w:tc>
+          <w:tcPr>
+            <w:tcW w:type="dxa" w:w="3120"/>
+            <w:tcBorders>
+              <w:top w:val="single" w:color="BBBBBB" w:sz="1"/>
+              <w:left w:val="single" w:color="BBBBBB" w:sz="1"/>
+              <w:bottom w:val="single" w:color="BBBBBB" w:sz="1"/>
+              <w:right w:val="single" w:color="BBBBBB" w:sz="1"/>
+            </w:tcBorders>
+            <w:shd w:fill="FFFFFF" w:val="clear"/>
+            <w:tcMar>
+              <w:top w:type="dxa" w:w="40"/>
+              <w:left w:type="dxa" w:w="80"/>
+              <w:bottom w:type="dxa" w:w="40"/>
+              <w:right w:type="dxa" w:w="80"/>
+            </w:tcMar>
+          </w:tcPr>
+          <w:p>
+            <w:pPr>
+              <w:keepNext/>
+            </w:pPr>
+            <w:r>
+              <w:rPr>
+                <w:b w:val="false"/>
+                <w:bCs w:val="false"/>
+                <w:color w:val="000000"/>
+                <w:sz w:val="16"/>
+                <w:szCs w:val="16"/>
+              </w:rPr>
+              <w:t xml:space="preserve">LiDAR canopy</w:t>
+            </w:r>
+          </w:p>
+        </w:tc>
+        <w:tc>
+          <w:tcPr>
+            <w:tcW w:type="dxa" w:w="3120"/>
+            <w:tcBorders>
+              <w:top w:val="single" w:color="BBBBBB" w:sz="1"/>
+              <w:left w:val="single" w:color="BBBBBB" w:sz="1"/>
+              <w:bottom w:val="single" w:color="BBBBBB" w:sz="1"/>
+              <w:right w:val="single" w:color="BBBBBB" w:sz="1"/>
+            </w:tcBorders>
+            <w:shd w:fill="FFFFFF" w:val="clear"/>
+            <w:tcMar>
+              <w:top w:type="dxa" w:w="40"/>
+              <w:left w:type="dxa" w:w="80"/>
+              <w:bottom w:type="dxa" w:w="40"/>
+              <w:right w:type="dxa" w:w="80"/>
+            </w:tcMar>
+          </w:tcPr>
+          <w:p>
+            <w:pPr>
+              <w:keepNext/>
+            </w:pPr>
+            <w:r>
+              <w:rPr>
+                <w:b w:val="false"/>
+                <w:bCs w:val="false"/>
+                <w:color w:val="000000"/>
+                <w:sz w:val="16"/>
+                <w:szCs w:val="16"/>
+              </w:rPr>
+              <w:t xml:space="preserve">undefined</w:t>
+            </w:r>
+          </w:p>
+        </w:tc>
+      </w:tr>
+      <w:tr>
+        <w:trPr>
+          <w:cantSplit/>
+        </w:trPr>
+        <w:tc>
+          <w:tcPr>
+            <w:tcW w:type="dxa" w:w="3120"/>
+            <w:tcBorders>
+              <w:top w:val="single" w:color="BBBBBB" w:sz="1"/>
+              <w:left w:val="single" w:color="BBBBBB" w:sz="1"/>
+              <w:bottom w:val="single" w:color="BBBBBB" w:sz="1"/>
+              <w:right w:val="single" w:color="BBBBBB" w:sz="1"/>
+            </w:tcBorders>
+            <w:shd w:fill="FFFFFF" w:val="clear"/>
+            <w:tcMar>
+              <w:top w:type="dxa" w:w="40"/>
+              <w:left w:type="dxa" w:w="80"/>
+              <w:bottom w:type="dxa" w:w="40"/>
+              <w:right w:type="dxa" w:w="80"/>
+            </w:tcMar>
+          </w:tcPr>
+          <w:p>
+            <w:pPr>
+              <w:keepNext/>
+            </w:pPr>
+            <w:r>
+              <w:rPr>
+                <w:b w:val="false"/>
+                <w:bCs w:val="false"/>
+                <w:color w:val="000000"/>
+                <w:sz w:val="16"/>
+                <w:szCs w:val="16"/>
+              </w:rPr>
+              <w:t xml:space="preserve">rumple</w:t>
+            </w:r>
+          </w:p>
+        </w:tc>
+        <w:tc>
+          <w:tcPr>
+            <w:tcW w:type="dxa" w:w="3120"/>
+            <w:tcBorders>
+              <w:top w:val="single" w:color="BBBBBB" w:sz="1"/>
+              <w:left w:val="single" w:color="BBBBBB" w:sz="1"/>
+              <w:bottom w:val="single" w:color="BBBBBB" w:sz="1"/>
+              <w:right w:val="single" w:color="BBBBBB" w:sz="1"/>
+            </w:tcBorders>
+            <w:shd w:fill="FFFFFF" w:val="clear"/>
+            <w:tcMar>
+              <w:top w:type="dxa" w:w="40"/>
+              <w:left w:type="dxa" w:w="80"/>
+              <w:bottom w:type="dxa" w:w="40"/>
+              <w:right w:type="dxa" w:w="80"/>
+            </w:tcMar>
+          </w:tcPr>
+          <w:p>
+            <w:pPr>
+              <w:keepNext/>
+            </w:pPr>
+            <w:r>
+              <w:rPr>
+                <w:b w:val="false"/>
+                <w:bCs w:val="false"/>
+                <w:color w:val="000000"/>
+                <w:sz w:val="16"/>
+                <w:szCs w:val="16"/>
+              </w:rPr>
+              <w:t xml:space="preserve">LiDAR canopy</w:t>
+            </w:r>
+          </w:p>
+        </w:tc>
+        <w:tc>
+          <w:tcPr>
+            <w:tcW w:type="dxa" w:w="3120"/>
+            <w:tcBorders>
+              <w:top w:val="single" w:color="BBBBBB" w:sz="1"/>
+              <w:left w:val="single" w:color="BBBBBB" w:sz="1"/>
+              <w:bottom w:val="single" w:color="BBBBBB" w:sz="1"/>
+              <w:right w:val="single" w:color="BBBBBB" w:sz="1"/>
+            </w:tcBorders>
+            <w:shd w:fill="FFFFFF" w:val="clear"/>
+            <w:tcMar>
+              <w:top w:type="dxa" w:w="40"/>
+              <w:left w:type="dxa" w:w="80"/>
+              <w:bottom w:type="dxa" w:w="40"/>
+              <w:right w:type="dxa" w:w="80"/>
+            </w:tcMar>
+          </w:tcPr>
+          <w:p>
+            <w:pPr>
+              <w:keepNext/>
+            </w:pPr>
+            <w:r>
+              <w:rPr>
+                <w:b w:val="false"/>
+                <w:bCs w:val="false"/>
+                <w:color w:val="000000"/>
+                <w:sz w:val="16"/>
+                <w:szCs w:val="16"/>
+              </w:rPr>
+              <w:t xml:space="preserve">undefined</w:t>
+            </w:r>
+          </w:p>
+        </w:tc>
+      </w:tr>
+      <w:tr>
+        <w:trPr>
+          <w:cantSplit/>
+        </w:trPr>
+        <w:tc>
+          <w:tcPr>
+            <w:tcW w:type="dxa" w:w="3120"/>
+            <w:tcBorders>
+              <w:top w:val="single" w:color="BBBBBB" w:sz="1"/>
+              <w:left w:val="single" w:color="BBBBBB" w:sz="1"/>
+              <w:bottom w:val="single" w:color="BBBBBB" w:sz="1"/>
+              <w:right w:val="single" w:color="BBBBBB" w:sz="1"/>
+            </w:tcBorders>
+            <w:shd w:fill="FFFFFF" w:val="clear"/>
+            <w:tcMar>
+              <w:top w:type="dxa" w:w="40"/>
+              <w:left w:type="dxa" w:w="80"/>
+              <w:bottom w:type="dxa" w:w="40"/>
+              <w:right w:type="dxa" w:w="80"/>
+            </w:tcMar>
+          </w:tcPr>
+          <w:p>
+            <w:pPr>
+              <w:keepNext w:val="false"/>
+            </w:pPr>
+            <w:r>
+              <w:rPr>
+                <w:b w:val="false"/>
+                <w:bCs w:val="false"/>
+                <w:color w:val="000000"/>
+                <w:sz w:val="16"/>
+                <w:szCs w:val="16"/>
+              </w:rPr>
+              <w:t xml:space="preserve">CWD_vol</w:t>
+            </w:r>
+          </w:p>
+        </w:tc>
+        <w:tc>
+          <w:tcPr>
+            <w:tcW w:type="dxa" w:w="3120"/>
+            <w:tcBorders>
+              <w:top w:val="single" w:color="BBBBBB" w:sz="1"/>
+              <w:left w:val="single" w:color="BBBBBB" w:sz="1"/>
+              <w:bottom w:val="single" w:color="BBBBBB" w:sz="1"/>
+              <w:right w:val="single" w:color="BBBBBB" w:sz="1"/>
+            </w:tcBorders>
+            <w:shd w:fill="FFFFFF" w:val="clear"/>
+            <w:tcMar>
+              <w:top w:type="dxa" w:w="40"/>
+              <w:left w:type="dxa" w:w="80"/>
+              <w:bottom w:type="dxa" w:w="40"/>
+              <w:right w:type="dxa" w:w="80"/>
+            </w:tcMar>
+          </w:tcPr>
+          <w:p>
+            <w:pPr>
+              <w:keepNext w:val="false"/>
+            </w:pPr>
+            <w:r>
+              <w:rPr>
+                <w:b w:val="false"/>
+                <w:bCs w:val="false"/>
+                <w:color w:val="000000"/>
+                <w:sz w:val="16"/>
+                <w:szCs w:val="16"/>
+              </w:rPr>
+              <w:t xml:space="preserve">ground structure</w:t>
+            </w:r>
+          </w:p>
+        </w:tc>
+        <w:tc>
+          <w:tcPr>
+            <w:tcW w:type="dxa" w:w="3120"/>
+            <w:tcBorders>
+              <w:top w:val="single" w:color="BBBBBB" w:sz="1"/>
+              <w:left w:val="single" w:color="BBBBBB" w:sz="1"/>
+              <w:bottom w:val="single" w:color="BBBBBB" w:sz="1"/>
+              <w:right w:val="single" w:color="BBBBBB" w:sz="1"/>
+            </w:tcBorders>
+            <w:shd w:fill="FFFFFF" w:val="clear"/>
+            <w:tcMar>
+              <w:top w:type="dxa" w:w="40"/>
+              <w:left w:type="dxa" w:w="80"/>
+              <w:bottom w:type="dxa" w:w="40"/>
+              <w:right w:type="dxa" w:w="80"/>
+            </w:tcMar>
+          </w:tcPr>
+          <w:p>
+            <w:pPr>
+              <w:keepNext w:val="false"/>
+            </w:pPr>
+            <w:r>
+              <w:rPr>
+                <w:b w:val="false"/>
+                <w:bCs w:val="false"/>
+                <w:color w:val="000000"/>
+                <w:sz w:val="16"/>
+                <w:szCs w:val="16"/>
+              </w:rPr>
+              <w:t xml:space="preserve">undefined</w:t>
+            </w:r>
+          </w:p>
+        </w:tc>
+      </w:tr>
+    </w:tbl>
     <w:p>
       <w:pPr>
         <w:pStyle w:val="Heading1"/>

--- a/Ecosphere_Comment_Hagan_SupportingInfo.docx
+++ b/Ecosphere_Comment_Hagan_SupportingInfo.docx
@@ -13106,6 +13106,4599 @@
                 <w:szCs w:val="16"/>
               </w:rPr>
               <w:t xml:space="preserve">undefined</w:t>
+            </w:r>
+          </w:p>
+        </w:tc>
+      </w:tr>
+    </w:tbl>
+    <w:p>
+      <w:pPr>
+        <w:pStyle w:val="Heading1"/>
+      </w:pPr>
+      <w:r>
+        <w:t xml:space="preserve">Table S7. Reproduced random forest out-of-bag confusion matrix</w:t>
+      </w:r>
+    </w:p>
+    <w:p>
+      <w:pPr>
+        <w:keepNext/>
+        <w:spacing w:after="50" w:before="120"/>
+      </w:pPr>
+      <w:r>
+        <w:rPr>
+          <w:i/>
+          <w:iCs/>
+          <w:color w:val="555555"/>
+          <w:sz w:val="18"/>
+          <w:szCs w:val="18"/>
+        </w:rPr>
+        <w:t xml:space="preserve">Table S7. Out-of-bag confusion matrix (counts) for the reproduced airborne-LiDAR random forest. Rows are field-assigned classes, columns predicted. True old growth is recovered only about a quarter of the time (Fig. 1 of the Comment).</w:t>
+      </w:r>
+    </w:p>
+    <w:tbl>
+      <w:tblPr>
+        <w:tblW w:type="dxa" w:w="9360"/>
+        <w:tblBorders>
+          <w:top w:val="single" w:color="auto" w:sz="4"/>
+          <w:left w:val="single" w:color="auto" w:sz="4"/>
+          <w:bottom w:val="single" w:color="auto" w:sz="4"/>
+          <w:right w:val="single" w:color="auto" w:sz="4"/>
+          <w:insideH w:val="single" w:color="auto" w:sz="4"/>
+          <w:insideV w:val="single" w:color="auto" w:sz="4"/>
+        </w:tblBorders>
+      </w:tblPr>
+      <w:tblGrid>
+        <w:gridCol w:w="1872"/>
+        <w:gridCol w:w="1872"/>
+        <w:gridCol w:w="1872"/>
+        <w:gridCol w:w="1872"/>
+        <w:gridCol w:w="1872"/>
+      </w:tblGrid>
+      <w:tr>
+        <w:trPr>
+          <w:cantSplit/>
+        </w:trPr>
+        <w:tc>
+          <w:tcPr>
+            <w:tcW w:type="dxa" w:w="1872"/>
+            <w:tcBorders>
+              <w:top w:val="single" w:color="BBBBBB" w:sz="1"/>
+              <w:left w:val="single" w:color="BBBBBB" w:sz="1"/>
+              <w:bottom w:val="single" w:color="BBBBBB" w:sz="1"/>
+              <w:right w:val="single" w:color="BBBBBB" w:sz="1"/>
+            </w:tcBorders>
+            <w:shd w:fill="1A3D28" w:val="clear"/>
+            <w:tcMar>
+              <w:top w:type="dxa" w:w="40"/>
+              <w:left w:type="dxa" w:w="80"/>
+              <w:bottom w:type="dxa" w:w="40"/>
+              <w:right w:type="dxa" w:w="80"/>
+            </w:tcMar>
+          </w:tcPr>
+          <w:p>
+            <w:pPr>
+              <w:keepNext/>
+            </w:pPr>
+            <w:r>
+              <w:rPr>
+                <w:b/>
+                <w:bCs/>
+                <w:color w:val="FFFFFF"/>
+                <w:sz w:val="16"/>
+                <w:szCs w:val="16"/>
+              </w:rPr>
+              <w:t xml:space="preserve">True</w:t>
+            </w:r>
+          </w:p>
+        </w:tc>
+        <w:tc>
+          <w:tcPr>
+            <w:tcW w:type="dxa" w:w="1872"/>
+            <w:tcBorders>
+              <w:top w:val="single" w:color="BBBBBB" w:sz="1"/>
+              <w:left w:val="single" w:color="BBBBBB" w:sz="1"/>
+              <w:bottom w:val="single" w:color="BBBBBB" w:sz="1"/>
+              <w:right w:val="single" w:color="BBBBBB" w:sz="1"/>
+            </w:tcBorders>
+            <w:shd w:fill="1A3D28" w:val="clear"/>
+            <w:tcMar>
+              <w:top w:type="dxa" w:w="40"/>
+              <w:left w:type="dxa" w:w="80"/>
+              <w:bottom w:type="dxa" w:w="40"/>
+              <w:right w:type="dxa" w:w="80"/>
+            </w:tcMar>
+          </w:tcPr>
+          <w:p>
+            <w:pPr>
+              <w:keepNext/>
+            </w:pPr>
+            <w:r>
+              <w:rPr>
+                <w:b/>
+                <w:bCs/>
+                <w:color w:val="FFFFFF"/>
+                <w:sz w:val="16"/>
+                <w:szCs w:val="16"/>
+              </w:rPr>
+              <w:t xml:space="preserve">LS</w:t>
+            </w:r>
+          </w:p>
+        </w:tc>
+        <w:tc>
+          <w:tcPr>
+            <w:tcW w:type="dxa" w:w="1872"/>
+            <w:tcBorders>
+              <w:top w:val="single" w:color="BBBBBB" w:sz="1"/>
+              <w:left w:val="single" w:color="BBBBBB" w:sz="1"/>
+              <w:bottom w:val="single" w:color="BBBBBB" w:sz="1"/>
+              <w:right w:val="single" w:color="BBBBBB" w:sz="1"/>
+            </w:tcBorders>
+            <w:shd w:fill="1A3D28" w:val="clear"/>
+            <w:tcMar>
+              <w:top w:type="dxa" w:w="40"/>
+              <w:left w:type="dxa" w:w="80"/>
+              <w:bottom w:type="dxa" w:w="40"/>
+              <w:right w:type="dxa" w:w="80"/>
+            </w:tcMar>
+          </w:tcPr>
+          <w:p>
+            <w:pPr>
+              <w:keepNext/>
+            </w:pPr>
+            <w:r>
+              <w:rPr>
+                <w:b/>
+                <w:bCs/>
+                <w:color w:val="FFFFFF"/>
+                <w:sz w:val="16"/>
+                <w:szCs w:val="16"/>
+              </w:rPr>
+              <w:t xml:space="preserve">Not LS</w:t>
+            </w:r>
+          </w:p>
+        </w:tc>
+        <w:tc>
+          <w:tcPr>
+            <w:tcW w:type="dxa" w:w="1872"/>
+            <w:tcBorders>
+              <w:top w:val="single" w:color="BBBBBB" w:sz="1"/>
+              <w:left w:val="single" w:color="BBBBBB" w:sz="1"/>
+              <w:bottom w:val="single" w:color="BBBBBB" w:sz="1"/>
+              <w:right w:val="single" w:color="BBBBBB" w:sz="1"/>
+            </w:tcBorders>
+            <w:shd w:fill="1A3D28" w:val="clear"/>
+            <w:tcMar>
+              <w:top w:type="dxa" w:w="40"/>
+              <w:left w:type="dxa" w:w="80"/>
+              <w:bottom w:type="dxa" w:w="40"/>
+              <w:right w:type="dxa" w:w="80"/>
+            </w:tcMar>
+          </w:tcPr>
+          <w:p>
+            <w:pPr>
+              <w:keepNext/>
+            </w:pPr>
+            <w:r>
+              <w:rPr>
+                <w:b/>
+                <w:bCs/>
+                <w:color w:val="FFFFFF"/>
+                <w:sz w:val="16"/>
+                <w:szCs w:val="16"/>
+              </w:rPr>
+              <w:t xml:space="preserve">Old-growth</w:t>
+            </w:r>
+          </w:p>
+        </w:tc>
+        <w:tc>
+          <w:tcPr>
+            <w:tcW w:type="dxa" w:w="1872"/>
+            <w:tcBorders>
+              <w:top w:val="single" w:color="BBBBBB" w:sz="1"/>
+              <w:left w:val="single" w:color="BBBBBB" w:sz="1"/>
+              <w:bottom w:val="single" w:color="BBBBBB" w:sz="1"/>
+              <w:right w:val="single" w:color="BBBBBB" w:sz="1"/>
+            </w:tcBorders>
+            <w:shd w:fill="1A3D28" w:val="clear"/>
+            <w:tcMar>
+              <w:top w:type="dxa" w:w="40"/>
+              <w:left w:type="dxa" w:w="80"/>
+              <w:bottom w:type="dxa" w:w="40"/>
+              <w:right w:type="dxa" w:w="80"/>
+            </w:tcMar>
+          </w:tcPr>
+          <w:p>
+            <w:pPr>
+              <w:keepNext/>
+            </w:pPr>
+            <w:r>
+              <w:rPr>
+                <w:b/>
+                <w:bCs/>
+                <w:color w:val="FFFFFF"/>
+                <w:sz w:val="16"/>
+                <w:szCs w:val="16"/>
+              </w:rPr>
+              <w:t xml:space="preserve">Trans LS</w:t>
+            </w:r>
+          </w:p>
+        </w:tc>
+      </w:tr>
+      <w:tr>
+        <w:trPr>
+          <w:cantSplit/>
+        </w:trPr>
+        <w:tc>
+          <w:tcPr>
+            <w:tcW w:type="dxa" w:w="1872"/>
+            <w:tcBorders>
+              <w:top w:val="single" w:color="BBBBBB" w:sz="1"/>
+              <w:left w:val="single" w:color="BBBBBB" w:sz="1"/>
+              <w:bottom w:val="single" w:color="BBBBBB" w:sz="1"/>
+              <w:right w:val="single" w:color="BBBBBB" w:sz="1"/>
+            </w:tcBorders>
+            <w:shd w:fill="FFFFFF" w:val="clear"/>
+            <w:tcMar>
+              <w:top w:type="dxa" w:w="40"/>
+              <w:left w:type="dxa" w:w="80"/>
+              <w:bottom w:type="dxa" w:w="40"/>
+              <w:right w:type="dxa" w:w="80"/>
+            </w:tcMar>
+          </w:tcPr>
+          <w:p>
+            <w:pPr>
+              <w:keepNext/>
+            </w:pPr>
+            <w:r>
+              <w:rPr>
+                <w:b w:val="false"/>
+                <w:bCs w:val="false"/>
+                <w:color w:val="000000"/>
+                <w:sz w:val="16"/>
+                <w:szCs w:val="16"/>
+              </w:rPr>
+              <w:t xml:space="preserve">LS</w:t>
+            </w:r>
+          </w:p>
+        </w:tc>
+        <w:tc>
+          <w:tcPr>
+            <w:tcW w:type="dxa" w:w="1872"/>
+            <w:tcBorders>
+              <w:top w:val="single" w:color="BBBBBB" w:sz="1"/>
+              <w:left w:val="single" w:color="BBBBBB" w:sz="1"/>
+              <w:bottom w:val="single" w:color="BBBBBB" w:sz="1"/>
+              <w:right w:val="single" w:color="BBBBBB" w:sz="1"/>
+            </w:tcBorders>
+            <w:shd w:fill="FFFFFF" w:val="clear"/>
+            <w:tcMar>
+              <w:top w:type="dxa" w:w="40"/>
+              <w:left w:type="dxa" w:w="80"/>
+              <w:bottom w:type="dxa" w:w="40"/>
+              <w:right w:type="dxa" w:w="80"/>
+            </w:tcMar>
+          </w:tcPr>
+          <w:p>
+            <w:pPr>
+              <w:keepNext/>
+            </w:pPr>
+            <w:r>
+              <w:rPr>
+                <w:b w:val="false"/>
+                <w:bCs w:val="false"/>
+                <w:color w:val="000000"/>
+                <w:sz w:val="16"/>
+                <w:szCs w:val="16"/>
+              </w:rPr>
+              <w:t xml:space="preserve">68</w:t>
+            </w:r>
+          </w:p>
+        </w:tc>
+        <w:tc>
+          <w:tcPr>
+            <w:tcW w:type="dxa" w:w="1872"/>
+            <w:tcBorders>
+              <w:top w:val="single" w:color="BBBBBB" w:sz="1"/>
+              <w:left w:val="single" w:color="BBBBBB" w:sz="1"/>
+              <w:bottom w:val="single" w:color="BBBBBB" w:sz="1"/>
+              <w:right w:val="single" w:color="BBBBBB" w:sz="1"/>
+            </w:tcBorders>
+            <w:shd w:fill="FFFFFF" w:val="clear"/>
+            <w:tcMar>
+              <w:top w:type="dxa" w:w="40"/>
+              <w:left w:type="dxa" w:w="80"/>
+              <w:bottom w:type="dxa" w:w="40"/>
+              <w:right w:type="dxa" w:w="80"/>
+            </w:tcMar>
+          </w:tcPr>
+          <w:p>
+            <w:pPr>
+              <w:keepNext/>
+            </w:pPr>
+            <w:r>
+              <w:rPr>
+                <w:b w:val="false"/>
+                <w:bCs w:val="false"/>
+                <w:color w:val="000000"/>
+                <w:sz w:val="16"/>
+                <w:szCs w:val="16"/>
+              </w:rPr>
+              <w:t xml:space="preserve">0</w:t>
+            </w:r>
+          </w:p>
+        </w:tc>
+        <w:tc>
+          <w:tcPr>
+            <w:tcW w:type="dxa" w:w="1872"/>
+            <w:tcBorders>
+              <w:top w:val="single" w:color="BBBBBB" w:sz="1"/>
+              <w:left w:val="single" w:color="BBBBBB" w:sz="1"/>
+              <w:bottom w:val="single" w:color="BBBBBB" w:sz="1"/>
+              <w:right w:val="single" w:color="BBBBBB" w:sz="1"/>
+            </w:tcBorders>
+            <w:shd w:fill="FFFFFF" w:val="clear"/>
+            <w:tcMar>
+              <w:top w:type="dxa" w:w="40"/>
+              <w:left w:type="dxa" w:w="80"/>
+              <w:bottom w:type="dxa" w:w="40"/>
+              <w:right w:type="dxa" w:w="80"/>
+            </w:tcMar>
+          </w:tcPr>
+          <w:p>
+            <w:pPr>
+              <w:keepNext/>
+            </w:pPr>
+            <w:r>
+              <w:rPr>
+                <w:b w:val="false"/>
+                <w:bCs w:val="false"/>
+                <w:color w:val="000000"/>
+                <w:sz w:val="16"/>
+                <w:szCs w:val="16"/>
+              </w:rPr>
+              <w:t xml:space="preserve">1</w:t>
+            </w:r>
+          </w:p>
+        </w:tc>
+        <w:tc>
+          <w:tcPr>
+            <w:tcW w:type="dxa" w:w="1872"/>
+            <w:tcBorders>
+              <w:top w:val="single" w:color="BBBBBB" w:sz="1"/>
+              <w:left w:val="single" w:color="BBBBBB" w:sz="1"/>
+              <w:bottom w:val="single" w:color="BBBBBB" w:sz="1"/>
+              <w:right w:val="single" w:color="BBBBBB" w:sz="1"/>
+            </w:tcBorders>
+            <w:shd w:fill="FFFFFF" w:val="clear"/>
+            <w:tcMar>
+              <w:top w:type="dxa" w:w="40"/>
+              <w:left w:type="dxa" w:w="80"/>
+              <w:bottom w:type="dxa" w:w="40"/>
+              <w:right w:type="dxa" w:w="80"/>
+            </w:tcMar>
+          </w:tcPr>
+          <w:p>
+            <w:pPr>
+              <w:keepNext/>
+            </w:pPr>
+            <w:r>
+              <w:rPr>
+                <w:b w:val="false"/>
+                <w:bCs w:val="false"/>
+                <w:color w:val="000000"/>
+                <w:sz w:val="16"/>
+                <w:szCs w:val="16"/>
+              </w:rPr>
+              <w:t xml:space="preserve">10</w:t>
+            </w:r>
+          </w:p>
+        </w:tc>
+      </w:tr>
+      <w:tr>
+        <w:trPr>
+          <w:cantSplit/>
+        </w:trPr>
+        <w:tc>
+          <w:tcPr>
+            <w:tcW w:type="dxa" w:w="1872"/>
+            <w:tcBorders>
+              <w:top w:val="single" w:color="BBBBBB" w:sz="1"/>
+              <w:left w:val="single" w:color="BBBBBB" w:sz="1"/>
+              <w:bottom w:val="single" w:color="BBBBBB" w:sz="1"/>
+              <w:right w:val="single" w:color="BBBBBB" w:sz="1"/>
+            </w:tcBorders>
+            <w:shd w:fill="FFFFFF" w:val="clear"/>
+            <w:tcMar>
+              <w:top w:type="dxa" w:w="40"/>
+              <w:left w:type="dxa" w:w="80"/>
+              <w:bottom w:type="dxa" w:w="40"/>
+              <w:right w:type="dxa" w:w="80"/>
+            </w:tcMar>
+          </w:tcPr>
+          <w:p>
+            <w:pPr>
+              <w:keepNext/>
+            </w:pPr>
+            <w:r>
+              <w:rPr>
+                <w:b w:val="false"/>
+                <w:bCs w:val="false"/>
+                <w:color w:val="000000"/>
+                <w:sz w:val="16"/>
+                <w:szCs w:val="16"/>
+              </w:rPr>
+              <w:t xml:space="preserve">Not LS</w:t>
+            </w:r>
+          </w:p>
+        </w:tc>
+        <w:tc>
+          <w:tcPr>
+            <w:tcW w:type="dxa" w:w="1872"/>
+            <w:tcBorders>
+              <w:top w:val="single" w:color="BBBBBB" w:sz="1"/>
+              <w:left w:val="single" w:color="BBBBBB" w:sz="1"/>
+              <w:bottom w:val="single" w:color="BBBBBB" w:sz="1"/>
+              <w:right w:val="single" w:color="BBBBBB" w:sz="1"/>
+            </w:tcBorders>
+            <w:shd w:fill="FFFFFF" w:val="clear"/>
+            <w:tcMar>
+              <w:top w:type="dxa" w:w="40"/>
+              <w:left w:type="dxa" w:w="80"/>
+              <w:bottom w:type="dxa" w:w="40"/>
+              <w:right w:type="dxa" w:w="80"/>
+            </w:tcMar>
+          </w:tcPr>
+          <w:p>
+            <w:pPr>
+              <w:keepNext/>
+            </w:pPr>
+            <w:r>
+              <w:rPr>
+                <w:b w:val="false"/>
+                <w:bCs w:val="false"/>
+                <w:color w:val="000000"/>
+                <w:sz w:val="16"/>
+                <w:szCs w:val="16"/>
+              </w:rPr>
+              <w:t xml:space="preserve">0</w:t>
+            </w:r>
+          </w:p>
+        </w:tc>
+        <w:tc>
+          <w:tcPr>
+            <w:tcW w:type="dxa" w:w="1872"/>
+            <w:tcBorders>
+              <w:top w:val="single" w:color="BBBBBB" w:sz="1"/>
+              <w:left w:val="single" w:color="BBBBBB" w:sz="1"/>
+              <w:bottom w:val="single" w:color="BBBBBB" w:sz="1"/>
+              <w:right w:val="single" w:color="BBBBBB" w:sz="1"/>
+            </w:tcBorders>
+            <w:shd w:fill="FFFFFF" w:val="clear"/>
+            <w:tcMar>
+              <w:top w:type="dxa" w:w="40"/>
+              <w:left w:type="dxa" w:w="80"/>
+              <w:bottom w:type="dxa" w:w="40"/>
+              <w:right w:type="dxa" w:w="80"/>
+            </w:tcMar>
+          </w:tcPr>
+          <w:p>
+            <w:pPr>
+              <w:keepNext/>
+            </w:pPr>
+            <w:r>
+              <w:rPr>
+                <w:b w:val="false"/>
+                <w:bCs w:val="false"/>
+                <w:color w:val="000000"/>
+                <w:sz w:val="16"/>
+                <w:szCs w:val="16"/>
+              </w:rPr>
+              <w:t xml:space="preserve">268</w:t>
+            </w:r>
+          </w:p>
+        </w:tc>
+        <w:tc>
+          <w:tcPr>
+            <w:tcW w:type="dxa" w:w="1872"/>
+            <w:tcBorders>
+              <w:top w:val="single" w:color="BBBBBB" w:sz="1"/>
+              <w:left w:val="single" w:color="BBBBBB" w:sz="1"/>
+              <w:bottom w:val="single" w:color="BBBBBB" w:sz="1"/>
+              <w:right w:val="single" w:color="BBBBBB" w:sz="1"/>
+            </w:tcBorders>
+            <w:shd w:fill="FFFFFF" w:val="clear"/>
+            <w:tcMar>
+              <w:top w:type="dxa" w:w="40"/>
+              <w:left w:type="dxa" w:w="80"/>
+              <w:bottom w:type="dxa" w:w="40"/>
+              <w:right w:type="dxa" w:w="80"/>
+            </w:tcMar>
+          </w:tcPr>
+          <w:p>
+            <w:pPr>
+              <w:keepNext/>
+            </w:pPr>
+            <w:r>
+              <w:rPr>
+                <w:b w:val="false"/>
+                <w:bCs w:val="false"/>
+                <w:color w:val="000000"/>
+                <w:sz w:val="16"/>
+                <w:szCs w:val="16"/>
+              </w:rPr>
+              <w:t xml:space="preserve">0</w:t>
+            </w:r>
+          </w:p>
+        </w:tc>
+        <w:tc>
+          <w:tcPr>
+            <w:tcW w:type="dxa" w:w="1872"/>
+            <w:tcBorders>
+              <w:top w:val="single" w:color="BBBBBB" w:sz="1"/>
+              <w:left w:val="single" w:color="BBBBBB" w:sz="1"/>
+              <w:bottom w:val="single" w:color="BBBBBB" w:sz="1"/>
+              <w:right w:val="single" w:color="BBBBBB" w:sz="1"/>
+            </w:tcBorders>
+            <w:shd w:fill="FFFFFF" w:val="clear"/>
+            <w:tcMar>
+              <w:top w:type="dxa" w:w="40"/>
+              <w:left w:type="dxa" w:w="80"/>
+              <w:bottom w:type="dxa" w:w="40"/>
+              <w:right w:type="dxa" w:w="80"/>
+            </w:tcMar>
+          </w:tcPr>
+          <w:p>
+            <w:pPr>
+              <w:keepNext/>
+            </w:pPr>
+            <w:r>
+              <w:rPr>
+                <w:b w:val="false"/>
+                <w:bCs w:val="false"/>
+                <w:color w:val="000000"/>
+                <w:sz w:val="16"/>
+                <w:szCs w:val="16"/>
+              </w:rPr>
+              <w:t xml:space="preserve">14</w:t>
+            </w:r>
+          </w:p>
+        </w:tc>
+      </w:tr>
+      <w:tr>
+        <w:trPr>
+          <w:cantSplit/>
+        </w:trPr>
+        <w:tc>
+          <w:tcPr>
+            <w:tcW w:type="dxa" w:w="1872"/>
+            <w:tcBorders>
+              <w:top w:val="single" w:color="BBBBBB" w:sz="1"/>
+              <w:left w:val="single" w:color="BBBBBB" w:sz="1"/>
+              <w:bottom w:val="single" w:color="BBBBBB" w:sz="1"/>
+              <w:right w:val="single" w:color="BBBBBB" w:sz="1"/>
+            </w:tcBorders>
+            <w:shd w:fill="FFFFFF" w:val="clear"/>
+            <w:tcMar>
+              <w:top w:type="dxa" w:w="40"/>
+              <w:left w:type="dxa" w:w="80"/>
+              <w:bottom w:type="dxa" w:w="40"/>
+              <w:right w:type="dxa" w:w="80"/>
+            </w:tcMar>
+          </w:tcPr>
+          <w:p>
+            <w:pPr>
+              <w:keepNext/>
+            </w:pPr>
+            <w:r>
+              <w:rPr>
+                <w:b w:val="false"/>
+                <w:bCs w:val="false"/>
+                <w:color w:val="000000"/>
+                <w:sz w:val="16"/>
+                <w:szCs w:val="16"/>
+              </w:rPr>
+              <w:t xml:space="preserve">Old-growth</w:t>
+            </w:r>
+          </w:p>
+        </w:tc>
+        <w:tc>
+          <w:tcPr>
+            <w:tcW w:type="dxa" w:w="1872"/>
+            <w:tcBorders>
+              <w:top w:val="single" w:color="BBBBBB" w:sz="1"/>
+              <w:left w:val="single" w:color="BBBBBB" w:sz="1"/>
+              <w:bottom w:val="single" w:color="BBBBBB" w:sz="1"/>
+              <w:right w:val="single" w:color="BBBBBB" w:sz="1"/>
+            </w:tcBorders>
+            <w:shd w:fill="FFFFFF" w:val="clear"/>
+            <w:tcMar>
+              <w:top w:type="dxa" w:w="40"/>
+              <w:left w:type="dxa" w:w="80"/>
+              <w:bottom w:type="dxa" w:w="40"/>
+              <w:right w:type="dxa" w:w="80"/>
+            </w:tcMar>
+          </w:tcPr>
+          <w:p>
+            <w:pPr>
+              <w:keepNext/>
+            </w:pPr>
+            <w:r>
+              <w:rPr>
+                <w:b w:val="false"/>
+                <w:bCs w:val="false"/>
+                <w:color w:val="000000"/>
+                <w:sz w:val="16"/>
+                <w:szCs w:val="16"/>
+              </w:rPr>
+              <w:t xml:space="preserve">9</w:t>
+            </w:r>
+          </w:p>
+        </w:tc>
+        <w:tc>
+          <w:tcPr>
+            <w:tcW w:type="dxa" w:w="1872"/>
+            <w:tcBorders>
+              <w:top w:val="single" w:color="BBBBBB" w:sz="1"/>
+              <w:left w:val="single" w:color="BBBBBB" w:sz="1"/>
+              <w:bottom w:val="single" w:color="BBBBBB" w:sz="1"/>
+              <w:right w:val="single" w:color="BBBBBB" w:sz="1"/>
+            </w:tcBorders>
+            <w:shd w:fill="FFFFFF" w:val="clear"/>
+            <w:tcMar>
+              <w:top w:type="dxa" w:w="40"/>
+              <w:left w:type="dxa" w:w="80"/>
+              <w:bottom w:type="dxa" w:w="40"/>
+              <w:right w:type="dxa" w:w="80"/>
+            </w:tcMar>
+          </w:tcPr>
+          <w:p>
+            <w:pPr>
+              <w:keepNext/>
+            </w:pPr>
+            <w:r>
+              <w:rPr>
+                <w:b w:val="false"/>
+                <w:bCs w:val="false"/>
+                <w:color w:val="000000"/>
+                <w:sz w:val="16"/>
+                <w:szCs w:val="16"/>
+              </w:rPr>
+              <w:t xml:space="preserve">0</w:t>
+            </w:r>
+          </w:p>
+        </w:tc>
+        <w:tc>
+          <w:tcPr>
+            <w:tcW w:type="dxa" w:w="1872"/>
+            <w:tcBorders>
+              <w:top w:val="single" w:color="BBBBBB" w:sz="1"/>
+              <w:left w:val="single" w:color="BBBBBB" w:sz="1"/>
+              <w:bottom w:val="single" w:color="BBBBBB" w:sz="1"/>
+              <w:right w:val="single" w:color="BBBBBB" w:sz="1"/>
+            </w:tcBorders>
+            <w:shd w:fill="FFFFFF" w:val="clear"/>
+            <w:tcMar>
+              <w:top w:type="dxa" w:w="40"/>
+              <w:left w:type="dxa" w:w="80"/>
+              <w:bottom w:type="dxa" w:w="40"/>
+              <w:right w:type="dxa" w:w="80"/>
+            </w:tcMar>
+          </w:tcPr>
+          <w:p>
+            <w:pPr>
+              <w:keepNext/>
+            </w:pPr>
+            <w:r>
+              <w:rPr>
+                <w:b w:val="false"/>
+                <w:bCs w:val="false"/>
+                <w:color w:val="000000"/>
+                <w:sz w:val="16"/>
+                <w:szCs w:val="16"/>
+              </w:rPr>
+              <w:t xml:space="preserve">4</w:t>
+            </w:r>
+          </w:p>
+        </w:tc>
+        <w:tc>
+          <w:tcPr>
+            <w:tcW w:type="dxa" w:w="1872"/>
+            <w:tcBorders>
+              <w:top w:val="single" w:color="BBBBBB" w:sz="1"/>
+              <w:left w:val="single" w:color="BBBBBB" w:sz="1"/>
+              <w:bottom w:val="single" w:color="BBBBBB" w:sz="1"/>
+              <w:right w:val="single" w:color="BBBBBB" w:sz="1"/>
+            </w:tcBorders>
+            <w:shd w:fill="FFFFFF" w:val="clear"/>
+            <w:tcMar>
+              <w:top w:type="dxa" w:w="40"/>
+              <w:left w:type="dxa" w:w="80"/>
+              <w:bottom w:type="dxa" w:w="40"/>
+              <w:right w:type="dxa" w:w="80"/>
+            </w:tcMar>
+          </w:tcPr>
+          <w:p>
+            <w:pPr>
+              <w:keepNext/>
+            </w:pPr>
+            <w:r>
+              <w:rPr>
+                <w:b w:val="false"/>
+                <w:bCs w:val="false"/>
+                <w:color w:val="000000"/>
+                <w:sz w:val="16"/>
+                <w:szCs w:val="16"/>
+              </w:rPr>
+              <w:t xml:space="preserve">4</w:t>
+            </w:r>
+          </w:p>
+        </w:tc>
+      </w:tr>
+      <w:tr>
+        <w:trPr>
+          <w:cantSplit/>
+        </w:trPr>
+        <w:tc>
+          <w:tcPr>
+            <w:tcW w:type="dxa" w:w="1872"/>
+            <w:tcBorders>
+              <w:top w:val="single" w:color="BBBBBB" w:sz="1"/>
+              <w:left w:val="single" w:color="BBBBBB" w:sz="1"/>
+              <w:bottom w:val="single" w:color="BBBBBB" w:sz="1"/>
+              <w:right w:val="single" w:color="BBBBBB" w:sz="1"/>
+            </w:tcBorders>
+            <w:shd w:fill="FFFFFF" w:val="clear"/>
+            <w:tcMar>
+              <w:top w:type="dxa" w:w="40"/>
+              <w:left w:type="dxa" w:w="80"/>
+              <w:bottom w:type="dxa" w:w="40"/>
+              <w:right w:type="dxa" w:w="80"/>
+            </w:tcMar>
+          </w:tcPr>
+          <w:p>
+            <w:pPr>
+              <w:keepNext w:val="false"/>
+            </w:pPr>
+            <w:r>
+              <w:rPr>
+                <w:b w:val="false"/>
+                <w:bCs w:val="false"/>
+                <w:color w:val="000000"/>
+                <w:sz w:val="16"/>
+                <w:szCs w:val="16"/>
+              </w:rPr>
+              <w:t xml:space="preserve">Trans LS</w:t>
+            </w:r>
+          </w:p>
+        </w:tc>
+        <w:tc>
+          <w:tcPr>
+            <w:tcW w:type="dxa" w:w="1872"/>
+            <w:tcBorders>
+              <w:top w:val="single" w:color="BBBBBB" w:sz="1"/>
+              <w:left w:val="single" w:color="BBBBBB" w:sz="1"/>
+              <w:bottom w:val="single" w:color="BBBBBB" w:sz="1"/>
+              <w:right w:val="single" w:color="BBBBBB" w:sz="1"/>
+            </w:tcBorders>
+            <w:shd w:fill="FFFFFF" w:val="clear"/>
+            <w:tcMar>
+              <w:top w:type="dxa" w:w="40"/>
+              <w:left w:type="dxa" w:w="80"/>
+              <w:bottom w:type="dxa" w:w="40"/>
+              <w:right w:type="dxa" w:w="80"/>
+            </w:tcMar>
+          </w:tcPr>
+          <w:p>
+            <w:pPr>
+              <w:keepNext w:val="false"/>
+            </w:pPr>
+            <w:r>
+              <w:rPr>
+                <w:b w:val="false"/>
+                <w:bCs w:val="false"/>
+                <w:color w:val="000000"/>
+                <w:sz w:val="16"/>
+                <w:szCs w:val="16"/>
+              </w:rPr>
+              <w:t xml:space="preserve">10</w:t>
+            </w:r>
+          </w:p>
+        </w:tc>
+        <w:tc>
+          <w:tcPr>
+            <w:tcW w:type="dxa" w:w="1872"/>
+            <w:tcBorders>
+              <w:top w:val="single" w:color="BBBBBB" w:sz="1"/>
+              <w:left w:val="single" w:color="BBBBBB" w:sz="1"/>
+              <w:bottom w:val="single" w:color="BBBBBB" w:sz="1"/>
+              <w:right w:val="single" w:color="BBBBBB" w:sz="1"/>
+            </w:tcBorders>
+            <w:shd w:fill="FFFFFF" w:val="clear"/>
+            <w:tcMar>
+              <w:top w:type="dxa" w:w="40"/>
+              <w:left w:type="dxa" w:w="80"/>
+              <w:bottom w:type="dxa" w:w="40"/>
+              <w:right w:type="dxa" w:w="80"/>
+            </w:tcMar>
+          </w:tcPr>
+          <w:p>
+            <w:pPr>
+              <w:keepNext w:val="false"/>
+            </w:pPr>
+            <w:r>
+              <w:rPr>
+                <w:b w:val="false"/>
+                <w:bCs w:val="false"/>
+                <w:color w:val="000000"/>
+                <w:sz w:val="16"/>
+                <w:szCs w:val="16"/>
+              </w:rPr>
+              <w:t xml:space="preserve">15</w:t>
+            </w:r>
+          </w:p>
+        </w:tc>
+        <w:tc>
+          <w:tcPr>
+            <w:tcW w:type="dxa" w:w="1872"/>
+            <w:tcBorders>
+              <w:top w:val="single" w:color="BBBBBB" w:sz="1"/>
+              <w:left w:val="single" w:color="BBBBBB" w:sz="1"/>
+              <w:bottom w:val="single" w:color="BBBBBB" w:sz="1"/>
+              <w:right w:val="single" w:color="BBBBBB" w:sz="1"/>
+            </w:tcBorders>
+            <w:shd w:fill="FFFFFF" w:val="clear"/>
+            <w:tcMar>
+              <w:top w:type="dxa" w:w="40"/>
+              <w:left w:type="dxa" w:w="80"/>
+              <w:bottom w:type="dxa" w:w="40"/>
+              <w:right w:type="dxa" w:w="80"/>
+            </w:tcMar>
+          </w:tcPr>
+          <w:p>
+            <w:pPr>
+              <w:keepNext w:val="false"/>
+            </w:pPr>
+            <w:r>
+              <w:rPr>
+                <w:b w:val="false"/>
+                <w:bCs w:val="false"/>
+                <w:color w:val="000000"/>
+                <w:sz w:val="16"/>
+                <w:szCs w:val="16"/>
+              </w:rPr>
+              <w:t xml:space="preserve">1</w:t>
+            </w:r>
+          </w:p>
+        </w:tc>
+        <w:tc>
+          <w:tcPr>
+            <w:tcW w:type="dxa" w:w="1872"/>
+            <w:tcBorders>
+              <w:top w:val="single" w:color="BBBBBB" w:sz="1"/>
+              <w:left w:val="single" w:color="BBBBBB" w:sz="1"/>
+              <w:bottom w:val="single" w:color="BBBBBB" w:sz="1"/>
+              <w:right w:val="single" w:color="BBBBBB" w:sz="1"/>
+            </w:tcBorders>
+            <w:shd w:fill="FFFFFF" w:val="clear"/>
+            <w:tcMar>
+              <w:top w:type="dxa" w:w="40"/>
+              <w:left w:type="dxa" w:w="80"/>
+              <w:bottom w:type="dxa" w:w="40"/>
+              <w:right w:type="dxa" w:w="80"/>
+            </w:tcMar>
+          </w:tcPr>
+          <w:p>
+            <w:pPr>
+              <w:keepNext w:val="false"/>
+            </w:pPr>
+            <w:r>
+              <w:rPr>
+                <w:b w:val="false"/>
+                <w:bCs w:val="false"/>
+                <w:color w:val="000000"/>
+                <w:sz w:val="16"/>
+                <w:szCs w:val="16"/>
+              </w:rPr>
+              <w:t xml:space="preserve">59</w:t>
+            </w:r>
+          </w:p>
+        </w:tc>
+      </w:tr>
+    </w:tbl>
+    <w:p>
+      <w:pPr>
+        <w:pStyle w:val="Heading1"/>
+      </w:pPr>
+      <w:r>
+        <w:t xml:space="preserve">Table S8. Sensitivity of the classification to the probability cutoff</w:t>
+      </w:r>
+    </w:p>
+    <w:p>
+      <w:pPr>
+        <w:keepNext/>
+        <w:spacing w:after="50" w:before="120"/>
+      </w:pPr>
+      <w:r>
+        <w:rPr>
+          <w:i/>
+          <w:iCs/>
+          <w:color w:val="555555"/>
+          <w:sz w:val="18"/>
+          <w:szCs w:val="18"/>
+        </w:rPr>
+        <w:t xml:space="preserve">Table S8. As the random forest probability cutoff for calling LSOG varies, the fraction of labelled plots called LSOG, sensitivity, specificity, overall accuracy, and the true-skill statistic (TSS) all shift (Fig. 2 of the Comment).</w:t>
+      </w:r>
+    </w:p>
+    <w:tbl>
+      <w:tblPr>
+        <w:tblW w:type="dxa" w:w="9360"/>
+        <w:tblBorders>
+          <w:top w:val="single" w:color="auto" w:sz="4"/>
+          <w:left w:val="single" w:color="auto" w:sz="4"/>
+          <w:bottom w:val="single" w:color="auto" w:sz="4"/>
+          <w:right w:val="single" w:color="auto" w:sz="4"/>
+          <w:insideH w:val="single" w:color="auto" w:sz="4"/>
+          <w:insideV w:val="single" w:color="auto" w:sz="4"/>
+        </w:tblBorders>
+      </w:tblPr>
+      <w:tblGrid>
+        <w:gridCol w:w="1560"/>
+        <w:gridCol w:w="1560"/>
+        <w:gridCol w:w="1560"/>
+        <w:gridCol w:w="1560"/>
+        <w:gridCol w:w="1560"/>
+        <w:gridCol w:w="1560"/>
+      </w:tblGrid>
+      <w:tr>
+        <w:trPr>
+          <w:cantSplit/>
+        </w:trPr>
+        <w:tc>
+          <w:tcPr>
+            <w:tcW w:type="dxa" w:w="1560"/>
+            <w:tcBorders>
+              <w:top w:val="single" w:color="BBBBBB" w:sz="1"/>
+              <w:left w:val="single" w:color="BBBBBB" w:sz="1"/>
+              <w:bottom w:val="single" w:color="BBBBBB" w:sz="1"/>
+              <w:right w:val="single" w:color="BBBBBB" w:sz="1"/>
+            </w:tcBorders>
+            <w:shd w:fill="1A3D28" w:val="clear"/>
+            <w:tcMar>
+              <w:top w:type="dxa" w:w="40"/>
+              <w:left w:type="dxa" w:w="80"/>
+              <w:bottom w:type="dxa" w:w="40"/>
+              <w:right w:type="dxa" w:w="80"/>
+            </w:tcMar>
+          </w:tcPr>
+          <w:p>
+            <w:pPr>
+              <w:keepNext/>
+            </w:pPr>
+            <w:r>
+              <w:rPr>
+                <w:b/>
+                <w:bCs/>
+                <w:color w:val="FFFFFF"/>
+                <w:sz w:val="16"/>
+                <w:szCs w:val="16"/>
+              </w:rPr>
+              <w:t xml:space="preserve">cutoff</w:t>
+            </w:r>
+          </w:p>
+        </w:tc>
+        <w:tc>
+          <w:tcPr>
+            <w:tcW w:type="dxa" w:w="1560"/>
+            <w:tcBorders>
+              <w:top w:val="single" w:color="BBBBBB" w:sz="1"/>
+              <w:left w:val="single" w:color="BBBBBB" w:sz="1"/>
+              <w:bottom w:val="single" w:color="BBBBBB" w:sz="1"/>
+              <w:right w:val="single" w:color="BBBBBB" w:sz="1"/>
+            </w:tcBorders>
+            <w:shd w:fill="1A3D28" w:val="clear"/>
+            <w:tcMar>
+              <w:top w:type="dxa" w:w="40"/>
+              <w:left w:type="dxa" w:w="80"/>
+              <w:bottom w:type="dxa" w:w="40"/>
+              <w:right w:type="dxa" w:w="80"/>
+            </w:tcMar>
+          </w:tcPr>
+          <w:p>
+            <w:pPr>
+              <w:keepNext/>
+            </w:pPr>
+            <w:r>
+              <w:rPr>
+                <w:b/>
+                <w:bCs/>
+                <w:color w:val="FFFFFF"/>
+                <w:sz w:val="16"/>
+                <w:szCs w:val="16"/>
+              </w:rPr>
+              <w:t xml:space="preserve">frac called LSOG</w:t>
+            </w:r>
+          </w:p>
+        </w:tc>
+        <w:tc>
+          <w:tcPr>
+            <w:tcW w:type="dxa" w:w="1560"/>
+            <w:tcBorders>
+              <w:top w:val="single" w:color="BBBBBB" w:sz="1"/>
+              <w:left w:val="single" w:color="BBBBBB" w:sz="1"/>
+              <w:bottom w:val="single" w:color="BBBBBB" w:sz="1"/>
+              <w:right w:val="single" w:color="BBBBBB" w:sz="1"/>
+            </w:tcBorders>
+            <w:shd w:fill="1A3D28" w:val="clear"/>
+            <w:tcMar>
+              <w:top w:type="dxa" w:w="40"/>
+              <w:left w:type="dxa" w:w="80"/>
+              <w:bottom w:type="dxa" w:w="40"/>
+              <w:right w:type="dxa" w:w="80"/>
+            </w:tcMar>
+          </w:tcPr>
+          <w:p>
+            <w:pPr>
+              <w:keepNext/>
+            </w:pPr>
+            <w:r>
+              <w:rPr>
+                <w:b/>
+                <w:bCs/>
+                <w:color w:val="FFFFFF"/>
+                <w:sz w:val="16"/>
+                <w:szCs w:val="16"/>
+              </w:rPr>
+              <w:t xml:space="preserve">sensitivity</w:t>
+            </w:r>
+          </w:p>
+        </w:tc>
+        <w:tc>
+          <w:tcPr>
+            <w:tcW w:type="dxa" w:w="1560"/>
+            <w:tcBorders>
+              <w:top w:val="single" w:color="BBBBBB" w:sz="1"/>
+              <w:left w:val="single" w:color="BBBBBB" w:sz="1"/>
+              <w:bottom w:val="single" w:color="BBBBBB" w:sz="1"/>
+              <w:right w:val="single" w:color="BBBBBB" w:sz="1"/>
+            </w:tcBorders>
+            <w:shd w:fill="1A3D28" w:val="clear"/>
+            <w:tcMar>
+              <w:top w:type="dxa" w:w="40"/>
+              <w:left w:type="dxa" w:w="80"/>
+              <w:bottom w:type="dxa" w:w="40"/>
+              <w:right w:type="dxa" w:w="80"/>
+            </w:tcMar>
+          </w:tcPr>
+          <w:p>
+            <w:pPr>
+              <w:keepNext/>
+            </w:pPr>
+            <w:r>
+              <w:rPr>
+                <w:b/>
+                <w:bCs/>
+                <w:color w:val="FFFFFF"/>
+                <w:sz w:val="16"/>
+                <w:szCs w:val="16"/>
+              </w:rPr>
+              <w:t xml:space="preserve">specificity</w:t>
+            </w:r>
+          </w:p>
+        </w:tc>
+        <w:tc>
+          <w:tcPr>
+            <w:tcW w:type="dxa" w:w="1560"/>
+            <w:tcBorders>
+              <w:top w:val="single" w:color="BBBBBB" w:sz="1"/>
+              <w:left w:val="single" w:color="BBBBBB" w:sz="1"/>
+              <w:bottom w:val="single" w:color="BBBBBB" w:sz="1"/>
+              <w:right w:val="single" w:color="BBBBBB" w:sz="1"/>
+            </w:tcBorders>
+            <w:shd w:fill="1A3D28" w:val="clear"/>
+            <w:tcMar>
+              <w:top w:type="dxa" w:w="40"/>
+              <w:left w:type="dxa" w:w="80"/>
+              <w:bottom w:type="dxa" w:w="40"/>
+              <w:right w:type="dxa" w:w="80"/>
+            </w:tcMar>
+          </w:tcPr>
+          <w:p>
+            <w:pPr>
+              <w:keepNext/>
+            </w:pPr>
+            <w:r>
+              <w:rPr>
+                <w:b/>
+                <w:bCs/>
+                <w:color w:val="FFFFFF"/>
+                <w:sz w:val="16"/>
+                <w:szCs w:val="16"/>
+              </w:rPr>
+              <w:t xml:space="preserve">accuracy</w:t>
+            </w:r>
+          </w:p>
+        </w:tc>
+        <w:tc>
+          <w:tcPr>
+            <w:tcW w:type="dxa" w:w="1560"/>
+            <w:tcBorders>
+              <w:top w:val="single" w:color="BBBBBB" w:sz="1"/>
+              <w:left w:val="single" w:color="BBBBBB" w:sz="1"/>
+              <w:bottom w:val="single" w:color="BBBBBB" w:sz="1"/>
+              <w:right w:val="single" w:color="BBBBBB" w:sz="1"/>
+            </w:tcBorders>
+            <w:shd w:fill="1A3D28" w:val="clear"/>
+            <w:tcMar>
+              <w:top w:type="dxa" w:w="40"/>
+              <w:left w:type="dxa" w:w="80"/>
+              <w:bottom w:type="dxa" w:w="40"/>
+              <w:right w:type="dxa" w:w="80"/>
+            </w:tcMar>
+          </w:tcPr>
+          <w:p>
+            <w:pPr>
+              <w:keepNext/>
+            </w:pPr>
+            <w:r>
+              <w:rPr>
+                <w:b/>
+                <w:bCs/>
+                <w:color w:val="FFFFFF"/>
+                <w:sz w:val="16"/>
+                <w:szCs w:val="16"/>
+              </w:rPr>
+              <w:t xml:space="preserve">TSS</w:t>
+            </w:r>
+          </w:p>
+        </w:tc>
+      </w:tr>
+      <w:tr>
+        <w:trPr>
+          <w:cantSplit/>
+        </w:trPr>
+        <w:tc>
+          <w:tcPr>
+            <w:tcW w:type="dxa" w:w="1560"/>
+            <w:tcBorders>
+              <w:top w:val="single" w:color="BBBBBB" w:sz="1"/>
+              <w:left w:val="single" w:color="BBBBBB" w:sz="1"/>
+              <w:bottom w:val="single" w:color="BBBBBB" w:sz="1"/>
+              <w:right w:val="single" w:color="BBBBBB" w:sz="1"/>
+            </w:tcBorders>
+            <w:shd w:fill="FFFFFF" w:val="clear"/>
+            <w:tcMar>
+              <w:top w:type="dxa" w:w="40"/>
+              <w:left w:type="dxa" w:w="80"/>
+              <w:bottom w:type="dxa" w:w="40"/>
+              <w:right w:type="dxa" w:w="80"/>
+            </w:tcMar>
+          </w:tcPr>
+          <w:p>
+            <w:pPr>
+              <w:keepNext/>
+            </w:pPr>
+            <w:r>
+              <w:rPr>
+                <w:b w:val="false"/>
+                <w:bCs w:val="false"/>
+                <w:color w:val="000000"/>
+                <w:sz w:val="16"/>
+                <w:szCs w:val="16"/>
+              </w:rPr>
+              <w:t xml:space="preserve">0.1</w:t>
+            </w:r>
+          </w:p>
+        </w:tc>
+        <w:tc>
+          <w:tcPr>
+            <w:tcW w:type="dxa" w:w="1560"/>
+            <w:tcBorders>
+              <w:top w:val="single" w:color="BBBBBB" w:sz="1"/>
+              <w:left w:val="single" w:color="BBBBBB" w:sz="1"/>
+              <w:bottom w:val="single" w:color="BBBBBB" w:sz="1"/>
+              <w:right w:val="single" w:color="BBBBBB" w:sz="1"/>
+            </w:tcBorders>
+            <w:shd w:fill="FFFFFF" w:val="clear"/>
+            <w:tcMar>
+              <w:top w:type="dxa" w:w="40"/>
+              <w:left w:type="dxa" w:w="80"/>
+              <w:bottom w:type="dxa" w:w="40"/>
+              <w:right w:type="dxa" w:w="80"/>
+            </w:tcMar>
+          </w:tcPr>
+          <w:p>
+            <w:pPr>
+              <w:keepNext/>
+            </w:pPr>
+            <w:r>
+              <w:rPr>
+                <w:b w:val="false"/>
+                <w:bCs w:val="false"/>
+                <w:color w:val="000000"/>
+                <w:sz w:val="16"/>
+                <w:szCs w:val="16"/>
+              </w:rPr>
+              <w:t xml:space="preserve">0.944</w:t>
+            </w:r>
+          </w:p>
+        </w:tc>
+        <w:tc>
+          <w:tcPr>
+            <w:tcW w:type="dxa" w:w="1560"/>
+            <w:tcBorders>
+              <w:top w:val="single" w:color="BBBBBB" w:sz="1"/>
+              <w:left w:val="single" w:color="BBBBBB" w:sz="1"/>
+              <w:bottom w:val="single" w:color="BBBBBB" w:sz="1"/>
+              <w:right w:val="single" w:color="BBBBBB" w:sz="1"/>
+            </w:tcBorders>
+            <w:shd w:fill="FFFFFF" w:val="clear"/>
+            <w:tcMar>
+              <w:top w:type="dxa" w:w="40"/>
+              <w:left w:type="dxa" w:w="80"/>
+              <w:bottom w:type="dxa" w:w="40"/>
+              <w:right w:type="dxa" w:w="80"/>
+            </w:tcMar>
+          </w:tcPr>
+          <w:p>
+            <w:pPr>
+              <w:keepNext/>
+            </w:pPr>
+            <w:r>
+              <w:rPr>
+                <w:b w:val="false"/>
+                <w:bCs w:val="false"/>
+                <w:color w:val="000000"/>
+                <w:sz w:val="16"/>
+                <w:szCs w:val="16"/>
+              </w:rPr>
+              <w:t xml:space="preserve">1</w:t>
+            </w:r>
+          </w:p>
+        </w:tc>
+        <w:tc>
+          <w:tcPr>
+            <w:tcW w:type="dxa" w:w="1560"/>
+            <w:tcBorders>
+              <w:top w:val="single" w:color="BBBBBB" w:sz="1"/>
+              <w:left w:val="single" w:color="BBBBBB" w:sz="1"/>
+              <w:bottom w:val="single" w:color="BBBBBB" w:sz="1"/>
+              <w:right w:val="single" w:color="BBBBBB" w:sz="1"/>
+            </w:tcBorders>
+            <w:shd w:fill="FFFFFF" w:val="clear"/>
+            <w:tcMar>
+              <w:top w:type="dxa" w:w="40"/>
+              <w:left w:type="dxa" w:w="80"/>
+              <w:bottom w:type="dxa" w:w="40"/>
+              <w:right w:type="dxa" w:w="80"/>
+            </w:tcMar>
+          </w:tcPr>
+          <w:p>
+            <w:pPr>
+              <w:keepNext/>
+            </w:pPr>
+            <w:r>
+              <w:rPr>
+                <w:b w:val="false"/>
+                <w:bCs w:val="false"/>
+                <w:color w:val="000000"/>
+                <w:sz w:val="16"/>
+                <w:szCs w:val="16"/>
+              </w:rPr>
+              <w:t xml:space="preserve">0.329</w:t>
+            </w:r>
+          </w:p>
+        </w:tc>
+        <w:tc>
+          <w:tcPr>
+            <w:tcW w:type="dxa" w:w="1560"/>
+            <w:tcBorders>
+              <w:top w:val="single" w:color="BBBBBB" w:sz="1"/>
+              <w:left w:val="single" w:color="BBBBBB" w:sz="1"/>
+              <w:bottom w:val="single" w:color="BBBBBB" w:sz="1"/>
+              <w:right w:val="single" w:color="BBBBBB" w:sz="1"/>
+            </w:tcBorders>
+            <w:shd w:fill="FFFFFF" w:val="clear"/>
+            <w:tcMar>
+              <w:top w:type="dxa" w:w="40"/>
+              <w:left w:type="dxa" w:w="80"/>
+              <w:bottom w:type="dxa" w:w="40"/>
+              <w:right w:type="dxa" w:w="80"/>
+            </w:tcMar>
+          </w:tcPr>
+          <w:p>
+            <w:pPr>
+              <w:keepNext/>
+            </w:pPr>
+            <w:r>
+              <w:rPr>
+                <w:b w:val="false"/>
+                <w:bCs w:val="false"/>
+                <w:color w:val="000000"/>
+                <w:sz w:val="16"/>
+                <w:szCs w:val="16"/>
+              </w:rPr>
+              <w:t xml:space="preserve">0.886</w:t>
+            </w:r>
+          </w:p>
+        </w:tc>
+        <w:tc>
+          <w:tcPr>
+            <w:tcW w:type="dxa" w:w="1560"/>
+            <w:tcBorders>
+              <w:top w:val="single" w:color="BBBBBB" w:sz="1"/>
+              <w:left w:val="single" w:color="BBBBBB" w:sz="1"/>
+              <w:bottom w:val="single" w:color="BBBBBB" w:sz="1"/>
+              <w:right w:val="single" w:color="BBBBBB" w:sz="1"/>
+            </w:tcBorders>
+            <w:shd w:fill="FFFFFF" w:val="clear"/>
+            <w:tcMar>
+              <w:top w:type="dxa" w:w="40"/>
+              <w:left w:type="dxa" w:w="80"/>
+              <w:bottom w:type="dxa" w:w="40"/>
+              <w:right w:type="dxa" w:w="80"/>
+            </w:tcMar>
+          </w:tcPr>
+          <w:p>
+            <w:pPr>
+              <w:keepNext/>
+            </w:pPr>
+            <w:r>
+              <w:rPr>
+                <w:b w:val="false"/>
+                <w:bCs w:val="false"/>
+                <w:color w:val="000000"/>
+                <w:sz w:val="16"/>
+                <w:szCs w:val="16"/>
+              </w:rPr>
+              <w:t xml:space="preserve">0.329</w:t>
+            </w:r>
+          </w:p>
+        </w:tc>
+      </w:tr>
+      <w:tr>
+        <w:trPr>
+          <w:cantSplit/>
+        </w:trPr>
+        <w:tc>
+          <w:tcPr>
+            <w:tcW w:type="dxa" w:w="1560"/>
+            <w:tcBorders>
+              <w:top w:val="single" w:color="BBBBBB" w:sz="1"/>
+              <w:left w:val="single" w:color="BBBBBB" w:sz="1"/>
+              <w:bottom w:val="single" w:color="BBBBBB" w:sz="1"/>
+              <w:right w:val="single" w:color="BBBBBB" w:sz="1"/>
+            </w:tcBorders>
+            <w:shd w:fill="FFFFFF" w:val="clear"/>
+            <w:tcMar>
+              <w:top w:type="dxa" w:w="40"/>
+              <w:left w:type="dxa" w:w="80"/>
+              <w:bottom w:type="dxa" w:w="40"/>
+              <w:right w:type="dxa" w:w="80"/>
+            </w:tcMar>
+          </w:tcPr>
+          <w:p>
+            <w:pPr>
+              <w:keepNext/>
+            </w:pPr>
+            <w:r>
+              <w:rPr>
+                <w:b w:val="false"/>
+                <w:bCs w:val="false"/>
+                <w:color w:val="000000"/>
+                <w:sz w:val="16"/>
+                <w:szCs w:val="16"/>
+              </w:rPr>
+              <w:t xml:space="preserve">0.15</w:t>
+            </w:r>
+          </w:p>
+        </w:tc>
+        <w:tc>
+          <w:tcPr>
+            <w:tcW w:type="dxa" w:w="1560"/>
+            <w:tcBorders>
+              <w:top w:val="single" w:color="BBBBBB" w:sz="1"/>
+              <w:left w:val="single" w:color="BBBBBB" w:sz="1"/>
+              <w:bottom w:val="single" w:color="BBBBBB" w:sz="1"/>
+              <w:right w:val="single" w:color="BBBBBB" w:sz="1"/>
+            </w:tcBorders>
+            <w:shd w:fill="FFFFFF" w:val="clear"/>
+            <w:tcMar>
+              <w:top w:type="dxa" w:w="40"/>
+              <w:left w:type="dxa" w:w="80"/>
+              <w:bottom w:type="dxa" w:w="40"/>
+              <w:right w:type="dxa" w:w="80"/>
+            </w:tcMar>
+          </w:tcPr>
+          <w:p>
+            <w:pPr>
+              <w:keepNext/>
+            </w:pPr>
+            <w:r>
+              <w:rPr>
+                <w:b w:val="false"/>
+                <w:bCs w:val="false"/>
+                <w:color w:val="000000"/>
+                <w:sz w:val="16"/>
+                <w:szCs w:val="16"/>
+              </w:rPr>
+              <w:t xml:space="preserve">0.927</w:t>
+            </w:r>
+          </w:p>
+        </w:tc>
+        <w:tc>
+          <w:tcPr>
+            <w:tcW w:type="dxa" w:w="1560"/>
+            <w:tcBorders>
+              <w:top w:val="single" w:color="BBBBBB" w:sz="1"/>
+              <w:left w:val="single" w:color="BBBBBB" w:sz="1"/>
+              <w:bottom w:val="single" w:color="BBBBBB" w:sz="1"/>
+              <w:right w:val="single" w:color="BBBBBB" w:sz="1"/>
+            </w:tcBorders>
+            <w:shd w:fill="FFFFFF" w:val="clear"/>
+            <w:tcMar>
+              <w:top w:type="dxa" w:w="40"/>
+              <w:left w:type="dxa" w:w="80"/>
+              <w:bottom w:type="dxa" w:w="40"/>
+              <w:right w:type="dxa" w:w="80"/>
+            </w:tcMar>
+          </w:tcPr>
+          <w:p>
+            <w:pPr>
+              <w:keepNext/>
+            </w:pPr>
+            <w:r>
+              <w:rPr>
+                <w:b w:val="false"/>
+                <w:bCs w:val="false"/>
+                <w:color w:val="000000"/>
+                <w:sz w:val="16"/>
+                <w:szCs w:val="16"/>
+              </w:rPr>
+              <w:t xml:space="preserve">0.997</w:t>
+            </w:r>
+          </w:p>
+        </w:tc>
+        <w:tc>
+          <w:tcPr>
+            <w:tcW w:type="dxa" w:w="1560"/>
+            <w:tcBorders>
+              <w:top w:val="single" w:color="BBBBBB" w:sz="1"/>
+              <w:left w:val="single" w:color="BBBBBB" w:sz="1"/>
+              <w:bottom w:val="single" w:color="BBBBBB" w:sz="1"/>
+              <w:right w:val="single" w:color="BBBBBB" w:sz="1"/>
+            </w:tcBorders>
+            <w:shd w:fill="FFFFFF" w:val="clear"/>
+            <w:tcMar>
+              <w:top w:type="dxa" w:w="40"/>
+              <w:left w:type="dxa" w:w="80"/>
+              <w:bottom w:type="dxa" w:w="40"/>
+              <w:right w:type="dxa" w:w="80"/>
+            </w:tcMar>
+          </w:tcPr>
+          <w:p>
+            <w:pPr>
+              <w:keepNext/>
+            </w:pPr>
+            <w:r>
+              <w:rPr>
+                <w:b w:val="false"/>
+                <w:bCs w:val="false"/>
+                <w:color w:val="000000"/>
+                <w:sz w:val="16"/>
+                <w:szCs w:val="16"/>
+              </w:rPr>
+              <w:t xml:space="preserve">0.418</w:t>
+            </w:r>
+          </w:p>
+        </w:tc>
+        <w:tc>
+          <w:tcPr>
+            <w:tcW w:type="dxa" w:w="1560"/>
+            <w:tcBorders>
+              <w:top w:val="single" w:color="BBBBBB" w:sz="1"/>
+              <w:left w:val="single" w:color="BBBBBB" w:sz="1"/>
+              <w:bottom w:val="single" w:color="BBBBBB" w:sz="1"/>
+              <w:right w:val="single" w:color="BBBBBB" w:sz="1"/>
+            </w:tcBorders>
+            <w:shd w:fill="FFFFFF" w:val="clear"/>
+            <w:tcMar>
+              <w:top w:type="dxa" w:w="40"/>
+              <w:left w:type="dxa" w:w="80"/>
+              <w:bottom w:type="dxa" w:w="40"/>
+              <w:right w:type="dxa" w:w="80"/>
+            </w:tcMar>
+          </w:tcPr>
+          <w:p>
+            <w:pPr>
+              <w:keepNext/>
+            </w:pPr>
+            <w:r>
+              <w:rPr>
+                <w:b w:val="false"/>
+                <w:bCs w:val="false"/>
+                <w:color w:val="000000"/>
+                <w:sz w:val="16"/>
+                <w:szCs w:val="16"/>
+              </w:rPr>
+              <w:t xml:space="preserve">0.898</w:t>
+            </w:r>
+          </w:p>
+        </w:tc>
+        <w:tc>
+          <w:tcPr>
+            <w:tcW w:type="dxa" w:w="1560"/>
+            <w:tcBorders>
+              <w:top w:val="single" w:color="BBBBBB" w:sz="1"/>
+              <w:left w:val="single" w:color="BBBBBB" w:sz="1"/>
+              <w:bottom w:val="single" w:color="BBBBBB" w:sz="1"/>
+              <w:right w:val="single" w:color="BBBBBB" w:sz="1"/>
+            </w:tcBorders>
+            <w:shd w:fill="FFFFFF" w:val="clear"/>
+            <w:tcMar>
+              <w:top w:type="dxa" w:w="40"/>
+              <w:left w:type="dxa" w:w="80"/>
+              <w:bottom w:type="dxa" w:w="40"/>
+              <w:right w:type="dxa" w:w="80"/>
+            </w:tcMar>
+          </w:tcPr>
+          <w:p>
+            <w:pPr>
+              <w:keepNext/>
+            </w:pPr>
+            <w:r>
+              <w:rPr>
+                <w:b w:val="false"/>
+                <w:bCs w:val="false"/>
+                <w:color w:val="000000"/>
+                <w:sz w:val="16"/>
+                <w:szCs w:val="16"/>
+              </w:rPr>
+              <w:t xml:space="preserve">0.415</w:t>
+            </w:r>
+          </w:p>
+        </w:tc>
+      </w:tr>
+      <w:tr>
+        <w:trPr>
+          <w:cantSplit/>
+        </w:trPr>
+        <w:tc>
+          <w:tcPr>
+            <w:tcW w:type="dxa" w:w="1560"/>
+            <w:tcBorders>
+              <w:top w:val="single" w:color="BBBBBB" w:sz="1"/>
+              <w:left w:val="single" w:color="BBBBBB" w:sz="1"/>
+              <w:bottom w:val="single" w:color="BBBBBB" w:sz="1"/>
+              <w:right w:val="single" w:color="BBBBBB" w:sz="1"/>
+            </w:tcBorders>
+            <w:shd w:fill="FFFFFF" w:val="clear"/>
+            <w:tcMar>
+              <w:top w:type="dxa" w:w="40"/>
+              <w:left w:type="dxa" w:w="80"/>
+              <w:bottom w:type="dxa" w:w="40"/>
+              <w:right w:type="dxa" w:w="80"/>
+            </w:tcMar>
+          </w:tcPr>
+          <w:p>
+            <w:pPr>
+              <w:keepNext/>
+            </w:pPr>
+            <w:r>
+              <w:rPr>
+                <w:b w:val="false"/>
+                <w:bCs w:val="false"/>
+                <w:color w:val="000000"/>
+                <w:sz w:val="16"/>
+                <w:szCs w:val="16"/>
+              </w:rPr>
+              <w:t xml:space="preserve">0.2</w:t>
+            </w:r>
+          </w:p>
+        </w:tc>
+        <w:tc>
+          <w:tcPr>
+            <w:tcW w:type="dxa" w:w="1560"/>
+            <w:tcBorders>
+              <w:top w:val="single" w:color="BBBBBB" w:sz="1"/>
+              <w:left w:val="single" w:color="BBBBBB" w:sz="1"/>
+              <w:bottom w:val="single" w:color="BBBBBB" w:sz="1"/>
+              <w:right w:val="single" w:color="BBBBBB" w:sz="1"/>
+            </w:tcBorders>
+            <w:shd w:fill="FFFFFF" w:val="clear"/>
+            <w:tcMar>
+              <w:top w:type="dxa" w:w="40"/>
+              <w:left w:type="dxa" w:w="80"/>
+              <w:bottom w:type="dxa" w:w="40"/>
+              <w:right w:type="dxa" w:w="80"/>
+            </w:tcMar>
+          </w:tcPr>
+          <w:p>
+            <w:pPr>
+              <w:keepNext/>
+            </w:pPr>
+            <w:r>
+              <w:rPr>
+                <w:b w:val="false"/>
+                <w:bCs w:val="false"/>
+                <w:color w:val="000000"/>
+                <w:sz w:val="16"/>
+                <w:szCs w:val="16"/>
+              </w:rPr>
+              <w:t xml:space="preserve">0.909</w:t>
+            </w:r>
+          </w:p>
+        </w:tc>
+        <w:tc>
+          <w:tcPr>
+            <w:tcW w:type="dxa" w:w="1560"/>
+            <w:tcBorders>
+              <w:top w:val="single" w:color="BBBBBB" w:sz="1"/>
+              <w:left w:val="single" w:color="BBBBBB" w:sz="1"/>
+              <w:bottom w:val="single" w:color="BBBBBB" w:sz="1"/>
+              <w:right w:val="single" w:color="BBBBBB" w:sz="1"/>
+            </w:tcBorders>
+            <w:shd w:fill="FFFFFF" w:val="clear"/>
+            <w:tcMar>
+              <w:top w:type="dxa" w:w="40"/>
+              <w:left w:type="dxa" w:w="80"/>
+              <w:bottom w:type="dxa" w:w="40"/>
+              <w:right w:type="dxa" w:w="80"/>
+            </w:tcMar>
+          </w:tcPr>
+          <w:p>
+            <w:pPr>
+              <w:keepNext/>
+            </w:pPr>
+            <w:r>
+              <w:rPr>
+                <w:b w:val="false"/>
+                <w:bCs w:val="false"/>
+                <w:color w:val="000000"/>
+                <w:sz w:val="16"/>
+                <w:szCs w:val="16"/>
+              </w:rPr>
+              <w:t xml:space="preserve">0.992</w:t>
+            </w:r>
+          </w:p>
+        </w:tc>
+        <w:tc>
+          <w:tcPr>
+            <w:tcW w:type="dxa" w:w="1560"/>
+            <w:tcBorders>
+              <w:top w:val="single" w:color="BBBBBB" w:sz="1"/>
+              <w:left w:val="single" w:color="BBBBBB" w:sz="1"/>
+              <w:bottom w:val="single" w:color="BBBBBB" w:sz="1"/>
+              <w:right w:val="single" w:color="BBBBBB" w:sz="1"/>
+            </w:tcBorders>
+            <w:shd w:fill="FFFFFF" w:val="clear"/>
+            <w:tcMar>
+              <w:top w:type="dxa" w:w="40"/>
+              <w:left w:type="dxa" w:w="80"/>
+              <w:bottom w:type="dxa" w:w="40"/>
+              <w:right w:type="dxa" w:w="80"/>
+            </w:tcMar>
+          </w:tcPr>
+          <w:p>
+            <w:pPr>
+              <w:keepNext/>
+            </w:pPr>
+            <w:r>
+              <w:rPr>
+                <w:b w:val="false"/>
+                <w:bCs w:val="false"/>
+                <w:color w:val="000000"/>
+                <w:sz w:val="16"/>
+                <w:szCs w:val="16"/>
+              </w:rPr>
+              <w:t xml:space="preserve">0.494</w:t>
+            </w:r>
+          </w:p>
+        </w:tc>
+        <w:tc>
+          <w:tcPr>
+            <w:tcW w:type="dxa" w:w="1560"/>
+            <w:tcBorders>
+              <w:top w:val="single" w:color="BBBBBB" w:sz="1"/>
+              <w:left w:val="single" w:color="BBBBBB" w:sz="1"/>
+              <w:bottom w:val="single" w:color="BBBBBB" w:sz="1"/>
+              <w:right w:val="single" w:color="BBBBBB" w:sz="1"/>
+            </w:tcBorders>
+            <w:shd w:fill="FFFFFF" w:val="clear"/>
+            <w:tcMar>
+              <w:top w:type="dxa" w:w="40"/>
+              <w:left w:type="dxa" w:w="80"/>
+              <w:bottom w:type="dxa" w:w="40"/>
+              <w:right w:type="dxa" w:w="80"/>
+            </w:tcMar>
+          </w:tcPr>
+          <w:p>
+            <w:pPr>
+              <w:keepNext/>
+            </w:pPr>
+            <w:r>
+              <w:rPr>
+                <w:b w:val="false"/>
+                <w:bCs w:val="false"/>
+                <w:color w:val="000000"/>
+                <w:sz w:val="16"/>
+                <w:szCs w:val="16"/>
+              </w:rPr>
+              <w:t xml:space="preserve">0.907</w:t>
+            </w:r>
+          </w:p>
+        </w:tc>
+        <w:tc>
+          <w:tcPr>
+            <w:tcW w:type="dxa" w:w="1560"/>
+            <w:tcBorders>
+              <w:top w:val="single" w:color="BBBBBB" w:sz="1"/>
+              <w:left w:val="single" w:color="BBBBBB" w:sz="1"/>
+              <w:bottom w:val="single" w:color="BBBBBB" w:sz="1"/>
+              <w:right w:val="single" w:color="BBBBBB" w:sz="1"/>
+            </w:tcBorders>
+            <w:shd w:fill="FFFFFF" w:val="clear"/>
+            <w:tcMar>
+              <w:top w:type="dxa" w:w="40"/>
+              <w:left w:type="dxa" w:w="80"/>
+              <w:bottom w:type="dxa" w:w="40"/>
+              <w:right w:type="dxa" w:w="80"/>
+            </w:tcMar>
+          </w:tcPr>
+          <w:p>
+            <w:pPr>
+              <w:keepNext/>
+            </w:pPr>
+            <w:r>
+              <w:rPr>
+                <w:b w:val="false"/>
+                <w:bCs w:val="false"/>
+                <w:color w:val="000000"/>
+                <w:sz w:val="16"/>
+                <w:szCs w:val="16"/>
+              </w:rPr>
+              <w:t xml:space="preserve">0.486</w:t>
+            </w:r>
+          </w:p>
+        </w:tc>
+      </w:tr>
+      <w:tr>
+        <w:trPr>
+          <w:cantSplit/>
+        </w:trPr>
+        <w:tc>
+          <w:tcPr>
+            <w:tcW w:type="dxa" w:w="1560"/>
+            <w:tcBorders>
+              <w:top w:val="single" w:color="BBBBBB" w:sz="1"/>
+              <w:left w:val="single" w:color="BBBBBB" w:sz="1"/>
+              <w:bottom w:val="single" w:color="BBBBBB" w:sz="1"/>
+              <w:right w:val="single" w:color="BBBBBB" w:sz="1"/>
+            </w:tcBorders>
+            <w:shd w:fill="FFFFFF" w:val="clear"/>
+            <w:tcMar>
+              <w:top w:type="dxa" w:w="40"/>
+              <w:left w:type="dxa" w:w="80"/>
+              <w:bottom w:type="dxa" w:w="40"/>
+              <w:right w:type="dxa" w:w="80"/>
+            </w:tcMar>
+          </w:tcPr>
+          <w:p>
+            <w:pPr>
+              <w:keepNext/>
+            </w:pPr>
+            <w:r>
+              <w:rPr>
+                <w:b w:val="false"/>
+                <w:bCs w:val="false"/>
+                <w:color w:val="000000"/>
+                <w:sz w:val="16"/>
+                <w:szCs w:val="16"/>
+              </w:rPr>
+              <w:t xml:space="preserve">0.25</w:t>
+            </w:r>
+          </w:p>
+        </w:tc>
+        <w:tc>
+          <w:tcPr>
+            <w:tcW w:type="dxa" w:w="1560"/>
+            <w:tcBorders>
+              <w:top w:val="single" w:color="BBBBBB" w:sz="1"/>
+              <w:left w:val="single" w:color="BBBBBB" w:sz="1"/>
+              <w:bottom w:val="single" w:color="BBBBBB" w:sz="1"/>
+              <w:right w:val="single" w:color="BBBBBB" w:sz="1"/>
+            </w:tcBorders>
+            <w:shd w:fill="FFFFFF" w:val="clear"/>
+            <w:tcMar>
+              <w:top w:type="dxa" w:w="40"/>
+              <w:left w:type="dxa" w:w="80"/>
+              <w:bottom w:type="dxa" w:w="40"/>
+              <w:right w:type="dxa" w:w="80"/>
+            </w:tcMar>
+          </w:tcPr>
+          <w:p>
+            <w:pPr>
+              <w:keepNext/>
+            </w:pPr>
+            <w:r>
+              <w:rPr>
+                <w:b w:val="false"/>
+                <w:bCs w:val="false"/>
+                <w:color w:val="000000"/>
+                <w:sz w:val="16"/>
+                <w:szCs w:val="16"/>
+              </w:rPr>
+              <w:t xml:space="preserve">0.888</w:t>
+            </w:r>
+          </w:p>
+        </w:tc>
+        <w:tc>
+          <w:tcPr>
+            <w:tcW w:type="dxa" w:w="1560"/>
+            <w:tcBorders>
+              <w:top w:val="single" w:color="BBBBBB" w:sz="1"/>
+              <w:left w:val="single" w:color="BBBBBB" w:sz="1"/>
+              <w:bottom w:val="single" w:color="BBBBBB" w:sz="1"/>
+              <w:right w:val="single" w:color="BBBBBB" w:sz="1"/>
+            </w:tcBorders>
+            <w:shd w:fill="FFFFFF" w:val="clear"/>
+            <w:tcMar>
+              <w:top w:type="dxa" w:w="40"/>
+              <w:left w:type="dxa" w:w="80"/>
+              <w:bottom w:type="dxa" w:w="40"/>
+              <w:right w:type="dxa" w:w="80"/>
+            </w:tcMar>
+          </w:tcPr>
+          <w:p>
+            <w:pPr>
+              <w:keepNext/>
+            </w:pPr>
+            <w:r>
+              <w:rPr>
+                <w:b w:val="false"/>
+                <w:bCs w:val="false"/>
+                <w:color w:val="000000"/>
+                <w:sz w:val="16"/>
+                <w:szCs w:val="16"/>
+              </w:rPr>
+              <w:t xml:space="preserve">0.99</w:t>
+            </w:r>
+          </w:p>
+        </w:tc>
+        <w:tc>
+          <w:tcPr>
+            <w:tcW w:type="dxa" w:w="1560"/>
+            <w:tcBorders>
+              <w:top w:val="single" w:color="BBBBBB" w:sz="1"/>
+              <w:left w:val="single" w:color="BBBBBB" w:sz="1"/>
+              <w:bottom w:val="single" w:color="BBBBBB" w:sz="1"/>
+              <w:right w:val="single" w:color="BBBBBB" w:sz="1"/>
+            </w:tcBorders>
+            <w:shd w:fill="FFFFFF" w:val="clear"/>
+            <w:tcMar>
+              <w:top w:type="dxa" w:w="40"/>
+              <w:left w:type="dxa" w:w="80"/>
+              <w:bottom w:type="dxa" w:w="40"/>
+              <w:right w:type="dxa" w:w="80"/>
+            </w:tcMar>
+          </w:tcPr>
+          <w:p>
+            <w:pPr>
+              <w:keepNext/>
+            </w:pPr>
+            <w:r>
+              <w:rPr>
+                <w:b w:val="false"/>
+                <w:bCs w:val="false"/>
+                <w:color w:val="000000"/>
+                <w:sz w:val="16"/>
+                <w:szCs w:val="16"/>
+              </w:rPr>
+              <w:t xml:space="preserve">0.608</w:t>
+            </w:r>
+          </w:p>
+        </w:tc>
+        <w:tc>
+          <w:tcPr>
+            <w:tcW w:type="dxa" w:w="1560"/>
+            <w:tcBorders>
+              <w:top w:val="single" w:color="BBBBBB" w:sz="1"/>
+              <w:left w:val="single" w:color="BBBBBB" w:sz="1"/>
+              <w:bottom w:val="single" w:color="BBBBBB" w:sz="1"/>
+              <w:right w:val="single" w:color="BBBBBB" w:sz="1"/>
+            </w:tcBorders>
+            <w:shd w:fill="FFFFFF" w:val="clear"/>
+            <w:tcMar>
+              <w:top w:type="dxa" w:w="40"/>
+              <w:left w:type="dxa" w:w="80"/>
+              <w:bottom w:type="dxa" w:w="40"/>
+              <w:right w:type="dxa" w:w="80"/>
+            </w:tcMar>
+          </w:tcPr>
+          <w:p>
+            <w:pPr>
+              <w:keepNext/>
+            </w:pPr>
+            <w:r>
+              <w:rPr>
+                <w:b w:val="false"/>
+                <w:bCs w:val="false"/>
+                <w:color w:val="000000"/>
+                <w:sz w:val="16"/>
+                <w:szCs w:val="16"/>
+              </w:rPr>
+              <w:t xml:space="preserve">0.924</w:t>
+            </w:r>
+          </w:p>
+        </w:tc>
+        <w:tc>
+          <w:tcPr>
+            <w:tcW w:type="dxa" w:w="1560"/>
+            <w:tcBorders>
+              <w:top w:val="single" w:color="BBBBBB" w:sz="1"/>
+              <w:left w:val="single" w:color="BBBBBB" w:sz="1"/>
+              <w:bottom w:val="single" w:color="BBBBBB" w:sz="1"/>
+              <w:right w:val="single" w:color="BBBBBB" w:sz="1"/>
+            </w:tcBorders>
+            <w:shd w:fill="FFFFFF" w:val="clear"/>
+            <w:tcMar>
+              <w:top w:type="dxa" w:w="40"/>
+              <w:left w:type="dxa" w:w="80"/>
+              <w:bottom w:type="dxa" w:w="40"/>
+              <w:right w:type="dxa" w:w="80"/>
+            </w:tcMar>
+          </w:tcPr>
+          <w:p>
+            <w:pPr>
+              <w:keepNext/>
+            </w:pPr>
+            <w:r>
+              <w:rPr>
+                <w:b w:val="false"/>
+                <w:bCs w:val="false"/>
+                <w:color w:val="000000"/>
+                <w:sz w:val="16"/>
+                <w:szCs w:val="16"/>
+              </w:rPr>
+              <w:t xml:space="preserve">0.597</w:t>
+            </w:r>
+          </w:p>
+        </w:tc>
+      </w:tr>
+      <w:tr>
+        <w:trPr>
+          <w:cantSplit/>
+        </w:trPr>
+        <w:tc>
+          <w:tcPr>
+            <w:tcW w:type="dxa" w:w="1560"/>
+            <w:tcBorders>
+              <w:top w:val="single" w:color="BBBBBB" w:sz="1"/>
+              <w:left w:val="single" w:color="BBBBBB" w:sz="1"/>
+              <w:bottom w:val="single" w:color="BBBBBB" w:sz="1"/>
+              <w:right w:val="single" w:color="BBBBBB" w:sz="1"/>
+            </w:tcBorders>
+            <w:shd w:fill="FFFFFF" w:val="clear"/>
+            <w:tcMar>
+              <w:top w:type="dxa" w:w="40"/>
+              <w:left w:type="dxa" w:w="80"/>
+              <w:bottom w:type="dxa" w:w="40"/>
+              <w:right w:type="dxa" w:w="80"/>
+            </w:tcMar>
+          </w:tcPr>
+          <w:p>
+            <w:pPr>
+              <w:keepNext/>
+            </w:pPr>
+            <w:r>
+              <w:rPr>
+                <w:b w:val="false"/>
+                <w:bCs w:val="false"/>
+                <w:color w:val="000000"/>
+                <w:sz w:val="16"/>
+                <w:szCs w:val="16"/>
+              </w:rPr>
+              <w:t xml:space="preserve">0.3</w:t>
+            </w:r>
+          </w:p>
+        </w:tc>
+        <w:tc>
+          <w:tcPr>
+            <w:tcW w:type="dxa" w:w="1560"/>
+            <w:tcBorders>
+              <w:top w:val="single" w:color="BBBBBB" w:sz="1"/>
+              <w:left w:val="single" w:color="BBBBBB" w:sz="1"/>
+              <w:bottom w:val="single" w:color="BBBBBB" w:sz="1"/>
+              <w:right w:val="single" w:color="BBBBBB" w:sz="1"/>
+            </w:tcBorders>
+            <w:shd w:fill="FFFFFF" w:val="clear"/>
+            <w:tcMar>
+              <w:top w:type="dxa" w:w="40"/>
+              <w:left w:type="dxa" w:w="80"/>
+              <w:bottom w:type="dxa" w:w="40"/>
+              <w:right w:type="dxa" w:w="80"/>
+            </w:tcMar>
+          </w:tcPr>
+          <w:p>
+            <w:pPr>
+              <w:keepNext/>
+            </w:pPr>
+            <w:r>
+              <w:rPr>
+                <w:b w:val="false"/>
+                <w:bCs w:val="false"/>
+                <w:color w:val="000000"/>
+                <w:sz w:val="16"/>
+                <w:szCs w:val="16"/>
+              </w:rPr>
+              <w:t xml:space="preserve">0.868</w:t>
+            </w:r>
+          </w:p>
+        </w:tc>
+        <w:tc>
+          <w:tcPr>
+            <w:tcW w:type="dxa" w:w="1560"/>
+            <w:tcBorders>
+              <w:top w:val="single" w:color="BBBBBB" w:sz="1"/>
+              <w:left w:val="single" w:color="BBBBBB" w:sz="1"/>
+              <w:bottom w:val="single" w:color="BBBBBB" w:sz="1"/>
+              <w:right w:val="single" w:color="BBBBBB" w:sz="1"/>
+            </w:tcBorders>
+            <w:shd w:fill="FFFFFF" w:val="clear"/>
+            <w:tcMar>
+              <w:top w:type="dxa" w:w="40"/>
+              <w:left w:type="dxa" w:w="80"/>
+              <w:bottom w:type="dxa" w:w="40"/>
+              <w:right w:type="dxa" w:w="80"/>
+            </w:tcMar>
+          </w:tcPr>
+          <w:p>
+            <w:pPr>
+              <w:keepNext/>
+            </w:pPr>
+            <w:r>
+              <w:rPr>
+                <w:b w:val="false"/>
+                <w:bCs w:val="false"/>
+                <w:color w:val="000000"/>
+                <w:sz w:val="16"/>
+                <w:szCs w:val="16"/>
+              </w:rPr>
+              <w:t xml:space="preserve">0.984</w:t>
+            </w:r>
+          </w:p>
+        </w:tc>
+        <w:tc>
+          <w:tcPr>
+            <w:tcW w:type="dxa" w:w="1560"/>
+            <w:tcBorders>
+              <w:top w:val="single" w:color="BBBBBB" w:sz="1"/>
+              <w:left w:val="single" w:color="BBBBBB" w:sz="1"/>
+              <w:bottom w:val="single" w:color="BBBBBB" w:sz="1"/>
+              <w:right w:val="single" w:color="BBBBBB" w:sz="1"/>
+            </w:tcBorders>
+            <w:shd w:fill="FFFFFF" w:val="clear"/>
+            <w:tcMar>
+              <w:top w:type="dxa" w:w="40"/>
+              <w:left w:type="dxa" w:w="80"/>
+              <w:bottom w:type="dxa" w:w="40"/>
+              <w:right w:type="dxa" w:w="80"/>
+            </w:tcMar>
+          </w:tcPr>
+          <w:p>
+            <w:pPr>
+              <w:keepNext/>
+            </w:pPr>
+            <w:r>
+              <w:rPr>
+                <w:b w:val="false"/>
+                <w:bCs w:val="false"/>
+                <w:color w:val="000000"/>
+                <w:sz w:val="16"/>
+                <w:szCs w:val="16"/>
+              </w:rPr>
+              <w:t xml:space="preserve">0.696</w:t>
+            </w:r>
+          </w:p>
+        </w:tc>
+        <w:tc>
+          <w:tcPr>
+            <w:tcW w:type="dxa" w:w="1560"/>
+            <w:tcBorders>
+              <w:top w:val="single" w:color="BBBBBB" w:sz="1"/>
+              <w:left w:val="single" w:color="BBBBBB" w:sz="1"/>
+              <w:bottom w:val="single" w:color="BBBBBB" w:sz="1"/>
+              <w:right w:val="single" w:color="BBBBBB" w:sz="1"/>
+            </w:tcBorders>
+            <w:shd w:fill="FFFFFF" w:val="clear"/>
+            <w:tcMar>
+              <w:top w:type="dxa" w:w="40"/>
+              <w:left w:type="dxa" w:w="80"/>
+              <w:bottom w:type="dxa" w:w="40"/>
+              <w:right w:type="dxa" w:w="80"/>
+            </w:tcMar>
+          </w:tcPr>
+          <w:p>
+            <w:pPr>
+              <w:keepNext/>
+            </w:pPr>
+            <w:r>
+              <w:rPr>
+                <w:b w:val="false"/>
+                <w:bCs w:val="false"/>
+                <w:color w:val="000000"/>
+                <w:sz w:val="16"/>
+                <w:szCs w:val="16"/>
+              </w:rPr>
+              <w:t xml:space="preserve">0.935</w:t>
+            </w:r>
+          </w:p>
+        </w:tc>
+        <w:tc>
+          <w:tcPr>
+            <w:tcW w:type="dxa" w:w="1560"/>
+            <w:tcBorders>
+              <w:top w:val="single" w:color="BBBBBB" w:sz="1"/>
+              <w:left w:val="single" w:color="BBBBBB" w:sz="1"/>
+              <w:bottom w:val="single" w:color="BBBBBB" w:sz="1"/>
+              <w:right w:val="single" w:color="BBBBBB" w:sz="1"/>
+            </w:tcBorders>
+            <w:shd w:fill="FFFFFF" w:val="clear"/>
+            <w:tcMar>
+              <w:top w:type="dxa" w:w="40"/>
+              <w:left w:type="dxa" w:w="80"/>
+              <w:bottom w:type="dxa" w:w="40"/>
+              <w:right w:type="dxa" w:w="80"/>
+            </w:tcMar>
+          </w:tcPr>
+          <w:p>
+            <w:pPr>
+              <w:keepNext/>
+            </w:pPr>
+            <w:r>
+              <w:rPr>
+                <w:b w:val="false"/>
+                <w:bCs w:val="false"/>
+                <w:color w:val="000000"/>
+                <w:sz w:val="16"/>
+                <w:szCs w:val="16"/>
+              </w:rPr>
+              <w:t xml:space="preserve">0.681</w:t>
+            </w:r>
+          </w:p>
+        </w:tc>
+      </w:tr>
+      <w:tr>
+        <w:trPr>
+          <w:cantSplit/>
+        </w:trPr>
+        <w:tc>
+          <w:tcPr>
+            <w:tcW w:type="dxa" w:w="1560"/>
+            <w:tcBorders>
+              <w:top w:val="single" w:color="BBBBBB" w:sz="1"/>
+              <w:left w:val="single" w:color="BBBBBB" w:sz="1"/>
+              <w:bottom w:val="single" w:color="BBBBBB" w:sz="1"/>
+              <w:right w:val="single" w:color="BBBBBB" w:sz="1"/>
+            </w:tcBorders>
+            <w:shd w:fill="FFFFFF" w:val="clear"/>
+            <w:tcMar>
+              <w:top w:type="dxa" w:w="40"/>
+              <w:left w:type="dxa" w:w="80"/>
+              <w:bottom w:type="dxa" w:w="40"/>
+              <w:right w:type="dxa" w:w="80"/>
+            </w:tcMar>
+          </w:tcPr>
+          <w:p>
+            <w:pPr>
+              <w:keepNext/>
+            </w:pPr>
+            <w:r>
+              <w:rPr>
+                <w:b w:val="false"/>
+                <w:bCs w:val="false"/>
+                <w:color w:val="000000"/>
+                <w:sz w:val="16"/>
+                <w:szCs w:val="16"/>
+              </w:rPr>
+              <w:t xml:space="preserve">0.35</w:t>
+            </w:r>
+          </w:p>
+        </w:tc>
+        <w:tc>
+          <w:tcPr>
+            <w:tcW w:type="dxa" w:w="1560"/>
+            <w:tcBorders>
+              <w:top w:val="single" w:color="BBBBBB" w:sz="1"/>
+              <w:left w:val="single" w:color="BBBBBB" w:sz="1"/>
+              <w:bottom w:val="single" w:color="BBBBBB" w:sz="1"/>
+              <w:right w:val="single" w:color="BBBBBB" w:sz="1"/>
+            </w:tcBorders>
+            <w:shd w:fill="FFFFFF" w:val="clear"/>
+            <w:tcMar>
+              <w:top w:type="dxa" w:w="40"/>
+              <w:left w:type="dxa" w:w="80"/>
+              <w:bottom w:type="dxa" w:w="40"/>
+              <w:right w:type="dxa" w:w="80"/>
+            </w:tcMar>
+          </w:tcPr>
+          <w:p>
+            <w:pPr>
+              <w:keepNext/>
+            </w:pPr>
+            <w:r>
+              <w:rPr>
+                <w:b w:val="false"/>
+                <w:bCs w:val="false"/>
+                <w:color w:val="000000"/>
+                <w:sz w:val="16"/>
+                <w:szCs w:val="16"/>
+              </w:rPr>
+              <w:t xml:space="preserve">0.862</w:t>
+            </w:r>
+          </w:p>
+        </w:tc>
+        <w:tc>
+          <w:tcPr>
+            <w:tcW w:type="dxa" w:w="1560"/>
+            <w:tcBorders>
+              <w:top w:val="single" w:color="BBBBBB" w:sz="1"/>
+              <w:left w:val="single" w:color="BBBBBB" w:sz="1"/>
+              <w:bottom w:val="single" w:color="BBBBBB" w:sz="1"/>
+              <w:right w:val="single" w:color="BBBBBB" w:sz="1"/>
+            </w:tcBorders>
+            <w:shd w:fill="FFFFFF" w:val="clear"/>
+            <w:tcMar>
+              <w:top w:type="dxa" w:w="40"/>
+              <w:left w:type="dxa" w:w="80"/>
+              <w:bottom w:type="dxa" w:w="40"/>
+              <w:right w:type="dxa" w:w="80"/>
+            </w:tcMar>
+          </w:tcPr>
+          <w:p>
+            <w:pPr>
+              <w:keepNext/>
+            </w:pPr>
+            <w:r>
+              <w:rPr>
+                <w:b w:val="false"/>
+                <w:bCs w:val="false"/>
+                <w:color w:val="000000"/>
+                <w:sz w:val="16"/>
+                <w:szCs w:val="16"/>
+              </w:rPr>
+              <w:t xml:space="preserve">0.982</w:t>
+            </w:r>
+          </w:p>
+        </w:tc>
+        <w:tc>
+          <w:tcPr>
+            <w:tcW w:type="dxa" w:w="1560"/>
+            <w:tcBorders>
+              <w:top w:val="single" w:color="BBBBBB" w:sz="1"/>
+              <w:left w:val="single" w:color="BBBBBB" w:sz="1"/>
+              <w:bottom w:val="single" w:color="BBBBBB" w:sz="1"/>
+              <w:right w:val="single" w:color="BBBBBB" w:sz="1"/>
+            </w:tcBorders>
+            <w:shd w:fill="FFFFFF" w:val="clear"/>
+            <w:tcMar>
+              <w:top w:type="dxa" w:w="40"/>
+              <w:left w:type="dxa" w:w="80"/>
+              <w:bottom w:type="dxa" w:w="40"/>
+              <w:right w:type="dxa" w:w="80"/>
+            </w:tcMar>
+          </w:tcPr>
+          <w:p>
+            <w:pPr>
+              <w:keepNext/>
+            </w:pPr>
+            <w:r>
+              <w:rPr>
+                <w:b w:val="false"/>
+                <w:bCs w:val="false"/>
+                <w:color w:val="000000"/>
+                <w:sz w:val="16"/>
+                <w:szCs w:val="16"/>
+              </w:rPr>
+              <w:t xml:space="preserve">0.722</w:t>
+            </w:r>
+          </w:p>
+        </w:tc>
+        <w:tc>
+          <w:tcPr>
+            <w:tcW w:type="dxa" w:w="1560"/>
+            <w:tcBorders>
+              <w:top w:val="single" w:color="BBBBBB" w:sz="1"/>
+              <w:left w:val="single" w:color="BBBBBB" w:sz="1"/>
+              <w:bottom w:val="single" w:color="BBBBBB" w:sz="1"/>
+              <w:right w:val="single" w:color="BBBBBB" w:sz="1"/>
+            </w:tcBorders>
+            <w:shd w:fill="FFFFFF" w:val="clear"/>
+            <w:tcMar>
+              <w:top w:type="dxa" w:w="40"/>
+              <w:left w:type="dxa" w:w="80"/>
+              <w:bottom w:type="dxa" w:w="40"/>
+              <w:right w:type="dxa" w:w="80"/>
+            </w:tcMar>
+          </w:tcPr>
+          <w:p>
+            <w:pPr>
+              <w:keepNext/>
+            </w:pPr>
+            <w:r>
+              <w:rPr>
+                <w:b w:val="false"/>
+                <w:bCs w:val="false"/>
+                <w:color w:val="000000"/>
+                <w:sz w:val="16"/>
+                <w:szCs w:val="16"/>
+              </w:rPr>
+              <w:t xml:space="preserve">0.937</w:t>
+            </w:r>
+          </w:p>
+        </w:tc>
+        <w:tc>
+          <w:tcPr>
+            <w:tcW w:type="dxa" w:w="1560"/>
+            <w:tcBorders>
+              <w:top w:val="single" w:color="BBBBBB" w:sz="1"/>
+              <w:left w:val="single" w:color="BBBBBB" w:sz="1"/>
+              <w:bottom w:val="single" w:color="BBBBBB" w:sz="1"/>
+              <w:right w:val="single" w:color="BBBBBB" w:sz="1"/>
+            </w:tcBorders>
+            <w:shd w:fill="FFFFFF" w:val="clear"/>
+            <w:tcMar>
+              <w:top w:type="dxa" w:w="40"/>
+              <w:left w:type="dxa" w:w="80"/>
+              <w:bottom w:type="dxa" w:w="40"/>
+              <w:right w:type="dxa" w:w="80"/>
+            </w:tcMar>
+          </w:tcPr>
+          <w:p>
+            <w:pPr>
+              <w:keepNext/>
+            </w:pPr>
+            <w:r>
+              <w:rPr>
+                <w:b w:val="false"/>
+                <w:bCs w:val="false"/>
+                <w:color w:val="000000"/>
+                <w:sz w:val="16"/>
+                <w:szCs w:val="16"/>
+              </w:rPr>
+              <w:t xml:space="preserve">0.703</w:t>
+            </w:r>
+          </w:p>
+        </w:tc>
+      </w:tr>
+      <w:tr>
+        <w:trPr>
+          <w:cantSplit/>
+        </w:trPr>
+        <w:tc>
+          <w:tcPr>
+            <w:tcW w:type="dxa" w:w="1560"/>
+            <w:tcBorders>
+              <w:top w:val="single" w:color="BBBBBB" w:sz="1"/>
+              <w:left w:val="single" w:color="BBBBBB" w:sz="1"/>
+              <w:bottom w:val="single" w:color="BBBBBB" w:sz="1"/>
+              <w:right w:val="single" w:color="BBBBBB" w:sz="1"/>
+            </w:tcBorders>
+            <w:shd w:fill="FFFFFF" w:val="clear"/>
+            <w:tcMar>
+              <w:top w:type="dxa" w:w="40"/>
+              <w:left w:type="dxa" w:w="80"/>
+              <w:bottom w:type="dxa" w:w="40"/>
+              <w:right w:type="dxa" w:w="80"/>
+            </w:tcMar>
+          </w:tcPr>
+          <w:p>
+            <w:pPr>
+              <w:keepNext/>
+            </w:pPr>
+            <w:r>
+              <w:rPr>
+                <w:b w:val="false"/>
+                <w:bCs w:val="false"/>
+                <w:color w:val="000000"/>
+                <w:sz w:val="16"/>
+                <w:szCs w:val="16"/>
+              </w:rPr>
+              <w:t xml:space="preserve">0.4</w:t>
+            </w:r>
+          </w:p>
+        </w:tc>
+        <w:tc>
+          <w:tcPr>
+            <w:tcW w:type="dxa" w:w="1560"/>
+            <w:tcBorders>
+              <w:top w:val="single" w:color="BBBBBB" w:sz="1"/>
+              <w:left w:val="single" w:color="BBBBBB" w:sz="1"/>
+              <w:bottom w:val="single" w:color="BBBBBB" w:sz="1"/>
+              <w:right w:val="single" w:color="BBBBBB" w:sz="1"/>
+            </w:tcBorders>
+            <w:shd w:fill="FFFFFF" w:val="clear"/>
+            <w:tcMar>
+              <w:top w:type="dxa" w:w="40"/>
+              <w:left w:type="dxa" w:w="80"/>
+              <w:bottom w:type="dxa" w:w="40"/>
+              <w:right w:type="dxa" w:w="80"/>
+            </w:tcMar>
+          </w:tcPr>
+          <w:p>
+            <w:pPr>
+              <w:keepNext/>
+            </w:pPr>
+            <w:r>
+              <w:rPr>
+                <w:b w:val="false"/>
+                <w:bCs w:val="false"/>
+                <w:color w:val="000000"/>
+                <w:sz w:val="16"/>
+                <w:szCs w:val="16"/>
+              </w:rPr>
+              <w:t xml:space="preserve">0.849</w:t>
+            </w:r>
+          </w:p>
+        </w:tc>
+        <w:tc>
+          <w:tcPr>
+            <w:tcW w:type="dxa" w:w="1560"/>
+            <w:tcBorders>
+              <w:top w:val="single" w:color="BBBBBB" w:sz="1"/>
+              <w:left w:val="single" w:color="BBBBBB" w:sz="1"/>
+              <w:bottom w:val="single" w:color="BBBBBB" w:sz="1"/>
+              <w:right w:val="single" w:color="BBBBBB" w:sz="1"/>
+            </w:tcBorders>
+            <w:shd w:fill="FFFFFF" w:val="clear"/>
+            <w:tcMar>
+              <w:top w:type="dxa" w:w="40"/>
+              <w:left w:type="dxa" w:w="80"/>
+              <w:bottom w:type="dxa" w:w="40"/>
+              <w:right w:type="dxa" w:w="80"/>
+            </w:tcMar>
+          </w:tcPr>
+          <w:p>
+            <w:pPr>
+              <w:keepNext/>
+            </w:pPr>
+            <w:r>
+              <w:rPr>
+                <w:b w:val="false"/>
+                <w:bCs w:val="false"/>
+                <w:color w:val="000000"/>
+                <w:sz w:val="16"/>
+                <w:szCs w:val="16"/>
+              </w:rPr>
+              <w:t xml:space="preserve">0.971</w:t>
+            </w:r>
+          </w:p>
+        </w:tc>
+        <w:tc>
+          <w:tcPr>
+            <w:tcW w:type="dxa" w:w="1560"/>
+            <w:tcBorders>
+              <w:top w:val="single" w:color="BBBBBB" w:sz="1"/>
+              <w:left w:val="single" w:color="BBBBBB" w:sz="1"/>
+              <w:bottom w:val="single" w:color="BBBBBB" w:sz="1"/>
+              <w:right w:val="single" w:color="BBBBBB" w:sz="1"/>
+            </w:tcBorders>
+            <w:shd w:fill="FFFFFF" w:val="clear"/>
+            <w:tcMar>
+              <w:top w:type="dxa" w:w="40"/>
+              <w:left w:type="dxa" w:w="80"/>
+              <w:bottom w:type="dxa" w:w="40"/>
+              <w:right w:type="dxa" w:w="80"/>
+            </w:tcMar>
+          </w:tcPr>
+          <w:p>
+            <w:pPr>
+              <w:keepNext/>
+            </w:pPr>
+            <w:r>
+              <w:rPr>
+                <w:b w:val="false"/>
+                <w:bCs w:val="false"/>
+                <w:color w:val="000000"/>
+                <w:sz w:val="16"/>
+                <w:szCs w:val="16"/>
+              </w:rPr>
+              <w:t xml:space="preserve">0.747</w:t>
+            </w:r>
+          </w:p>
+        </w:tc>
+        <w:tc>
+          <w:tcPr>
+            <w:tcW w:type="dxa" w:w="1560"/>
+            <w:tcBorders>
+              <w:top w:val="single" w:color="BBBBBB" w:sz="1"/>
+              <w:left w:val="single" w:color="BBBBBB" w:sz="1"/>
+              <w:bottom w:val="single" w:color="BBBBBB" w:sz="1"/>
+              <w:right w:val="single" w:color="BBBBBB" w:sz="1"/>
+            </w:tcBorders>
+            <w:shd w:fill="FFFFFF" w:val="clear"/>
+            <w:tcMar>
+              <w:top w:type="dxa" w:w="40"/>
+              <w:left w:type="dxa" w:w="80"/>
+              <w:bottom w:type="dxa" w:w="40"/>
+              <w:right w:type="dxa" w:w="80"/>
+            </w:tcMar>
+          </w:tcPr>
+          <w:p>
+            <w:pPr>
+              <w:keepNext/>
+            </w:pPr>
+            <w:r>
+              <w:rPr>
+                <w:b w:val="false"/>
+                <w:bCs w:val="false"/>
+                <w:color w:val="000000"/>
+                <w:sz w:val="16"/>
+                <w:szCs w:val="16"/>
+              </w:rPr>
+              <w:t xml:space="preserve">0.933</w:t>
+            </w:r>
+          </w:p>
+        </w:tc>
+        <w:tc>
+          <w:tcPr>
+            <w:tcW w:type="dxa" w:w="1560"/>
+            <w:tcBorders>
+              <w:top w:val="single" w:color="BBBBBB" w:sz="1"/>
+              <w:left w:val="single" w:color="BBBBBB" w:sz="1"/>
+              <w:bottom w:val="single" w:color="BBBBBB" w:sz="1"/>
+              <w:right w:val="single" w:color="BBBBBB" w:sz="1"/>
+            </w:tcBorders>
+            <w:shd w:fill="FFFFFF" w:val="clear"/>
+            <w:tcMar>
+              <w:top w:type="dxa" w:w="40"/>
+              <w:left w:type="dxa" w:w="80"/>
+              <w:bottom w:type="dxa" w:w="40"/>
+              <w:right w:type="dxa" w:w="80"/>
+            </w:tcMar>
+          </w:tcPr>
+          <w:p>
+            <w:pPr>
+              <w:keepNext/>
+            </w:pPr>
+            <w:r>
+              <w:rPr>
+                <w:b w:val="false"/>
+                <w:bCs w:val="false"/>
+                <w:color w:val="000000"/>
+                <w:sz w:val="16"/>
+                <w:szCs w:val="16"/>
+              </w:rPr>
+              <w:t xml:space="preserve">0.718</w:t>
+            </w:r>
+          </w:p>
+        </w:tc>
+      </w:tr>
+      <w:tr>
+        <w:trPr>
+          <w:cantSplit/>
+        </w:trPr>
+        <w:tc>
+          <w:tcPr>
+            <w:tcW w:type="dxa" w:w="1560"/>
+            <w:tcBorders>
+              <w:top w:val="single" w:color="BBBBBB" w:sz="1"/>
+              <w:left w:val="single" w:color="BBBBBB" w:sz="1"/>
+              <w:bottom w:val="single" w:color="BBBBBB" w:sz="1"/>
+              <w:right w:val="single" w:color="BBBBBB" w:sz="1"/>
+            </w:tcBorders>
+            <w:shd w:fill="FFFFFF" w:val="clear"/>
+            <w:tcMar>
+              <w:top w:type="dxa" w:w="40"/>
+              <w:left w:type="dxa" w:w="80"/>
+              <w:bottom w:type="dxa" w:w="40"/>
+              <w:right w:type="dxa" w:w="80"/>
+            </w:tcMar>
+          </w:tcPr>
+          <w:p>
+            <w:pPr>
+              <w:keepNext/>
+            </w:pPr>
+            <w:r>
+              <w:rPr>
+                <w:b w:val="false"/>
+                <w:bCs w:val="false"/>
+                <w:color w:val="000000"/>
+                <w:sz w:val="16"/>
+                <w:szCs w:val="16"/>
+              </w:rPr>
+              <w:t xml:space="preserve">0.45</w:t>
+            </w:r>
+          </w:p>
+        </w:tc>
+        <w:tc>
+          <w:tcPr>
+            <w:tcW w:type="dxa" w:w="1560"/>
+            <w:tcBorders>
+              <w:top w:val="single" w:color="BBBBBB" w:sz="1"/>
+              <w:left w:val="single" w:color="BBBBBB" w:sz="1"/>
+              <w:bottom w:val="single" w:color="BBBBBB" w:sz="1"/>
+              <w:right w:val="single" w:color="BBBBBB" w:sz="1"/>
+            </w:tcBorders>
+            <w:shd w:fill="FFFFFF" w:val="clear"/>
+            <w:tcMar>
+              <w:top w:type="dxa" w:w="40"/>
+              <w:left w:type="dxa" w:w="80"/>
+              <w:bottom w:type="dxa" w:w="40"/>
+              <w:right w:type="dxa" w:w="80"/>
+            </w:tcMar>
+          </w:tcPr>
+          <w:p>
+            <w:pPr>
+              <w:keepNext/>
+            </w:pPr>
+            <w:r>
+              <w:rPr>
+                <w:b w:val="false"/>
+                <w:bCs w:val="false"/>
+                <w:color w:val="000000"/>
+                <w:sz w:val="16"/>
+                <w:szCs w:val="16"/>
+              </w:rPr>
+              <w:t xml:space="preserve">0.836</w:t>
+            </w:r>
+          </w:p>
+        </w:tc>
+        <w:tc>
+          <w:tcPr>
+            <w:tcW w:type="dxa" w:w="1560"/>
+            <w:tcBorders>
+              <w:top w:val="single" w:color="BBBBBB" w:sz="1"/>
+              <w:left w:val="single" w:color="BBBBBB" w:sz="1"/>
+              <w:bottom w:val="single" w:color="BBBBBB" w:sz="1"/>
+              <w:right w:val="single" w:color="BBBBBB" w:sz="1"/>
+            </w:tcBorders>
+            <w:shd w:fill="FFFFFF" w:val="clear"/>
+            <w:tcMar>
+              <w:top w:type="dxa" w:w="40"/>
+              <w:left w:type="dxa" w:w="80"/>
+              <w:bottom w:type="dxa" w:w="40"/>
+              <w:right w:type="dxa" w:w="80"/>
+            </w:tcMar>
+          </w:tcPr>
+          <w:p>
+            <w:pPr>
+              <w:keepNext/>
+            </w:pPr>
+            <w:r>
+              <w:rPr>
+                <w:b w:val="false"/>
+                <w:bCs w:val="false"/>
+                <w:color w:val="000000"/>
+                <w:sz w:val="16"/>
+                <w:szCs w:val="16"/>
+              </w:rPr>
+              <w:t xml:space="preserve">0.966</w:t>
+            </w:r>
+          </w:p>
+        </w:tc>
+        <w:tc>
+          <w:tcPr>
+            <w:tcW w:type="dxa" w:w="1560"/>
+            <w:tcBorders>
+              <w:top w:val="single" w:color="BBBBBB" w:sz="1"/>
+              <w:left w:val="single" w:color="BBBBBB" w:sz="1"/>
+              <w:bottom w:val="single" w:color="BBBBBB" w:sz="1"/>
+              <w:right w:val="single" w:color="BBBBBB" w:sz="1"/>
+            </w:tcBorders>
+            <w:shd w:fill="FFFFFF" w:val="clear"/>
+            <w:tcMar>
+              <w:top w:type="dxa" w:w="40"/>
+              <w:left w:type="dxa" w:w="80"/>
+              <w:bottom w:type="dxa" w:w="40"/>
+              <w:right w:type="dxa" w:w="80"/>
+            </w:tcMar>
+          </w:tcPr>
+          <w:p>
+            <w:pPr>
+              <w:keepNext/>
+            </w:pPr>
+            <w:r>
+              <w:rPr>
+                <w:b w:val="false"/>
+                <w:bCs w:val="false"/>
+                <w:color w:val="000000"/>
+                <w:sz w:val="16"/>
+                <w:szCs w:val="16"/>
+              </w:rPr>
+              <w:t xml:space="preserve">0.797</w:t>
+            </w:r>
+          </w:p>
+        </w:tc>
+        <w:tc>
+          <w:tcPr>
+            <w:tcW w:type="dxa" w:w="1560"/>
+            <w:tcBorders>
+              <w:top w:val="single" w:color="BBBBBB" w:sz="1"/>
+              <w:left w:val="single" w:color="BBBBBB" w:sz="1"/>
+              <w:bottom w:val="single" w:color="BBBBBB" w:sz="1"/>
+              <w:right w:val="single" w:color="BBBBBB" w:sz="1"/>
+            </w:tcBorders>
+            <w:shd w:fill="FFFFFF" w:val="clear"/>
+            <w:tcMar>
+              <w:top w:type="dxa" w:w="40"/>
+              <w:left w:type="dxa" w:w="80"/>
+              <w:bottom w:type="dxa" w:w="40"/>
+              <w:right w:type="dxa" w:w="80"/>
+            </w:tcMar>
+          </w:tcPr>
+          <w:p>
+            <w:pPr>
+              <w:keepNext/>
+            </w:pPr>
+            <w:r>
+              <w:rPr>
+                <w:b w:val="false"/>
+                <w:bCs w:val="false"/>
+                <w:color w:val="000000"/>
+                <w:sz w:val="16"/>
+                <w:szCs w:val="16"/>
+              </w:rPr>
+              <w:t xml:space="preserve">0.937</w:t>
+            </w:r>
+          </w:p>
+        </w:tc>
+        <w:tc>
+          <w:tcPr>
+            <w:tcW w:type="dxa" w:w="1560"/>
+            <w:tcBorders>
+              <w:top w:val="single" w:color="BBBBBB" w:sz="1"/>
+              <w:left w:val="single" w:color="BBBBBB" w:sz="1"/>
+              <w:bottom w:val="single" w:color="BBBBBB" w:sz="1"/>
+              <w:right w:val="single" w:color="BBBBBB" w:sz="1"/>
+            </w:tcBorders>
+            <w:shd w:fill="FFFFFF" w:val="clear"/>
+            <w:tcMar>
+              <w:top w:type="dxa" w:w="40"/>
+              <w:left w:type="dxa" w:w="80"/>
+              <w:bottom w:type="dxa" w:w="40"/>
+              <w:right w:type="dxa" w:w="80"/>
+            </w:tcMar>
+          </w:tcPr>
+          <w:p>
+            <w:pPr>
+              <w:keepNext/>
+            </w:pPr>
+            <w:r>
+              <w:rPr>
+                <w:b w:val="false"/>
+                <w:bCs w:val="false"/>
+                <w:color w:val="000000"/>
+                <w:sz w:val="16"/>
+                <w:szCs w:val="16"/>
+              </w:rPr>
+              <w:t xml:space="preserve">0.764</w:t>
+            </w:r>
+          </w:p>
+        </w:tc>
+      </w:tr>
+      <w:tr>
+        <w:trPr>
+          <w:cantSplit/>
+        </w:trPr>
+        <w:tc>
+          <w:tcPr>
+            <w:tcW w:type="dxa" w:w="1560"/>
+            <w:tcBorders>
+              <w:top w:val="single" w:color="BBBBBB" w:sz="1"/>
+              <w:left w:val="single" w:color="BBBBBB" w:sz="1"/>
+              <w:bottom w:val="single" w:color="BBBBBB" w:sz="1"/>
+              <w:right w:val="single" w:color="BBBBBB" w:sz="1"/>
+            </w:tcBorders>
+            <w:shd w:fill="FFFFFF" w:val="clear"/>
+            <w:tcMar>
+              <w:top w:type="dxa" w:w="40"/>
+              <w:left w:type="dxa" w:w="80"/>
+              <w:bottom w:type="dxa" w:w="40"/>
+              <w:right w:type="dxa" w:w="80"/>
+            </w:tcMar>
+          </w:tcPr>
+          <w:p>
+            <w:pPr>
+              <w:keepNext/>
+            </w:pPr>
+            <w:r>
+              <w:rPr>
+                <w:b w:val="false"/>
+                <w:bCs w:val="false"/>
+                <w:color w:val="000000"/>
+                <w:sz w:val="16"/>
+                <w:szCs w:val="16"/>
+              </w:rPr>
+              <w:t xml:space="preserve">0.5</w:t>
+            </w:r>
+          </w:p>
+        </w:tc>
+        <w:tc>
+          <w:tcPr>
+            <w:tcW w:type="dxa" w:w="1560"/>
+            <w:tcBorders>
+              <w:top w:val="single" w:color="BBBBBB" w:sz="1"/>
+              <w:left w:val="single" w:color="BBBBBB" w:sz="1"/>
+              <w:bottom w:val="single" w:color="BBBBBB" w:sz="1"/>
+              <w:right w:val="single" w:color="BBBBBB" w:sz="1"/>
+            </w:tcBorders>
+            <w:shd w:fill="FFFFFF" w:val="clear"/>
+            <w:tcMar>
+              <w:top w:type="dxa" w:w="40"/>
+              <w:left w:type="dxa" w:w="80"/>
+              <w:bottom w:type="dxa" w:w="40"/>
+              <w:right w:type="dxa" w:w="80"/>
+            </w:tcMar>
+          </w:tcPr>
+          <w:p>
+            <w:pPr>
+              <w:keepNext/>
+            </w:pPr>
+            <w:r>
+              <w:rPr>
+                <w:b w:val="false"/>
+                <w:bCs w:val="false"/>
+                <w:color w:val="000000"/>
+                <w:sz w:val="16"/>
+                <w:szCs w:val="16"/>
+              </w:rPr>
+              <w:t xml:space="preserve">0.823</w:t>
+            </w:r>
+          </w:p>
+        </w:tc>
+        <w:tc>
+          <w:tcPr>
+            <w:tcW w:type="dxa" w:w="1560"/>
+            <w:tcBorders>
+              <w:top w:val="single" w:color="BBBBBB" w:sz="1"/>
+              <w:left w:val="single" w:color="BBBBBB" w:sz="1"/>
+              <w:bottom w:val="single" w:color="BBBBBB" w:sz="1"/>
+              <w:right w:val="single" w:color="BBBBBB" w:sz="1"/>
+            </w:tcBorders>
+            <w:shd w:fill="FFFFFF" w:val="clear"/>
+            <w:tcMar>
+              <w:top w:type="dxa" w:w="40"/>
+              <w:left w:type="dxa" w:w="80"/>
+              <w:bottom w:type="dxa" w:w="40"/>
+              <w:right w:type="dxa" w:w="80"/>
+            </w:tcMar>
+          </w:tcPr>
+          <w:p>
+            <w:pPr>
+              <w:keepNext/>
+            </w:pPr>
+            <w:r>
+              <w:rPr>
+                <w:b w:val="false"/>
+                <w:bCs w:val="false"/>
+                <w:color w:val="000000"/>
+                <w:sz w:val="16"/>
+                <w:szCs w:val="16"/>
+              </w:rPr>
+              <w:t xml:space="preserve">0.958</w:t>
+            </w:r>
+          </w:p>
+        </w:tc>
+        <w:tc>
+          <w:tcPr>
+            <w:tcW w:type="dxa" w:w="1560"/>
+            <w:tcBorders>
+              <w:top w:val="single" w:color="BBBBBB" w:sz="1"/>
+              <w:left w:val="single" w:color="BBBBBB" w:sz="1"/>
+              <w:bottom w:val="single" w:color="BBBBBB" w:sz="1"/>
+              <w:right w:val="single" w:color="BBBBBB" w:sz="1"/>
+            </w:tcBorders>
+            <w:shd w:fill="FFFFFF" w:val="clear"/>
+            <w:tcMar>
+              <w:top w:type="dxa" w:w="40"/>
+              <w:left w:type="dxa" w:w="80"/>
+              <w:bottom w:type="dxa" w:w="40"/>
+              <w:right w:type="dxa" w:w="80"/>
+            </w:tcMar>
+          </w:tcPr>
+          <w:p>
+            <w:pPr>
+              <w:keepNext/>
+            </w:pPr>
+            <w:r>
+              <w:rPr>
+                <w:b w:val="false"/>
+                <w:bCs w:val="false"/>
+                <w:color w:val="000000"/>
+                <w:sz w:val="16"/>
+                <w:szCs w:val="16"/>
+              </w:rPr>
+              <w:t xml:space="preserve">0.835</w:t>
+            </w:r>
+          </w:p>
+        </w:tc>
+        <w:tc>
+          <w:tcPr>
+            <w:tcW w:type="dxa" w:w="1560"/>
+            <w:tcBorders>
+              <w:top w:val="single" w:color="BBBBBB" w:sz="1"/>
+              <w:left w:val="single" w:color="BBBBBB" w:sz="1"/>
+              <w:bottom w:val="single" w:color="BBBBBB" w:sz="1"/>
+              <w:right w:val="single" w:color="BBBBBB" w:sz="1"/>
+            </w:tcBorders>
+            <w:shd w:fill="FFFFFF" w:val="clear"/>
+            <w:tcMar>
+              <w:top w:type="dxa" w:w="40"/>
+              <w:left w:type="dxa" w:w="80"/>
+              <w:bottom w:type="dxa" w:w="40"/>
+              <w:right w:type="dxa" w:w="80"/>
+            </w:tcMar>
+          </w:tcPr>
+          <w:p>
+            <w:pPr>
+              <w:keepNext/>
+            </w:pPr>
+            <w:r>
+              <w:rPr>
+                <w:b w:val="false"/>
+                <w:bCs w:val="false"/>
+                <w:color w:val="000000"/>
+                <w:sz w:val="16"/>
+                <w:szCs w:val="16"/>
+              </w:rPr>
+              <w:t xml:space="preserve">0.937</w:t>
+            </w:r>
+          </w:p>
+        </w:tc>
+        <w:tc>
+          <w:tcPr>
+            <w:tcW w:type="dxa" w:w="1560"/>
+            <w:tcBorders>
+              <w:top w:val="single" w:color="BBBBBB" w:sz="1"/>
+              <w:left w:val="single" w:color="BBBBBB" w:sz="1"/>
+              <w:bottom w:val="single" w:color="BBBBBB" w:sz="1"/>
+              <w:right w:val="single" w:color="BBBBBB" w:sz="1"/>
+            </w:tcBorders>
+            <w:shd w:fill="FFFFFF" w:val="clear"/>
+            <w:tcMar>
+              <w:top w:type="dxa" w:w="40"/>
+              <w:left w:type="dxa" w:w="80"/>
+              <w:bottom w:type="dxa" w:w="40"/>
+              <w:right w:type="dxa" w:w="80"/>
+            </w:tcMar>
+          </w:tcPr>
+          <w:p>
+            <w:pPr>
+              <w:keepNext/>
+            </w:pPr>
+            <w:r>
+              <w:rPr>
+                <w:b w:val="false"/>
+                <w:bCs w:val="false"/>
+                <w:color w:val="000000"/>
+                <w:sz w:val="16"/>
+                <w:szCs w:val="16"/>
+              </w:rPr>
+              <w:t xml:space="preserve">0.794</w:t>
+            </w:r>
+          </w:p>
+        </w:tc>
+      </w:tr>
+      <w:tr>
+        <w:trPr>
+          <w:cantSplit/>
+        </w:trPr>
+        <w:tc>
+          <w:tcPr>
+            <w:tcW w:type="dxa" w:w="1560"/>
+            <w:tcBorders>
+              <w:top w:val="single" w:color="BBBBBB" w:sz="1"/>
+              <w:left w:val="single" w:color="BBBBBB" w:sz="1"/>
+              <w:bottom w:val="single" w:color="BBBBBB" w:sz="1"/>
+              <w:right w:val="single" w:color="BBBBBB" w:sz="1"/>
+            </w:tcBorders>
+            <w:shd w:fill="FFFFFF" w:val="clear"/>
+            <w:tcMar>
+              <w:top w:type="dxa" w:w="40"/>
+              <w:left w:type="dxa" w:w="80"/>
+              <w:bottom w:type="dxa" w:w="40"/>
+              <w:right w:type="dxa" w:w="80"/>
+            </w:tcMar>
+          </w:tcPr>
+          <w:p>
+            <w:pPr>
+              <w:keepNext/>
+            </w:pPr>
+            <w:r>
+              <w:rPr>
+                <w:b w:val="false"/>
+                <w:bCs w:val="false"/>
+                <w:color w:val="000000"/>
+                <w:sz w:val="16"/>
+                <w:szCs w:val="16"/>
+              </w:rPr>
+              <w:t xml:space="preserve">0.55</w:t>
+            </w:r>
+          </w:p>
+        </w:tc>
+        <w:tc>
+          <w:tcPr>
+            <w:tcW w:type="dxa" w:w="1560"/>
+            <w:tcBorders>
+              <w:top w:val="single" w:color="BBBBBB" w:sz="1"/>
+              <w:left w:val="single" w:color="BBBBBB" w:sz="1"/>
+              <w:bottom w:val="single" w:color="BBBBBB" w:sz="1"/>
+              <w:right w:val="single" w:color="BBBBBB" w:sz="1"/>
+            </w:tcBorders>
+            <w:shd w:fill="FFFFFF" w:val="clear"/>
+            <w:tcMar>
+              <w:top w:type="dxa" w:w="40"/>
+              <w:left w:type="dxa" w:w="80"/>
+              <w:bottom w:type="dxa" w:w="40"/>
+              <w:right w:type="dxa" w:w="80"/>
+            </w:tcMar>
+          </w:tcPr>
+          <w:p>
+            <w:pPr>
+              <w:keepNext/>
+            </w:pPr>
+            <w:r>
+              <w:rPr>
+                <w:b w:val="false"/>
+                <w:bCs w:val="false"/>
+                <w:color w:val="000000"/>
+                <w:sz w:val="16"/>
+                <w:szCs w:val="16"/>
+              </w:rPr>
+              <w:t xml:space="preserve">0.812</w:t>
+            </w:r>
+          </w:p>
+        </w:tc>
+        <w:tc>
+          <w:tcPr>
+            <w:tcW w:type="dxa" w:w="1560"/>
+            <w:tcBorders>
+              <w:top w:val="single" w:color="BBBBBB" w:sz="1"/>
+              <w:left w:val="single" w:color="BBBBBB" w:sz="1"/>
+              <w:bottom w:val="single" w:color="BBBBBB" w:sz="1"/>
+              <w:right w:val="single" w:color="BBBBBB" w:sz="1"/>
+            </w:tcBorders>
+            <w:shd w:fill="FFFFFF" w:val="clear"/>
+            <w:tcMar>
+              <w:top w:type="dxa" w:w="40"/>
+              <w:left w:type="dxa" w:w="80"/>
+              <w:bottom w:type="dxa" w:w="40"/>
+              <w:right w:type="dxa" w:w="80"/>
+            </w:tcMar>
+          </w:tcPr>
+          <w:p>
+            <w:pPr>
+              <w:keepNext/>
+            </w:pPr>
+            <w:r>
+              <w:rPr>
+                <w:b w:val="false"/>
+                <w:bCs w:val="false"/>
+                <w:color w:val="000000"/>
+                <w:sz w:val="16"/>
+                <w:szCs w:val="16"/>
+              </w:rPr>
+              <w:t xml:space="preserve">0.948</w:t>
+            </w:r>
+          </w:p>
+        </w:tc>
+        <w:tc>
+          <w:tcPr>
+            <w:tcW w:type="dxa" w:w="1560"/>
+            <w:tcBorders>
+              <w:top w:val="single" w:color="BBBBBB" w:sz="1"/>
+              <w:left w:val="single" w:color="BBBBBB" w:sz="1"/>
+              <w:bottom w:val="single" w:color="BBBBBB" w:sz="1"/>
+              <w:right w:val="single" w:color="BBBBBB" w:sz="1"/>
+            </w:tcBorders>
+            <w:shd w:fill="FFFFFF" w:val="clear"/>
+            <w:tcMar>
+              <w:top w:type="dxa" w:w="40"/>
+              <w:left w:type="dxa" w:w="80"/>
+              <w:bottom w:type="dxa" w:w="40"/>
+              <w:right w:type="dxa" w:w="80"/>
+            </w:tcMar>
+          </w:tcPr>
+          <w:p>
+            <w:pPr>
+              <w:keepNext/>
+            </w:pPr>
+            <w:r>
+              <w:rPr>
+                <w:b w:val="false"/>
+                <w:bCs w:val="false"/>
+                <w:color w:val="000000"/>
+                <w:sz w:val="16"/>
+                <w:szCs w:val="16"/>
+              </w:rPr>
+              <w:t xml:space="preserve">0.848</w:t>
+            </w:r>
+          </w:p>
+        </w:tc>
+        <w:tc>
+          <w:tcPr>
+            <w:tcW w:type="dxa" w:w="1560"/>
+            <w:tcBorders>
+              <w:top w:val="single" w:color="BBBBBB" w:sz="1"/>
+              <w:left w:val="single" w:color="BBBBBB" w:sz="1"/>
+              <w:bottom w:val="single" w:color="BBBBBB" w:sz="1"/>
+              <w:right w:val="single" w:color="BBBBBB" w:sz="1"/>
+            </w:tcBorders>
+            <w:shd w:fill="FFFFFF" w:val="clear"/>
+            <w:tcMar>
+              <w:top w:type="dxa" w:w="40"/>
+              <w:left w:type="dxa" w:w="80"/>
+              <w:bottom w:type="dxa" w:w="40"/>
+              <w:right w:type="dxa" w:w="80"/>
+            </w:tcMar>
+          </w:tcPr>
+          <w:p>
+            <w:pPr>
+              <w:keepNext/>
+            </w:pPr>
+            <w:r>
+              <w:rPr>
+                <w:b w:val="false"/>
+                <w:bCs w:val="false"/>
+                <w:color w:val="000000"/>
+                <w:sz w:val="16"/>
+                <w:szCs w:val="16"/>
+              </w:rPr>
+              <w:t xml:space="preserve">0.931</w:t>
+            </w:r>
+          </w:p>
+        </w:tc>
+        <w:tc>
+          <w:tcPr>
+            <w:tcW w:type="dxa" w:w="1560"/>
+            <w:tcBorders>
+              <w:top w:val="single" w:color="BBBBBB" w:sz="1"/>
+              <w:left w:val="single" w:color="BBBBBB" w:sz="1"/>
+              <w:bottom w:val="single" w:color="BBBBBB" w:sz="1"/>
+              <w:right w:val="single" w:color="BBBBBB" w:sz="1"/>
+            </w:tcBorders>
+            <w:shd w:fill="FFFFFF" w:val="clear"/>
+            <w:tcMar>
+              <w:top w:type="dxa" w:w="40"/>
+              <w:left w:type="dxa" w:w="80"/>
+              <w:bottom w:type="dxa" w:w="40"/>
+              <w:right w:type="dxa" w:w="80"/>
+            </w:tcMar>
+          </w:tcPr>
+          <w:p>
+            <w:pPr>
+              <w:keepNext/>
+            </w:pPr>
+            <w:r>
+              <w:rPr>
+                <w:b w:val="false"/>
+                <w:bCs w:val="false"/>
+                <w:color w:val="000000"/>
+                <w:sz w:val="16"/>
+                <w:szCs w:val="16"/>
+              </w:rPr>
+              <w:t xml:space="preserve">0.796</w:t>
+            </w:r>
+          </w:p>
+        </w:tc>
+      </w:tr>
+      <w:tr>
+        <w:trPr>
+          <w:cantSplit/>
+        </w:trPr>
+        <w:tc>
+          <w:tcPr>
+            <w:tcW w:type="dxa" w:w="1560"/>
+            <w:tcBorders>
+              <w:top w:val="single" w:color="BBBBBB" w:sz="1"/>
+              <w:left w:val="single" w:color="BBBBBB" w:sz="1"/>
+              <w:bottom w:val="single" w:color="BBBBBB" w:sz="1"/>
+              <w:right w:val="single" w:color="BBBBBB" w:sz="1"/>
+            </w:tcBorders>
+            <w:shd w:fill="FFFFFF" w:val="clear"/>
+            <w:tcMar>
+              <w:top w:type="dxa" w:w="40"/>
+              <w:left w:type="dxa" w:w="80"/>
+              <w:bottom w:type="dxa" w:w="40"/>
+              <w:right w:type="dxa" w:w="80"/>
+            </w:tcMar>
+          </w:tcPr>
+          <w:p>
+            <w:pPr>
+              <w:keepNext/>
+            </w:pPr>
+            <w:r>
+              <w:rPr>
+                <w:b w:val="false"/>
+                <w:bCs w:val="false"/>
+                <w:color w:val="000000"/>
+                <w:sz w:val="16"/>
+                <w:szCs w:val="16"/>
+              </w:rPr>
+              <w:t xml:space="preserve">0.6</w:t>
+            </w:r>
+          </w:p>
+        </w:tc>
+        <w:tc>
+          <w:tcPr>
+            <w:tcW w:type="dxa" w:w="1560"/>
+            <w:tcBorders>
+              <w:top w:val="single" w:color="BBBBBB" w:sz="1"/>
+              <w:left w:val="single" w:color="BBBBBB" w:sz="1"/>
+              <w:bottom w:val="single" w:color="BBBBBB" w:sz="1"/>
+              <w:right w:val="single" w:color="BBBBBB" w:sz="1"/>
+            </w:tcBorders>
+            <w:shd w:fill="FFFFFF" w:val="clear"/>
+            <w:tcMar>
+              <w:top w:type="dxa" w:w="40"/>
+              <w:left w:type="dxa" w:w="80"/>
+              <w:bottom w:type="dxa" w:w="40"/>
+              <w:right w:type="dxa" w:w="80"/>
+            </w:tcMar>
+          </w:tcPr>
+          <w:p>
+            <w:pPr>
+              <w:keepNext/>
+            </w:pPr>
+            <w:r>
+              <w:rPr>
+                <w:b w:val="false"/>
+                <w:bCs w:val="false"/>
+                <w:color w:val="000000"/>
+                <w:sz w:val="16"/>
+                <w:szCs w:val="16"/>
+              </w:rPr>
+              <w:t xml:space="preserve">0.808</w:t>
+            </w:r>
+          </w:p>
+        </w:tc>
+        <w:tc>
+          <w:tcPr>
+            <w:tcW w:type="dxa" w:w="1560"/>
+            <w:tcBorders>
+              <w:top w:val="single" w:color="BBBBBB" w:sz="1"/>
+              <w:left w:val="single" w:color="BBBBBB" w:sz="1"/>
+              <w:bottom w:val="single" w:color="BBBBBB" w:sz="1"/>
+              <w:right w:val="single" w:color="BBBBBB" w:sz="1"/>
+            </w:tcBorders>
+            <w:shd w:fill="FFFFFF" w:val="clear"/>
+            <w:tcMar>
+              <w:top w:type="dxa" w:w="40"/>
+              <w:left w:type="dxa" w:w="80"/>
+              <w:bottom w:type="dxa" w:w="40"/>
+              <w:right w:type="dxa" w:w="80"/>
+            </w:tcMar>
+          </w:tcPr>
+          <w:p>
+            <w:pPr>
+              <w:keepNext/>
+            </w:pPr>
+            <w:r>
+              <w:rPr>
+                <w:b w:val="false"/>
+                <w:bCs w:val="false"/>
+                <w:color w:val="000000"/>
+                <w:sz w:val="16"/>
+                <w:szCs w:val="16"/>
+              </w:rPr>
+              <w:t xml:space="preserve">0.943</w:t>
+            </w:r>
+          </w:p>
+        </w:tc>
+        <w:tc>
+          <w:tcPr>
+            <w:tcW w:type="dxa" w:w="1560"/>
+            <w:tcBorders>
+              <w:top w:val="single" w:color="BBBBBB" w:sz="1"/>
+              <w:left w:val="single" w:color="BBBBBB" w:sz="1"/>
+              <w:bottom w:val="single" w:color="BBBBBB" w:sz="1"/>
+              <w:right w:val="single" w:color="BBBBBB" w:sz="1"/>
+            </w:tcBorders>
+            <w:shd w:fill="FFFFFF" w:val="clear"/>
+            <w:tcMar>
+              <w:top w:type="dxa" w:w="40"/>
+              <w:left w:type="dxa" w:w="80"/>
+              <w:bottom w:type="dxa" w:w="40"/>
+              <w:right w:type="dxa" w:w="80"/>
+            </w:tcMar>
+          </w:tcPr>
+          <w:p>
+            <w:pPr>
+              <w:keepNext/>
+            </w:pPr>
+            <w:r>
+              <w:rPr>
+                <w:b w:val="false"/>
+                <w:bCs w:val="false"/>
+                <w:color w:val="000000"/>
+                <w:sz w:val="16"/>
+                <w:szCs w:val="16"/>
+              </w:rPr>
+              <w:t xml:space="preserve">0.848</w:t>
+            </w:r>
+          </w:p>
+        </w:tc>
+        <w:tc>
+          <w:tcPr>
+            <w:tcW w:type="dxa" w:w="1560"/>
+            <w:tcBorders>
+              <w:top w:val="single" w:color="BBBBBB" w:sz="1"/>
+              <w:left w:val="single" w:color="BBBBBB" w:sz="1"/>
+              <w:bottom w:val="single" w:color="BBBBBB" w:sz="1"/>
+              <w:right w:val="single" w:color="BBBBBB" w:sz="1"/>
+            </w:tcBorders>
+            <w:shd w:fill="FFFFFF" w:val="clear"/>
+            <w:tcMar>
+              <w:top w:type="dxa" w:w="40"/>
+              <w:left w:type="dxa" w:w="80"/>
+              <w:bottom w:type="dxa" w:w="40"/>
+              <w:right w:type="dxa" w:w="80"/>
+            </w:tcMar>
+          </w:tcPr>
+          <w:p>
+            <w:pPr>
+              <w:keepNext/>
+            </w:pPr>
+            <w:r>
+              <w:rPr>
+                <w:b w:val="false"/>
+                <w:bCs w:val="false"/>
+                <w:color w:val="000000"/>
+                <w:sz w:val="16"/>
+                <w:szCs w:val="16"/>
+              </w:rPr>
+              <w:t xml:space="preserve">0.927</w:t>
+            </w:r>
+          </w:p>
+        </w:tc>
+        <w:tc>
+          <w:tcPr>
+            <w:tcW w:type="dxa" w:w="1560"/>
+            <w:tcBorders>
+              <w:top w:val="single" w:color="BBBBBB" w:sz="1"/>
+              <w:left w:val="single" w:color="BBBBBB" w:sz="1"/>
+              <w:bottom w:val="single" w:color="BBBBBB" w:sz="1"/>
+              <w:right w:val="single" w:color="BBBBBB" w:sz="1"/>
+            </w:tcBorders>
+            <w:shd w:fill="FFFFFF" w:val="clear"/>
+            <w:tcMar>
+              <w:top w:type="dxa" w:w="40"/>
+              <w:left w:type="dxa" w:w="80"/>
+              <w:bottom w:type="dxa" w:w="40"/>
+              <w:right w:type="dxa" w:w="80"/>
+            </w:tcMar>
+          </w:tcPr>
+          <w:p>
+            <w:pPr>
+              <w:keepNext/>
+            </w:pPr>
+            <w:r>
+              <w:rPr>
+                <w:b w:val="false"/>
+                <w:bCs w:val="false"/>
+                <w:color w:val="000000"/>
+                <w:sz w:val="16"/>
+                <w:szCs w:val="16"/>
+              </w:rPr>
+              <w:t xml:space="preserve">0.791</w:t>
+            </w:r>
+          </w:p>
+        </w:tc>
+      </w:tr>
+      <w:tr>
+        <w:trPr>
+          <w:cantSplit/>
+        </w:trPr>
+        <w:tc>
+          <w:tcPr>
+            <w:tcW w:type="dxa" w:w="1560"/>
+            <w:tcBorders>
+              <w:top w:val="single" w:color="BBBBBB" w:sz="1"/>
+              <w:left w:val="single" w:color="BBBBBB" w:sz="1"/>
+              <w:bottom w:val="single" w:color="BBBBBB" w:sz="1"/>
+              <w:right w:val="single" w:color="BBBBBB" w:sz="1"/>
+            </w:tcBorders>
+            <w:shd w:fill="FFFFFF" w:val="clear"/>
+            <w:tcMar>
+              <w:top w:type="dxa" w:w="40"/>
+              <w:left w:type="dxa" w:w="80"/>
+              <w:bottom w:type="dxa" w:w="40"/>
+              <w:right w:type="dxa" w:w="80"/>
+            </w:tcMar>
+          </w:tcPr>
+          <w:p>
+            <w:pPr>
+              <w:keepNext/>
+            </w:pPr>
+            <w:r>
+              <w:rPr>
+                <w:b w:val="false"/>
+                <w:bCs w:val="false"/>
+                <w:color w:val="000000"/>
+                <w:sz w:val="16"/>
+                <w:szCs w:val="16"/>
+              </w:rPr>
+              <w:t xml:space="preserve">0.65</w:t>
+            </w:r>
+          </w:p>
+        </w:tc>
+        <w:tc>
+          <w:tcPr>
+            <w:tcW w:type="dxa" w:w="1560"/>
+            <w:tcBorders>
+              <w:top w:val="single" w:color="BBBBBB" w:sz="1"/>
+              <w:left w:val="single" w:color="BBBBBB" w:sz="1"/>
+              <w:bottom w:val="single" w:color="BBBBBB" w:sz="1"/>
+              <w:right w:val="single" w:color="BBBBBB" w:sz="1"/>
+            </w:tcBorders>
+            <w:shd w:fill="FFFFFF" w:val="clear"/>
+            <w:tcMar>
+              <w:top w:type="dxa" w:w="40"/>
+              <w:left w:type="dxa" w:w="80"/>
+              <w:bottom w:type="dxa" w:w="40"/>
+              <w:right w:type="dxa" w:w="80"/>
+            </w:tcMar>
+          </w:tcPr>
+          <w:p>
+            <w:pPr>
+              <w:keepNext/>
+            </w:pPr>
+            <w:r>
+              <w:rPr>
+                <w:b w:val="false"/>
+                <w:bCs w:val="false"/>
+                <w:color w:val="000000"/>
+                <w:sz w:val="16"/>
+                <w:szCs w:val="16"/>
+              </w:rPr>
+              <w:t xml:space="preserve">0.786</w:t>
+            </w:r>
+          </w:p>
+        </w:tc>
+        <w:tc>
+          <w:tcPr>
+            <w:tcW w:type="dxa" w:w="1560"/>
+            <w:tcBorders>
+              <w:top w:val="single" w:color="BBBBBB" w:sz="1"/>
+              <w:left w:val="single" w:color="BBBBBB" w:sz="1"/>
+              <w:bottom w:val="single" w:color="BBBBBB" w:sz="1"/>
+              <w:right w:val="single" w:color="BBBBBB" w:sz="1"/>
+            </w:tcBorders>
+            <w:shd w:fill="FFFFFF" w:val="clear"/>
+            <w:tcMar>
+              <w:top w:type="dxa" w:w="40"/>
+              <w:left w:type="dxa" w:w="80"/>
+              <w:bottom w:type="dxa" w:w="40"/>
+              <w:right w:type="dxa" w:w="80"/>
+            </w:tcMar>
+          </w:tcPr>
+          <w:p>
+            <w:pPr>
+              <w:keepNext/>
+            </w:pPr>
+            <w:r>
+              <w:rPr>
+                <w:b w:val="false"/>
+                <w:bCs w:val="false"/>
+                <w:color w:val="000000"/>
+                <w:sz w:val="16"/>
+                <w:szCs w:val="16"/>
+              </w:rPr>
+              <w:t xml:space="preserve">0.93</w:t>
+            </w:r>
+          </w:p>
+        </w:tc>
+        <w:tc>
+          <w:tcPr>
+            <w:tcW w:type="dxa" w:w="1560"/>
+            <w:tcBorders>
+              <w:top w:val="single" w:color="BBBBBB" w:sz="1"/>
+              <w:left w:val="single" w:color="BBBBBB" w:sz="1"/>
+              <w:bottom w:val="single" w:color="BBBBBB" w:sz="1"/>
+              <w:right w:val="single" w:color="BBBBBB" w:sz="1"/>
+            </w:tcBorders>
+            <w:shd w:fill="FFFFFF" w:val="clear"/>
+            <w:tcMar>
+              <w:top w:type="dxa" w:w="40"/>
+              <w:left w:type="dxa" w:w="80"/>
+              <w:bottom w:type="dxa" w:w="40"/>
+              <w:right w:type="dxa" w:w="80"/>
+            </w:tcMar>
+          </w:tcPr>
+          <w:p>
+            <w:pPr>
+              <w:keepNext/>
+            </w:pPr>
+            <w:r>
+              <w:rPr>
+                <w:b w:val="false"/>
+                <w:bCs w:val="false"/>
+                <w:color w:val="000000"/>
+                <w:sz w:val="16"/>
+                <w:szCs w:val="16"/>
+              </w:rPr>
+              <w:t xml:space="preserve">0.911</w:t>
+            </w:r>
+          </w:p>
+        </w:tc>
+        <w:tc>
+          <w:tcPr>
+            <w:tcW w:type="dxa" w:w="1560"/>
+            <w:tcBorders>
+              <w:top w:val="single" w:color="BBBBBB" w:sz="1"/>
+              <w:left w:val="single" w:color="BBBBBB" w:sz="1"/>
+              <w:bottom w:val="single" w:color="BBBBBB" w:sz="1"/>
+              <w:right w:val="single" w:color="BBBBBB" w:sz="1"/>
+            </w:tcBorders>
+            <w:shd w:fill="FFFFFF" w:val="clear"/>
+            <w:tcMar>
+              <w:top w:type="dxa" w:w="40"/>
+              <w:left w:type="dxa" w:w="80"/>
+              <w:bottom w:type="dxa" w:w="40"/>
+              <w:right w:type="dxa" w:w="80"/>
+            </w:tcMar>
+          </w:tcPr>
+          <w:p>
+            <w:pPr>
+              <w:keepNext/>
+            </w:pPr>
+            <w:r>
+              <w:rPr>
+                <w:b w:val="false"/>
+                <w:bCs w:val="false"/>
+                <w:color w:val="000000"/>
+                <w:sz w:val="16"/>
+                <w:szCs w:val="16"/>
+              </w:rPr>
+              <w:t xml:space="preserve">0.927</w:t>
+            </w:r>
+          </w:p>
+        </w:tc>
+        <w:tc>
+          <w:tcPr>
+            <w:tcW w:type="dxa" w:w="1560"/>
+            <w:tcBorders>
+              <w:top w:val="single" w:color="BBBBBB" w:sz="1"/>
+              <w:left w:val="single" w:color="BBBBBB" w:sz="1"/>
+              <w:bottom w:val="single" w:color="BBBBBB" w:sz="1"/>
+              <w:right w:val="single" w:color="BBBBBB" w:sz="1"/>
+            </w:tcBorders>
+            <w:shd w:fill="FFFFFF" w:val="clear"/>
+            <w:tcMar>
+              <w:top w:type="dxa" w:w="40"/>
+              <w:left w:type="dxa" w:w="80"/>
+              <w:bottom w:type="dxa" w:w="40"/>
+              <w:right w:type="dxa" w:w="80"/>
+            </w:tcMar>
+          </w:tcPr>
+          <w:p>
+            <w:pPr>
+              <w:keepNext/>
+            </w:pPr>
+            <w:r>
+              <w:rPr>
+                <w:b w:val="false"/>
+                <w:bCs w:val="false"/>
+                <w:color w:val="000000"/>
+                <w:sz w:val="16"/>
+                <w:szCs w:val="16"/>
+              </w:rPr>
+              <w:t xml:space="preserve">0.841</w:t>
+            </w:r>
+          </w:p>
+        </w:tc>
+      </w:tr>
+      <w:tr>
+        <w:trPr>
+          <w:cantSplit/>
+        </w:trPr>
+        <w:tc>
+          <w:tcPr>
+            <w:tcW w:type="dxa" w:w="1560"/>
+            <w:tcBorders>
+              <w:top w:val="single" w:color="BBBBBB" w:sz="1"/>
+              <w:left w:val="single" w:color="BBBBBB" w:sz="1"/>
+              <w:bottom w:val="single" w:color="BBBBBB" w:sz="1"/>
+              <w:right w:val="single" w:color="BBBBBB" w:sz="1"/>
+            </w:tcBorders>
+            <w:shd w:fill="FFFFFF" w:val="clear"/>
+            <w:tcMar>
+              <w:top w:type="dxa" w:w="40"/>
+              <w:left w:type="dxa" w:w="80"/>
+              <w:bottom w:type="dxa" w:w="40"/>
+              <w:right w:type="dxa" w:w="80"/>
+            </w:tcMar>
+          </w:tcPr>
+          <w:p>
+            <w:pPr>
+              <w:keepNext/>
+            </w:pPr>
+            <w:r>
+              <w:rPr>
+                <w:b w:val="false"/>
+                <w:bCs w:val="false"/>
+                <w:color w:val="000000"/>
+                <w:sz w:val="16"/>
+                <w:szCs w:val="16"/>
+              </w:rPr>
+              <w:t xml:space="preserve">0.7</w:t>
+            </w:r>
+          </w:p>
+        </w:tc>
+        <w:tc>
+          <w:tcPr>
+            <w:tcW w:type="dxa" w:w="1560"/>
+            <w:tcBorders>
+              <w:top w:val="single" w:color="BBBBBB" w:sz="1"/>
+              <w:left w:val="single" w:color="BBBBBB" w:sz="1"/>
+              <w:bottom w:val="single" w:color="BBBBBB" w:sz="1"/>
+              <w:right w:val="single" w:color="BBBBBB" w:sz="1"/>
+            </w:tcBorders>
+            <w:shd w:fill="FFFFFF" w:val="clear"/>
+            <w:tcMar>
+              <w:top w:type="dxa" w:w="40"/>
+              <w:left w:type="dxa" w:w="80"/>
+              <w:bottom w:type="dxa" w:w="40"/>
+              <w:right w:type="dxa" w:w="80"/>
+            </w:tcMar>
+          </w:tcPr>
+          <w:p>
+            <w:pPr>
+              <w:keepNext/>
+            </w:pPr>
+            <w:r>
+              <w:rPr>
+                <w:b w:val="false"/>
+                <w:bCs w:val="false"/>
+                <w:color w:val="000000"/>
+                <w:sz w:val="16"/>
+                <w:szCs w:val="16"/>
+              </w:rPr>
+              <w:t xml:space="preserve">0.778</w:t>
+            </w:r>
+          </w:p>
+        </w:tc>
+        <w:tc>
+          <w:tcPr>
+            <w:tcW w:type="dxa" w:w="1560"/>
+            <w:tcBorders>
+              <w:top w:val="single" w:color="BBBBBB" w:sz="1"/>
+              <w:left w:val="single" w:color="BBBBBB" w:sz="1"/>
+              <w:bottom w:val="single" w:color="BBBBBB" w:sz="1"/>
+              <w:right w:val="single" w:color="BBBBBB" w:sz="1"/>
+            </w:tcBorders>
+            <w:shd w:fill="FFFFFF" w:val="clear"/>
+            <w:tcMar>
+              <w:top w:type="dxa" w:w="40"/>
+              <w:left w:type="dxa" w:w="80"/>
+              <w:bottom w:type="dxa" w:w="40"/>
+              <w:right w:type="dxa" w:w="80"/>
+            </w:tcMar>
+          </w:tcPr>
+          <w:p>
+            <w:pPr>
+              <w:keepNext/>
+            </w:pPr>
+            <w:r>
+              <w:rPr>
+                <w:b w:val="false"/>
+                <w:bCs w:val="false"/>
+                <w:color w:val="000000"/>
+                <w:sz w:val="16"/>
+                <w:szCs w:val="16"/>
+              </w:rPr>
+              <w:t xml:space="preserve">0.922</w:t>
+            </w:r>
+          </w:p>
+        </w:tc>
+        <w:tc>
+          <w:tcPr>
+            <w:tcW w:type="dxa" w:w="1560"/>
+            <w:tcBorders>
+              <w:top w:val="single" w:color="BBBBBB" w:sz="1"/>
+              <w:left w:val="single" w:color="BBBBBB" w:sz="1"/>
+              <w:bottom w:val="single" w:color="BBBBBB" w:sz="1"/>
+              <w:right w:val="single" w:color="BBBBBB" w:sz="1"/>
+            </w:tcBorders>
+            <w:shd w:fill="FFFFFF" w:val="clear"/>
+            <w:tcMar>
+              <w:top w:type="dxa" w:w="40"/>
+              <w:left w:type="dxa" w:w="80"/>
+              <w:bottom w:type="dxa" w:w="40"/>
+              <w:right w:type="dxa" w:w="80"/>
+            </w:tcMar>
+          </w:tcPr>
+          <w:p>
+            <w:pPr>
+              <w:keepNext/>
+            </w:pPr>
+            <w:r>
+              <w:rPr>
+                <w:b w:val="false"/>
+                <w:bCs w:val="false"/>
+                <w:color w:val="000000"/>
+                <w:sz w:val="16"/>
+                <w:szCs w:val="16"/>
+              </w:rPr>
+              <w:t xml:space="preserve">0.924</w:t>
+            </w:r>
+          </w:p>
+        </w:tc>
+        <w:tc>
+          <w:tcPr>
+            <w:tcW w:type="dxa" w:w="1560"/>
+            <w:tcBorders>
+              <w:top w:val="single" w:color="BBBBBB" w:sz="1"/>
+              <w:left w:val="single" w:color="BBBBBB" w:sz="1"/>
+              <w:bottom w:val="single" w:color="BBBBBB" w:sz="1"/>
+              <w:right w:val="single" w:color="BBBBBB" w:sz="1"/>
+            </w:tcBorders>
+            <w:shd w:fill="FFFFFF" w:val="clear"/>
+            <w:tcMar>
+              <w:top w:type="dxa" w:w="40"/>
+              <w:left w:type="dxa" w:w="80"/>
+              <w:bottom w:type="dxa" w:w="40"/>
+              <w:right w:type="dxa" w:w="80"/>
+            </w:tcMar>
+          </w:tcPr>
+          <w:p>
+            <w:pPr>
+              <w:keepNext/>
+            </w:pPr>
+            <w:r>
+              <w:rPr>
+                <w:b w:val="false"/>
+                <w:bCs w:val="false"/>
+                <w:color w:val="000000"/>
+                <w:sz w:val="16"/>
+                <w:szCs w:val="16"/>
+              </w:rPr>
+              <w:t xml:space="preserve">0.922</w:t>
+            </w:r>
+          </w:p>
+        </w:tc>
+        <w:tc>
+          <w:tcPr>
+            <w:tcW w:type="dxa" w:w="1560"/>
+            <w:tcBorders>
+              <w:top w:val="single" w:color="BBBBBB" w:sz="1"/>
+              <w:left w:val="single" w:color="BBBBBB" w:sz="1"/>
+              <w:bottom w:val="single" w:color="BBBBBB" w:sz="1"/>
+              <w:right w:val="single" w:color="BBBBBB" w:sz="1"/>
+            </w:tcBorders>
+            <w:shd w:fill="FFFFFF" w:val="clear"/>
+            <w:tcMar>
+              <w:top w:type="dxa" w:w="40"/>
+              <w:left w:type="dxa" w:w="80"/>
+              <w:bottom w:type="dxa" w:w="40"/>
+              <w:right w:type="dxa" w:w="80"/>
+            </w:tcMar>
+          </w:tcPr>
+          <w:p>
+            <w:pPr>
+              <w:keepNext/>
+            </w:pPr>
+            <w:r>
+              <w:rPr>
+                <w:b w:val="false"/>
+                <w:bCs w:val="false"/>
+                <w:color w:val="000000"/>
+                <w:sz w:val="16"/>
+                <w:szCs w:val="16"/>
+              </w:rPr>
+              <w:t xml:space="preserve">0.846</w:t>
+            </w:r>
+          </w:p>
+        </w:tc>
+      </w:tr>
+      <w:tr>
+        <w:trPr>
+          <w:cantSplit/>
+        </w:trPr>
+        <w:tc>
+          <w:tcPr>
+            <w:tcW w:type="dxa" w:w="1560"/>
+            <w:tcBorders>
+              <w:top w:val="single" w:color="BBBBBB" w:sz="1"/>
+              <w:left w:val="single" w:color="BBBBBB" w:sz="1"/>
+              <w:bottom w:val="single" w:color="BBBBBB" w:sz="1"/>
+              <w:right w:val="single" w:color="BBBBBB" w:sz="1"/>
+            </w:tcBorders>
+            <w:shd w:fill="FFFFFF" w:val="clear"/>
+            <w:tcMar>
+              <w:top w:type="dxa" w:w="40"/>
+              <w:left w:type="dxa" w:w="80"/>
+              <w:bottom w:type="dxa" w:w="40"/>
+              <w:right w:type="dxa" w:w="80"/>
+            </w:tcMar>
+          </w:tcPr>
+          <w:p>
+            <w:pPr>
+              <w:keepNext/>
+            </w:pPr>
+            <w:r>
+              <w:rPr>
+                <w:b w:val="false"/>
+                <w:bCs w:val="false"/>
+                <w:color w:val="000000"/>
+                <w:sz w:val="16"/>
+                <w:szCs w:val="16"/>
+              </w:rPr>
+              <w:t xml:space="preserve">0.75</w:t>
+            </w:r>
+          </w:p>
+        </w:tc>
+        <w:tc>
+          <w:tcPr>
+            <w:tcW w:type="dxa" w:w="1560"/>
+            <w:tcBorders>
+              <w:top w:val="single" w:color="BBBBBB" w:sz="1"/>
+              <w:left w:val="single" w:color="BBBBBB" w:sz="1"/>
+              <w:bottom w:val="single" w:color="BBBBBB" w:sz="1"/>
+              <w:right w:val="single" w:color="BBBBBB" w:sz="1"/>
+            </w:tcBorders>
+            <w:shd w:fill="FFFFFF" w:val="clear"/>
+            <w:tcMar>
+              <w:top w:type="dxa" w:w="40"/>
+              <w:left w:type="dxa" w:w="80"/>
+              <w:bottom w:type="dxa" w:w="40"/>
+              <w:right w:type="dxa" w:w="80"/>
+            </w:tcMar>
+          </w:tcPr>
+          <w:p>
+            <w:pPr>
+              <w:keepNext/>
+            </w:pPr>
+            <w:r>
+              <w:rPr>
+                <w:b w:val="false"/>
+                <w:bCs w:val="false"/>
+                <w:color w:val="000000"/>
+                <w:sz w:val="16"/>
+                <w:szCs w:val="16"/>
+              </w:rPr>
+              <w:t xml:space="preserve">0.769</w:t>
+            </w:r>
+          </w:p>
+        </w:tc>
+        <w:tc>
+          <w:tcPr>
+            <w:tcW w:type="dxa" w:w="1560"/>
+            <w:tcBorders>
+              <w:top w:val="single" w:color="BBBBBB" w:sz="1"/>
+              <w:left w:val="single" w:color="BBBBBB" w:sz="1"/>
+              <w:bottom w:val="single" w:color="BBBBBB" w:sz="1"/>
+              <w:right w:val="single" w:color="BBBBBB" w:sz="1"/>
+            </w:tcBorders>
+            <w:shd w:fill="FFFFFF" w:val="clear"/>
+            <w:tcMar>
+              <w:top w:type="dxa" w:w="40"/>
+              <w:left w:type="dxa" w:w="80"/>
+              <w:bottom w:type="dxa" w:w="40"/>
+              <w:right w:type="dxa" w:w="80"/>
+            </w:tcMar>
+          </w:tcPr>
+          <w:p>
+            <w:pPr>
+              <w:keepNext/>
+            </w:pPr>
+            <w:r>
+              <w:rPr>
+                <w:b w:val="false"/>
+                <w:bCs w:val="false"/>
+                <w:color w:val="000000"/>
+                <w:sz w:val="16"/>
+                <w:szCs w:val="16"/>
+              </w:rPr>
+              <w:t xml:space="preserve">0.914</w:t>
+            </w:r>
+          </w:p>
+        </w:tc>
+        <w:tc>
+          <w:tcPr>
+            <w:tcW w:type="dxa" w:w="1560"/>
+            <w:tcBorders>
+              <w:top w:val="single" w:color="BBBBBB" w:sz="1"/>
+              <w:left w:val="single" w:color="BBBBBB" w:sz="1"/>
+              <w:bottom w:val="single" w:color="BBBBBB" w:sz="1"/>
+              <w:right w:val="single" w:color="BBBBBB" w:sz="1"/>
+            </w:tcBorders>
+            <w:shd w:fill="FFFFFF" w:val="clear"/>
+            <w:tcMar>
+              <w:top w:type="dxa" w:w="40"/>
+              <w:left w:type="dxa" w:w="80"/>
+              <w:bottom w:type="dxa" w:w="40"/>
+              <w:right w:type="dxa" w:w="80"/>
+            </w:tcMar>
+          </w:tcPr>
+          <w:p>
+            <w:pPr>
+              <w:keepNext/>
+            </w:pPr>
+            <w:r>
+              <w:rPr>
+                <w:b w:val="false"/>
+                <w:bCs w:val="false"/>
+                <w:color w:val="000000"/>
+                <w:sz w:val="16"/>
+                <w:szCs w:val="16"/>
+              </w:rPr>
+              <w:t xml:space="preserve">0.937</w:t>
+            </w:r>
+          </w:p>
+        </w:tc>
+        <w:tc>
+          <w:tcPr>
+            <w:tcW w:type="dxa" w:w="1560"/>
+            <w:tcBorders>
+              <w:top w:val="single" w:color="BBBBBB" w:sz="1"/>
+              <w:left w:val="single" w:color="BBBBBB" w:sz="1"/>
+              <w:bottom w:val="single" w:color="BBBBBB" w:sz="1"/>
+              <w:right w:val="single" w:color="BBBBBB" w:sz="1"/>
+            </w:tcBorders>
+            <w:shd w:fill="FFFFFF" w:val="clear"/>
+            <w:tcMar>
+              <w:top w:type="dxa" w:w="40"/>
+              <w:left w:type="dxa" w:w="80"/>
+              <w:bottom w:type="dxa" w:w="40"/>
+              <w:right w:type="dxa" w:w="80"/>
+            </w:tcMar>
+          </w:tcPr>
+          <w:p>
+            <w:pPr>
+              <w:keepNext/>
+            </w:pPr>
+            <w:r>
+              <w:rPr>
+                <w:b w:val="false"/>
+                <w:bCs w:val="false"/>
+                <w:color w:val="000000"/>
+                <w:sz w:val="16"/>
+                <w:szCs w:val="16"/>
+              </w:rPr>
+              <w:t xml:space="preserve">0.918</w:t>
+            </w:r>
+          </w:p>
+        </w:tc>
+        <w:tc>
+          <w:tcPr>
+            <w:tcW w:type="dxa" w:w="1560"/>
+            <w:tcBorders>
+              <w:top w:val="single" w:color="BBBBBB" w:sz="1"/>
+              <w:left w:val="single" w:color="BBBBBB" w:sz="1"/>
+              <w:bottom w:val="single" w:color="BBBBBB" w:sz="1"/>
+              <w:right w:val="single" w:color="BBBBBB" w:sz="1"/>
+            </w:tcBorders>
+            <w:shd w:fill="FFFFFF" w:val="clear"/>
+            <w:tcMar>
+              <w:top w:type="dxa" w:w="40"/>
+              <w:left w:type="dxa" w:w="80"/>
+              <w:bottom w:type="dxa" w:w="40"/>
+              <w:right w:type="dxa" w:w="80"/>
+            </w:tcMar>
+          </w:tcPr>
+          <w:p>
+            <w:pPr>
+              <w:keepNext/>
+            </w:pPr>
+            <w:r>
+              <w:rPr>
+                <w:b w:val="false"/>
+                <w:bCs w:val="false"/>
+                <w:color w:val="000000"/>
+                <w:sz w:val="16"/>
+                <w:szCs w:val="16"/>
+              </w:rPr>
+              <w:t xml:space="preserve">0.851</w:t>
+            </w:r>
+          </w:p>
+        </w:tc>
+      </w:tr>
+      <w:tr>
+        <w:trPr>
+          <w:cantSplit/>
+        </w:trPr>
+        <w:tc>
+          <w:tcPr>
+            <w:tcW w:type="dxa" w:w="1560"/>
+            <w:tcBorders>
+              <w:top w:val="single" w:color="BBBBBB" w:sz="1"/>
+              <w:left w:val="single" w:color="BBBBBB" w:sz="1"/>
+              <w:bottom w:val="single" w:color="BBBBBB" w:sz="1"/>
+              <w:right w:val="single" w:color="BBBBBB" w:sz="1"/>
+            </w:tcBorders>
+            <w:shd w:fill="FFFFFF" w:val="clear"/>
+            <w:tcMar>
+              <w:top w:type="dxa" w:w="40"/>
+              <w:left w:type="dxa" w:w="80"/>
+              <w:bottom w:type="dxa" w:w="40"/>
+              <w:right w:type="dxa" w:w="80"/>
+            </w:tcMar>
+          </w:tcPr>
+          <w:p>
+            <w:pPr>
+              <w:keepNext/>
+            </w:pPr>
+            <w:r>
+              <w:rPr>
+                <w:b w:val="false"/>
+                <w:bCs w:val="false"/>
+                <w:color w:val="000000"/>
+                <w:sz w:val="16"/>
+                <w:szCs w:val="16"/>
+              </w:rPr>
+              <w:t xml:space="preserve">0.8</w:t>
+            </w:r>
+          </w:p>
+        </w:tc>
+        <w:tc>
+          <w:tcPr>
+            <w:tcW w:type="dxa" w:w="1560"/>
+            <w:tcBorders>
+              <w:top w:val="single" w:color="BBBBBB" w:sz="1"/>
+              <w:left w:val="single" w:color="BBBBBB" w:sz="1"/>
+              <w:bottom w:val="single" w:color="BBBBBB" w:sz="1"/>
+              <w:right w:val="single" w:color="BBBBBB" w:sz="1"/>
+            </w:tcBorders>
+            <w:shd w:fill="FFFFFF" w:val="clear"/>
+            <w:tcMar>
+              <w:top w:type="dxa" w:w="40"/>
+              <w:left w:type="dxa" w:w="80"/>
+              <w:bottom w:type="dxa" w:w="40"/>
+              <w:right w:type="dxa" w:w="80"/>
+            </w:tcMar>
+          </w:tcPr>
+          <w:p>
+            <w:pPr>
+              <w:keepNext/>
+            </w:pPr>
+            <w:r>
+              <w:rPr>
+                <w:b w:val="false"/>
+                <w:bCs w:val="false"/>
+                <w:color w:val="000000"/>
+                <w:sz w:val="16"/>
+                <w:szCs w:val="16"/>
+              </w:rPr>
+              <w:t xml:space="preserve">0.76</w:t>
+            </w:r>
+          </w:p>
+        </w:tc>
+        <w:tc>
+          <w:tcPr>
+            <w:tcW w:type="dxa" w:w="1560"/>
+            <w:tcBorders>
+              <w:top w:val="single" w:color="BBBBBB" w:sz="1"/>
+              <w:left w:val="single" w:color="BBBBBB" w:sz="1"/>
+              <w:bottom w:val="single" w:color="BBBBBB" w:sz="1"/>
+              <w:right w:val="single" w:color="BBBBBB" w:sz="1"/>
+            </w:tcBorders>
+            <w:shd w:fill="FFFFFF" w:val="clear"/>
+            <w:tcMar>
+              <w:top w:type="dxa" w:w="40"/>
+              <w:left w:type="dxa" w:w="80"/>
+              <w:bottom w:type="dxa" w:w="40"/>
+              <w:right w:type="dxa" w:w="80"/>
+            </w:tcMar>
+          </w:tcPr>
+          <w:p>
+            <w:pPr>
+              <w:keepNext/>
+            </w:pPr>
+            <w:r>
+              <w:rPr>
+                <w:b w:val="false"/>
+                <w:bCs w:val="false"/>
+                <w:color w:val="000000"/>
+                <w:sz w:val="16"/>
+                <w:szCs w:val="16"/>
+              </w:rPr>
+              <w:t xml:space="preserve">0.904</w:t>
+            </w:r>
+          </w:p>
+        </w:tc>
+        <w:tc>
+          <w:tcPr>
+            <w:tcW w:type="dxa" w:w="1560"/>
+            <w:tcBorders>
+              <w:top w:val="single" w:color="BBBBBB" w:sz="1"/>
+              <w:left w:val="single" w:color="BBBBBB" w:sz="1"/>
+              <w:bottom w:val="single" w:color="BBBBBB" w:sz="1"/>
+              <w:right w:val="single" w:color="BBBBBB" w:sz="1"/>
+            </w:tcBorders>
+            <w:shd w:fill="FFFFFF" w:val="clear"/>
+            <w:tcMar>
+              <w:top w:type="dxa" w:w="40"/>
+              <w:left w:type="dxa" w:w="80"/>
+              <w:bottom w:type="dxa" w:w="40"/>
+              <w:right w:type="dxa" w:w="80"/>
+            </w:tcMar>
+          </w:tcPr>
+          <w:p>
+            <w:pPr>
+              <w:keepNext/>
+            </w:pPr>
+            <w:r>
+              <w:rPr>
+                <w:b w:val="false"/>
+                <w:bCs w:val="false"/>
+                <w:color w:val="000000"/>
+                <w:sz w:val="16"/>
+                <w:szCs w:val="16"/>
+              </w:rPr>
+              <w:t xml:space="preserve">0.937</w:t>
+            </w:r>
+          </w:p>
+        </w:tc>
+        <w:tc>
+          <w:tcPr>
+            <w:tcW w:type="dxa" w:w="1560"/>
+            <w:tcBorders>
+              <w:top w:val="single" w:color="BBBBBB" w:sz="1"/>
+              <w:left w:val="single" w:color="BBBBBB" w:sz="1"/>
+              <w:bottom w:val="single" w:color="BBBBBB" w:sz="1"/>
+              <w:right w:val="single" w:color="BBBBBB" w:sz="1"/>
+            </w:tcBorders>
+            <w:shd w:fill="FFFFFF" w:val="clear"/>
+            <w:tcMar>
+              <w:top w:type="dxa" w:w="40"/>
+              <w:left w:type="dxa" w:w="80"/>
+              <w:bottom w:type="dxa" w:w="40"/>
+              <w:right w:type="dxa" w:w="80"/>
+            </w:tcMar>
+          </w:tcPr>
+          <w:p>
+            <w:pPr>
+              <w:keepNext/>
+            </w:pPr>
+            <w:r>
+              <w:rPr>
+                <w:b w:val="false"/>
+                <w:bCs w:val="false"/>
+                <w:color w:val="000000"/>
+                <w:sz w:val="16"/>
+                <w:szCs w:val="16"/>
+              </w:rPr>
+              <w:t xml:space="preserve">0.909</w:t>
+            </w:r>
+          </w:p>
+        </w:tc>
+        <w:tc>
+          <w:tcPr>
+            <w:tcW w:type="dxa" w:w="1560"/>
+            <w:tcBorders>
+              <w:top w:val="single" w:color="BBBBBB" w:sz="1"/>
+              <w:left w:val="single" w:color="BBBBBB" w:sz="1"/>
+              <w:bottom w:val="single" w:color="BBBBBB" w:sz="1"/>
+              <w:right w:val="single" w:color="BBBBBB" w:sz="1"/>
+            </w:tcBorders>
+            <w:shd w:fill="FFFFFF" w:val="clear"/>
+            <w:tcMar>
+              <w:top w:type="dxa" w:w="40"/>
+              <w:left w:type="dxa" w:w="80"/>
+              <w:bottom w:type="dxa" w:w="40"/>
+              <w:right w:type="dxa" w:w="80"/>
+            </w:tcMar>
+          </w:tcPr>
+          <w:p>
+            <w:pPr>
+              <w:keepNext/>
+            </w:pPr>
+            <w:r>
+              <w:rPr>
+                <w:b w:val="false"/>
+                <w:bCs w:val="false"/>
+                <w:color w:val="000000"/>
+                <w:sz w:val="16"/>
+                <w:szCs w:val="16"/>
+              </w:rPr>
+              <w:t xml:space="preserve">0.84</w:t>
+            </w:r>
+          </w:p>
+        </w:tc>
+      </w:tr>
+      <w:tr>
+        <w:trPr>
+          <w:cantSplit/>
+        </w:trPr>
+        <w:tc>
+          <w:tcPr>
+            <w:tcW w:type="dxa" w:w="1560"/>
+            <w:tcBorders>
+              <w:top w:val="single" w:color="BBBBBB" w:sz="1"/>
+              <w:left w:val="single" w:color="BBBBBB" w:sz="1"/>
+              <w:bottom w:val="single" w:color="BBBBBB" w:sz="1"/>
+              <w:right w:val="single" w:color="BBBBBB" w:sz="1"/>
+            </w:tcBorders>
+            <w:shd w:fill="FFFFFF" w:val="clear"/>
+            <w:tcMar>
+              <w:top w:type="dxa" w:w="40"/>
+              <w:left w:type="dxa" w:w="80"/>
+              <w:bottom w:type="dxa" w:w="40"/>
+              <w:right w:type="dxa" w:w="80"/>
+            </w:tcMar>
+          </w:tcPr>
+          <w:p>
+            <w:pPr>
+              <w:keepNext/>
+            </w:pPr>
+            <w:r>
+              <w:rPr>
+                <w:b w:val="false"/>
+                <w:bCs w:val="false"/>
+                <w:color w:val="000000"/>
+                <w:sz w:val="16"/>
+                <w:szCs w:val="16"/>
+              </w:rPr>
+              <w:t xml:space="preserve">0.85</w:t>
+            </w:r>
+          </w:p>
+        </w:tc>
+        <w:tc>
+          <w:tcPr>
+            <w:tcW w:type="dxa" w:w="1560"/>
+            <w:tcBorders>
+              <w:top w:val="single" w:color="BBBBBB" w:sz="1"/>
+              <w:left w:val="single" w:color="BBBBBB" w:sz="1"/>
+              <w:bottom w:val="single" w:color="BBBBBB" w:sz="1"/>
+              <w:right w:val="single" w:color="BBBBBB" w:sz="1"/>
+            </w:tcBorders>
+            <w:shd w:fill="FFFFFF" w:val="clear"/>
+            <w:tcMar>
+              <w:top w:type="dxa" w:w="40"/>
+              <w:left w:type="dxa" w:w="80"/>
+              <w:bottom w:type="dxa" w:w="40"/>
+              <w:right w:type="dxa" w:w="80"/>
+            </w:tcMar>
+          </w:tcPr>
+          <w:p>
+            <w:pPr>
+              <w:keepNext/>
+            </w:pPr>
+            <w:r>
+              <w:rPr>
+                <w:b w:val="false"/>
+                <w:bCs w:val="false"/>
+                <w:color w:val="000000"/>
+                <w:sz w:val="16"/>
+                <w:szCs w:val="16"/>
+              </w:rPr>
+              <w:t xml:space="preserve">0.749</w:t>
+            </w:r>
+          </w:p>
+        </w:tc>
+        <w:tc>
+          <w:tcPr>
+            <w:tcW w:type="dxa" w:w="1560"/>
+            <w:tcBorders>
+              <w:top w:val="single" w:color="BBBBBB" w:sz="1"/>
+              <w:left w:val="single" w:color="BBBBBB" w:sz="1"/>
+              <w:bottom w:val="single" w:color="BBBBBB" w:sz="1"/>
+              <w:right w:val="single" w:color="BBBBBB" w:sz="1"/>
+            </w:tcBorders>
+            <w:shd w:fill="FFFFFF" w:val="clear"/>
+            <w:tcMar>
+              <w:top w:type="dxa" w:w="40"/>
+              <w:left w:type="dxa" w:w="80"/>
+              <w:bottom w:type="dxa" w:w="40"/>
+              <w:right w:type="dxa" w:w="80"/>
+            </w:tcMar>
+          </w:tcPr>
+          <w:p>
+            <w:pPr>
+              <w:keepNext/>
+            </w:pPr>
+            <w:r>
+              <w:rPr>
+                <w:b w:val="false"/>
+                <w:bCs w:val="false"/>
+                <w:color w:val="000000"/>
+                <w:sz w:val="16"/>
+                <w:szCs w:val="16"/>
+              </w:rPr>
+              <w:t xml:space="preserve">0.893</w:t>
+            </w:r>
+          </w:p>
+        </w:tc>
+        <w:tc>
+          <w:tcPr>
+            <w:tcW w:type="dxa" w:w="1560"/>
+            <w:tcBorders>
+              <w:top w:val="single" w:color="BBBBBB" w:sz="1"/>
+              <w:left w:val="single" w:color="BBBBBB" w:sz="1"/>
+              <w:bottom w:val="single" w:color="BBBBBB" w:sz="1"/>
+              <w:right w:val="single" w:color="BBBBBB" w:sz="1"/>
+            </w:tcBorders>
+            <w:shd w:fill="FFFFFF" w:val="clear"/>
+            <w:tcMar>
+              <w:top w:type="dxa" w:w="40"/>
+              <w:left w:type="dxa" w:w="80"/>
+              <w:bottom w:type="dxa" w:w="40"/>
+              <w:right w:type="dxa" w:w="80"/>
+            </w:tcMar>
+          </w:tcPr>
+          <w:p>
+            <w:pPr>
+              <w:keepNext/>
+            </w:pPr>
+            <w:r>
+              <w:rPr>
+                <w:b w:val="false"/>
+                <w:bCs w:val="false"/>
+                <w:color w:val="000000"/>
+                <w:sz w:val="16"/>
+                <w:szCs w:val="16"/>
+              </w:rPr>
+              <w:t xml:space="preserve">0.949</w:t>
+            </w:r>
+          </w:p>
+        </w:tc>
+        <w:tc>
+          <w:tcPr>
+            <w:tcW w:type="dxa" w:w="1560"/>
+            <w:tcBorders>
+              <w:top w:val="single" w:color="BBBBBB" w:sz="1"/>
+              <w:left w:val="single" w:color="BBBBBB" w:sz="1"/>
+              <w:bottom w:val="single" w:color="BBBBBB" w:sz="1"/>
+              <w:right w:val="single" w:color="BBBBBB" w:sz="1"/>
+            </w:tcBorders>
+            <w:shd w:fill="FFFFFF" w:val="clear"/>
+            <w:tcMar>
+              <w:top w:type="dxa" w:w="40"/>
+              <w:left w:type="dxa" w:w="80"/>
+              <w:bottom w:type="dxa" w:w="40"/>
+              <w:right w:type="dxa" w:w="80"/>
+            </w:tcMar>
+          </w:tcPr>
+          <w:p>
+            <w:pPr>
+              <w:keepNext/>
+            </w:pPr>
+            <w:r>
+              <w:rPr>
+                <w:b w:val="false"/>
+                <w:bCs w:val="false"/>
+                <w:color w:val="000000"/>
+                <w:sz w:val="16"/>
+                <w:szCs w:val="16"/>
+              </w:rPr>
+              <w:t xml:space="preserve">0.903</w:t>
+            </w:r>
+          </w:p>
+        </w:tc>
+        <w:tc>
+          <w:tcPr>
+            <w:tcW w:type="dxa" w:w="1560"/>
+            <w:tcBorders>
+              <w:top w:val="single" w:color="BBBBBB" w:sz="1"/>
+              <w:left w:val="single" w:color="BBBBBB" w:sz="1"/>
+              <w:bottom w:val="single" w:color="BBBBBB" w:sz="1"/>
+              <w:right w:val="single" w:color="BBBBBB" w:sz="1"/>
+            </w:tcBorders>
+            <w:shd w:fill="FFFFFF" w:val="clear"/>
+            <w:tcMar>
+              <w:top w:type="dxa" w:w="40"/>
+              <w:left w:type="dxa" w:w="80"/>
+              <w:bottom w:type="dxa" w:w="40"/>
+              <w:right w:type="dxa" w:w="80"/>
+            </w:tcMar>
+          </w:tcPr>
+          <w:p>
+            <w:pPr>
+              <w:keepNext/>
+            </w:pPr>
+            <w:r>
+              <w:rPr>
+                <w:b w:val="false"/>
+                <w:bCs w:val="false"/>
+                <w:color w:val="000000"/>
+                <w:sz w:val="16"/>
+                <w:szCs w:val="16"/>
+              </w:rPr>
+              <w:t xml:space="preserve">0.843</w:t>
+            </w:r>
+          </w:p>
+        </w:tc>
+      </w:tr>
+      <w:tr>
+        <w:trPr>
+          <w:cantSplit/>
+        </w:trPr>
+        <w:tc>
+          <w:tcPr>
+            <w:tcW w:type="dxa" w:w="1560"/>
+            <w:tcBorders>
+              <w:top w:val="single" w:color="BBBBBB" w:sz="1"/>
+              <w:left w:val="single" w:color="BBBBBB" w:sz="1"/>
+              <w:bottom w:val="single" w:color="BBBBBB" w:sz="1"/>
+              <w:right w:val="single" w:color="BBBBBB" w:sz="1"/>
+            </w:tcBorders>
+            <w:shd w:fill="FFFFFF" w:val="clear"/>
+            <w:tcMar>
+              <w:top w:type="dxa" w:w="40"/>
+              <w:left w:type="dxa" w:w="80"/>
+              <w:bottom w:type="dxa" w:w="40"/>
+              <w:right w:type="dxa" w:w="80"/>
+            </w:tcMar>
+          </w:tcPr>
+          <w:p>
+            <w:pPr>
+              <w:keepNext w:val="false"/>
+            </w:pPr>
+            <w:r>
+              <w:rPr>
+                <w:b w:val="false"/>
+                <w:bCs w:val="false"/>
+                <w:color w:val="000000"/>
+                <w:sz w:val="16"/>
+                <w:szCs w:val="16"/>
+              </w:rPr>
+              <w:t xml:space="preserve">0.9</w:t>
+            </w:r>
+          </w:p>
+        </w:tc>
+        <w:tc>
+          <w:tcPr>
+            <w:tcW w:type="dxa" w:w="1560"/>
+            <w:tcBorders>
+              <w:top w:val="single" w:color="BBBBBB" w:sz="1"/>
+              <w:left w:val="single" w:color="BBBBBB" w:sz="1"/>
+              <w:bottom w:val="single" w:color="BBBBBB" w:sz="1"/>
+              <w:right w:val="single" w:color="BBBBBB" w:sz="1"/>
+            </w:tcBorders>
+            <w:shd w:fill="FFFFFF" w:val="clear"/>
+            <w:tcMar>
+              <w:top w:type="dxa" w:w="40"/>
+              <w:left w:type="dxa" w:w="80"/>
+              <w:bottom w:type="dxa" w:w="40"/>
+              <w:right w:type="dxa" w:w="80"/>
+            </w:tcMar>
+          </w:tcPr>
+          <w:p>
+            <w:pPr>
+              <w:keepNext w:val="false"/>
+            </w:pPr>
+            <w:r>
+              <w:rPr>
+                <w:b w:val="false"/>
+                <w:bCs w:val="false"/>
+                <w:color w:val="000000"/>
+                <w:sz w:val="16"/>
+                <w:szCs w:val="16"/>
+              </w:rPr>
+              <w:t xml:space="preserve">0.728</w:t>
+            </w:r>
+          </w:p>
+        </w:tc>
+        <w:tc>
+          <w:tcPr>
+            <w:tcW w:type="dxa" w:w="1560"/>
+            <w:tcBorders>
+              <w:top w:val="single" w:color="BBBBBB" w:sz="1"/>
+              <w:left w:val="single" w:color="BBBBBB" w:sz="1"/>
+              <w:bottom w:val="single" w:color="BBBBBB" w:sz="1"/>
+              <w:right w:val="single" w:color="BBBBBB" w:sz="1"/>
+            </w:tcBorders>
+            <w:shd w:fill="FFFFFF" w:val="clear"/>
+            <w:tcMar>
+              <w:top w:type="dxa" w:w="40"/>
+              <w:left w:type="dxa" w:w="80"/>
+              <w:bottom w:type="dxa" w:w="40"/>
+              <w:right w:type="dxa" w:w="80"/>
+            </w:tcMar>
+          </w:tcPr>
+          <w:p>
+            <w:pPr>
+              <w:keepNext w:val="false"/>
+            </w:pPr>
+            <w:r>
+              <w:rPr>
+                <w:b w:val="false"/>
+                <w:bCs w:val="false"/>
+                <w:color w:val="000000"/>
+                <w:sz w:val="16"/>
+                <w:szCs w:val="16"/>
+              </w:rPr>
+              <w:t xml:space="preserve">0.875</w:t>
+            </w:r>
+          </w:p>
+        </w:tc>
+        <w:tc>
+          <w:tcPr>
+            <w:tcW w:type="dxa" w:w="1560"/>
+            <w:tcBorders>
+              <w:top w:val="single" w:color="BBBBBB" w:sz="1"/>
+              <w:left w:val="single" w:color="BBBBBB" w:sz="1"/>
+              <w:bottom w:val="single" w:color="BBBBBB" w:sz="1"/>
+              <w:right w:val="single" w:color="BBBBBB" w:sz="1"/>
+            </w:tcBorders>
+            <w:shd w:fill="FFFFFF" w:val="clear"/>
+            <w:tcMar>
+              <w:top w:type="dxa" w:w="40"/>
+              <w:left w:type="dxa" w:w="80"/>
+              <w:bottom w:type="dxa" w:w="40"/>
+              <w:right w:type="dxa" w:w="80"/>
+            </w:tcMar>
+          </w:tcPr>
+          <w:p>
+            <w:pPr>
+              <w:keepNext w:val="false"/>
+            </w:pPr>
+            <w:r>
+              <w:rPr>
+                <w:b w:val="false"/>
+                <w:bCs w:val="false"/>
+                <w:color w:val="000000"/>
+                <w:sz w:val="16"/>
+                <w:szCs w:val="16"/>
+              </w:rPr>
+              <w:t xml:space="preserve">0.987</w:t>
+            </w:r>
+          </w:p>
+        </w:tc>
+        <w:tc>
+          <w:tcPr>
+            <w:tcW w:type="dxa" w:w="1560"/>
+            <w:tcBorders>
+              <w:top w:val="single" w:color="BBBBBB" w:sz="1"/>
+              <w:left w:val="single" w:color="BBBBBB" w:sz="1"/>
+              <w:bottom w:val="single" w:color="BBBBBB" w:sz="1"/>
+              <w:right w:val="single" w:color="BBBBBB" w:sz="1"/>
+            </w:tcBorders>
+            <w:shd w:fill="FFFFFF" w:val="clear"/>
+            <w:tcMar>
+              <w:top w:type="dxa" w:w="40"/>
+              <w:left w:type="dxa" w:w="80"/>
+              <w:bottom w:type="dxa" w:w="40"/>
+              <w:right w:type="dxa" w:w="80"/>
+            </w:tcMar>
+          </w:tcPr>
+          <w:p>
+            <w:pPr>
+              <w:keepNext w:val="false"/>
+            </w:pPr>
+            <w:r>
+              <w:rPr>
+                <w:b w:val="false"/>
+                <w:bCs w:val="false"/>
+                <w:color w:val="000000"/>
+                <w:sz w:val="16"/>
+                <w:szCs w:val="16"/>
+              </w:rPr>
+              <w:t xml:space="preserve">0.894</w:t>
+            </w:r>
+          </w:p>
+        </w:tc>
+        <w:tc>
+          <w:tcPr>
+            <w:tcW w:type="dxa" w:w="1560"/>
+            <w:tcBorders>
+              <w:top w:val="single" w:color="BBBBBB" w:sz="1"/>
+              <w:left w:val="single" w:color="BBBBBB" w:sz="1"/>
+              <w:bottom w:val="single" w:color="BBBBBB" w:sz="1"/>
+              <w:right w:val="single" w:color="BBBBBB" w:sz="1"/>
+            </w:tcBorders>
+            <w:shd w:fill="FFFFFF" w:val="clear"/>
+            <w:tcMar>
+              <w:top w:type="dxa" w:w="40"/>
+              <w:left w:type="dxa" w:w="80"/>
+              <w:bottom w:type="dxa" w:w="40"/>
+              <w:right w:type="dxa" w:w="80"/>
+            </w:tcMar>
+          </w:tcPr>
+          <w:p>
+            <w:pPr>
+              <w:keepNext w:val="false"/>
+            </w:pPr>
+            <w:r>
+              <w:rPr>
+                <w:b w:val="false"/>
+                <w:bCs w:val="false"/>
+                <w:color w:val="000000"/>
+                <w:sz w:val="16"/>
+                <w:szCs w:val="16"/>
+              </w:rPr>
+              <w:t xml:space="preserve">0.862</w:t>
             </w:r>
           </w:p>
         </w:tc>

--- a/Ecosphere_Comment_Hagan_SupportingInfo.docx
+++ b/Ecosphere_Comment_Hagan_SupportingInfo.docx
@@ -17771,6 +17771,75 @@
           <w:szCs w:val="18"/>
         </w:rPr>
         <w:t xml:space="preserve">Figure S1. Any-LSOG fraction by method aggregated to 8 km hexagons over the area of interest, and the cross-method disagreement (max minus min). Disagreement concentrates in the northern and central townships.</w:t>
+      </w:r>
+    </w:p>
+    <w:p>
+      <w:pPr>
+        <w:pStyle w:val="Heading1"/>
+      </w:pPr>
+      <w:r>
+        <w:t xml:space="preserve">Figure S2. Maine ensemble bivariate (agreement by uncertainty)</w:t>
+      </w:r>
+    </w:p>
+    <w:p>
+      <w:pPr>
+        <w:spacing w:after="40" w:before="80"/>
+        <w:jc w:val="center"/>
+      </w:pPr>
+      <w:r>
+        <w:drawing>
+          <wp:inline distT="0" distB="0" distL="0" distR="0">
+            <wp:extent cx="3143250" cy="3143250"/>
+            <wp:effectExtent t="0" r="0" b="0" l="0"/>
+            <wp:docPr id="1" name="bivariate" descr="bivariate" title="bivariate"/>
+            <wp:cNvGraphicFramePr>
+              <a:graphicFrameLocks xmlns:a="http://schemas.openxmlformats.org/drawingml/2006/main" noChangeAspect="1"/>
+            </wp:cNvGraphicFramePr>
+            <a:graphic xmlns:a="http://schemas.openxmlformats.org/drawingml/2006/main">
+              <a:graphicData uri="http://schemas.openxmlformats.org/drawingml/2006/picture">
+                <pic:pic xmlns:pic="http://schemas.openxmlformats.org/drawingml/2006/picture">
+                  <pic:nvPicPr>
+                    <pic:cNvPr id="0" name="" descr=""/>
+                    <pic:cNvPicPr>
+                      <a:picLocks noChangeAspect="1" noChangeArrowheads="1"/>
+                    </pic:cNvPicPr>
+                  </pic:nvPicPr>
+                  <pic:blipFill>
+                    <a:blip r:embed="rId8" cstate="none"/>
+                    <a:srcRect/>
+                    <a:stretch>
+                      <a:fillRect/>
+                    </a:stretch>
+                  </pic:blipFill>
+                  <pic:spPr bwMode="auto">
+                    <a:xfrm>
+                      <a:off x="0" y="0"/>
+                      <a:ext cx="3143250" cy="3143250"/>
+                    </a:xfrm>
+                    <a:prstGeom prst="rect">
+                      <a:avLst/>
+                    </a:prstGeom>
+                  </pic:spPr>
+                </pic:pic>
+              </a:graphicData>
+            </a:graphic>
+          </wp:inline>
+        </w:drawing>
+      </w:r>
+    </w:p>
+    <w:p>
+      <w:pPr>
+        <w:spacing w:after="200" w:before="50"/>
+      </w:pPr>
+      <w:r>
+        <w:rPr>
+          <w:i/>
+          <w:iCs/>
+          <w:color w:val="555555"/>
+          <w:sz w:val="18"/>
+          <w:szCs w:val="18"/>
+        </w:rPr>
+        <w:t xml:space="preserve">Figure S2. Bivariate map of the prototype ensemble agreement score (horizontal) by uncertainty (vertical) for the Maine study area, tercile breaks. The defensible acquisition targets are the high-agreement, low-uncertainty hexes; most of the landscape carries high uncertainty.</w:t>
       </w:r>
     </w:p>
     <w:sectPr>

--- a/Ecosphere_Comment_Hagan_SupportingInfo.docx
+++ b/Ecosphere_Comment_Hagan_SupportingInfo.docx
@@ -17778,7 +17778,76 @@
         <w:pStyle w:val="Heading1"/>
       </w:pPr>
       <w:r>
-        <w:t xml:space="preserve">Figure S2. Maine ensemble bivariate (agreement by uncertainty)</w:t>
+        <w:t xml:space="preserve">Figure S2. Maine study-area ensemble (agreement and uncertainty)</w:t>
+      </w:r>
+    </w:p>
+    <w:p>
+      <w:pPr>
+        <w:spacing w:after="40" w:before="80"/>
+        <w:jc w:val="center"/>
+      </w:pPr>
+      <w:r>
+        <w:drawing>
+          <wp:inline distT="0" distB="0" distL="0" distR="0">
+            <wp:extent cx="2857500" cy="4972050"/>
+            <wp:effectExtent t="0" r="0" b="0" l="0"/>
+            <wp:docPr id="1" name="me_ens" descr="me_ens" title="me_ens"/>
+            <wp:cNvGraphicFramePr>
+              <a:graphicFrameLocks xmlns:a="http://schemas.openxmlformats.org/drawingml/2006/main" noChangeAspect="1"/>
+            </wp:cNvGraphicFramePr>
+            <a:graphic xmlns:a="http://schemas.openxmlformats.org/drawingml/2006/main">
+              <a:graphicData uri="http://schemas.openxmlformats.org/drawingml/2006/picture">
+                <pic:pic xmlns:pic="http://schemas.openxmlformats.org/drawingml/2006/picture">
+                  <pic:nvPicPr>
+                    <pic:cNvPr id="0" name="" descr=""/>
+                    <pic:cNvPicPr>
+                      <a:picLocks noChangeAspect="1" noChangeArrowheads="1"/>
+                    </pic:cNvPicPr>
+                  </pic:nvPicPr>
+                  <pic:blipFill>
+                    <a:blip r:embed="rId8" cstate="none"/>
+                    <a:srcRect/>
+                    <a:stretch>
+                      <a:fillRect/>
+                    </a:stretch>
+                  </pic:blipFill>
+                  <pic:spPr bwMode="auto">
+                    <a:xfrm>
+                      <a:off x="0" y="0"/>
+                      <a:ext cx="2857500" cy="4972050"/>
+                    </a:xfrm>
+                    <a:prstGeom prst="rect">
+                      <a:avLst/>
+                    </a:prstGeom>
+                  </pic:spPr>
+                </pic:pic>
+              </a:graphicData>
+            </a:graphic>
+          </wp:inline>
+        </w:drawing>
+      </w:r>
+    </w:p>
+    <w:p>
+      <w:pPr>
+        <w:spacing w:after="200" w:before="50"/>
+      </w:pPr>
+      <w:r>
+        <w:rPr>
+          <w:i/>
+          <w:iCs/>
+          <w:color w:val="555555"/>
+          <w:sz w:val="18"/>
+          <w:szCs w:val="18"/>
+        </w:rPr>
+        <w:t xml:space="preserve">Figure S2. Prototype multi-method ensemble for the Maine study area, aggregated to 8 km hexagons: (a) agreement score (unweighted mean of three method memberships) and (b) uncertainty (standard deviation). The companion New England version is Fig. 8 of the Comment.</w:t>
+      </w:r>
+    </w:p>
+    <w:p>
+      <w:pPr>
+        <w:pStyle w:val="Heading1"/>
+      </w:pPr>
+      <w:r>
+        <w:t xml:space="preserve">Figure S3. Maine ensemble bivariate (agreement by uncertainty)</w:t>
       </w:r>
     </w:p>
     <w:p>
@@ -17805,7 +17874,7 @@
                     </pic:cNvPicPr>
                   </pic:nvPicPr>
                   <pic:blipFill>
-                    <a:blip r:embed="rId8" cstate="none"/>
+                    <a:blip r:embed="rId9" cstate="none"/>
                     <a:srcRect/>
                     <a:stretch>
                       <a:fillRect/>
@@ -17839,7 +17908,7 @@
           <w:sz w:val="18"/>
           <w:szCs w:val="18"/>
         </w:rPr>
-        <w:t xml:space="preserve">Figure S2. Bivariate map of the prototype ensemble agreement score (horizontal) by uncertainty (vertical) for the Maine study area, tercile breaks. The defensible acquisition targets are the high-agreement, low-uncertainty hexes; most of the landscape carries high uncertainty.</w:t>
+        <w:t xml:space="preserve">Figure S3. Bivariate map of the prototype ensemble agreement score (horizontal) by uncertainty (vertical) for the Maine study area, tercile breaks. The defensible acquisition targets are the high-agreement, low-uncertainty hexes; most of the landscape carries high uncertainty.</w:t>
       </w:r>
     </w:p>
     <w:sectPr>

--- a/Ecosphere_Comment_Hagan_SupportingInfo.docx
+++ b/Ecosphere_Comment_Hagan_SupportingInfo.docx
@@ -17839,7 +17839,76 @@
           <w:sz w:val="18"/>
           <w:szCs w:val="18"/>
         </w:rPr>
-        <w:t xml:space="preserve">Figure S2. Prototype multi-method ensemble for the Maine study area, aggregated to 8 km hexagons: (a) agreement score (unweighted mean of three method memberships) and (b) uncertainty (standard deviation). The companion New England version is Fig. 8 of the Comment.</w:t>
+        <w:t xml:space="preserve">Figure S2. Prototype multi-method ensemble for the Maine study area, aggregated to 8 km hexagons: (a) agreement score (unweighted mean of three method memberships) and (b) uncertainty (standard deviation). The companion New England version is Fig. 7 of the Comment.</w:t>
+      </w:r>
+    </w:p>
+    <w:p>
+      <w:pPr>
+        <w:pStyle w:val="Heading1"/>
+      </w:pPr>
+      <w:r>
+        <w:t xml:space="preserve">Figure S4. Older forest over time under different definitions and thresholds</w:t>
+      </w:r>
+    </w:p>
+    <w:p>
+      <w:pPr>
+        <w:spacing w:after="40" w:before="80"/>
+        <w:jc w:val="center"/>
+      </w:pPr>
+      <w:r>
+        <w:drawing>
+          <wp:inline distT="0" distB="0" distL="0" distR="0">
+            <wp:extent cx="4457700" cy="2971800"/>
+            <wp:effectExtent t="0" r="0" b="0" l="0"/>
+            <wp:docPr id="1" name="tt" descr="tt" title="tt"/>
+            <wp:cNvGraphicFramePr>
+              <a:graphicFrameLocks xmlns:a="http://schemas.openxmlformats.org/drawingml/2006/main" noChangeAspect="1"/>
+            </wp:cNvGraphicFramePr>
+            <a:graphic xmlns:a="http://schemas.openxmlformats.org/drawingml/2006/main">
+              <a:graphicData uri="http://schemas.openxmlformats.org/drawingml/2006/picture">
+                <pic:pic xmlns:pic="http://schemas.openxmlformats.org/drawingml/2006/picture">
+                  <pic:nvPicPr>
+                    <pic:cNvPr id="0" name="" descr=""/>
+                    <pic:cNvPicPr>
+                      <a:picLocks noChangeAspect="1" noChangeArrowheads="1"/>
+                    </pic:cNvPicPr>
+                  </pic:nvPicPr>
+                  <pic:blipFill>
+                    <a:blip r:embed="rId9" cstate="none"/>
+                    <a:srcRect/>
+                    <a:stretch>
+                      <a:fillRect/>
+                    </a:stretch>
+                  </pic:blipFill>
+                  <pic:spPr bwMode="auto">
+                    <a:xfrm>
+                      <a:off x="0" y="0"/>
+                      <a:ext cx="4457700" cy="2971800"/>
+                    </a:xfrm>
+                    <a:prstGeom prst="rect">
+                      <a:avLst/>
+                    </a:prstGeom>
+                  </pic:spPr>
+                </pic:pic>
+              </a:graphicData>
+            </a:graphic>
+          </wp:inline>
+        </w:drawing>
+      </w:r>
+    </w:p>
+    <w:p>
+      <w:pPr>
+        <w:spacing w:after="200" w:before="50"/>
+      </w:pPr>
+      <w:r>
+        <w:rPr>
+          <w:i/>
+          <w:iCs/>
+          <w:color w:val="555555"/>
+          <w:sz w:val="18"/>
+          <w:szCs w:val="18"/>
+        </w:rPr>
+        <w:t xml:space="preserve">Figure S4. Maine older forest over time (FIA design-based) under four ground definitions: stand age &gt;= 100, &gt;= 120, and &gt;= 150 yr, and large-tree basal area &gt;= 30 ft-sq/ac, each with a 95% band. The level depends on the criterion, but every definition increases over 2003-2024.</w:t>
       </w:r>
     </w:p>
     <w:p>
@@ -17874,7 +17943,7 @@
                     </pic:cNvPicPr>
                   </pic:nvPicPr>
                   <pic:blipFill>
-                    <a:blip r:embed="rId9" cstate="none"/>
+                    <a:blip r:embed="rId10" cstate="none"/>
                     <a:srcRect/>
                     <a:stretch>
                       <a:fillRect/>

--- a/Ecosphere_Comment_Hagan_SupportingInfo.docx
+++ b/Ecosphere_Comment_Hagan_SupportingInfo.docx
@@ -17978,6 +17978,75 @@
           <w:szCs w:val="18"/>
         </w:rPr>
         <w:t xml:space="preserve">Figure S3. Bivariate map of the prototype ensemble agreement score (horizontal) by uncertainty (vertical) for the Maine study area, tercile breaks. The defensible acquisition targets are the high-agreement, low-uncertainty hexes; most of the landscape carries high uncertainty.</w:t>
+      </w:r>
+    </w:p>
+    <w:p>
+      <w:pPr>
+        <w:pStyle w:val="Heading1"/>
+      </w:pPr>
+      <w:r>
+        <w:t xml:space="preserve">Figure S5. Why LSOG is where it is: terrain and disturbance</w:t>
+      </w:r>
+    </w:p>
+    <w:p>
+      <w:pPr>
+        <w:spacing w:after="40" w:before="80"/>
+        <w:jc w:val="center"/>
+      </w:pPr>
+      <w:r>
+        <w:drawing>
+          <wp:inline distT="0" distB="0" distL="0" distR="0">
+            <wp:extent cx="4457700" cy="2476500"/>
+            <wp:effectExtent t="0" r="0" b="0" l="0"/>
+            <wp:docPr id="1" name="drv" descr="drv" title="drv"/>
+            <wp:cNvGraphicFramePr>
+              <a:graphicFrameLocks xmlns:a="http://schemas.openxmlformats.org/drawingml/2006/main" noChangeAspect="1"/>
+            </wp:cNvGraphicFramePr>
+            <a:graphic xmlns:a="http://schemas.openxmlformats.org/drawingml/2006/main">
+              <a:graphicData uri="http://schemas.openxmlformats.org/drawingml/2006/picture">
+                <pic:pic xmlns:pic="http://schemas.openxmlformats.org/drawingml/2006/picture">
+                  <pic:nvPicPr>
+                    <pic:cNvPr id="0" name="" descr=""/>
+                    <pic:cNvPicPr>
+                      <a:picLocks noChangeAspect="1" noChangeArrowheads="1"/>
+                    </pic:cNvPicPr>
+                  </pic:nvPicPr>
+                  <pic:blipFill>
+                    <a:blip r:embed="rId11" cstate="none"/>
+                    <a:srcRect/>
+                    <a:stretch>
+                      <a:fillRect/>
+                    </a:stretch>
+                  </pic:blipFill>
+                  <pic:spPr bwMode="auto">
+                    <a:xfrm>
+                      <a:off x="0" y="0"/>
+                      <a:ext cx="4457700" cy="2476500"/>
+                    </a:xfrm>
+                    <a:prstGeom prst="rect">
+                      <a:avLst/>
+                    </a:prstGeom>
+                  </pic:spPr>
+                </pic:pic>
+              </a:graphicData>
+            </a:graphic>
+          </wp:inline>
+        </w:drawing>
+      </w:r>
+    </w:p>
+    <w:p>
+      <w:pPr>
+        <w:spacing w:after="200" w:before="50"/>
+      </w:pPr>
+      <w:r>
+        <w:rPr>
+          <w:i/>
+          <w:iCs/>
+          <w:color w:val="555555"/>
+          <w:sz w:val="18"/>
+          <w:szCs w:val="18"/>
+        </w:rPr>
+        <w:t xml:space="preserve">Figure S5. Distributions of (a) modeled disturbance probability and (b) slope (degrees, an accessibility proxy) for LSOG versus non-LSOG pixels over the Maine AOI (n = 3.8 million). LSOG concentrates on steeper, less accessible, more disturbance-prone ground; the LSOG share rises from 12% to 37% across slope terciles and from 17% to 35% across disturbance terciles. Aaron's CONUS harvest-probability model does not cover the Maine unorganized townships, so slope stands in for harvestability.</w:t>
       </w:r>
     </w:p>
     <w:sectPr>

--- a/Ecosphere_Comment_Hagan_SupportingInfo.docx
+++ b/Ecosphere_Comment_Hagan_SupportingInfo.docx
@@ -18047,6 +18047,75 @@
           <w:szCs w:val="18"/>
         </w:rPr>
         <w:t xml:space="preserve">Figure S5. Distributions of (a) modeled disturbance probability and (b) slope (degrees, an accessibility proxy) for LSOG versus non-LSOG pixels over the Maine AOI (n = 3.8 million). LSOG concentrates on steeper, less accessible, more disturbance-prone ground; the LSOG share rises from 12% to 37% across slope terciles and from 17% to 35% across disturbance terciles. Aaron's CONUS harvest-probability model does not cover the Maine unorganized townships, so slope stands in for harvestability.</w:t>
+      </w:r>
+    </w:p>
+    <w:p>
+      <w:pPr>
+        <w:pStyle w:val="Heading1"/>
+      </w:pPr>
+      <w:r>
+        <w:t xml:space="preserve">Figure S6. A Landsat continuity layer for true-LSOG mapping</w:t>
+      </w:r>
+    </w:p>
+    <w:p>
+      <w:pPr>
+        <w:spacing w:after="40" w:before="80"/>
+        <w:jc w:val="center"/>
+      </w:pPr>
+      <w:r>
+        <w:drawing>
+          <wp:inline distT="0" distB="0" distL="0" distR="0">
+            <wp:extent cx="2857500" cy="4762500"/>
+            <wp:effectExtent t="0" r="0" b="0" l="0"/>
+            <wp:docPr id="1" name="cont" descr="cont" title="cont"/>
+            <wp:cNvGraphicFramePr>
+              <a:graphicFrameLocks xmlns:a="http://schemas.openxmlformats.org/drawingml/2006/main" noChangeAspect="1"/>
+            </wp:cNvGraphicFramePr>
+            <a:graphic xmlns:a="http://schemas.openxmlformats.org/drawingml/2006/main">
+              <a:graphicData uri="http://schemas.openxmlformats.org/drawingml/2006/picture">
+                <pic:pic xmlns:pic="http://schemas.openxmlformats.org/drawingml/2006/picture">
+                  <pic:nvPicPr>
+                    <pic:cNvPr id="0" name="" descr=""/>
+                    <pic:cNvPicPr>
+                      <a:picLocks noChangeAspect="1" noChangeArrowheads="1"/>
+                    </pic:cNvPicPr>
+                  </pic:nvPicPr>
+                  <pic:blipFill>
+                    <a:blip r:embed="rId12" cstate="none"/>
+                    <a:srcRect/>
+                    <a:stretch>
+                      <a:fillRect/>
+                    </a:stretch>
+                  </pic:blipFill>
+                  <pic:spPr bwMode="auto">
+                    <a:xfrm>
+                      <a:off x="0" y="0"/>
+                      <a:ext cx="2857500" cy="4762500"/>
+                    </a:xfrm>
+                    <a:prstGeom prst="rect">
+                      <a:avLst/>
+                    </a:prstGeom>
+                  </pic:spPr>
+                </pic:pic>
+              </a:graphicData>
+            </a:graphic>
+          </wp:inline>
+        </w:drawing>
+      </w:r>
+    </w:p>
+    <w:p>
+      <w:pPr>
+        <w:spacing w:after="200" w:before="50"/>
+      </w:pPr>
+      <w:r>
+        <w:rPr>
+          <w:i/>
+          <w:iCs/>
+          <w:color w:val="555555"/>
+          <w:sz w:val="18"/>
+          <w:szCs w:val="18"/>
+        </w:rPr>
+        <w:t xml:space="preserve">Figure S6. The temporal-continuity axis made mappable from Landsat (Hansen Global Forest Change, 2001-2023), 8 km hexagons: (a) fraction of each hex with stand-replacing canopy loss since 2001; (b) fraction of the canopy-mapped LSOG that is intact over the record. Of canopy-mapped LSOG, 24% shows stand-replacing disturbance since 2001 (failing strict continuity) and 76% is intact; partial harvests and pre-2001 entry (legacy skid trails) are not captured, so this is a lenient test.</w:t>
       </w:r>
     </w:p>
     <w:sectPr>

--- a/Ecosphere_Comment_Hagan_SupportingInfo.docx
+++ b/Ecosphere_Comment_Hagan_SupportingInfo.docx
@@ -17699,6 +17699,331 @@
                 <w:szCs w:val="16"/>
               </w:rPr>
               <w:t xml:space="preserve">0.862</w:t>
+            </w:r>
+          </w:p>
+        </w:tc>
+      </w:tr>
+    </w:tbl>
+    <w:p>
+      <w:pPr>
+        <w:pStyle w:val="Heading1"/>
+      </w:pPr>
+      <w:r>
+        <w:t xml:space="preserve">Table S9. Independent third-party old-growth comparison (Pelz et al. 2023)</w:t>
+      </w:r>
+    </w:p>
+    <w:p>
+      <w:pPr>
+        <w:keepNext/>
+        <w:spacing w:after="50" w:before="120"/>
+      </w:pPr>
+      <w:r>
+        <w:rPr>
+          <w:i/>
+          <w:iCs/>
+          <w:color w:val="555555"/>
+          <w:sz w:val="18"/>
+          <w:szCs w:val="18"/>
+        </w:rPr>
+        <w:t xml:space="preserve">Table S9. Plot-level agreement (Cohen's kappa) between the field-structure classification used here and the U.S. Forest Service national old-growth inventory (Pelz et al. 2023), evaluated on the FIA plots where both apply: National Forest System land in Maine, New Hampshire, New York, and Vermont (n about 925, concentrated in NH and VT because Maine holds little federal forest). Agreement is weak even between two independently authored operationalizations of old forest, corroborating the cross-map disagreement documented in the Comment.</w:t>
+      </w:r>
+    </w:p>
+    <w:tbl>
+      <w:tblPr>
+        <w:tblW w:type="dxa" w:w="9360"/>
+        <w:tblBorders>
+          <w:top w:val="single" w:color="auto" w:sz="4"/>
+          <w:left w:val="single" w:color="auto" w:sz="4"/>
+          <w:bottom w:val="single" w:color="auto" w:sz="4"/>
+          <w:right w:val="single" w:color="auto" w:sz="4"/>
+          <w:insideH w:val="single" w:color="auto" w:sz="4"/>
+          <w:insideV w:val="single" w:color="auto" w:sz="4"/>
+        </w:tblBorders>
+      </w:tblPr>
+      <w:tblGrid>
+        <w:gridCol w:w="6926"/>
+        <w:gridCol w:w="2434"/>
+      </w:tblGrid>
+      <w:tr>
+        <w:trPr>
+          <w:cantSplit/>
+        </w:trPr>
+        <w:tc>
+          <w:tcPr>
+            <w:tcW w:type="dxa" w:w="6926"/>
+            <w:tcBorders>
+              <w:top w:val="single" w:color="BBBBBB" w:sz="1"/>
+              <w:left w:val="single" w:color="BBBBBB" w:sz="1"/>
+              <w:bottom w:val="single" w:color="BBBBBB" w:sz="1"/>
+              <w:right w:val="single" w:color="BBBBBB" w:sz="1"/>
+            </w:tcBorders>
+            <w:shd w:fill="1A3D28" w:val="clear"/>
+            <w:tcMar>
+              <w:top w:type="dxa" w:w="40"/>
+              <w:left w:type="dxa" w:w="80"/>
+              <w:bottom w:type="dxa" w:w="40"/>
+              <w:right w:type="dxa" w:w="80"/>
+            </w:tcMar>
+          </w:tcPr>
+          <w:p>
+            <w:pPr>
+              <w:keepNext/>
+            </w:pPr>
+            <w:r>
+              <w:rPr>
+                <w:b/>
+                <w:bCs/>
+                <w:color w:val="FFFFFF"/>
+                <w:sz w:val="16"/>
+                <w:szCs w:val="16"/>
+              </w:rPr>
+              <w:t xml:space="preserve">Comparison</w:t>
+            </w:r>
+          </w:p>
+        </w:tc>
+        <w:tc>
+          <w:tcPr>
+            <w:tcW w:type="dxa" w:w="2434"/>
+            <w:tcBorders>
+              <w:top w:val="single" w:color="BBBBBB" w:sz="1"/>
+              <w:left w:val="single" w:color="BBBBBB" w:sz="1"/>
+              <w:bottom w:val="single" w:color="BBBBBB" w:sz="1"/>
+              <w:right w:val="single" w:color="BBBBBB" w:sz="1"/>
+            </w:tcBorders>
+            <w:shd w:fill="1A3D28" w:val="clear"/>
+            <w:tcMar>
+              <w:top w:type="dxa" w:w="40"/>
+              <w:left w:type="dxa" w:w="80"/>
+              <w:bottom w:type="dxa" w:w="40"/>
+              <w:right w:type="dxa" w:w="80"/>
+            </w:tcMar>
+          </w:tcPr>
+          <w:p>
+            <w:pPr>
+              <w:keepNext/>
+            </w:pPr>
+            <w:r>
+              <w:rPr>
+                <w:b/>
+                <w:bCs/>
+                <w:color w:val="FFFFFF"/>
+                <w:sz w:val="16"/>
+                <w:szCs w:val="16"/>
+              </w:rPr>
+              <w:t xml:space="preserve">Cohen's kappa</w:t>
+            </w:r>
+          </w:p>
+        </w:tc>
+      </w:tr>
+      <w:tr>
+        <w:trPr>
+          <w:cantSplit/>
+        </w:trPr>
+        <w:tc>
+          <w:tcPr>
+            <w:tcW w:type="dxa" w:w="6926"/>
+            <w:tcBorders>
+              <w:top w:val="single" w:color="BBBBBB" w:sz="1"/>
+              <w:left w:val="single" w:color="BBBBBB" w:sz="1"/>
+              <w:bottom w:val="single" w:color="BBBBBB" w:sz="1"/>
+              <w:right w:val="single" w:color="BBBBBB" w:sz="1"/>
+            </w:tcBorders>
+            <w:shd w:fill="FFFFFF" w:val="clear"/>
+            <w:tcMar>
+              <w:top w:type="dxa" w:w="40"/>
+              <w:left w:type="dxa" w:w="80"/>
+              <w:bottom w:type="dxa" w:w="40"/>
+              <w:right w:type="dxa" w:w="80"/>
+            </w:tcMar>
+          </w:tcPr>
+          <w:p>
+            <w:pPr>
+              <w:keepNext/>
+            </w:pPr>
+            <w:r>
+              <w:rPr>
+                <w:b w:val="false"/>
+                <w:bCs w:val="false"/>
+                <w:color w:val="000000"/>
+                <w:sz w:val="16"/>
+                <w:szCs w:val="16"/>
+              </w:rPr>
+              <w:t xml:space="preserve">v5.1 old growth vs Pelz old growth</w:t>
+            </w:r>
+          </w:p>
+        </w:tc>
+        <w:tc>
+          <w:tcPr>
+            <w:tcW w:type="dxa" w:w="2434"/>
+            <w:tcBorders>
+              <w:top w:val="single" w:color="BBBBBB" w:sz="1"/>
+              <w:left w:val="single" w:color="BBBBBB" w:sz="1"/>
+              <w:bottom w:val="single" w:color="BBBBBB" w:sz="1"/>
+              <w:right w:val="single" w:color="BBBBBB" w:sz="1"/>
+            </w:tcBorders>
+            <w:shd w:fill="FFFFFF" w:val="clear"/>
+            <w:tcMar>
+              <w:top w:type="dxa" w:w="40"/>
+              <w:left w:type="dxa" w:w="80"/>
+              <w:bottom w:type="dxa" w:w="40"/>
+              <w:right w:type="dxa" w:w="80"/>
+            </w:tcMar>
+          </w:tcPr>
+          <w:p>
+            <w:pPr>
+              <w:keepNext/>
+            </w:pPr>
+            <w:r>
+              <w:rPr>
+                <w:b w:val="false"/>
+                <w:bCs w:val="false"/>
+                <w:color w:val="000000"/>
+                <w:sz w:val="16"/>
+                <w:szCs w:val="16"/>
+              </w:rPr>
+              <w:t xml:space="preserve">0.04</w:t>
+            </w:r>
+          </w:p>
+        </w:tc>
+      </w:tr>
+      <w:tr>
+        <w:trPr>
+          <w:cantSplit/>
+        </w:trPr>
+        <w:tc>
+          <w:tcPr>
+            <w:tcW w:type="dxa" w:w="6926"/>
+            <w:tcBorders>
+              <w:top w:val="single" w:color="BBBBBB" w:sz="1"/>
+              <w:left w:val="single" w:color="BBBBBB" w:sz="1"/>
+              <w:bottom w:val="single" w:color="BBBBBB" w:sz="1"/>
+              <w:right w:val="single" w:color="BBBBBB" w:sz="1"/>
+            </w:tcBorders>
+            <w:shd w:fill="FFFFFF" w:val="clear"/>
+            <w:tcMar>
+              <w:top w:type="dxa" w:w="40"/>
+              <w:left w:type="dxa" w:w="80"/>
+              <w:bottom w:type="dxa" w:w="40"/>
+              <w:right w:type="dxa" w:w="80"/>
+            </w:tcMar>
+          </w:tcPr>
+          <w:p>
+            <w:pPr>
+              <w:keepNext/>
+            </w:pPr>
+            <w:r>
+              <w:rPr>
+                <w:b w:val="false"/>
+                <w:bCs w:val="false"/>
+                <w:color w:val="000000"/>
+                <w:sz w:val="16"/>
+                <w:szCs w:val="16"/>
+              </w:rPr>
+              <w:t xml:space="preserve">v5.1 late-successional + old growth vs Pelz old growth</w:t>
+            </w:r>
+          </w:p>
+        </w:tc>
+        <w:tc>
+          <w:tcPr>
+            <w:tcW w:type="dxa" w:w="2434"/>
+            <w:tcBorders>
+              <w:top w:val="single" w:color="BBBBBB" w:sz="1"/>
+              <w:left w:val="single" w:color="BBBBBB" w:sz="1"/>
+              <w:bottom w:val="single" w:color="BBBBBB" w:sz="1"/>
+              <w:right w:val="single" w:color="BBBBBB" w:sz="1"/>
+            </w:tcBorders>
+            <w:shd w:fill="FFFFFF" w:val="clear"/>
+            <w:tcMar>
+              <w:top w:type="dxa" w:w="40"/>
+              <w:left w:type="dxa" w:w="80"/>
+              <w:bottom w:type="dxa" w:w="40"/>
+              <w:right w:type="dxa" w:w="80"/>
+            </w:tcMar>
+          </w:tcPr>
+          <w:p>
+            <w:pPr>
+              <w:keepNext/>
+            </w:pPr>
+            <w:r>
+              <w:rPr>
+                <w:b w:val="false"/>
+                <w:bCs w:val="false"/>
+                <w:color w:val="000000"/>
+                <w:sz w:val="16"/>
+                <w:szCs w:val="16"/>
+              </w:rPr>
+              <w:t xml:space="preserve">0.25</w:t>
+            </w:r>
+          </w:p>
+        </w:tc>
+      </w:tr>
+      <w:tr>
+        <w:trPr>
+          <w:cantSplit/>
+        </w:trPr>
+        <w:tc>
+          <w:tcPr>
+            <w:tcW w:type="dxa" w:w="6926"/>
+            <w:tcBorders>
+              <w:top w:val="single" w:color="BBBBBB" w:sz="1"/>
+              <w:left w:val="single" w:color="BBBBBB" w:sz="1"/>
+              <w:bottom w:val="single" w:color="BBBBBB" w:sz="1"/>
+              <w:right w:val="single" w:color="BBBBBB" w:sz="1"/>
+            </w:tcBorders>
+            <w:shd w:fill="FFFFFF" w:val="clear"/>
+            <w:tcMar>
+              <w:top w:type="dxa" w:w="40"/>
+              <w:left w:type="dxa" w:w="80"/>
+              <w:bottom w:type="dxa" w:w="40"/>
+              <w:right w:type="dxa" w:w="80"/>
+            </w:tcMar>
+          </w:tcPr>
+          <w:p>
+            <w:pPr>
+              <w:keepNext w:val="false"/>
+            </w:pPr>
+            <w:r>
+              <w:rPr>
+                <w:b w:val="false"/>
+                <w:bCs w:val="false"/>
+                <w:color w:val="000000"/>
+                <w:sz w:val="16"/>
+                <w:szCs w:val="16"/>
+              </w:rPr>
+              <w:t xml:space="preserve">v5.1 any-LSOG vs Pelz old growth</w:t>
+            </w:r>
+          </w:p>
+        </w:tc>
+        <w:tc>
+          <w:tcPr>
+            <w:tcW w:type="dxa" w:w="2434"/>
+            <w:tcBorders>
+              <w:top w:val="single" w:color="BBBBBB" w:sz="1"/>
+              <w:left w:val="single" w:color="BBBBBB" w:sz="1"/>
+              <w:bottom w:val="single" w:color="BBBBBB" w:sz="1"/>
+              <w:right w:val="single" w:color="BBBBBB" w:sz="1"/>
+            </w:tcBorders>
+            <w:shd w:fill="FFFFFF" w:val="clear"/>
+            <w:tcMar>
+              <w:top w:type="dxa" w:w="40"/>
+              <w:left w:type="dxa" w:w="80"/>
+              <w:bottom w:type="dxa" w:w="40"/>
+              <w:right w:type="dxa" w:w="80"/>
+            </w:tcMar>
+          </w:tcPr>
+          <w:p>
+            <w:pPr>
+              <w:keepNext w:val="false"/>
+            </w:pPr>
+            <w:r>
+              <w:rPr>
+                <w:b w:val="false"/>
+                <w:bCs w:val="false"/>
+                <w:color w:val="000000"/>
+                <w:sz w:val="16"/>
+                <w:szCs w:val="16"/>
+              </w:rPr>
+              <w:t xml:space="preserve">0.12</w:t>
             </w:r>
           </w:p>
         </w:tc>

--- a/Ecosphere_Comment_Hagan_SupportingInfo.docx
+++ b/Ecosphere_Comment_Hagan_SupportingInfo.docx
@@ -18024,6 +18024,597 @@
                 <w:szCs w:val="16"/>
               </w:rPr>
               <w:t xml:space="preserve">0.12</w:t>
+            </w:r>
+          </w:p>
+        </w:tc>
+      </w:tr>
+    </w:tbl>
+    <w:p>
+      <w:pPr>
+        <w:pStyle w:val="Heading1"/>
+      </w:pPr>
+      <w:r>
+        <w:t xml:space="preserve">Table S10. FIA older-forest trend clipped to the published map area of interest</w:t>
+      </w:r>
+    </w:p>
+    <w:p>
+      <w:pPr>
+        <w:keepNext/>
+        <w:spacing w:after="50" w:before="120"/>
+      </w:pPr>
+      <w:r>
+        <w:rPr>
+          <w:i/>
+          <w:iCs/>
+          <w:color w:val="555555"/>
+          <w:sz w:val="18"/>
+          <w:szCs w:val="18"/>
+        </w:rPr>
+        <w:t xml:space="preserve">Table S10. FIA design-based older-forest area within Hagan et al.'s exact area-of-interest polygon (the unorganized townships, about 4.28 million ha), by rFIA spatial estimation (polys), 2003 to 2024. Within the map's own footprint older forest is increasing on every measure, with all weighted-regression slopes positive and 95% intervals excluding zero. This confirms the statewide trend is not masking a within-UT decline.</w:t>
+      </w:r>
+    </w:p>
+    <w:tbl>
+      <w:tblPr>
+        <w:tblW w:type="dxa" w:w="9360"/>
+        <w:tblBorders>
+          <w:top w:val="single" w:color="auto" w:sz="4"/>
+          <w:left w:val="single" w:color="auto" w:sz="4"/>
+          <w:bottom w:val="single" w:color="auto" w:sz="4"/>
+          <w:right w:val="single" w:color="auto" w:sz="4"/>
+          <w:insideH w:val="single" w:color="auto" w:sz="4"/>
+          <w:insideV w:val="single" w:color="auto" w:sz="4"/>
+        </w:tblBorders>
+      </w:tblPr>
+      <w:tblGrid>
+        <w:gridCol w:w="3360"/>
+        <w:gridCol w:w="1800"/>
+        <w:gridCol w:w="1800"/>
+        <w:gridCol w:w="2400"/>
+      </w:tblGrid>
+      <w:tr>
+        <w:trPr>
+          <w:cantSplit/>
+        </w:trPr>
+        <w:tc>
+          <w:tcPr>
+            <w:tcW w:type="dxa" w:w="3360"/>
+            <w:tcBorders>
+              <w:top w:val="single" w:color="BBBBBB" w:sz="1"/>
+              <w:left w:val="single" w:color="BBBBBB" w:sz="1"/>
+              <w:bottom w:val="single" w:color="BBBBBB" w:sz="1"/>
+              <w:right w:val="single" w:color="BBBBBB" w:sz="1"/>
+            </w:tcBorders>
+            <w:shd w:fill="1A3D28" w:val="clear"/>
+            <w:tcMar>
+              <w:top w:type="dxa" w:w="40"/>
+              <w:left w:type="dxa" w:w="80"/>
+              <w:bottom w:type="dxa" w:w="40"/>
+              <w:right w:type="dxa" w:w="80"/>
+            </w:tcMar>
+          </w:tcPr>
+          <w:p>
+            <w:pPr>
+              <w:keepNext/>
+            </w:pPr>
+            <w:r>
+              <w:rPr>
+                <w:b/>
+                <w:bCs/>
+                <w:color w:val="FFFFFF"/>
+                <w:sz w:val="16"/>
+                <w:szCs w:val="16"/>
+              </w:rPr>
+              <w:t xml:space="preserve">Ground criterion</w:t>
+            </w:r>
+          </w:p>
+        </w:tc>
+        <w:tc>
+          <w:tcPr>
+            <w:tcW w:type="dxa" w:w="1800"/>
+            <w:tcBorders>
+              <w:top w:val="single" w:color="BBBBBB" w:sz="1"/>
+              <w:left w:val="single" w:color="BBBBBB" w:sz="1"/>
+              <w:bottom w:val="single" w:color="BBBBBB" w:sz="1"/>
+              <w:right w:val="single" w:color="BBBBBB" w:sz="1"/>
+            </w:tcBorders>
+            <w:shd w:fill="1A3D28" w:val="clear"/>
+            <w:tcMar>
+              <w:top w:type="dxa" w:w="40"/>
+              <w:left w:type="dxa" w:w="80"/>
+              <w:bottom w:type="dxa" w:w="40"/>
+              <w:right w:type="dxa" w:w="80"/>
+            </w:tcMar>
+          </w:tcPr>
+          <w:p>
+            <w:pPr>
+              <w:keepNext/>
+            </w:pPr>
+            <w:r>
+              <w:rPr>
+                <w:b/>
+                <w:bCs/>
+                <w:color w:val="FFFFFF"/>
+                <w:sz w:val="16"/>
+                <w:szCs w:val="16"/>
+              </w:rPr>
+              <w:t xml:space="preserve">2003 (%)</w:t>
+            </w:r>
+          </w:p>
+        </w:tc>
+        <w:tc>
+          <w:tcPr>
+            <w:tcW w:type="dxa" w:w="1800"/>
+            <w:tcBorders>
+              <w:top w:val="single" w:color="BBBBBB" w:sz="1"/>
+              <w:left w:val="single" w:color="BBBBBB" w:sz="1"/>
+              <w:bottom w:val="single" w:color="BBBBBB" w:sz="1"/>
+              <w:right w:val="single" w:color="BBBBBB" w:sz="1"/>
+            </w:tcBorders>
+            <w:shd w:fill="1A3D28" w:val="clear"/>
+            <w:tcMar>
+              <w:top w:type="dxa" w:w="40"/>
+              <w:left w:type="dxa" w:w="80"/>
+              <w:bottom w:type="dxa" w:w="40"/>
+              <w:right w:type="dxa" w:w="80"/>
+            </w:tcMar>
+          </w:tcPr>
+          <w:p>
+            <w:pPr>
+              <w:keepNext/>
+            </w:pPr>
+            <w:r>
+              <w:rPr>
+                <w:b/>
+                <w:bCs/>
+                <w:color w:val="FFFFFF"/>
+                <w:sz w:val="16"/>
+                <w:szCs w:val="16"/>
+              </w:rPr>
+              <w:t xml:space="preserve">2024 (%)</w:t>
+            </w:r>
+          </w:p>
+        </w:tc>
+        <w:tc>
+          <w:tcPr>
+            <w:tcW w:type="dxa" w:w="2400"/>
+            <w:tcBorders>
+              <w:top w:val="single" w:color="BBBBBB" w:sz="1"/>
+              <w:left w:val="single" w:color="BBBBBB" w:sz="1"/>
+              <w:bottom w:val="single" w:color="BBBBBB" w:sz="1"/>
+              <w:right w:val="single" w:color="BBBBBB" w:sz="1"/>
+            </w:tcBorders>
+            <w:shd w:fill="1A3D28" w:val="clear"/>
+            <w:tcMar>
+              <w:top w:type="dxa" w:w="40"/>
+              <w:left w:type="dxa" w:w="80"/>
+              <w:bottom w:type="dxa" w:w="40"/>
+              <w:right w:type="dxa" w:w="80"/>
+            </w:tcMar>
+          </w:tcPr>
+          <w:p>
+            <w:pPr>
+              <w:keepNext/>
+            </w:pPr>
+            <w:r>
+              <w:rPr>
+                <w:b/>
+                <w:bCs/>
+                <w:color w:val="FFFFFF"/>
+                <w:sz w:val="16"/>
+                <w:szCs w:val="16"/>
+              </w:rPr>
+              <w:t xml:space="preserve">Trend %/yr [95% CI]</w:t>
+            </w:r>
+          </w:p>
+        </w:tc>
+      </w:tr>
+      <w:tr>
+        <w:trPr>
+          <w:cantSplit/>
+        </w:trPr>
+        <w:tc>
+          <w:tcPr>
+            <w:tcW w:type="dxa" w:w="3360"/>
+            <w:tcBorders>
+              <w:top w:val="single" w:color="BBBBBB" w:sz="1"/>
+              <w:left w:val="single" w:color="BBBBBB" w:sz="1"/>
+              <w:bottom w:val="single" w:color="BBBBBB" w:sz="1"/>
+              <w:right w:val="single" w:color="BBBBBB" w:sz="1"/>
+            </w:tcBorders>
+            <w:shd w:fill="FFFFFF" w:val="clear"/>
+            <w:tcMar>
+              <w:top w:type="dxa" w:w="40"/>
+              <w:left w:type="dxa" w:w="80"/>
+              <w:bottom w:type="dxa" w:w="40"/>
+              <w:right w:type="dxa" w:w="80"/>
+            </w:tcMar>
+          </w:tcPr>
+          <w:p>
+            <w:pPr>
+              <w:keepNext/>
+            </w:pPr>
+            <w:r>
+              <w:rPr>
+                <w:b w:val="false"/>
+                <w:bCs w:val="false"/>
+                <w:color w:val="000000"/>
+                <w:sz w:val="16"/>
+                <w:szCs w:val="16"/>
+              </w:rPr>
+              <w:t xml:space="preserve">Stand age &gt;= 120 yr</w:t>
+            </w:r>
+          </w:p>
+        </w:tc>
+        <w:tc>
+          <w:tcPr>
+            <w:tcW w:type="dxa" w:w="1800"/>
+            <w:tcBorders>
+              <w:top w:val="single" w:color="BBBBBB" w:sz="1"/>
+              <w:left w:val="single" w:color="BBBBBB" w:sz="1"/>
+              <w:bottom w:val="single" w:color="BBBBBB" w:sz="1"/>
+              <w:right w:val="single" w:color="BBBBBB" w:sz="1"/>
+            </w:tcBorders>
+            <w:shd w:fill="FFFFFF" w:val="clear"/>
+            <w:tcMar>
+              <w:top w:type="dxa" w:w="40"/>
+              <w:left w:type="dxa" w:w="80"/>
+              <w:bottom w:type="dxa" w:w="40"/>
+              <w:right w:type="dxa" w:w="80"/>
+            </w:tcMar>
+          </w:tcPr>
+          <w:p>
+            <w:pPr>
+              <w:keepNext/>
+            </w:pPr>
+            <w:r>
+              <w:rPr>
+                <w:b w:val="false"/>
+                <w:bCs w:val="false"/>
+                <w:color w:val="000000"/>
+                <w:sz w:val="16"/>
+                <w:szCs w:val="16"/>
+              </w:rPr>
+              <w:t xml:space="preserve">3.1</w:t>
+            </w:r>
+          </w:p>
+        </w:tc>
+        <w:tc>
+          <w:tcPr>
+            <w:tcW w:type="dxa" w:w="1800"/>
+            <w:tcBorders>
+              <w:top w:val="single" w:color="BBBBBB" w:sz="1"/>
+              <w:left w:val="single" w:color="BBBBBB" w:sz="1"/>
+              <w:bottom w:val="single" w:color="BBBBBB" w:sz="1"/>
+              <w:right w:val="single" w:color="BBBBBB" w:sz="1"/>
+            </w:tcBorders>
+            <w:shd w:fill="FFFFFF" w:val="clear"/>
+            <w:tcMar>
+              <w:top w:type="dxa" w:w="40"/>
+              <w:left w:type="dxa" w:w="80"/>
+              <w:bottom w:type="dxa" w:w="40"/>
+              <w:right w:type="dxa" w:w="80"/>
+            </w:tcMar>
+          </w:tcPr>
+          <w:p>
+            <w:pPr>
+              <w:keepNext/>
+            </w:pPr>
+            <w:r>
+              <w:rPr>
+                <w:b w:val="false"/>
+                <w:bCs w:val="false"/>
+                <w:color w:val="000000"/>
+                <w:sz w:val="16"/>
+                <w:szCs w:val="16"/>
+              </w:rPr>
+              <w:t xml:space="preserve">4.0</w:t>
+            </w:r>
+          </w:p>
+        </w:tc>
+        <w:tc>
+          <w:tcPr>
+            <w:tcW w:type="dxa" w:w="2400"/>
+            <w:tcBorders>
+              <w:top w:val="single" w:color="BBBBBB" w:sz="1"/>
+              <w:left w:val="single" w:color="BBBBBB" w:sz="1"/>
+              <w:bottom w:val="single" w:color="BBBBBB" w:sz="1"/>
+              <w:right w:val="single" w:color="BBBBBB" w:sz="1"/>
+            </w:tcBorders>
+            <w:shd w:fill="FFFFFF" w:val="clear"/>
+            <w:tcMar>
+              <w:top w:type="dxa" w:w="40"/>
+              <w:left w:type="dxa" w:w="80"/>
+              <w:bottom w:type="dxa" w:w="40"/>
+              <w:right w:type="dxa" w:w="80"/>
+            </w:tcMar>
+          </w:tcPr>
+          <w:p>
+            <w:pPr>
+              <w:keepNext/>
+            </w:pPr>
+            <w:r>
+              <w:rPr>
+                <w:b w:val="false"/>
+                <w:bCs w:val="false"/>
+                <w:color w:val="000000"/>
+                <w:sz w:val="16"/>
+                <w:szCs w:val="16"/>
+              </w:rPr>
+              <w:t xml:space="preserve">+0.058 [0.043, 0.073]</w:t>
+            </w:r>
+          </w:p>
+        </w:tc>
+      </w:tr>
+      <w:tr>
+        <w:trPr>
+          <w:cantSplit/>
+        </w:trPr>
+        <w:tc>
+          <w:tcPr>
+            <w:tcW w:type="dxa" w:w="3360"/>
+            <w:tcBorders>
+              <w:top w:val="single" w:color="BBBBBB" w:sz="1"/>
+              <w:left w:val="single" w:color="BBBBBB" w:sz="1"/>
+              <w:bottom w:val="single" w:color="BBBBBB" w:sz="1"/>
+              <w:right w:val="single" w:color="BBBBBB" w:sz="1"/>
+            </w:tcBorders>
+            <w:shd w:fill="FFFFFF" w:val="clear"/>
+            <w:tcMar>
+              <w:top w:type="dxa" w:w="40"/>
+              <w:left w:type="dxa" w:w="80"/>
+              <w:bottom w:type="dxa" w:w="40"/>
+              <w:right w:type="dxa" w:w="80"/>
+            </w:tcMar>
+          </w:tcPr>
+          <w:p>
+            <w:pPr>
+              <w:keepNext/>
+            </w:pPr>
+            <w:r>
+              <w:rPr>
+                <w:b w:val="false"/>
+                <w:bCs w:val="false"/>
+                <w:color w:val="000000"/>
+                <w:sz w:val="16"/>
+                <w:szCs w:val="16"/>
+              </w:rPr>
+              <w:t xml:space="preserve">Stand age &gt;= 100 yr</w:t>
+            </w:r>
+          </w:p>
+        </w:tc>
+        <w:tc>
+          <w:tcPr>
+            <w:tcW w:type="dxa" w:w="1800"/>
+            <w:tcBorders>
+              <w:top w:val="single" w:color="BBBBBB" w:sz="1"/>
+              <w:left w:val="single" w:color="BBBBBB" w:sz="1"/>
+              <w:bottom w:val="single" w:color="BBBBBB" w:sz="1"/>
+              <w:right w:val="single" w:color="BBBBBB" w:sz="1"/>
+            </w:tcBorders>
+            <w:shd w:fill="FFFFFF" w:val="clear"/>
+            <w:tcMar>
+              <w:top w:type="dxa" w:w="40"/>
+              <w:left w:type="dxa" w:w="80"/>
+              <w:bottom w:type="dxa" w:w="40"/>
+              <w:right w:type="dxa" w:w="80"/>
+            </w:tcMar>
+          </w:tcPr>
+          <w:p>
+            <w:pPr>
+              <w:keepNext/>
+            </w:pPr>
+            <w:r>
+              <w:rPr>
+                <w:b w:val="false"/>
+                <w:bCs w:val="false"/>
+                <w:color w:val="000000"/>
+                <w:sz w:val="16"/>
+                <w:szCs w:val="16"/>
+              </w:rPr>
+              <w:t xml:space="preserve">9.4</w:t>
+            </w:r>
+          </w:p>
+        </w:tc>
+        <w:tc>
+          <w:tcPr>
+            <w:tcW w:type="dxa" w:w="1800"/>
+            <w:tcBorders>
+              <w:top w:val="single" w:color="BBBBBB" w:sz="1"/>
+              <w:left w:val="single" w:color="BBBBBB" w:sz="1"/>
+              <w:bottom w:val="single" w:color="BBBBBB" w:sz="1"/>
+              <w:right w:val="single" w:color="BBBBBB" w:sz="1"/>
+            </w:tcBorders>
+            <w:shd w:fill="FFFFFF" w:val="clear"/>
+            <w:tcMar>
+              <w:top w:type="dxa" w:w="40"/>
+              <w:left w:type="dxa" w:w="80"/>
+              <w:bottom w:type="dxa" w:w="40"/>
+              <w:right w:type="dxa" w:w="80"/>
+            </w:tcMar>
+          </w:tcPr>
+          <w:p>
+            <w:pPr>
+              <w:keepNext/>
+            </w:pPr>
+            <w:r>
+              <w:rPr>
+                <w:b w:val="false"/>
+                <w:bCs w:val="false"/>
+                <w:color w:val="000000"/>
+                <w:sz w:val="16"/>
+                <w:szCs w:val="16"/>
+              </w:rPr>
+              <w:t xml:space="preserve">13.2</w:t>
+            </w:r>
+          </w:p>
+        </w:tc>
+        <w:tc>
+          <w:tcPr>
+            <w:tcW w:type="dxa" w:w="2400"/>
+            <w:tcBorders>
+              <w:top w:val="single" w:color="BBBBBB" w:sz="1"/>
+              <w:left w:val="single" w:color="BBBBBB" w:sz="1"/>
+              <w:bottom w:val="single" w:color="BBBBBB" w:sz="1"/>
+              <w:right w:val="single" w:color="BBBBBB" w:sz="1"/>
+            </w:tcBorders>
+            <w:shd w:fill="FFFFFF" w:val="clear"/>
+            <w:tcMar>
+              <w:top w:type="dxa" w:w="40"/>
+              <w:left w:type="dxa" w:w="80"/>
+              <w:bottom w:type="dxa" w:w="40"/>
+              <w:right w:type="dxa" w:w="80"/>
+            </w:tcMar>
+          </w:tcPr>
+          <w:p>
+            <w:pPr>
+              <w:keepNext/>
+            </w:pPr>
+            <w:r>
+              <w:rPr>
+                <w:b w:val="false"/>
+                <w:bCs w:val="false"/>
+                <w:color w:val="000000"/>
+                <w:sz w:val="16"/>
+                <w:szCs w:val="16"/>
+              </w:rPr>
+              <w:t xml:space="preserve">+0.199 [0.149, 0.249]</w:t>
+            </w:r>
+          </w:p>
+        </w:tc>
+      </w:tr>
+      <w:tr>
+        <w:trPr>
+          <w:cantSplit/>
+        </w:trPr>
+        <w:tc>
+          <w:tcPr>
+            <w:tcW w:type="dxa" w:w="3360"/>
+            <w:tcBorders>
+              <w:top w:val="single" w:color="BBBBBB" w:sz="1"/>
+              <w:left w:val="single" w:color="BBBBBB" w:sz="1"/>
+              <w:bottom w:val="single" w:color="BBBBBB" w:sz="1"/>
+              <w:right w:val="single" w:color="BBBBBB" w:sz="1"/>
+            </w:tcBorders>
+            <w:shd w:fill="FFFFFF" w:val="clear"/>
+            <w:tcMar>
+              <w:top w:type="dxa" w:w="40"/>
+              <w:left w:type="dxa" w:w="80"/>
+              <w:bottom w:type="dxa" w:w="40"/>
+              <w:right w:type="dxa" w:w="80"/>
+            </w:tcMar>
+          </w:tcPr>
+          <w:p>
+            <w:pPr>
+              <w:keepNext w:val="false"/>
+            </w:pPr>
+            <w:r>
+              <w:rPr>
+                <w:b w:val="false"/>
+                <w:bCs w:val="false"/>
+                <w:color w:val="000000"/>
+                <w:sz w:val="16"/>
+                <w:szCs w:val="16"/>
+              </w:rPr>
+              <w:t xml:space="preserve">Large-tree BA &gt;= 30 ft-sq/ac</w:t>
+            </w:r>
+          </w:p>
+        </w:tc>
+        <w:tc>
+          <w:tcPr>
+            <w:tcW w:type="dxa" w:w="1800"/>
+            <w:tcBorders>
+              <w:top w:val="single" w:color="BBBBBB" w:sz="1"/>
+              <w:left w:val="single" w:color="BBBBBB" w:sz="1"/>
+              <w:bottom w:val="single" w:color="BBBBBB" w:sz="1"/>
+              <w:right w:val="single" w:color="BBBBBB" w:sz="1"/>
+            </w:tcBorders>
+            <w:shd w:fill="FFFFFF" w:val="clear"/>
+            <w:tcMar>
+              <w:top w:type="dxa" w:w="40"/>
+              <w:left w:type="dxa" w:w="80"/>
+              <w:bottom w:type="dxa" w:w="40"/>
+              <w:right w:type="dxa" w:w="80"/>
+            </w:tcMar>
+          </w:tcPr>
+          <w:p>
+            <w:pPr>
+              <w:keepNext w:val="false"/>
+            </w:pPr>
+            <w:r>
+              <w:rPr>
+                <w:b w:val="false"/>
+                <w:bCs w:val="false"/>
+                <w:color w:val="000000"/>
+                <w:sz w:val="16"/>
+                <w:szCs w:val="16"/>
+              </w:rPr>
+              <w:t xml:space="preserve">9.1</w:t>
+            </w:r>
+          </w:p>
+        </w:tc>
+        <w:tc>
+          <w:tcPr>
+            <w:tcW w:type="dxa" w:w="1800"/>
+            <w:tcBorders>
+              <w:top w:val="single" w:color="BBBBBB" w:sz="1"/>
+              <w:left w:val="single" w:color="BBBBBB" w:sz="1"/>
+              <w:bottom w:val="single" w:color="BBBBBB" w:sz="1"/>
+              <w:right w:val="single" w:color="BBBBBB" w:sz="1"/>
+            </w:tcBorders>
+            <w:shd w:fill="FFFFFF" w:val="clear"/>
+            <w:tcMar>
+              <w:top w:type="dxa" w:w="40"/>
+              <w:left w:type="dxa" w:w="80"/>
+              <w:bottom w:type="dxa" w:w="40"/>
+              <w:right w:type="dxa" w:w="80"/>
+            </w:tcMar>
+          </w:tcPr>
+          <w:p>
+            <w:pPr>
+              <w:keepNext w:val="false"/>
+            </w:pPr>
+            <w:r>
+              <w:rPr>
+                <w:b w:val="false"/>
+                <w:bCs w:val="false"/>
+                <w:color w:val="000000"/>
+                <w:sz w:val="16"/>
+                <w:szCs w:val="16"/>
+              </w:rPr>
+              <w:t xml:space="preserve">9.7</w:t>
+            </w:r>
+          </w:p>
+        </w:tc>
+        <w:tc>
+          <w:tcPr>
+            <w:tcW w:type="dxa" w:w="2400"/>
+            <w:tcBorders>
+              <w:top w:val="single" w:color="BBBBBB" w:sz="1"/>
+              <w:left w:val="single" w:color="BBBBBB" w:sz="1"/>
+              <w:bottom w:val="single" w:color="BBBBBB" w:sz="1"/>
+              <w:right w:val="single" w:color="BBBBBB" w:sz="1"/>
+            </w:tcBorders>
+            <w:shd w:fill="FFFFFF" w:val="clear"/>
+            <w:tcMar>
+              <w:top w:type="dxa" w:w="40"/>
+              <w:left w:type="dxa" w:w="80"/>
+              <w:bottom w:type="dxa" w:w="40"/>
+              <w:right w:type="dxa" w:w="80"/>
+            </w:tcMar>
+          </w:tcPr>
+          <w:p>
+            <w:pPr>
+              <w:keepNext w:val="false"/>
+            </w:pPr>
+            <w:r>
+              <w:rPr>
+                <w:b w:val="false"/>
+                <w:bCs w:val="false"/>
+                <w:color w:val="000000"/>
+                <w:sz w:val="16"/>
+                <w:szCs w:val="16"/>
+              </w:rPr>
+              <w:t xml:space="preserve">+0.052 [0.036, 0.069]</w:t>
             </w:r>
           </w:p>
         </w:tc>

--- a/Ecosphere_Comment_Hagan_SupportingInfo.docx
+++ b/Ecosphere_Comment_Hagan_SupportingInfo.docx
@@ -18901,7 +18901,7 @@
         <w:pStyle w:val="Heading1"/>
       </w:pPr>
       <w:r>
-        <w:t xml:space="preserve">Figure S5. Why LSOG is where it is: terrain and disturbance</w:t>
+        <w:t xml:space="preserve">Figure S5. Where LSOG sits relative to modeled harvest probability</w:t>
       </w:r>
     </w:p>
     <w:p>
@@ -18912,7 +18912,7 @@
       <w:r>
         <w:drawing>
           <wp:inline distT="0" distB="0" distL="0" distR="0">
-            <wp:extent cx="4457700" cy="2476500"/>
+            <wp:extent cx="4457700" cy="2352675"/>
             <wp:effectExtent t="0" r="0" b="0" l="0"/>
             <wp:docPr id="1" name="drv" descr="drv" title="drv"/>
             <wp:cNvGraphicFramePr>
@@ -18937,7 +18937,7 @@
                   <pic:spPr bwMode="auto">
                     <a:xfrm>
                       <a:off x="0" y="0"/>
-                      <a:ext cx="4457700" cy="2476500"/>
+                      <a:ext cx="4457700" cy="2352675"/>
                     </a:xfrm>
                     <a:prstGeom prst="rect">
                       <a:avLst/>
@@ -18962,7 +18962,7 @@
           <w:sz w:val="18"/>
           <w:szCs w:val="18"/>
         </w:rPr>
-        <w:t xml:space="preserve">Figure S5. Distributions of (a) modeled disturbance probability and (b) slope (degrees, an accessibility proxy) for LSOG versus non-LSOG pixels over the Maine AOI (n = 3.8 million). LSOG concentrates on steeper, less accessible, more disturbance-prone ground; the LSOG share rises from 12% to 37% across slope terciles and from 17% to 35% across disturbance terciles. Aaron's CONUS harvest-probability model does not cover the Maine unorganized townships, so slope stands in for harvestability.</w:t>
+        <w:t xml:space="preserve">Figure S5. (a) Annual harvest probability (HCS v5 CONUS model: clearcut plus partial) for mapped-LSOG versus non-LSOG pixels over the Maine AOI (n = 3.8 million), and (b) the mapped-LSOG share by harvest-probability tercile. Contrary to a simple accessibility intuition, mapped LSOG sits where modeled harvest probability is highest: the LSOG share rises from 13% in the lowest harvest-probability tercile to 34% in the highest, and LSOG pixels carry higher mean annual harvest probability (0.024 versus 0.021) and disturbance probability (0.128 versus 0.111) than non-LSOG. The likely mechanism is that the structure that reads as LSOG (large trees, high stocking) is also what makes a stand merchantable, so the mapped resource is not shielded by low harvest pressure.</w:t>
       </w:r>
     </w:p>
     <w:p>

--- a/Ecosphere_Comment_Hagan_SupportingInfo.docx
+++ b/Ecosphere_Comment_Hagan_SupportingInfo.docx
@@ -18901,7 +18901,7 @@
         <w:pStyle w:val="Heading1"/>
       </w:pPr>
       <w:r>
-        <w:t xml:space="preserve">Figure S5. Where LSOG sits relative to modeled harvest probability</w:t>
+        <w:t xml:space="preserve">Figure S5. Where LSOG sits: harvest probability, terrain, and disturbance</w:t>
       </w:r>
     </w:p>
     <w:p>
@@ -18912,7 +18912,7 @@
       <w:r>
         <w:drawing>
           <wp:inline distT="0" distB="0" distL="0" distR="0">
-            <wp:extent cx="4457700" cy="2352675"/>
+            <wp:extent cx="4457700" cy="1809750"/>
             <wp:effectExtent t="0" r="0" b="0" l="0"/>
             <wp:docPr id="1" name="drv" descr="drv" title="drv"/>
             <wp:cNvGraphicFramePr>
@@ -18937,7 +18937,7 @@
                   <pic:spPr bwMode="auto">
                     <a:xfrm>
                       <a:off x="0" y="0"/>
-                      <a:ext cx="4457700" cy="2352675"/>
+                      <a:ext cx="4457700" cy="1809750"/>
                     </a:xfrm>
                     <a:prstGeom prst="rect">
                       <a:avLst/>
@@ -18962,7 +18962,7 @@
           <w:sz w:val="18"/>
           <w:szCs w:val="18"/>
         </w:rPr>
-        <w:t xml:space="preserve">Figure S5. (a) Annual harvest probability (HCS v5 CONUS model: clearcut plus partial) for mapped-LSOG versus non-LSOG pixels over the Maine AOI (n = 3.8 million), and (b) the mapped-LSOG share by harvest-probability tercile. Contrary to a simple accessibility intuition, mapped LSOG sits where modeled harvest probability is highest: the LSOG share rises from 13% in the lowest harvest-probability tercile to 34% in the highest, and LSOG pixels carry higher mean annual harvest probability (0.024 versus 0.021) and disturbance probability (0.128 versus 0.111) than non-LSOG. The likely mechanism is that the structure that reads as LSOG (large trees, high stocking) is also what makes a stand merchantable, so the mapped resource is not shielded by low harvest pressure.</w:t>
+        <w:t xml:space="preserve">Figure S5. Mapped-LSOG share by tercile of three landscape drivers over the Maine AOI (n = 3.8 million pixels), using the airborne Hagan map as the LSOG layer: (a) modeled annual harvest probability (HCS v5 CONUS, clearcut plus partial), (b) slope (a cost-and-logistics constraint on harvesting), and (c) disturbance probability. Mapped LSOG rises with all three: it is more merchantable (harvest-probability share 13% to 34%) yet on steeper ground (12% to 37%) and in more disturbance-prone settings (17% to 35%). Mean values under LSOG versus non-LSOG: harvest probability 0.024 vs 0.021, slope 5.3 vs 3.0 degrees, disturbance 0.128 vs 0.111. Attractiveness and constraint pull in opposite directions, so harvest risk is heterogeneous rather than uniform.</w:t>
       </w:r>
     </w:p>
     <w:p>
